--- a/zht/docx/170.content.docx
+++ b/zht/docx/170.content.docx
@@ -149,7 +149,7 @@
         <w:rPr>
           <w:lang w:val="zh_TW" w:bidi="zh_TW"/>
         </w:rPr>
-        <w:t>ying</w:t>
+        <w:t>yan</w:t>
       </w:r>
       <w:r>
         <w:rPr>
@@ -212,7 +212,7 @@
         <w:rPr>
           <w:lang w:val="zh_TW" w:bidi="zh_TW"/>
         </w:rPr>
-        <w:t>應許</w:t>
+        <w:t>筵席</w:t>
       </w:r>
       <w:r>
         <w:rPr>
@@ -231,18 +231,7 @@
         <w:rPr>
           <w:lang w:val="zh_TW" w:bidi="zh_TW"/>
         </w:rPr>
-        <w:t>一個人向另一個人所作的宣告，表示某事將會或不會完成，使另一個人有權期待與應許相應的行為。</w:t>
-      </w:r>
-    </w:p>
-    <w:p>
-      <w:pPr>
-        <w:pStyle w:val="Heading3"/>
-      </w:pPr>
-      <w:r>
-        <w:rPr>
-          <w:lang w:val="zh_TW" w:bidi="zh_TW"/>
-        </w:rPr>
-        <w:t>應許的類型</w:t>
+        <w:t>筵席是為慶祝重要事件或尊貴人物而設立的隆重宴會，也象徵基督將來在神的國中所要設立的筵席。</w:t>
       </w:r>
     </w:p>
     <w:p>
@@ -256,7 +245,25 @@
         <w:rPr>
           <w:lang w:val="zh_TW" w:bidi="zh_TW"/>
         </w:rPr>
-        <w:t>聖經中有幾個人與人之間彼此應許的例子（例：</w:t>
+        <w:t>在聖經時代，筵席與宴樂是社會與宗教生活中的核心。除了摩西律法所規定的宗教節期之外，人們也常在各種喜樂或重要的時刻設筵，例如：</w:t>
+      </w:r>
+    </w:p>
+    <w:p>
+      <w:pPr>
+        <w:pStyle w:val="ListBullet"/>
+        <w:spacing w:line="240" w:lineRule="auto"/>
+        <w:ind w:left="720"/>
+      </w:pPr>
+      <w:r>
+        <w:rPr>
+          <w:lang w:val="zh_TW" w:bidi="zh_TW"/>
+        </w:rPr>
+      </w:r>
+      <w:r>
+        <w:rPr>
+          <w:lang w:val="zh_TW" w:bidi="zh_TW"/>
+        </w:rPr>
+        <w:t>訂立正式協定（</w:t>
       </w:r>
       <w:hyperlink r:id="rId13">
         <w:r>
@@ -267,7 +274,25 @@
             <w:color w:val="0000EE"/>
             <w:u w:val="single"/>
           </w:rPr>
-          <w:t>民22:17</w:t>
+          <w:t>創26:30</w:t>
+        </w:r>
+      </w:hyperlink>
+      <w:r>
+        <w:rPr>
+          <w:lang w:val="zh_TW" w:bidi="zh_TW"/>
+        </w:rPr>
+        <w:t>，</w:t>
+      </w:r>
+      <w:hyperlink r:id="rId14">
+        <w:r>
+          <w:rPr>
+            <w:lang w:val="zh_TW" w:bidi="zh_TW"/>
+          </w:rPr>
+          <w:rPr>
+            <w:color w:val="0000EE"/>
+            <w:u w:val="single"/>
+          </w:rPr>
+          <w:t>31:54</w:t>
         </w:r>
       </w:hyperlink>
       <w:r>
@@ -276,24 +301,6 @@
         </w:rPr>
         <w:t>；</w:t>
       </w:r>
-      <w:hyperlink r:id="rId14">
-        <w:r>
-          <w:rPr>
-            <w:lang w:val="zh_TW" w:bidi="zh_TW"/>
-          </w:rPr>
-          <w:rPr>
-            <w:color w:val="0000EE"/>
-            <w:u w:val="single"/>
-          </w:rPr>
-          <w:t>斯4:7</w:t>
-        </w:r>
-      </w:hyperlink>
-      <w:r>
-        <w:rPr>
-          <w:lang w:val="zh_TW" w:bidi="zh_TW"/>
-        </w:rPr>
-        <w:t>）以及人對神應許的例子（例：</w:t>
-      </w:r>
       <w:hyperlink r:id="rId15">
         <w:r>
           <w:rPr>
@@ -303,14 +310,32 @@
             <w:color w:val="0000EE"/>
             <w:u w:val="single"/>
           </w:rPr>
-          <w:t>尼5:12</w:t>
-        </w:r>
-      </w:hyperlink>
-      <w:r>
-        <w:rPr>
-          <w:lang w:val="zh_TW" w:bidi="zh_TW"/>
-        </w:rPr>
-        <w:t>）。然而，神對人的應許更為重要。這些屬神的應許絕對可信，因為作應許的那位完全有能力成就祂的應許（</w:t>
+          <w:t>出24:11</w:t>
+        </w:r>
+      </w:hyperlink>
+      <w:r>
+        <w:rPr>
+          <w:lang w:val="zh_TW" w:bidi="zh_TW"/>
+        </w:rPr>
+        <w:t>）</w:t>
+      </w:r>
+    </w:p>
+    <w:p>
+      <w:pPr>
+        <w:pStyle w:val="ListBullet"/>
+        <w:spacing w:line="240" w:lineRule="auto"/>
+        <w:ind w:left="720"/>
+      </w:pPr>
+      <w:r>
+        <w:rPr>
+          <w:lang w:val="zh_TW" w:bidi="zh_TW"/>
+        </w:rPr>
+      </w:r>
+      <w:r>
+        <w:rPr>
+          <w:lang w:val="zh_TW" w:bidi="zh_TW"/>
+        </w:rPr>
+        <w:t>婚禮（</w:t>
       </w:r>
       <w:hyperlink r:id="rId16">
         <w:r>
@@ -321,14 +346,416 @@
             <w:color w:val="0000EE"/>
             <w:u w:val="single"/>
           </w:rPr>
-          <w:t>羅4:21</w:t>
-        </w:r>
-      </w:hyperlink>
-      <w:r>
-        <w:rPr>
-          <w:lang w:val="zh_TW" w:bidi="zh_TW"/>
-        </w:rPr>
-        <w:t>）。</w:t>
+          <w:t>創29:22</w:t>
+        </w:r>
+      </w:hyperlink>
+      <w:r>
+        <w:rPr>
+          <w:lang w:val="zh_TW" w:bidi="zh_TW"/>
+        </w:rPr>
+        <w:t>；</w:t>
+      </w:r>
+      <w:hyperlink r:id="rId17">
+        <w:r>
+          <w:rPr>
+            <w:lang w:val="zh_TW" w:bidi="zh_TW"/>
+          </w:rPr>
+          <w:rPr>
+            <w:color w:val="0000EE"/>
+            <w:u w:val="single"/>
+          </w:rPr>
+          <w:t>士14:10</w:t>
+        </w:r>
+      </w:hyperlink>
+      <w:r>
+        <w:rPr>
+          <w:lang w:val="zh_TW" w:bidi="zh_TW"/>
+        </w:rPr>
+        <w:t>）</w:t>
+      </w:r>
+    </w:p>
+    <w:p>
+      <w:pPr>
+        <w:pStyle w:val="ListBullet"/>
+        <w:spacing w:line="240" w:lineRule="auto"/>
+        <w:ind w:left="720"/>
+      </w:pPr>
+      <w:r>
+        <w:rPr>
+          <w:lang w:val="zh_TW" w:bidi="zh_TW"/>
+        </w:rPr>
+      </w:r>
+      <w:r>
+        <w:rPr>
+          <w:lang w:val="zh_TW" w:bidi="zh_TW"/>
+        </w:rPr>
+        <w:t>收成（</w:t>
+      </w:r>
+      <w:hyperlink r:id="rId18">
+        <w:r>
+          <w:rPr>
+            <w:lang w:val="zh_TW" w:bidi="zh_TW"/>
+          </w:rPr>
+          <w:rPr>
+            <w:color w:val="0000EE"/>
+            <w:u w:val="single"/>
+          </w:rPr>
+          <w:t>士9:27</w:t>
+        </w:r>
+      </w:hyperlink>
+      <w:r>
+        <w:rPr>
+          <w:lang w:val="zh_TW" w:bidi="zh_TW"/>
+        </w:rPr>
+        <w:t>；</w:t>
+      </w:r>
+      <w:hyperlink r:id="rId19">
+        <w:r>
+          <w:rPr>
+            <w:lang w:val="zh_TW" w:bidi="zh_TW"/>
+          </w:rPr>
+          <w:rPr>
+            <w:color w:val="0000EE"/>
+            <w:u w:val="single"/>
+          </w:rPr>
+          <w:t>得3:1</w:t>
+        </w:r>
+      </w:hyperlink>
+      <w:hyperlink r:id="rId19">
+        <w:r>
+          <w:rPr>
+            <w:lang w:val="zh_TW" w:bidi="zh_TW"/>
+          </w:rPr>
+          <w:rPr>
+            <w:color w:val="0000EE"/>
+            <w:u w:val="single"/>
+          </w:rPr>
+          <w:t>-</w:t>
+        </w:r>
+      </w:hyperlink>
+      <w:r>
+        <w:rPr>
+          <w:lang w:val="zh_TW" w:bidi="zh_TW"/>
+        </w:rPr>
+        <w:t>3）</w:t>
+      </w:r>
+    </w:p>
+    <w:p>
+      <w:pPr>
+        <w:pStyle w:val="ListBullet"/>
+        <w:spacing w:line="240" w:lineRule="auto"/>
+        <w:ind w:left="720"/>
+      </w:pPr>
+      <w:r>
+        <w:rPr>
+          <w:lang w:val="zh_TW" w:bidi="zh_TW"/>
+        </w:rPr>
+      </w:r>
+      <w:r>
+        <w:rPr>
+          <w:lang w:val="zh_TW" w:bidi="zh_TW"/>
+        </w:rPr>
+        <w:t>剪羊毛（</w:t>
+      </w:r>
+      <w:hyperlink r:id="rId20">
+        <w:r>
+          <w:rPr>
+            <w:lang w:val="zh_TW" w:bidi="zh_TW"/>
+          </w:rPr>
+          <w:rPr>
+            <w:color w:val="0000EE"/>
+            <w:u w:val="single"/>
+          </w:rPr>
+          <w:t>撒上25:11</w:t>
+        </w:r>
+      </w:hyperlink>
+      <w:r>
+        <w:rPr>
+          <w:lang w:val="zh_TW" w:bidi="zh_TW"/>
+        </w:rPr>
+        <w:t>；</w:t>
+      </w:r>
+      <w:hyperlink r:id="rId21">
+        <w:r>
+          <w:rPr>
+            <w:lang w:val="zh_TW" w:bidi="zh_TW"/>
+          </w:rPr>
+          <w:rPr>
+            <w:color w:val="0000EE"/>
+            <w:u w:val="single"/>
+          </w:rPr>
+          <w:t>撒下13:23</w:t>
+        </w:r>
+      </w:hyperlink>
+      <w:hyperlink r:id="rId21">
+        <w:r>
+          <w:rPr>
+            <w:lang w:val="zh_TW" w:bidi="zh_TW"/>
+          </w:rPr>
+          <w:rPr>
+            <w:color w:val="0000EE"/>
+            <w:u w:val="single"/>
+          </w:rPr>
+          <w:t>-</w:t>
+        </w:r>
+      </w:hyperlink>
+      <w:r>
+        <w:rPr>
+          <w:lang w:val="zh_TW" w:bidi="zh_TW"/>
+        </w:rPr>
+        <w:t>29）</w:t>
+      </w:r>
+    </w:p>
+    <w:p>
+      <w:pPr>
+        <w:pStyle w:val="ListBullet"/>
+        <w:spacing w:line="240" w:lineRule="auto"/>
+        <w:ind w:left="720"/>
+      </w:pPr>
+      <w:r>
+        <w:rPr>
+          <w:lang w:val="zh_TW" w:bidi="zh_TW"/>
+        </w:rPr>
+      </w:r>
+      <w:r>
+        <w:rPr>
+          <w:lang w:val="zh_TW" w:bidi="zh_TW"/>
+        </w:rPr>
+        <w:t>接待賓客（</w:t>
+      </w:r>
+      <w:hyperlink r:id="rId22">
+        <w:r>
+          <w:rPr>
+            <w:lang w:val="zh_TW" w:bidi="zh_TW"/>
+          </w:rPr>
+          <w:rPr>
+            <w:color w:val="0000EE"/>
+            <w:u w:val="single"/>
+          </w:rPr>
+          <w:t>創19:3</w:t>
+        </w:r>
+      </w:hyperlink>
+      <w:r>
+        <w:rPr>
+          <w:lang w:val="zh_TW" w:bidi="zh_TW"/>
+        </w:rPr>
+        <w:t>）</w:t>
+      </w:r>
+    </w:p>
+    <w:p>
+      <w:pPr>
+        <w:pStyle w:val="ListBullet"/>
+        <w:spacing w:line="240" w:lineRule="auto"/>
+        <w:ind w:left="720"/>
+      </w:pPr>
+      <w:r>
+        <w:rPr>
+          <w:lang w:val="zh_TW" w:bidi="zh_TW"/>
+        </w:rPr>
+      </w:r>
+      <w:r>
+        <w:rPr>
+          <w:lang w:val="zh_TW" w:bidi="zh_TW"/>
+        </w:rPr>
+        <w:t>孩子斷奶（</w:t>
+      </w:r>
+      <w:hyperlink r:id="rId23">
+        <w:r>
+          <w:rPr>
+            <w:lang w:val="zh_TW" w:bidi="zh_TW"/>
+          </w:rPr>
+          <w:rPr>
+            <w:color w:val="0000EE"/>
+            <w:u w:val="single"/>
+          </w:rPr>
+          <w:t>創21:8</w:t>
+        </w:r>
+      </w:hyperlink>
+      <w:r>
+        <w:rPr>
+          <w:lang w:val="zh_TW" w:bidi="zh_TW"/>
+        </w:rPr>
+        <w:t>）</w:t>
+      </w:r>
+    </w:p>
+    <w:p>
+      <w:pPr>
+        <w:pStyle w:val="ListBullet"/>
+        <w:spacing w:line="240" w:lineRule="auto"/>
+        <w:ind w:left="720"/>
+      </w:pPr>
+      <w:r>
+        <w:rPr>
+          <w:lang w:val="zh_TW" w:bidi="zh_TW"/>
+        </w:rPr>
+      </w:r>
+      <w:r>
+        <w:rPr>
+          <w:lang w:val="zh_TW" w:bidi="zh_TW"/>
+        </w:rPr>
+        <w:t>立王或立后之禮（</w:t>
+      </w:r>
+      <w:hyperlink r:id="rId24">
+        <w:r>
+          <w:rPr>
+            <w:lang w:val="zh_TW" w:bidi="zh_TW"/>
+          </w:rPr>
+          <w:rPr>
+            <w:color w:val="0000EE"/>
+            <w:u w:val="single"/>
+          </w:rPr>
+          <w:t>王上1:9</w:t>
+        </w:r>
+      </w:hyperlink>
+      <w:r>
+        <w:rPr>
+          <w:lang w:val="zh_TW" w:bidi="zh_TW"/>
+        </w:rPr>
+        <w:t>，</w:t>
+      </w:r>
+      <w:hyperlink r:id="rId24">
+        <w:r>
+          <w:rPr>
+            <w:lang w:val="zh_TW" w:bidi="zh_TW"/>
+          </w:rPr>
+          <w:rPr>
+            <w:color w:val="0000EE"/>
+            <w:u w:val="single"/>
+          </w:rPr>
+          <w:t>19</w:t>
+        </w:r>
+      </w:hyperlink>
+      <w:hyperlink r:id="rId24">
+        <w:r>
+          <w:rPr>
+            <w:lang w:val="zh_TW" w:bidi="zh_TW"/>
+          </w:rPr>
+          <w:rPr>
+            <w:color w:val="0000EE"/>
+            <w:u w:val="single"/>
+          </w:rPr>
+          <w:t>-</w:t>
+        </w:r>
+      </w:hyperlink>
+      <w:r>
+        <w:rPr>
+          <w:lang w:val="zh_TW" w:bidi="zh_TW"/>
+        </w:rPr>
+        <w:t>25）</w:t>
+      </w:r>
+    </w:p>
+    <w:p>
+      <w:pPr>
+        <w:pStyle w:val="ListBullet"/>
+        <w:spacing w:line="240" w:lineRule="auto"/>
+        <w:ind w:left="720"/>
+      </w:pPr>
+      <w:r>
+        <w:rPr>
+          <w:lang w:val="zh_TW" w:bidi="zh_TW"/>
+        </w:rPr>
+      </w:r>
+      <w:r>
+        <w:rPr>
+          <w:lang w:val="zh_TW" w:bidi="zh_TW"/>
+        </w:rPr>
+        <w:t>國家慶典（</w:t>
+      </w:r>
+      <w:hyperlink r:id="rId25">
+        <w:r>
+          <w:rPr>
+            <w:lang w:val="zh_TW" w:bidi="zh_TW"/>
+          </w:rPr>
+          <w:rPr>
+            <w:color w:val="0000EE"/>
+            <w:u w:val="single"/>
+          </w:rPr>
+          <w:t>斯1:3</w:t>
+        </w:r>
+      </w:hyperlink>
+      <w:hyperlink r:id="rId25">
+        <w:r>
+          <w:rPr>
+            <w:lang w:val="zh_TW" w:bidi="zh_TW"/>
+          </w:rPr>
+          <w:rPr>
+            <w:color w:val="0000EE"/>
+            <w:u w:val="single"/>
+          </w:rPr>
+          <w:t>-</w:t>
+        </w:r>
+      </w:hyperlink>
+      <w:r>
+        <w:rPr>
+          <w:lang w:val="zh_TW" w:bidi="zh_TW"/>
+        </w:rPr>
+        <w:t>9，</w:t>
+      </w:r>
+      <w:hyperlink r:id="rId26">
+        <w:r>
+          <w:rPr>
+            <w:lang w:val="zh_TW" w:bidi="zh_TW"/>
+          </w:rPr>
+          <w:rPr>
+            <w:color w:val="0000EE"/>
+            <w:u w:val="single"/>
+          </w:rPr>
+          <w:t>2:18</w:t>
+        </w:r>
+      </w:hyperlink>
+      <w:r>
+        <w:rPr>
+          <w:lang w:val="zh_TW" w:bidi="zh_TW"/>
+        </w:rPr>
+        <w:t>，</w:t>
+      </w:r>
+      <w:hyperlink r:id="rId27">
+        <w:r>
+          <w:rPr>
+            <w:lang w:val="zh_TW" w:bidi="zh_TW"/>
+          </w:rPr>
+          <w:rPr>
+            <w:color w:val="0000EE"/>
+            <w:u w:val="single"/>
+          </w:rPr>
+          <w:t>5:4</w:t>
+        </w:r>
+      </w:hyperlink>
+      <w:hyperlink r:id="rId27">
+        <w:r>
+          <w:rPr>
+            <w:lang w:val="zh_TW" w:bidi="zh_TW"/>
+          </w:rPr>
+          <w:rPr>
+            <w:color w:val="0000EE"/>
+            <w:u w:val="single"/>
+          </w:rPr>
+          <w:t>-</w:t>
+        </w:r>
+      </w:hyperlink>
+      <w:r>
+        <w:rPr>
+          <w:lang w:val="zh_TW" w:bidi="zh_TW"/>
+        </w:rPr>
+        <w:t>8）</w:t>
+      </w:r>
+    </w:p>
+    <w:p>
+      <w:pPr>
+        <w:pStyle w:val="ListBullet"/>
+        <w:spacing w:line="240" w:lineRule="auto"/>
+        <w:ind w:left="720"/>
+      </w:pPr>
+      <w:r>
+        <w:rPr>
+          <w:lang w:val="zh_TW" w:bidi="zh_TW"/>
+        </w:rPr>
+      </w:r>
+      <w:r>
+        <w:rPr>
+          <w:lang w:val="zh_TW" w:bidi="zh_TW"/>
+        </w:rPr>
+        <w:t>以及其它許多原因</w:t>
       </w:r>
     </w:p>
     <w:p>
@@ -342,288 +769,48 @@
         <w:rPr>
           <w:lang w:val="zh_TW" w:bidi="zh_TW"/>
         </w:rPr>
-        <w:t>聖經中，神的應許保證領受者得著許多益處，包括：</w:t>
-      </w:r>
-    </w:p>
-    <w:p>
-      <w:pPr>
-        <w:pStyle w:val="ListBullet"/>
-        <w:spacing w:line="240" w:lineRule="auto"/>
-        <w:ind w:left="720"/>
-      </w:pPr>
-      <w:r>
-        <w:rPr>
-          <w:lang w:val="zh_TW" w:bidi="zh_TW"/>
-        </w:rPr>
-      </w:r>
-      <w:r>
-        <w:rPr>
-          <w:lang w:val="zh_TW" w:bidi="zh_TW"/>
-        </w:rPr>
-        <w:t>子民的身份（</w:t>
-      </w:r>
-      <w:hyperlink r:id="rId17">
-        <w:r>
-          <w:rPr>
-            <w:lang w:val="zh_TW" w:bidi="zh_TW"/>
-          </w:rPr>
-          <w:rPr>
-            <w:color w:val="0000EE"/>
-            <w:u w:val="single"/>
-          </w:rPr>
-          <w:t>林後6:16–7:1</w:t>
-        </w:r>
-      </w:hyperlink>
-      <w:r>
-        <w:rPr>
-          <w:lang w:val="zh_TW" w:bidi="zh_TW"/>
-        </w:rPr>
-        <w:t>）</w:t>
-      </w:r>
-    </w:p>
-    <w:p>
-      <w:pPr>
-        <w:pStyle w:val="ListBullet"/>
-        <w:spacing w:line="240" w:lineRule="auto"/>
-        <w:ind w:left="720"/>
-      </w:pPr>
-      <w:r>
-        <w:rPr>
-          <w:lang w:val="zh_TW" w:bidi="zh_TW"/>
-        </w:rPr>
-      </w:r>
-      <w:r>
-        <w:rPr>
-          <w:lang w:val="zh_TW" w:bidi="zh_TW"/>
-        </w:rPr>
-        <w:t>罪的赦免 （</w:t>
-      </w:r>
-      <w:hyperlink r:id="rId18">
-        <w:r>
-          <w:rPr>
-            <w:lang w:val="zh_TW" w:bidi="zh_TW"/>
-          </w:rPr>
-          <w:rPr>
-            <w:color w:val="0000EE"/>
-            <w:u w:val="single"/>
-          </w:rPr>
-          <w:t>約一1:9</w:t>
-        </w:r>
-      </w:hyperlink>
-      <w:r>
-        <w:rPr>
-          <w:lang w:val="zh_TW" w:bidi="zh_TW"/>
-        </w:rPr>
-        <w:t>）</w:t>
-      </w:r>
-    </w:p>
-    <w:p>
-      <w:pPr>
-        <w:pStyle w:val="ListBullet"/>
-        <w:spacing w:line="240" w:lineRule="auto"/>
-        <w:ind w:left="720"/>
-      </w:pPr>
-      <w:r>
-        <w:rPr>
-          <w:lang w:val="zh_TW" w:bidi="zh_TW"/>
-        </w:rPr>
-      </w:r>
-      <w:r>
-        <w:rPr>
-          <w:lang w:val="zh_TW" w:bidi="zh_TW"/>
-        </w:rPr>
-        <w:t>回應禱告（</w:t>
-      </w:r>
-      <w:hyperlink r:id="rId19">
-        <w:r>
-          <w:rPr>
-            <w:lang w:val="zh_TW" w:bidi="zh_TW"/>
-          </w:rPr>
-          <w:rPr>
-            <w:color w:val="0000EE"/>
-            <w:u w:val="single"/>
-          </w:rPr>
-          <w:t>路11:9</w:t>
-        </w:r>
-      </w:hyperlink>
-      <w:r>
-        <w:rPr>
-          <w:lang w:val="zh_TW" w:bidi="zh_TW"/>
-        </w:rPr>
-        <w:t>）</w:t>
-      </w:r>
-    </w:p>
-    <w:p>
-      <w:pPr>
-        <w:pStyle w:val="ListBullet"/>
-        <w:spacing w:line="240" w:lineRule="auto"/>
-        <w:ind w:left="720"/>
-      </w:pPr>
-      <w:r>
-        <w:rPr>
-          <w:lang w:val="zh_TW" w:bidi="zh_TW"/>
-        </w:rPr>
-      </w:r>
-      <w:r>
-        <w:rPr>
-          <w:lang w:val="zh_TW" w:bidi="zh_TW"/>
-        </w:rPr>
-        <w:t>脫離試探（</w:t>
-      </w:r>
-      <w:hyperlink r:id="rId20">
-        <w:r>
-          <w:rPr>
-            <w:lang w:val="zh_TW" w:bidi="zh_TW"/>
-          </w:rPr>
-          <w:rPr>
-            <w:color w:val="0000EE"/>
-            <w:u w:val="single"/>
-          </w:rPr>
-          <w:t>林前10:13</w:t>
-        </w:r>
-      </w:hyperlink>
-      <w:r>
-        <w:rPr>
-          <w:lang w:val="zh_TW" w:bidi="zh_TW"/>
-        </w:rPr>
-        <w:t>）</w:t>
-      </w:r>
-    </w:p>
-    <w:p>
-      <w:pPr>
-        <w:pStyle w:val="ListBullet"/>
-        <w:spacing w:line="240" w:lineRule="auto"/>
-        <w:ind w:left="720"/>
-      </w:pPr>
-      <w:r>
-        <w:rPr>
-          <w:lang w:val="zh_TW" w:bidi="zh_TW"/>
-        </w:rPr>
-      </w:r>
-      <w:r>
-        <w:rPr>
-          <w:lang w:val="zh_TW" w:bidi="zh_TW"/>
-        </w:rPr>
-        <w:t>患難中的恩典（</w:t>
-      </w:r>
-      <w:hyperlink r:id="rId21">
-        <w:r>
-          <w:rPr>
-            <w:lang w:val="zh_TW" w:bidi="zh_TW"/>
-          </w:rPr>
-          <w:rPr>
-            <w:color w:val="0000EE"/>
-            <w:u w:val="single"/>
-          </w:rPr>
-          <w:t>林後12:9</w:t>
-        </w:r>
-      </w:hyperlink>
-      <w:r>
-        <w:rPr>
-          <w:lang w:val="zh_TW" w:bidi="zh_TW"/>
-        </w:rPr>
-        <w:t>）</w:t>
-      </w:r>
-    </w:p>
-    <w:p>
-      <w:pPr>
-        <w:pStyle w:val="ListBullet"/>
-        <w:spacing w:line="240" w:lineRule="auto"/>
-        <w:ind w:left="720"/>
-      </w:pPr>
-      <w:r>
-        <w:rPr>
-          <w:lang w:val="zh_TW" w:bidi="zh_TW"/>
-        </w:rPr>
-      </w:r>
-      <w:r>
-        <w:rPr>
-          <w:lang w:val="zh_TW" w:bidi="zh_TW"/>
-        </w:rPr>
-        <w:t>供應一切所需（</w:t>
-      </w:r>
-      <w:hyperlink r:id="rId22">
-        <w:r>
-          <w:rPr>
-            <w:lang w:val="zh_TW" w:bidi="zh_TW"/>
-          </w:rPr>
-          <w:rPr>
-            <w:color w:val="0000EE"/>
-            <w:u w:val="single"/>
-          </w:rPr>
-          <w:t>腓4:19</w:t>
-        </w:r>
-      </w:hyperlink>
-      <w:r>
-        <w:rPr>
-          <w:lang w:val="zh_TW" w:bidi="zh_TW"/>
-        </w:rPr>
-        <w:t>）</w:t>
-      </w:r>
-    </w:p>
-    <w:p>
-      <w:pPr>
-        <w:pStyle w:val="ListBullet"/>
-        <w:spacing w:line="240" w:lineRule="auto"/>
-        <w:ind w:left="720"/>
-      </w:pPr>
-      <w:r>
-        <w:rPr>
-          <w:lang w:val="zh_TW" w:bidi="zh_TW"/>
-        </w:rPr>
-      </w:r>
-      <w:r>
-        <w:rPr>
-          <w:lang w:val="zh_TW" w:bidi="zh_TW"/>
-        </w:rPr>
-        <w:t>順服的獎賞（</w:t>
-      </w:r>
-      <w:hyperlink r:id="rId23">
-        <w:r>
-          <w:rPr>
-            <w:lang w:val="zh_TW" w:bidi="zh_TW"/>
-          </w:rPr>
-          <w:rPr>
-            <w:color w:val="0000EE"/>
-            <w:u w:val="single"/>
-          </w:rPr>
-          <w:t>雅1:12</w:t>
-        </w:r>
-      </w:hyperlink>
-      <w:r>
-        <w:rPr>
-          <w:lang w:val="zh_TW" w:bidi="zh_TW"/>
-        </w:rPr>
-        <w:t>）</w:t>
-      </w:r>
-    </w:p>
-    <w:p>
-      <w:pPr>
-        <w:pStyle w:val="ListBullet"/>
-        <w:spacing w:line="240" w:lineRule="auto"/>
-        <w:ind w:left="720"/>
-      </w:pPr>
-      <w:r>
-        <w:rPr>
-          <w:lang w:val="zh_TW" w:bidi="zh_TW"/>
-        </w:rPr>
-      </w:r>
-      <w:r>
-        <w:rPr>
-          <w:lang w:val="zh_TW" w:bidi="zh_TW"/>
-        </w:rPr>
-        <w:t>永生（</w:t>
-      </w:r>
-      <w:hyperlink r:id="rId24">
-        <w:r>
-          <w:rPr>
-            <w:lang w:val="zh_TW" w:bidi="zh_TW"/>
-          </w:rPr>
-          <w:rPr>
-            <w:color w:val="0000EE"/>
-            <w:u w:val="single"/>
-          </w:rPr>
-          <w:t>路18:29–30</w:t>
+        <w:t>古代近東文化中的筵席習俗，不僅見於聖經，也廣泛出現在其它古代文獻中；考古學者所發現的文物，亦常刻畫筵席的場景。聖經中對筵席流程的描述（</w:t>
+      </w:r>
+      <w:hyperlink r:id="rId25">
+        <w:r>
+          <w:rPr>
+            <w:lang w:val="zh_TW" w:bidi="zh_TW"/>
+          </w:rPr>
+          <w:rPr>
+            <w:color w:val="0000EE"/>
+            <w:u w:val="single"/>
+          </w:rPr>
+          <w:t>箴9:2</w:t>
+        </w:r>
+      </w:hyperlink>
+      <w:hyperlink r:id="rId25">
+        <w:r>
+          <w:rPr>
+            <w:lang w:val="zh_TW" w:bidi="zh_TW"/>
+          </w:rPr>
+          <w:rPr>
+            <w:color w:val="0000EE"/>
+            <w:u w:val="single"/>
+          </w:rPr>
+          <w:t>-</w:t>
+        </w:r>
+      </w:hyperlink>
+      <w:r>
+        <w:rPr>
+          <w:lang w:val="zh_TW" w:bidi="zh_TW"/>
+        </w:rPr>
+        <w:t>5；</w:t>
+      </w:r>
+      <w:hyperlink r:id="rId25">
+        <w:r>
+          <w:rPr>
+            <w:lang w:val="zh_TW" w:bidi="zh_TW"/>
+          </w:rPr>
+          <w:rPr>
+            <w:color w:val="0000EE"/>
+            <w:u w:val="single"/>
+          </w:rPr>
+          <w:t>太22:1–4</w:t>
         </w:r>
       </w:hyperlink>
       <w:r>
@@ -641,345 +828,14 @@
             <w:color w:val="0000EE"/>
             <w:u w:val="single"/>
           </w:rPr>
-          <w:t>約3:16</w:t>
-        </w:r>
-      </w:hyperlink>
-      <w:r>
-        <w:rPr>
-          <w:lang w:val="zh_TW" w:bidi="zh_TW"/>
-        </w:rPr>
-        <w:t>；</w:t>
-      </w:r>
-      <w:hyperlink r:id="rId26">
-        <w:r>
-          <w:rPr>
-            <w:lang w:val="zh_TW" w:bidi="zh_TW"/>
-          </w:rPr>
-          <w:rPr>
-            <w:color w:val="0000EE"/>
-            <w:u w:val="single"/>
-          </w:rPr>
-          <w:t>羅6:22–23</w:t>
-        </w:r>
-      </w:hyperlink>
-      <w:r>
-        <w:rPr>
-          <w:lang w:val="zh_TW" w:bidi="zh_TW"/>
-        </w:rPr>
-        <w:t>）</w:t>
-      </w:r>
-    </w:p>
-    <w:p>
-      <w:pPr/>
-      <w:r>
-        <w:rPr>
-          <w:lang w:val="zh_TW" w:bidi="zh_TW"/>
-        </w:rPr>
-      </w:r>
-      <w:r>
-        <w:rPr>
-          <w:lang w:val="zh_TW" w:bidi="zh_TW"/>
-        </w:rPr>
-        <w:t>神的應許是確定且可靠的。然而，要分享這些祝福，我們必須滿足某些條件。神的應許也不必然帶來祝福。實際上，也有應許宣告，拒絕順服主耶穌福音的人肯定會面臨審判（</w:t>
-      </w:r>
-      <w:hyperlink r:id="rId27">
-        <w:r>
-          <w:rPr>
-            <w:lang w:val="zh_TW" w:bidi="zh_TW"/>
-          </w:rPr>
-          <w:rPr>
-            <w:color w:val="0000EE"/>
-            <w:u w:val="single"/>
-          </w:rPr>
-          <w:t>帖後1:8–9</w:t>
-        </w:r>
-      </w:hyperlink>
-      <w:r>
-        <w:rPr>
-          <w:lang w:val="zh_TW" w:bidi="zh_TW"/>
-        </w:rPr>
-        <w:t>）。</w:t>
-      </w:r>
-    </w:p>
-    <w:p>
-      <w:pPr/>
-      <w:r>
-        <w:rPr>
-          <w:lang w:val="zh_TW" w:bidi="zh_TW"/>
-        </w:rPr>
-      </w:r>
-      <w:r>
-        <w:rPr>
-          <w:lang w:val="zh_TW" w:bidi="zh_TW"/>
-        </w:rPr>
-        <w:t>神的應許適用於不同時代與地方，且臨到許多人；除此之外，還有許多應許涉及祂的救贖計畫，如何在宏大歷史進程中的開展。這類應許既無重複性應用，也沒有條件的性質。在這類情況中，應許幾乎等同預言。這些應許以及應驗，彼交織於救贖歷史之中。</w:t>
-      </w:r>
-    </w:p>
-    <w:p>
-      <w:pPr>
-        <w:pStyle w:val="Heading3"/>
-      </w:pPr>
-      <w:r>
-        <w:rPr>
-          <w:lang w:val="zh_TW" w:bidi="zh_TW"/>
-        </w:rPr>
-        <w:t>舊約聖經中的應許</w:t>
-      </w:r>
-    </w:p>
-    <w:p>
-      <w:pPr/>
-      <w:r>
-        <w:rPr>
-          <w:lang w:val="zh_TW" w:bidi="zh_TW"/>
-        </w:rPr>
-      </w:r>
-      <w:r>
-        <w:rPr>
-          <w:lang w:val="zh_TW" w:bidi="zh_TW"/>
-        </w:rPr>
-        <w:t>舊約聖經的應許主題，最明確體現在福音的首次宣告中（稱為原始福音）；是神在亞當和夏娃墮落犯罪後，在伊甸園中給予的（</w:t>
-      </w:r>
-      <w:hyperlink r:id="rId28">
-        <w:r>
-          <w:rPr>
-            <w:lang w:val="zh_TW" w:bidi="zh_TW"/>
-          </w:rPr>
-          <w:rPr>
-            <w:color w:val="0000EE"/>
-            <w:u w:val="single"/>
-          </w:rPr>
-          <w:t>創3:15</w:t>
-        </w:r>
-      </w:hyperlink>
-      <w:r>
-        <w:rPr>
-          <w:lang w:val="zh_TW" w:bidi="zh_TW"/>
-        </w:rPr>
-        <w:t>）。後來的應許包括：</w:t>
-      </w:r>
-    </w:p>
-    <w:p>
-      <w:pPr>
-        <w:pStyle w:val="ListBullet"/>
-        <w:spacing w:line="240" w:lineRule="auto"/>
-        <w:ind w:left="720"/>
-      </w:pPr>
-      <w:r>
-        <w:rPr>
-          <w:lang w:val="zh_TW" w:bidi="zh_TW"/>
-        </w:rPr>
-      </w:r>
-      <w:r>
-        <w:rPr>
-          <w:lang w:val="zh_TW" w:bidi="zh_TW"/>
-        </w:rPr>
-        <w:t>神與亞伯拉罕立的盟約（</w:t>
-      </w:r>
-      <w:hyperlink r:id="rId29">
-        <w:r>
-          <w:rPr>
-            <w:lang w:val="zh_TW" w:bidi="zh_TW"/>
-          </w:rPr>
-          <w:rPr>
-            <w:color w:val="0000EE"/>
-            <w:u w:val="single"/>
-          </w:rPr>
-          <w:t>創12</w:t>
-        </w:r>
-      </w:hyperlink>
-      <w:r>
-        <w:rPr>
-          <w:lang w:val="zh_TW" w:bidi="zh_TW"/>
-        </w:rPr>
-        <w:t>、</w:t>
-      </w:r>
-      <w:hyperlink r:id="rId30">
-        <w:r>
-          <w:rPr>
-            <w:lang w:val="zh_TW" w:bidi="zh_TW"/>
-          </w:rPr>
-          <w:rPr>
-            <w:color w:val="0000EE"/>
-            <w:u w:val="single"/>
-          </w:rPr>
-          <w:t>15</w:t>
-        </w:r>
-      </w:hyperlink>
-      <w:r>
-        <w:rPr>
-          <w:lang w:val="zh_TW" w:bidi="zh_TW"/>
-        </w:rPr>
-        <w:t>、</w:t>
-      </w:r>
-      <w:hyperlink r:id="rId31">
-        <w:r>
-          <w:rPr>
-            <w:lang w:val="zh_TW" w:bidi="zh_TW"/>
-          </w:rPr>
-          <w:rPr>
-            <w:color w:val="0000EE"/>
-            <w:u w:val="single"/>
-          </w:rPr>
-          <w:t>17</w:t>
-        </w:r>
-      </w:hyperlink>
-      <w:r>
-        <w:rPr>
-          <w:lang w:val="zh_TW" w:bidi="zh_TW"/>
-        </w:rPr>
-        <w:t>）</w:t>
-      </w:r>
-    </w:p>
-    <w:p>
-      <w:pPr>
-        <w:pStyle w:val="ListBullet"/>
-        <w:spacing w:line="240" w:lineRule="auto"/>
-        <w:ind w:left="720"/>
-      </w:pPr>
-      <w:r>
-        <w:rPr>
-          <w:lang w:val="zh_TW" w:bidi="zh_TW"/>
-        </w:rPr>
-      </w:r>
-      <w:r>
-        <w:rPr>
-          <w:lang w:val="zh_TW" w:bidi="zh_TW"/>
-        </w:rPr>
-        <w:t>神與大衛立的盟約（</w:t>
-      </w:r>
-      <w:hyperlink r:id="rId32">
-        <w:r>
-          <w:rPr>
-            <w:lang w:val="zh_TW" w:bidi="zh_TW"/>
-          </w:rPr>
-          <w:rPr>
-            <w:color w:val="0000EE"/>
-            <w:u w:val="single"/>
-          </w:rPr>
-          <w:t>撒下7</w:t>
-        </w:r>
-      </w:hyperlink>
-      <w:r>
-        <w:rPr>
-          <w:lang w:val="zh_TW" w:bidi="zh_TW"/>
-        </w:rPr>
-        <w:t>）</w:t>
-      </w:r>
-    </w:p>
-    <w:p>
-      <w:pPr>
-        <w:pStyle w:val="ListBullet"/>
-        <w:spacing w:line="240" w:lineRule="auto"/>
-        <w:ind w:left="720"/>
-      </w:pPr>
-      <w:r>
-        <w:rPr>
-          <w:lang w:val="zh_TW" w:bidi="zh_TW"/>
-        </w:rPr>
-      </w:r>
-      <w:r>
-        <w:rPr>
-          <w:lang w:val="zh_TW" w:bidi="zh_TW"/>
-        </w:rPr>
-        <w:t>新約的應許（</w:t>
-      </w:r>
-      <w:hyperlink r:id="rId33">
-        <w:r>
-          <w:rPr>
-            <w:lang w:val="zh_TW" w:bidi="zh_TW"/>
-          </w:rPr>
-          <w:rPr>
-            <w:color w:val="0000EE"/>
-            <w:u w:val="single"/>
-          </w:rPr>
-          <w:t>耶31章</w:t>
-        </w:r>
-      </w:hyperlink>
-      <w:r>
-        <w:rPr>
-          <w:lang w:val="zh_TW" w:bidi="zh_TW"/>
-        </w:rPr>
-        <w:t>）</w:t>
-      </w:r>
-    </w:p>
-    <w:p>
-      <w:pPr>
-        <w:pStyle w:val="Heading4"/>
-      </w:pPr>
-      <w:r>
-        <w:rPr>
-          <w:lang w:val="zh_TW" w:bidi="zh_TW"/>
-        </w:rPr>
-        <w:t>原始福音</w:t>
-      </w:r>
-    </w:p>
-    <w:p>
-      <w:pPr/>
-      <w:r>
-        <w:rPr>
-          <w:lang w:val="zh_TW" w:bidi="zh_TW"/>
-        </w:rPr>
-      </w:r>
-      <w:hyperlink r:id="rId28">
-        <w:r>
-          <w:rPr>
-            <w:lang w:val="zh_TW" w:bidi="zh_TW"/>
-          </w:rPr>
-          <w:rPr>
-            <w:color w:val="0000EE"/>
-            <w:u w:val="single"/>
-          </w:rPr>
-          <w:t>創世記三章15節</w:t>
-        </w:r>
-      </w:hyperlink>
-      <w:r>
-        <w:rPr>
-          <w:lang w:val="zh_TW" w:bidi="zh_TW"/>
-        </w:rPr>
-        <w:t>說：「我又要叫你〔撒但〕和女人〔夏娃〕彼此為仇；你的後裔和女人的後裔也彼此為仇。女人的後裔要傷你的頭；你要傷他的腳跟。」這句話是一個應許，表明在未來某個時候，女人的後裔要傷撒但的頭。在最後一句中，女人的後裔具體表達為「他」，「他」要傷你〔撒但〕的頭，不過撒但亦會對女人的後裔造成傷害。這就是應許，為亞當、夏娃及其後裔帶來盼望。他們期待其對頭撒但，將被他們的後裔所毀滅。</w:t>
-      </w:r>
-    </w:p>
-    <w:p>
-      <w:pPr>
-        <w:pStyle w:val="Heading4"/>
-      </w:pPr>
-      <w:r>
-        <w:rPr>
-          <w:lang w:val="zh_TW" w:bidi="zh_TW"/>
-        </w:rPr>
-        <w:t>給亞伯拉罕的應許</w:t>
-      </w:r>
-    </w:p>
-    <w:p>
-      <w:pPr/>
-      <w:r>
-        <w:rPr>
-          <w:lang w:val="zh_TW" w:bidi="zh_TW"/>
-        </w:rPr>
-      </w:r>
-      <w:r>
-        <w:rPr>
-          <w:lang w:val="zh_TW" w:bidi="zh_TW"/>
-        </w:rPr>
-        <w:t>在</w:t>
-      </w:r>
-      <w:hyperlink r:id="rId34">
-        <w:r>
-          <w:rPr>
-            <w:lang w:val="zh_TW" w:bidi="zh_TW"/>
-          </w:rPr>
-          <w:rPr>
-            <w:color w:val="0000EE"/>
-            <w:u w:val="single"/>
-          </w:rPr>
-          <w:t>創世記十二章1至7節</w:t>
-        </w:r>
-      </w:hyperlink>
-      <w:r>
-        <w:rPr>
-          <w:lang w:val="zh_TW" w:bidi="zh_TW"/>
-        </w:rPr>
-        <w:t>中，主叫亞伯拉罕離開他的族人和國家，去到所要指示給他的地。神為此應許他：</w:t>
+          <w:t>路14:15–24</w:t>
+        </w:r>
+      </w:hyperlink>
+      <w:r>
+        <w:rPr>
+          <w:lang w:val="zh_TW" w:bidi="zh_TW"/>
+        </w:rPr>
+        <w:t>），亦可與烏加里特（Ugaritic）文獻中的克雷特王（King Keret）傳說的記載相互印證，其主要步驟包括：</w:t>
       </w:r>
     </w:p>
     <w:p>
@@ -1001,7 +857,14 @@
         <w:rPr>
           <w:lang w:val="zh_TW" w:bidi="zh_TW"/>
         </w:rPr>
-        <w:t>他的後裔要成為大國</w:t>
+        <w:t>預備食物</w:t>
+        <w:br/>
+      </w:r>
+      <w:r>
+        <w:rPr>
+          <w:lang w:val="zh_TW" w:bidi="zh_TW"/>
+        </w:rPr>
+        <w:t>差遣使者邀請賓客，並宣告一切準備就緒</w:t>
       </w:r>
     </w:p>
     <w:p>
@@ -1019,43 +882,7 @@
         <w:rPr>
           <w:lang w:val="zh_TW" w:bidi="zh_TW"/>
         </w:rPr>
-        <w:t>他將得著賜福，他的名將要為大</w:t>
-      </w:r>
-    </w:p>
-    <w:p>
-      <w:pPr>
-        <w:pStyle w:val="ListNumber"/>
-        <w:spacing w:line="240" w:lineRule="auto"/>
-        <w:ind w:left="720"/>
-      </w:pPr>
-      <w:r>
-        <w:rPr>
-          <w:lang w:val="zh_TW" w:bidi="zh_TW"/>
-        </w:rPr>
-      </w:r>
-      <w:r>
-        <w:rPr>
-          <w:lang w:val="zh_TW" w:bidi="zh_TW"/>
-        </w:rPr>
-        <w:t>列國將因他得福</w:t>
-      </w:r>
-    </w:p>
-    <w:p>
-      <w:pPr>
-        <w:pStyle w:val="ListNumber"/>
-        <w:spacing w:line="240" w:lineRule="auto"/>
-        <w:ind w:left="720"/>
-      </w:pPr>
-      <w:r>
-        <w:rPr>
-          <w:lang w:val="zh_TW" w:bidi="zh_TW"/>
-        </w:rPr>
-      </w:r>
-      <w:r>
-        <w:rPr>
-          <w:lang w:val="zh_TW" w:bidi="zh_TW"/>
-        </w:rPr>
-        <w:t>迦南地將會賜給他的後代</w:t>
+        <w:t>按次序呈上食物與酒</w:t>
       </w:r>
     </w:p>
     <w:p>
@@ -1069,18 +896,108 @@
         <w:rPr>
           <w:lang w:val="zh_TW" w:bidi="zh_TW"/>
         </w:rPr>
-        <w:t>在這些對亞伯拉罕的應許中，最重要的是：祂要藉著他的後裔賜福許多列國。這個應許在創世記出現了五次（</w:t>
-      </w:r>
-      <w:hyperlink r:id="rId35">
-        <w:r>
-          <w:rPr>
-            <w:lang w:val="zh_TW" w:bidi="zh_TW"/>
-          </w:rPr>
-          <w:rPr>
-            <w:color w:val="0000EE"/>
-            <w:u w:val="single"/>
-          </w:rPr>
-          <w:t>創12:3</w:t>
+        <w:t>先知阿摩司描寫了盛大的筵席，並呈現出當時主要的飲食習俗（</w:t>
+      </w:r>
+      <w:hyperlink r:id="rId28">
+        <w:r>
+          <w:rPr>
+            <w:lang w:val="zh_TW" w:bidi="zh_TW"/>
+          </w:rPr>
+          <w:rPr>
+            <w:color w:val="0000EE"/>
+            <w:u w:val="single"/>
+          </w:rPr>
+          <w:t>摩6:4–6</w:t>
+        </w:r>
+      </w:hyperlink>
+      <w:r>
+        <w:rPr>
+          <w:lang w:val="zh_TW" w:bidi="zh_TW"/>
+        </w:rPr>
+        <w:t>）。人們通常會斜倚在桌前的榻上用餐（</w:t>
+      </w:r>
+      <w:hyperlink r:id="rId29">
+        <w:r>
+          <w:rPr>
+            <w:lang w:val="zh_TW" w:bidi="zh_TW"/>
+          </w:rPr>
+          <w:rPr>
+            <w:color w:val="0000EE"/>
+            <w:u w:val="single"/>
+          </w:rPr>
+          <w:t>斯1:6</w:t>
+        </w:r>
+      </w:hyperlink>
+      <w:r>
+        <w:rPr>
+          <w:lang w:val="zh_TW" w:bidi="zh_TW"/>
+        </w:rPr>
+        <w:t>；</w:t>
+      </w:r>
+      <w:hyperlink r:id="rId30">
+        <w:r>
+          <w:rPr>
+            <w:lang w:val="zh_TW" w:bidi="zh_TW"/>
+          </w:rPr>
+          <w:rPr>
+            <w:color w:val="0000EE"/>
+            <w:u w:val="single"/>
+          </w:rPr>
+          <w:t>結23:41</w:t>
+        </w:r>
+      </w:hyperlink>
+      <w:r>
+        <w:rPr>
+          <w:lang w:val="zh_TW" w:bidi="zh_TW"/>
+        </w:rPr>
+        <w:t>；</w:t>
+      </w:r>
+      <w:hyperlink r:id="rId31">
+        <w:r>
+          <w:rPr>
+            <w:lang w:val="zh_TW" w:bidi="zh_TW"/>
+          </w:rPr>
+          <w:rPr>
+            <w:color w:val="0000EE"/>
+            <w:u w:val="single"/>
+          </w:rPr>
+          <w:t>摩6:4</w:t>
+        </w:r>
+      </w:hyperlink>
+      <w:r>
+        <w:rPr>
+          <w:lang w:val="zh_TW" w:bidi="zh_TW"/>
+        </w:rPr>
+        <w:t>；</w:t>
+      </w:r>
+      <w:hyperlink r:id="rId32">
+        <w:r>
+          <w:rPr>
+            <w:lang w:val="zh_TW" w:bidi="zh_TW"/>
+          </w:rPr>
+          <w:rPr>
+            <w:color w:val="0000EE"/>
+            <w:u w:val="single"/>
+          </w:rPr>
+          <w:t>太9:10</w:t>
+        </w:r>
+      </w:hyperlink>
+      <w:r>
+        <w:rPr>
+          <w:lang w:val="zh_TW" w:bidi="zh_TW"/>
+        </w:rPr>
+        <w:t>；</w:t>
+      </w:r>
+      <w:hyperlink r:id="rId33">
+        <w:r>
+          <w:rPr>
+            <w:lang w:val="zh_TW" w:bidi="zh_TW"/>
+          </w:rPr>
+          <w:rPr>
+            <w:color w:val="0000EE"/>
+            <w:u w:val="single"/>
+          </w:rPr>
+          <w:t>路7:49</w:t>
         </w:r>
       </w:hyperlink>
       <w:r>
@@ -1089,106 +1006,41 @@
         </w:rPr>
         <w:t>，</w:t>
       </w:r>
-      <w:hyperlink r:id="rId36">
-        <w:r>
-          <w:rPr>
-            <w:lang w:val="zh_TW" w:bidi="zh_TW"/>
-          </w:rPr>
-          <w:rPr>
-            <w:color w:val="0000EE"/>
-            <w:u w:val="single"/>
-          </w:rPr>
-          <w:t>18:18</w:t>
-        </w:r>
-      </w:hyperlink>
-      <w:r>
-        <w:rPr>
-          <w:lang w:val="zh_TW" w:bidi="zh_TW"/>
-        </w:rPr>
-        <w:t>，</w:t>
-      </w:r>
-      <w:hyperlink r:id="rId37">
-        <w:r>
-          <w:rPr>
-            <w:lang w:val="zh_TW" w:bidi="zh_TW"/>
-          </w:rPr>
-          <w:rPr>
-            <w:color w:val="0000EE"/>
-            <w:u w:val="single"/>
-          </w:rPr>
-          <w:t>22:18</w:t>
-        </w:r>
-      </w:hyperlink>
-      <w:r>
-        <w:rPr>
-          <w:lang w:val="zh_TW" w:bidi="zh_TW"/>
-        </w:rPr>
-        <w:t>，</w:t>
-      </w:r>
-      <w:hyperlink r:id="rId38">
-        <w:r>
-          <w:rPr>
-            <w:lang w:val="zh_TW" w:bidi="zh_TW"/>
-          </w:rPr>
-          <w:rPr>
-            <w:color w:val="0000EE"/>
-            <w:u w:val="single"/>
-          </w:rPr>
-          <w:t>26:4</w:t>
-        </w:r>
-      </w:hyperlink>
-      <w:r>
-        <w:rPr>
-          <w:lang w:val="zh_TW" w:bidi="zh_TW"/>
-        </w:rPr>
-        <w:t>，</w:t>
-      </w:r>
-      <w:hyperlink r:id="rId39">
-        <w:r>
-          <w:rPr>
-            <w:lang w:val="zh_TW" w:bidi="zh_TW"/>
-          </w:rPr>
-          <w:rPr>
-            <w:color w:val="0000EE"/>
-            <w:u w:val="single"/>
-          </w:rPr>
-          <w:t>28:14</w:t>
-        </w:r>
-      </w:hyperlink>
-      <w:r>
-        <w:rPr>
-          <w:lang w:val="zh_TW" w:bidi="zh_TW"/>
-        </w:rPr>
-        <w:t>），指的是</w:t>
-      </w:r>
-      <w:hyperlink r:id="rId28">
-        <w:r>
-          <w:rPr>
-            <w:lang w:val="zh_TW" w:bidi="zh_TW"/>
-          </w:rPr>
-          <w:rPr>
-            <w:color w:val="0000EE"/>
-            <w:u w:val="single"/>
-          </w:rPr>
-          <w:t>創世記三章15節</w:t>
-        </w:r>
-      </w:hyperlink>
-      <w:r>
-        <w:rPr>
-          <w:lang w:val="zh_TW" w:bidi="zh_TW"/>
-        </w:rPr>
-        <w:t>並指向基督。</w:t>
-      </w:r>
-    </w:p>
-    <w:p>
-      <w:pPr>
-        <w:pStyle w:val="Heading4"/>
-      </w:pPr>
-      <w:r>
-        <w:rPr>
-          <w:lang w:val="zh_TW" w:bidi="zh_TW"/>
-        </w:rPr>
-        <w:t>給大衛的應許</w:t>
+      <w:hyperlink r:id="rId34">
+        <w:r>
+          <w:rPr>
+            <w:lang w:val="zh_TW" w:bidi="zh_TW"/>
+          </w:rPr>
+          <w:rPr>
+            <w:color w:val="0000EE"/>
+            <w:u w:val="single"/>
+          </w:rPr>
+          <w:t>14:10</w:t>
+        </w:r>
+      </w:hyperlink>
+      <w:r>
+        <w:rPr>
+          <w:lang w:val="zh_TW" w:bidi="zh_TW"/>
+        </w:rPr>
+        <w:t>、</w:t>
+      </w:r>
+      <w:hyperlink r:id="rId34">
+        <w:r>
+          <w:rPr>
+            <w:lang w:val="zh_TW" w:bidi="zh_TW"/>
+          </w:rPr>
+          <w:rPr>
+            <w:color w:val="0000EE"/>
+            <w:u w:val="single"/>
+          </w:rPr>
+          <w:t>15</w:t>
+        </w:r>
+      </w:hyperlink>
+      <w:r>
+        <w:rPr>
+          <w:lang w:val="zh_TW" w:bidi="zh_TW"/>
+        </w:rPr>
+        <w:t>）。</w:t>
       </w:r>
     </w:p>
     <w:p>
@@ -1202,25 +1054,97 @@
         <w:rPr>
           <w:lang w:val="zh_TW" w:bidi="zh_TW"/>
         </w:rPr>
-        <w:t>在</w:t>
-      </w:r>
-      <w:hyperlink r:id="rId32">
-        <w:r>
-          <w:rPr>
-            <w:lang w:val="zh_TW" w:bidi="zh_TW"/>
-          </w:rPr>
-          <w:rPr>
-            <w:color w:val="0000EE"/>
-            <w:u w:val="single"/>
-          </w:rPr>
-          <w:t>撒母耳記下七章</w:t>
-        </w:r>
-      </w:hyperlink>
-      <w:r>
-        <w:rPr>
-          <w:lang w:val="zh_TW" w:bidi="zh_TW"/>
-        </w:rPr>
-        <w:t>，神給了大衛王一個應許，就是他的王朝要永遠堅立（</w:t>
+        <w:t>筵席的意象在新、舊約聖經中皆具有重要的意義，是神國度的象徵。以賽亞預言，在列國受審、以色列得拯救之後，耶和華要在祂百姓中掌權（</w:t>
+      </w:r>
+      <w:hyperlink r:id="rId35">
+        <w:r>
+          <w:rPr>
+            <w:lang w:val="zh_TW" w:bidi="zh_TW"/>
+          </w:rPr>
+          <w:rPr>
+            <w:color w:val="0000EE"/>
+            <w:u w:val="single"/>
+          </w:rPr>
+          <w:t>賽24:23</w:t>
+        </w:r>
+      </w:hyperlink>
+      <w:r>
+        <w:rPr>
+          <w:lang w:val="zh_TW" w:bidi="zh_TW"/>
+        </w:rPr>
+        <w:t>）。這個統治的開始，將以一場為萬民所設的盛大筵席來慶祝（</w:t>
+      </w:r>
+      <w:hyperlink r:id="rId36">
+        <w:r>
+          <w:rPr>
+            <w:lang w:val="zh_TW" w:bidi="zh_TW"/>
+          </w:rPr>
+          <w:rPr>
+            <w:color w:val="0000EE"/>
+            <w:u w:val="single"/>
+          </w:rPr>
+          <w:t>賽25:6–8</w:t>
+        </w:r>
+      </w:hyperlink>
+      <w:r>
+        <w:rPr>
+          <w:lang w:val="zh_TW" w:bidi="zh_TW"/>
+        </w:rPr>
+        <w:t>；參</w:t>
+      </w:r>
+      <w:hyperlink r:id="rId37">
+        <w:r>
+          <w:rPr>
+            <w:lang w:val="zh_TW" w:bidi="zh_TW"/>
+          </w:rPr>
+          <w:rPr>
+            <w:color w:val="0000EE"/>
+            <w:u w:val="single"/>
+          </w:rPr>
+          <w:t>路13:29</w:t>
+        </w:r>
+      </w:hyperlink>
+      <w:r>
+        <w:rPr>
+          <w:lang w:val="zh_TW" w:bidi="zh_TW"/>
+        </w:rPr>
+        <w:t>）。舊約聖經中獻祭後的筵席，預表那偉大的宴會——在那裡，神的子民將不再有死亡與悲哀（</w:t>
+      </w:r>
+      <w:hyperlink r:id="rId38">
+        <w:r>
+          <w:rPr>
+            <w:lang w:val="zh_TW" w:bidi="zh_TW"/>
+          </w:rPr>
+          <w:rPr>
+            <w:color w:val="0000EE"/>
+            <w:u w:val="single"/>
+          </w:rPr>
+          <w:t>賽25:7</w:t>
+        </w:r>
+      </w:hyperlink>
+      <w:r>
+        <w:rPr>
+          <w:lang w:val="zh_TW" w:bidi="zh_TW"/>
+        </w:rPr>
+        <w:t>；參</w:t>
+      </w:r>
+      <w:hyperlink r:id="rId39">
+        <w:r>
+          <w:rPr>
+            <w:lang w:val="zh_TW" w:bidi="zh_TW"/>
+          </w:rPr>
+          <w:rPr>
+            <w:color w:val="0000EE"/>
+            <w:u w:val="single"/>
+          </w:rPr>
+          <w:t>啟21:4</w:t>
+        </w:r>
+      </w:hyperlink>
+      <w:r>
+        <w:rPr>
+          <w:lang w:val="zh_TW" w:bidi="zh_TW"/>
+        </w:rPr>
+        <w:t>）。新約聖經中的筵席，則指向將來蒙救贖的人要在神的國裡與基督一同飲那上好的酒（</w:t>
       </w:r>
       <w:hyperlink r:id="rId40">
         <w:r>
@@ -1231,7 +1155,7 @@
             <w:color w:val="0000EE"/>
             <w:u w:val="single"/>
           </w:rPr>
-          <w:t>撒下7:16</w:t>
+          <w:t>賽25:6</w:t>
         </w:r>
       </w:hyperlink>
       <w:r>
@@ -1249,79 +1173,14 @@
             <w:color w:val="0000EE"/>
             <w:u w:val="single"/>
           </w:rPr>
-          <w:t>詩89:34–37</w:t>
-        </w:r>
-      </w:hyperlink>
-      <w:r>
-        <w:rPr>
-          <w:lang w:val="zh_TW" w:bidi="zh_TW"/>
-        </w:rPr>
-        <w:t>）。這個大衛之約將應許的後裔範圍，縮小到大衛的王室血統。這個應許從亞當開始，經過塞特、閃、亞伯拉罕、以撒、雅各和猶大延續而來。大衛要成為將要來的彌賽亞君王的先祖（</w:t>
-      </w:r>
-      <w:hyperlink r:id="rId42">
-        <w:r>
-          <w:rPr>
-            <w:lang w:val="zh_TW" w:bidi="zh_TW"/>
-          </w:rPr>
-          <w:rPr>
-            <w:color w:val="0000EE"/>
-            <w:u w:val="single"/>
-          </w:rPr>
-          <w:t>詩篇89:3</w:t>
-        </w:r>
-      </w:hyperlink>
-      <w:r>
-        <w:rPr>
-          <w:lang w:val="zh_TW" w:bidi="zh_TW"/>
-        </w:rPr>
-        <w:t>、</w:t>
-      </w:r>
-      <w:hyperlink r:id="rId42">
-        <w:r>
-          <w:rPr>
-            <w:lang w:val="zh_TW" w:bidi="zh_TW"/>
-          </w:rPr>
-          <w:rPr>
-            <w:color w:val="0000EE"/>
-            <w:u w:val="single"/>
-          </w:rPr>
-          <w:t>27–37</w:t>
-        </w:r>
-      </w:hyperlink>
-      <w:r>
-        <w:rPr>
-          <w:lang w:val="zh_TW" w:bidi="zh_TW"/>
-        </w:rPr>
-        <w:t>）。因此，大衛成為神拯救世界計劃的核心人物。耶穌基督被稱為大衛的子孫，亞伯拉罕的後裔（</w:t>
-      </w:r>
-      <w:hyperlink r:id="rId43">
-        <w:r>
-          <w:rPr>
-            <w:lang w:val="zh_TW" w:bidi="zh_TW"/>
-          </w:rPr>
-          <w:rPr>
-            <w:color w:val="0000EE"/>
-            <w:u w:val="single"/>
-          </w:rPr>
-          <w:t>太1:1</w:t>
-        </w:r>
-      </w:hyperlink>
-      <w:r>
-        <w:rPr>
-          <w:lang w:val="zh_TW" w:bidi="zh_TW"/>
-        </w:rPr>
-        <w:t>）。</w:t>
-      </w:r>
-    </w:p>
-    <w:p>
-      <w:pPr>
-        <w:pStyle w:val="Heading4"/>
-      </w:pPr>
-      <w:r>
-        <w:rPr>
-          <w:lang w:val="zh_TW" w:bidi="zh_TW"/>
-        </w:rPr>
-        <w:t>新約聖經的應許</w:t>
+          <w:t>路22:14–20</w:t>
+        </w:r>
+      </w:hyperlink>
+      <w:r>
+        <w:rPr>
+          <w:lang w:val="zh_TW" w:bidi="zh_TW"/>
+        </w:rPr>
+        <w:t>）。基督徒藉著領受主的晚餐（聖餐），預嚐並盼望那將來的筵席。</w:t>
       </w:r>
     </w:p>
     <w:p>
@@ -1331,41 +1190,57 @@
           <w:lang w:val="zh_TW" w:bidi="zh_TW"/>
         </w:rPr>
       </w:r>
-      <w:hyperlink r:id="rId44">
-        <w:r>
-          <w:rPr>
-            <w:lang w:val="zh_TW" w:bidi="zh_TW"/>
-          </w:rPr>
-          <w:rPr>
-            <w:color w:val="0000EE"/>
-            <w:u w:val="single"/>
-          </w:rPr>
-          <w:t>耶利米書三十一章31至37節</w:t>
-        </w:r>
-      </w:hyperlink>
-      <w:r>
-        <w:rPr>
-          <w:lang w:val="zh_TW" w:bidi="zh_TW"/>
-        </w:rPr>
-        <w:t>應許，主將會在未來與以色列和猶大家立一個新的約。這個新的約重申並擴展舊約：「我要作他們的神，他們要作我的子民……我要赦免他們的罪孽，不再記念他們的罪惡。」（</w:t>
-      </w:r>
-      <w:hyperlink r:id="rId45">
-        <w:r>
-          <w:rPr>
-            <w:lang w:val="zh_TW" w:bidi="zh_TW"/>
-          </w:rPr>
-          <w:rPr>
-            <w:color w:val="0000EE"/>
-            <w:u w:val="single"/>
-          </w:rPr>
-          <w:t>耶31:33–34</w:t>
-        </w:r>
-      </w:hyperlink>
-      <w:r>
-        <w:rPr>
-          <w:lang w:val="zh_TW" w:bidi="zh_TW"/>
-        </w:rPr>
-        <w:t>）。耶利米書的「新的約」，重申亞伯拉罕和大衛之約的應許。</w:t>
+      <w:r>
+        <w:rPr>
+          <w:lang w:val="zh_TW" w:bidi="zh_TW"/>
+        </w:rPr>
+        <w:t>在神國中最後的筵席，也被形容為婚宴。雖然一切都已預備妥當，受邀的人眾多，然而被選上的卻不多（</w:t>
+      </w:r>
+      <w:hyperlink r:id="rId42">
+        <w:r>
+          <w:rPr>
+            <w:lang w:val="zh_TW" w:bidi="zh_TW"/>
+          </w:rPr>
+          <w:rPr>
+            <w:color w:val="0000EE"/>
+            <w:u w:val="single"/>
+          </w:rPr>
+          <w:t>太22:1–14</w:t>
+        </w:r>
+      </w:hyperlink>
+      <w:r>
+        <w:rPr>
+          <w:lang w:val="zh_TW" w:bidi="zh_TW"/>
+        </w:rPr>
+        <w:t>）。教會滿懷盼望，等候羔羊的婚宴（</w:t>
+      </w:r>
+      <w:hyperlink r:id="rId43">
+        <w:r>
+          <w:rPr>
+            <w:lang w:val="zh_TW" w:bidi="zh_TW"/>
+          </w:rPr>
+          <w:rPr>
+            <w:color w:val="0000EE"/>
+            <w:u w:val="single"/>
+          </w:rPr>
+          <w:t>啟19:7–9</w:t>
+        </w:r>
+      </w:hyperlink>
+      <w:r>
+        <w:rPr>
+          <w:lang w:val="zh_TW" w:bidi="zh_TW"/>
+        </w:rPr>
+        <w:t>）。</w:t>
+      </w:r>
+      <w:r>
+        <w:rPr>
+          <w:lang w:val="zh_TW" w:bidi="zh_TW"/>
+        </w:rPr>
+      </w:r>
+      <w:r>
+        <w:rPr>
+          <w:lang w:val="zh_TW" w:bidi="zh_TW"/>
+        </w:rPr>
       </w:r>
     </w:p>
     <w:p>
@@ -1375,40 +1250,21 @@
           <w:lang w:val="zh_TW" w:bidi="zh_TW"/>
         </w:rPr>
       </w:r>
-      <w:r>
-        <w:rPr>
-          <w:lang w:val="zh_TW" w:bidi="zh_TW"/>
-        </w:rPr>
-        <w:t>新約始於基督的第一次降臨。現在，信徒通過聖靈領受其祝福（</w:t>
-      </w:r>
-      <w:hyperlink r:id="rId46">
-        <w:r>
-          <w:rPr>
-            <w:lang w:val="zh_TW" w:bidi="zh_TW"/>
-          </w:rPr>
-          <w:rPr>
-            <w:color w:val="0000EE"/>
-            <w:u w:val="single"/>
-          </w:rPr>
-          <w:t>來8:6–13</w:t>
-        </w:r>
-      </w:hyperlink>
-      <w:r>
-        <w:rPr>
-          <w:lang w:val="zh_TW" w:bidi="zh_TW"/>
-        </w:rPr>
-        <w:t>）。這些祝福將在基督再來時完全實現。那時，祂的國要完全建立。我們將在新天新地中享受生命。這時，神的子民將會看見，來世的部分益處已經成真。然而，這個新時代尚未到來。</w:t>
-      </w:r>
     </w:p>
     <w:p>
       <w:pPr>
-        <w:pStyle w:val="Heading3"/>
-      </w:pPr>
-      <w:r>
-        <w:rPr>
-          <w:lang w:val="zh_TW" w:bidi="zh_TW"/>
-        </w:rPr>
-        <w:t>新約聖經中的應許主題</w:t>
+        <w:pStyle w:val="Heading2"/>
+      </w:pPr>
+      <w:r>
+        <w:rPr>
+          <w:lang w:val="zh_TW" w:bidi="zh_TW"/>
+        </w:rPr>
+        <w:t>顏色</w:t>
+      </w:r>
+      <w:r>
+        <w:rPr>
+          <w:lang w:val="zh_TW" w:bidi="zh_TW"/>
+        </w:rPr>
       </w:r>
     </w:p>
     <w:p>
@@ -1422,115 +1278,7 @@
         <w:rPr>
           <w:lang w:val="zh_TW" w:bidi="zh_TW"/>
         </w:rPr>
-        <w:t>新約聖經的作者提到舊約聖經的應許，並不將這些應許視為分散的陳述。相反，他們將其視為不同部分，乃屬於在基督裡實現那唯一的應許（見</w:t>
-      </w:r>
-      <w:hyperlink r:id="rId47">
-        <w:r>
-          <w:rPr>
-            <w:lang w:val="zh_TW" w:bidi="zh_TW"/>
-          </w:rPr>
-          <w:rPr>
-            <w:color w:val="0000EE"/>
-            <w:u w:val="single"/>
-          </w:rPr>
-          <w:t>路1:54–55</w:t>
-        </w:r>
-      </w:hyperlink>
-      <w:r>
-        <w:rPr>
-          <w:lang w:val="zh_TW" w:bidi="zh_TW"/>
-        </w:rPr>
-        <w:t>、</w:t>
-      </w:r>
-      <w:hyperlink r:id="rId47">
-        <w:r>
-          <w:rPr>
-            <w:lang w:val="zh_TW" w:bidi="zh_TW"/>
-          </w:rPr>
-          <w:rPr>
-            <w:color w:val="0000EE"/>
-            <w:u w:val="single"/>
-          </w:rPr>
-          <w:t>69–73</w:t>
-        </w:r>
-      </w:hyperlink>
-      <w:r>
-        <w:rPr>
-          <w:lang w:val="zh_TW" w:bidi="zh_TW"/>
-        </w:rPr>
-        <w:t>；</w:t>
-      </w:r>
-      <w:hyperlink r:id="rId48">
-        <w:r>
-          <w:rPr>
-            <w:lang w:val="zh_TW" w:bidi="zh_TW"/>
-          </w:rPr>
-          <w:rPr>
-            <w:color w:val="0000EE"/>
-            <w:u w:val="single"/>
-          </w:rPr>
-          <w:t>徒13:23</w:t>
-        </w:r>
-      </w:hyperlink>
-      <w:r>
-        <w:rPr>
-          <w:lang w:val="zh_TW" w:bidi="zh_TW"/>
-        </w:rPr>
-        <w:t>、</w:t>
-      </w:r>
-      <w:hyperlink r:id="rId48">
-        <w:r>
-          <w:rPr>
-            <w:lang w:val="zh_TW" w:bidi="zh_TW"/>
-          </w:rPr>
-          <w:rPr>
-            <w:color w:val="0000EE"/>
-            <w:u w:val="single"/>
-          </w:rPr>
-          <w:t>32–33</w:t>
-        </w:r>
-      </w:hyperlink>
-      <w:r>
-        <w:rPr>
-          <w:lang w:val="zh_TW" w:bidi="zh_TW"/>
-        </w:rPr>
-        <w:t>；</w:t>
-      </w:r>
-      <w:hyperlink r:id="rId49">
-        <w:r>
-          <w:rPr>
-            <w:lang w:val="zh_TW" w:bidi="zh_TW"/>
-          </w:rPr>
-          <w:rPr>
-            <w:color w:val="0000EE"/>
-            <w:u w:val="single"/>
-          </w:rPr>
-          <w:t>26:6–7</w:t>
-        </w:r>
-      </w:hyperlink>
-      <w:r>
-        <w:rPr>
-          <w:lang w:val="zh_TW" w:bidi="zh_TW"/>
-        </w:rPr>
-        <w:t>；</w:t>
-      </w:r>
-      <w:hyperlink r:id="rId50">
-        <w:r>
-          <w:rPr>
-            <w:lang w:val="zh_TW" w:bidi="zh_TW"/>
-          </w:rPr>
-          <w:rPr>
-            <w:color w:val="0000EE"/>
-            <w:u w:val="single"/>
-          </w:rPr>
-          <w:t>林後1:20</w:t>
-        </w:r>
-      </w:hyperlink>
-      <w:r>
-        <w:rPr>
-          <w:lang w:val="zh_TW" w:bidi="zh_TW"/>
-        </w:rPr>
-        <w:t>）。耶穌實現對列祖和大衛的應許，因此，我們應該將這些應許的焦點放在祂身上。</w:t>
+        <w:t>舊約和新約中沒有確切提及「顏色」一詞，儘管這個詞在英文聖經譯本中出現過多次。在原文中，譯為「顏色」的詞在意思上有很大的不同。</w:t>
       </w:r>
     </w:p>
     <w:p>
@@ -1544,7 +1292,139 @@
         <w:rPr>
           <w:lang w:val="zh_TW" w:bidi="zh_TW"/>
         </w:rPr>
-        <w:t>在加拉太書和以弗所書中，保羅擴展了這一點。他告訴外邦基督徒，他們是「在基督耶穌裏，藉着福音，得以同為後嗣，同為一體，同蒙應許」（</w:t>
+        <w:t>在和合本中，最常被翻譯為「顏色」的詞語字面意思是「眼目」，並引申為「觀看」（</w:t>
+      </w:r>
+      <w:hyperlink r:id="rId44">
+        <w:r>
+          <w:rPr>
+            <w:lang w:val="zh_TW" w:bidi="zh_TW"/>
+          </w:rPr>
+          <w:rPr>
+            <w:color w:val="0000EE"/>
+            <w:u w:val="single"/>
+          </w:rPr>
+          <w:t>利13:55</w:t>
+        </w:r>
+      </w:hyperlink>
+      <w:r>
+        <w:rPr>
+          <w:lang w:val="zh_TW" w:bidi="zh_TW"/>
+        </w:rPr>
+        <w:t>；</w:t>
+      </w:r>
+      <w:hyperlink r:id="rId45">
+        <w:r>
+          <w:rPr>
+            <w:lang w:val="zh_TW" w:bidi="zh_TW"/>
+          </w:rPr>
+          <w:rPr>
+            <w:color w:val="0000EE"/>
+            <w:u w:val="single"/>
+          </w:rPr>
+          <w:t>民11:7</w:t>
+        </w:r>
+      </w:hyperlink>
+      <w:r>
+        <w:rPr>
+          <w:lang w:val="zh_TW" w:bidi="zh_TW"/>
+        </w:rPr>
+        <w:t>；</w:t>
+      </w:r>
+      <w:hyperlink r:id="rId46">
+        <w:r>
+          <w:rPr>
+            <w:lang w:val="zh_TW" w:bidi="zh_TW"/>
+          </w:rPr>
+          <w:rPr>
+            <w:color w:val="0000EE"/>
+            <w:u w:val="single"/>
+          </w:rPr>
+          <w:t>箴23:31</w:t>
+        </w:r>
+      </w:hyperlink>
+      <w:r>
+        <w:rPr>
+          <w:lang w:val="zh_TW" w:bidi="zh_TW"/>
+        </w:rPr>
+        <w:t>；</w:t>
+      </w:r>
+      <w:hyperlink r:id="rId47">
+        <w:r>
+          <w:rPr>
+            <w:lang w:val="zh_TW" w:bidi="zh_TW"/>
+          </w:rPr>
+          <w:rPr>
+            <w:color w:val="0000EE"/>
+            <w:u w:val="single"/>
+          </w:rPr>
+          <w:t>結1:4、7、16、22、27，</w:t>
+        </w:r>
+      </w:hyperlink>
+      <w:hyperlink r:id="rId48">
+        <w:r>
+          <w:rPr>
+            <w:lang w:val="zh_TW" w:bidi="zh_TW"/>
+          </w:rPr>
+          <w:rPr>
+            <w:color w:val="0000EE"/>
+            <w:u w:val="single"/>
+          </w:rPr>
+          <w:t>8:2，</w:t>
+        </w:r>
+      </w:hyperlink>
+      <w:hyperlink r:id="rId49">
+        <w:r>
+          <w:rPr>
+            <w:lang w:val="zh_TW" w:bidi="zh_TW"/>
+          </w:rPr>
+          <w:rPr>
+            <w:color w:val="0000EE"/>
+            <w:u w:val="single"/>
+          </w:rPr>
+          <w:t>10:9</w:t>
+        </w:r>
+      </w:hyperlink>
+      <w:r>
+        <w:rPr>
+          <w:lang w:val="zh_TW" w:bidi="zh_TW"/>
+        </w:rPr>
+        <w:t>；</w:t>
+      </w:r>
+      <w:hyperlink r:id="rId50">
+        <w:r>
+          <w:rPr>
+            <w:lang w:val="zh_TW" w:bidi="zh_TW"/>
+          </w:rPr>
+          <w:rPr>
+            <w:color w:val="0000EE"/>
+            <w:u w:val="single"/>
+          </w:rPr>
+          <w:t>但10:6</w:t>
+        </w:r>
+      </w:hyperlink>
+      <w:r>
+        <w:rPr>
+          <w:lang w:val="zh_TW" w:bidi="zh_TW"/>
+        </w:rPr>
+        <w:t>）。</w:t>
+      </w:r>
+      <w:hyperlink r:id="rId44">
+        <w:r>
+          <w:rPr>
+            <w:lang w:val="zh_TW" w:bidi="zh_TW"/>
+          </w:rPr>
+          <w:rPr>
+            <w:color w:val="0000EE"/>
+            <w:u w:val="single"/>
+          </w:rPr>
+          <w:t>利未記十三章55節</w:t>
+        </w:r>
+      </w:hyperlink>
+      <w:r>
+        <w:rPr>
+          <w:lang w:val="zh_TW" w:bidi="zh_TW"/>
+        </w:rPr>
+        <w:t>在和合本中保留了「色」的翻譯。在和合本中翻譯為「顏色」的其它詞語指的是面部外觀（</w:t>
       </w:r>
       <w:hyperlink r:id="rId51">
         <w:r>
@@ -1555,15 +1435,9 @@
             <w:color w:val="0000EE"/>
             <w:u w:val="single"/>
           </w:rPr>
-          <w:t>弗3:6</w:t>
-        </w:r>
-      </w:hyperlink>
-      <w:r>
-        <w:rPr>
-          <w:lang w:val="zh_TW" w:bidi="zh_TW"/>
-        </w:rPr>
-        <w:t>）。保羅說，那些信靠基督的外邦人是應許的後嗣，他們如今成為亞伯拉罕的後裔（</w:t>
-      </w:r>
+          <w:t>但5:6–10，</w:t>
+        </w:r>
+      </w:hyperlink>
       <w:hyperlink r:id="rId52">
         <w:r>
           <w:rPr>
@@ -1573,14 +1447,14 @@
             <w:color w:val="0000EE"/>
             <w:u w:val="single"/>
           </w:rPr>
-          <w:t>加3:29</w:t>
-        </w:r>
-      </w:hyperlink>
-      <w:r>
-        <w:rPr>
-          <w:lang w:val="zh_TW" w:bidi="zh_TW"/>
-        </w:rPr>
-        <w:t>），他甚至將福音等同給亞伯拉罕的應許。他說：「聖經既然預先看明，神要叫外邦人因信稱義，就早已傳福音給亞伯拉罕， 說：『萬國都必因你得福。』」（</w:t>
+          <w:t>7:28</w:t>
+        </w:r>
+      </w:hyperlink>
+      <w:r>
+        <w:rPr>
+          <w:lang w:val="zh_TW" w:bidi="zh_TW"/>
+        </w:rPr>
+        <w:t>）、多色的布料（</w:t>
       </w:r>
       <w:hyperlink r:id="rId53">
         <w:r>
@@ -1591,14 +1465,116 @@
             <w:color w:val="0000EE"/>
             <w:u w:val="single"/>
           </w:rPr>
-          <w:t>加3:8</w:t>
-        </w:r>
-      </w:hyperlink>
-      <w:r>
-        <w:rPr>
-          <w:lang w:val="zh_TW" w:bidi="zh_TW"/>
-        </w:rPr>
-        <w:t>）。這些經文以及其它新約經文，確立基督的來臨與應許成就之間的密切關聯。神的應許盡在基督裡面，其基礎是祂為子民所成就，並將要成就的一切。</w:t>
+          <w:t>箴7:16</w:t>
+        </w:r>
+      </w:hyperlink>
+      <w:r>
+        <w:rPr>
+          <w:lang w:val="zh_TW" w:bidi="zh_TW"/>
+        </w:rPr>
+        <w:t>；</w:t>
+      </w:r>
+      <w:hyperlink r:id="rId54">
+        <w:r>
+          <w:rPr>
+            <w:lang w:val="zh_TW" w:bidi="zh_TW"/>
+          </w:rPr>
+          <w:rPr>
+            <w:color w:val="0000EE"/>
+            <w:u w:val="single"/>
+          </w:rPr>
+          <w:t>結17:3，</w:t>
+        </w:r>
+      </w:hyperlink>
+      <w:hyperlink r:id="rId55">
+        <w:r>
+          <w:rPr>
+            <w:lang w:val="zh_TW" w:bidi="zh_TW"/>
+          </w:rPr>
+          <w:rPr>
+            <w:color w:val="0000EE"/>
+            <w:u w:val="single"/>
+          </w:rPr>
+          <w:t>27:24</w:t>
+        </w:r>
+      </w:hyperlink>
+      <w:r>
+        <w:rPr>
+          <w:lang w:val="zh_TW" w:bidi="zh_TW"/>
+        </w:rPr>
+        <w:t>）、寶石（</w:t>
+      </w:r>
+      <w:hyperlink r:id="rId56">
+        <w:r>
+          <w:rPr>
+            <w:lang w:val="zh_TW" w:bidi="zh_TW"/>
+          </w:rPr>
+          <w:rPr>
+            <w:color w:val="0000EE"/>
+            <w:u w:val="single"/>
+          </w:rPr>
+          <w:t>代上29:2</w:t>
+        </w:r>
+      </w:hyperlink>
+      <w:r>
+        <w:rPr>
+          <w:lang w:val="zh_TW" w:bidi="zh_TW"/>
+        </w:rPr>
+        <w:t>），以及胸甲（</w:t>
+      </w:r>
+      <w:hyperlink r:id="rId57">
+        <w:r>
+          <w:rPr>
+            <w:lang w:val="zh_TW" w:bidi="zh_TW"/>
+          </w:rPr>
+          <w:rPr>
+            <w:color w:val="0000EE"/>
+            <w:u w:val="single"/>
+          </w:rPr>
+          <w:t>啟9:17</w:t>
+        </w:r>
+      </w:hyperlink>
+      <w:r>
+        <w:rPr>
+          <w:lang w:val="zh_TW" w:bidi="zh_TW"/>
+        </w:rPr>
+        <w:t>）。約瑟的「彩衣」（</w:t>
+      </w:r>
+      <w:hyperlink r:id="rId58">
+        <w:r>
+          <w:rPr>
+            <w:lang w:val="zh_TW" w:bidi="zh_TW"/>
+          </w:rPr>
+          <w:rPr>
+            <w:color w:val="0000EE"/>
+            <w:u w:val="single"/>
+          </w:rPr>
+          <w:t>創37:3</w:t>
+        </w:r>
+      </w:hyperlink>
+      <w:r>
+        <w:rPr>
+          <w:lang w:val="zh_TW" w:bidi="zh_TW"/>
+        </w:rPr>
+        <w:t>）和她瑪的「彩衣」（</w:t>
+      </w:r>
+      <w:hyperlink r:id="rId59">
+        <w:r>
+          <w:rPr>
+            <w:lang w:val="zh_TW" w:bidi="zh_TW"/>
+          </w:rPr>
+          <w:rPr>
+            <w:color w:val="0000EE"/>
+            <w:u w:val="single"/>
+          </w:rPr>
+          <w:t>撒下13:18–19</w:t>
+        </w:r>
+      </w:hyperlink>
+      <w:r>
+        <w:rPr>
+          <w:lang w:val="zh_TW" w:bidi="zh_TW"/>
+        </w:rPr>
+        <w:t>）實際上是長袖外袍或富麗裝飾的長袍，象徵被偏愛的地位。</w:t>
       </w:r>
     </w:p>
     <w:p>
@@ -1612,115 +1588,7 @@
         <w:rPr>
           <w:lang w:val="zh_TW" w:bidi="zh_TW"/>
         </w:rPr>
-        <w:t>新約聖經特別強調應許的另一個層面，是關乎聖靈降臨。保羅稱信徒「受了所應許的聖靈為印記」（</w:t>
-      </w:r>
-      <w:hyperlink r:id="rId54">
-        <w:r>
-          <w:rPr>
-            <w:lang w:val="zh_TW" w:bidi="zh_TW"/>
-          </w:rPr>
-          <w:rPr>
-            <w:color w:val="0000EE"/>
-            <w:u w:val="single"/>
-          </w:rPr>
-          <w:t>弗1:13</w:t>
-        </w:r>
-      </w:hyperlink>
-      <w:r>
-        <w:rPr>
-          <w:lang w:val="zh_TW" w:bidi="zh_TW"/>
-        </w:rPr>
-        <w:t>）。他還說他們「得着所應許的聖靈」（</w:t>
-      </w:r>
-      <w:hyperlink r:id="rId55">
-        <w:r>
-          <w:rPr>
-            <w:lang w:val="zh_TW" w:bidi="zh_TW"/>
-          </w:rPr>
-          <w:rPr>
-            <w:color w:val="0000EE"/>
-            <w:u w:val="single"/>
-          </w:rPr>
-          <w:t>加3:14</w:t>
-        </w:r>
-      </w:hyperlink>
-      <w:r>
-        <w:rPr>
-          <w:lang w:val="zh_TW" w:bidi="zh_TW"/>
-        </w:rPr>
-        <w:t>）。聖靈的恩賜應驗舊約的應許（</w:t>
-      </w:r>
-      <w:hyperlink r:id="rId56">
-        <w:r>
-          <w:rPr>
-            <w:lang w:val="zh_TW" w:bidi="zh_TW"/>
-          </w:rPr>
-          <w:rPr>
-            <w:color w:val="0000EE"/>
-            <w:u w:val="single"/>
-          </w:rPr>
-          <w:t>賽32:15</w:t>
-        </w:r>
-      </w:hyperlink>
-      <w:r>
-        <w:rPr>
-          <w:lang w:val="zh_TW" w:bidi="zh_TW"/>
-        </w:rPr>
-        <w:t>；</w:t>
-      </w:r>
-      <w:hyperlink r:id="rId57">
-        <w:r>
-          <w:rPr>
-            <w:lang w:val="zh_TW" w:bidi="zh_TW"/>
-          </w:rPr>
-          <w:rPr>
-            <w:color w:val="0000EE"/>
-            <w:u w:val="single"/>
-          </w:rPr>
-          <w:t>結36:27</w:t>
-        </w:r>
-      </w:hyperlink>
-      <w:r>
-        <w:rPr>
-          <w:lang w:val="zh_TW" w:bidi="zh_TW"/>
-        </w:rPr>
-        <w:t>；</w:t>
-      </w:r>
-      <w:hyperlink r:id="rId58">
-        <w:r>
-          <w:rPr>
-            <w:lang w:val="zh_TW" w:bidi="zh_TW"/>
-          </w:rPr>
-          <w:rPr>
-            <w:color w:val="0000EE"/>
-            <w:u w:val="single"/>
-          </w:rPr>
-          <w:t>珥2:28</w:t>
-        </w:r>
-      </w:hyperlink>
-      <w:r>
-        <w:rPr>
-          <w:lang w:val="zh_TW" w:bidi="zh_TW"/>
-        </w:rPr>
-        <w:t>）以及基督的應許（</w:t>
-      </w:r>
-      <w:hyperlink r:id="rId59">
-        <w:r>
-          <w:rPr>
-            <w:lang w:val="zh_TW" w:bidi="zh_TW"/>
-          </w:rPr>
-          <w:rPr>
-            <w:color w:val="0000EE"/>
-            <w:u w:val="single"/>
-          </w:rPr>
-          <w:t>路24:49</w:t>
-        </w:r>
-      </w:hyperlink>
-      <w:r>
-        <w:rPr>
-          <w:lang w:val="zh_TW" w:bidi="zh_TW"/>
-        </w:rPr>
-        <w:t>；</w:t>
+        <w:t>在新約中，一個意為「假作（pretense）」的詞在</w:t>
       </w:r>
       <w:hyperlink r:id="rId60">
         <w:r>
@@ -1731,32 +1599,14 @@
             <w:color w:val="0000EE"/>
             <w:u w:val="single"/>
           </w:rPr>
-          <w:t>約14:16</w:t>
-        </w:r>
-      </w:hyperlink>
-      <w:r>
-        <w:rPr>
-          <w:lang w:val="zh_TW" w:bidi="zh_TW"/>
-        </w:rPr>
-        <w:t>、</w:t>
-      </w:r>
-      <w:hyperlink r:id="rId60">
-        <w:r>
-          <w:rPr>
-            <w:lang w:val="zh_TW" w:bidi="zh_TW"/>
-          </w:rPr>
-          <w:rPr>
-            <w:color w:val="0000EE"/>
-            <w:u w:val="single"/>
-          </w:rPr>
-          <w:t>20</w:t>
-        </w:r>
-      </w:hyperlink>
-      <w:r>
-        <w:rPr>
-          <w:lang w:val="zh_TW" w:bidi="zh_TW"/>
-        </w:rPr>
-        <w:t>；</w:t>
+          <w:t>使徒行傳二十七章30節</w:t>
+        </w:r>
+      </w:hyperlink>
+      <w:r>
+        <w:rPr>
+          <w:lang w:val="zh_TW" w:bidi="zh_TW"/>
+        </w:rPr>
+        <w:t>中被用於古義，有英文譯本的譯者解釋為「顏色（color）」。他們還在</w:t>
       </w:r>
       <w:hyperlink r:id="rId61">
         <w:r>
@@ -1767,86 +1617,14 @@
             <w:color w:val="0000EE"/>
             <w:u w:val="single"/>
           </w:rPr>
-          <w:t>徒1:4</w:t>
-        </w:r>
-      </w:hyperlink>
-      <w:r>
-        <w:rPr>
-          <w:lang w:val="zh_TW" w:bidi="zh_TW"/>
-        </w:rPr>
-        <w:t>），但同時也是尚未成就的未來應許。保羅將聖靈在信徒裡的同在，視為我們得基業的憑據。（</w:t>
-      </w:r>
-      <w:hyperlink r:id="rId62">
-        <w:r>
-          <w:rPr>
-            <w:lang w:val="zh_TW" w:bidi="zh_TW"/>
-          </w:rPr>
-          <w:rPr>
-            <w:color w:val="0000EE"/>
-            <w:u w:val="single"/>
-          </w:rPr>
-          <w:t>林後1:22</w:t>
-        </w:r>
-      </w:hyperlink>
-      <w:r>
-        <w:rPr>
-          <w:lang w:val="zh_TW" w:bidi="zh_TW"/>
-        </w:rPr>
-        <w:t>，</w:t>
-      </w:r>
-      <w:hyperlink r:id="rId63">
-        <w:r>
-          <w:rPr>
-            <w:lang w:val="zh_TW" w:bidi="zh_TW"/>
-          </w:rPr>
-          <w:rPr>
-            <w:color w:val="0000EE"/>
-            <w:u w:val="single"/>
-          </w:rPr>
-          <w:t>5:5</w:t>
-        </w:r>
-      </w:hyperlink>
-      <w:r>
-        <w:rPr>
-          <w:lang w:val="zh_TW" w:bidi="zh_TW"/>
-        </w:rPr>
-        <w:t>；</w:t>
-      </w:r>
-      <w:hyperlink r:id="rId64">
-        <w:r>
-          <w:rPr>
-            <w:lang w:val="zh_TW" w:bidi="zh_TW"/>
-          </w:rPr>
-          <w:rPr>
-            <w:color w:val="0000EE"/>
-            <w:u w:val="single"/>
-          </w:rPr>
-          <w:t>弗1:14</w:t>
-        </w:r>
-      </w:hyperlink>
-      <w:r>
-        <w:rPr>
-          <w:lang w:val="zh_TW" w:bidi="zh_TW"/>
-        </w:rPr>
-        <w:t>）。聖靈是將來榮耀的「初熟果子」（</w:t>
-      </w:r>
-      <w:hyperlink r:id="rId65">
-        <w:r>
-          <w:rPr>
-            <w:lang w:val="zh_TW" w:bidi="zh_TW"/>
-          </w:rPr>
-          <w:rPr>
-            <w:color w:val="0000EE"/>
-            <w:u w:val="single"/>
-          </w:rPr>
-          <w:t>羅8:23</w:t>
-        </w:r>
-      </w:hyperlink>
-      <w:r>
-        <w:rPr>
-          <w:lang w:val="zh_TW" w:bidi="zh_TW"/>
-        </w:rPr>
-        <w:t>）。</w:t>
+          <w:t>啟示錄十七章4節</w:t>
+        </w:r>
+      </w:hyperlink>
+      <w:r>
+        <w:rPr>
+          <w:lang w:val="zh_TW" w:bidi="zh_TW"/>
+        </w:rPr>
+        <w:t>中添加了「顏色（color）」一詞，顯然是為了闡明其意義。</w:t>
       </w:r>
     </w:p>
     <w:p>
@@ -1860,79 +1638,18 @@
         <w:rPr>
           <w:lang w:val="zh_TW" w:bidi="zh_TW"/>
         </w:rPr>
-        <w:t>新約聖經應許主題的最後一個面向，是肯定基督第二次降臨與新天新地（參</w:t>
-      </w:r>
-      <w:hyperlink r:id="rId66">
-        <w:r>
-          <w:rPr>
-            <w:lang w:val="zh_TW" w:bidi="zh_TW"/>
-          </w:rPr>
-          <w:rPr>
-            <w:color w:val="0000EE"/>
-            <w:u w:val="single"/>
-          </w:rPr>
-          <w:t>約14:1–3</w:t>
-        </w:r>
-      </w:hyperlink>
-      <w:r>
-        <w:rPr>
-          <w:lang w:val="zh_TW" w:bidi="zh_TW"/>
-        </w:rPr>
-        <w:t>；</w:t>
-      </w:r>
-      <w:hyperlink r:id="rId67">
-        <w:r>
-          <w:rPr>
-            <w:lang w:val="zh_TW" w:bidi="zh_TW"/>
-          </w:rPr>
-          <w:rPr>
-            <w:color w:val="0000EE"/>
-            <w:u w:val="single"/>
-          </w:rPr>
-          <w:t>彼後3:4</w:t>
-        </w:r>
-      </w:hyperlink>
-      <w:r>
-        <w:rPr>
-          <w:lang w:val="zh_TW" w:bidi="zh_TW"/>
-        </w:rPr>
-        <w:t>、</w:t>
-      </w:r>
-      <w:hyperlink r:id="rId67">
-        <w:r>
-          <w:rPr>
-            <w:lang w:val="zh_TW" w:bidi="zh_TW"/>
-          </w:rPr>
-          <w:rPr>
-            <w:color w:val="0000EE"/>
-            <w:u w:val="single"/>
-          </w:rPr>
-          <w:t>9</w:t>
-        </w:r>
-      </w:hyperlink>
-      <w:r>
-        <w:rPr>
-          <w:lang w:val="zh_TW" w:bidi="zh_TW"/>
-        </w:rPr>
-        <w:t>、</w:t>
-      </w:r>
-      <w:hyperlink r:id="rId67">
-        <w:r>
-          <w:rPr>
-            <w:lang w:val="zh_TW" w:bidi="zh_TW"/>
-          </w:rPr>
-          <w:rPr>
-            <w:color w:val="0000EE"/>
-            <w:u w:val="single"/>
-          </w:rPr>
-          <w:t>13</w:t>
-        </w:r>
-      </w:hyperlink>
-      <w:r>
-        <w:rPr>
-          <w:lang w:val="zh_TW" w:bidi="zh_TW"/>
-        </w:rPr>
-        <w:t>）。</w:t>
+        <w:t>儘管聖經提到許多顏色，但顏色並未特別被強調。對於自然顏色的描述很少出現，而出現頻率最高且區別最清楚的顏色則是人造的染料。</w:t>
+      </w:r>
+    </w:p>
+    <w:p>
+      <w:pPr>
+        <w:pStyle w:val="Heading3"/>
+      </w:pPr>
+      <w:r>
+        <w:rPr>
+          <w:lang w:val="zh_TW" w:bidi="zh_TW"/>
+        </w:rPr>
+        <w:t>聖經中提到的顏色</w:t>
       </w:r>
     </w:p>
     <w:p>
@@ -1944,6 +1661,3038 @@
       </w:r>
       <w:r>
         <w:rPr>
+          <w:lang w:val="zh_TW" w:bidi="zh_TW"/>
+        </w:rPr>
+        <w:t>由於希伯來人對顏色的感知方式與現代西方文化不同，有時很難準確翻譯希伯來文中表示顏色的詞。因此，英文聖經譯本中這些詞的翻譯經常有很大差異。為了提供比較的基礎，本文主要根據和合本經文，但有例外時會另行說明。</w:t>
+      </w:r>
+    </w:p>
+    <w:p>
+      <w:pPr/>
+      <w:r>
+        <w:rPr>
+          <w:lang w:val="zh_TW" w:bidi="zh_TW"/>
+        </w:rPr>
+      </w:r>
+      <w:r>
+        <w:rPr>
+          <w:lang w:val="zh_TW" w:bidi="zh_TW"/>
+        </w:rPr>
+        <w:t>在舊約和新約中最常提到的顏色如下：</w:t>
+      </w:r>
+    </w:p>
+    <w:p>
+      <w:pPr/>
+      <w:r>
+        <w:rPr>
+          <w:lang w:val="zh_TW" w:bidi="zh_TW"/>
+        </w:rPr>
+      </w:r>
+      <w:r>
+        <w:rPr>
+          <w:lang w:val="zh_TW" w:bidi="zh_TW"/>
+        </w:rPr>
+        <w:t>「黑色」在舊約中由五個詞表達，在新約中由一個詞表達，指不同程度的黑暗。這些詞描述了：羊的顏色（</w:t>
+      </w:r>
+      <w:hyperlink r:id="rId62">
+        <w:r>
+          <w:rPr>
+            <w:lang w:val="zh_TW" w:bidi="zh_TW"/>
+          </w:rPr>
+          <w:rPr>
+            <w:color w:val="0000EE"/>
+            <w:u w:val="single"/>
+          </w:rPr>
+          <w:t>創30:32–33、35、40</w:t>
+        </w:r>
+      </w:hyperlink>
+      <w:r>
+        <w:rPr>
+          <w:lang w:val="zh_TW" w:bidi="zh_TW"/>
+        </w:rPr>
+        <w:t>）、頭髮（</w:t>
+      </w:r>
+      <w:hyperlink r:id="rId63">
+        <w:r>
+          <w:rPr>
+            <w:lang w:val="zh_TW" w:bidi="zh_TW"/>
+          </w:rPr>
+          <w:rPr>
+            <w:color w:val="0000EE"/>
+            <w:u w:val="single"/>
+          </w:rPr>
+          <w:t>利13:31、37</w:t>
+        </w:r>
+      </w:hyperlink>
+      <w:r>
+        <w:rPr>
+          <w:lang w:val="zh_TW" w:bidi="zh_TW"/>
+        </w:rPr>
+        <w:t>；</w:t>
+      </w:r>
+      <w:hyperlink r:id="rId64">
+        <w:r>
+          <w:rPr>
+            <w:lang w:val="zh_TW" w:bidi="zh_TW"/>
+          </w:rPr>
+          <w:rPr>
+            <w:color w:val="0000EE"/>
+            <w:u w:val="single"/>
+          </w:rPr>
+          <w:t>歌5:11</w:t>
+        </w:r>
+      </w:hyperlink>
+      <w:r>
+        <w:rPr>
+          <w:lang w:val="zh_TW" w:bidi="zh_TW"/>
+        </w:rPr>
+        <w:t>；</w:t>
+      </w:r>
+      <w:hyperlink r:id="rId65">
+        <w:r>
+          <w:rPr>
+            <w:lang w:val="zh_TW" w:bidi="zh_TW"/>
+          </w:rPr>
+          <w:rPr>
+            <w:color w:val="0000EE"/>
+            <w:u w:val="single"/>
+          </w:rPr>
+          <w:t>太5:36</w:t>
+        </w:r>
+      </w:hyperlink>
+      <w:r>
+        <w:rPr>
+          <w:lang w:val="zh_TW" w:bidi="zh_TW"/>
+        </w:rPr>
+        <w:t>）、皮膚（</w:t>
+      </w:r>
+      <w:hyperlink r:id="rId66">
+        <w:r>
+          <w:rPr>
+            <w:lang w:val="zh_TW" w:bidi="zh_TW"/>
+          </w:rPr>
+          <w:rPr>
+            <w:color w:val="0000EE"/>
+            <w:u w:val="single"/>
+          </w:rPr>
+          <w:t>伯30:30</w:t>
+        </w:r>
+      </w:hyperlink>
+      <w:r>
+        <w:rPr>
+          <w:lang w:val="zh_TW" w:bidi="zh_TW"/>
+        </w:rPr>
+        <w:t>）、馬（</w:t>
+      </w:r>
+      <w:hyperlink r:id="rId67">
+        <w:r>
+          <w:rPr>
+            <w:lang w:val="zh_TW" w:bidi="zh_TW"/>
+          </w:rPr>
+          <w:rPr>
+            <w:color w:val="0000EE"/>
+            <w:u w:val="single"/>
+          </w:rPr>
+          <w:t>亞6:2、6</w:t>
+        </w:r>
+      </w:hyperlink>
+      <w:r>
+        <w:rPr>
+          <w:lang w:val="zh_TW" w:bidi="zh_TW"/>
+        </w:rPr>
+        <w:t>；</w:t>
+      </w:r>
+      <w:hyperlink r:id="rId68">
+        <w:r>
+          <w:rPr>
+            <w:lang w:val="zh_TW" w:bidi="zh_TW"/>
+          </w:rPr>
+          <w:rPr>
+            <w:color w:val="0000EE"/>
+            <w:u w:val="single"/>
+          </w:rPr>
+          <w:t>啟6:5</w:t>
+        </w:r>
+      </w:hyperlink>
+      <w:r>
+        <w:rPr>
+          <w:lang w:val="zh_TW" w:bidi="zh_TW"/>
+        </w:rPr>
+        <w:t>）、天空（</w:t>
+      </w:r>
+      <w:hyperlink r:id="rId69">
+        <w:r>
+          <w:rPr>
+            <w:lang w:val="zh_TW" w:bidi="zh_TW"/>
+          </w:rPr>
+          <w:rPr>
+            <w:color w:val="0000EE"/>
+            <w:u w:val="single"/>
+          </w:rPr>
+          <w:t>王上18:45</w:t>
+        </w:r>
+      </w:hyperlink>
+      <w:r>
+        <w:rPr>
+          <w:lang w:val="zh_TW" w:bidi="zh_TW"/>
+        </w:rPr>
+        <w:t>；</w:t>
+      </w:r>
+      <w:hyperlink r:id="rId70">
+        <w:r>
+          <w:rPr>
+            <w:lang w:val="zh_TW" w:bidi="zh_TW"/>
+          </w:rPr>
+          <w:rPr>
+            <w:color w:val="0000EE"/>
+            <w:u w:val="single"/>
+          </w:rPr>
+          <w:t>賽50:3</w:t>
+        </w:r>
+      </w:hyperlink>
+      <w:r>
+        <w:rPr>
+          <w:lang w:val="zh_TW" w:bidi="zh_TW"/>
+        </w:rPr>
+        <w:t>；</w:t>
+      </w:r>
+      <w:hyperlink r:id="rId71">
+        <w:r>
+          <w:rPr>
+            <w:lang w:val="zh_TW" w:bidi="zh_TW"/>
+          </w:rPr>
+          <w:rPr>
+            <w:color w:val="0000EE"/>
+            <w:u w:val="single"/>
+          </w:rPr>
+          <w:t>耶4:28</w:t>
+        </w:r>
+      </w:hyperlink>
+      <w:r>
+        <w:rPr>
+          <w:lang w:val="zh_TW" w:bidi="zh_TW"/>
+        </w:rPr>
+        <w:t>）、白日（</w:t>
+      </w:r>
+      <w:hyperlink r:id="rId72">
+        <w:r>
+          <w:rPr>
+            <w:lang w:val="zh_TW" w:bidi="zh_TW"/>
+          </w:rPr>
+          <w:rPr>
+            <w:color w:val="0000EE"/>
+            <w:u w:val="single"/>
+          </w:rPr>
+          <w:t>伯3:5</w:t>
+        </w:r>
+      </w:hyperlink>
+      <w:r>
+        <w:rPr>
+          <w:lang w:val="zh_TW" w:bidi="zh_TW"/>
+        </w:rPr>
+        <w:t>；</w:t>
+      </w:r>
+      <w:hyperlink r:id="rId73">
+        <w:r>
+          <w:rPr>
+            <w:lang w:val="zh_TW" w:bidi="zh_TW"/>
+          </w:rPr>
+          <w:rPr>
+            <w:color w:val="0000EE"/>
+            <w:u w:val="single"/>
+          </w:rPr>
+          <w:t>彌3:6</w:t>
+        </w:r>
+      </w:hyperlink>
+      <w:r>
+        <w:rPr>
+          <w:lang w:val="zh_TW" w:bidi="zh_TW"/>
+        </w:rPr>
+        <w:t>）、變黑的太陽（</w:t>
+      </w:r>
+      <w:hyperlink r:id="rId74">
+        <w:r>
+          <w:rPr>
+            <w:lang w:val="zh_TW" w:bidi="zh_TW"/>
+          </w:rPr>
+          <w:rPr>
+            <w:color w:val="0000EE"/>
+            <w:u w:val="single"/>
+          </w:rPr>
+          <w:t>啟6:12</w:t>
+        </w:r>
+      </w:hyperlink>
+      <w:r>
+        <w:rPr>
+          <w:lang w:val="zh_TW" w:bidi="zh_TW"/>
+        </w:rPr>
+        <w:t>），以及入侵的軍隊（</w:t>
+      </w:r>
+      <w:hyperlink r:id="rId75">
+        <w:r>
+          <w:rPr>
+            <w:lang w:val="zh_TW" w:bidi="zh_TW"/>
+          </w:rPr>
+          <w:rPr>
+            <w:color w:val="0000EE"/>
+            <w:u w:val="single"/>
+          </w:rPr>
+          <w:t>珥2:2</w:t>
+        </w:r>
+      </w:hyperlink>
+      <w:r>
+        <w:rPr>
+          <w:lang w:val="zh_TW" w:bidi="zh_TW"/>
+        </w:rPr>
+        <w:t>）。約伯記的「沒有日光」（</w:t>
+      </w:r>
+      <w:hyperlink r:id="rId76">
+        <w:r>
+          <w:rPr>
+            <w:lang w:val="zh_TW" w:bidi="zh_TW"/>
+          </w:rPr>
+          <w:rPr>
+            <w:color w:val="0000EE"/>
+            <w:u w:val="single"/>
+          </w:rPr>
+          <w:t>伯30:28</w:t>
+        </w:r>
+      </w:hyperlink>
+      <w:r>
+        <w:rPr>
+          <w:lang w:val="zh_TW" w:bidi="zh_TW"/>
+        </w:rPr>
+        <w:t>）被理解為災病或悲傷。</w:t>
+      </w:r>
+    </w:p>
+    <w:p>
+      <w:pPr/>
+      <w:r>
+        <w:rPr>
+          <w:lang w:val="zh_TW" w:bidi="zh_TW"/>
+        </w:rPr>
+      </w:r>
+      <w:r>
+        <w:rPr>
+          <w:lang w:val="zh_TW" w:bidi="zh_TW"/>
+        </w:rPr>
+        <w:t>「藍色」可能指的是從地中海軟體動物中獲得的藍紫色染料。這是一種受歡迎的顏色，但古代認為其不如「皇家紫色」高貴。這兩種染料都產於泰爾，泰爾曾一度壟斷藍色和紫色染料的製造（</w:t>
+      </w:r>
+      <w:hyperlink r:id="rId77">
+        <w:r>
+          <w:rPr>
+            <w:lang w:val="zh_TW" w:bidi="zh_TW"/>
+          </w:rPr>
+          <w:rPr>
+            <w:color w:val="0000EE"/>
+            <w:u w:val="single"/>
+          </w:rPr>
+          <w:t>代下2:7、14</w:t>
+        </w:r>
+      </w:hyperlink>
+      <w:r>
+        <w:rPr>
+          <w:lang w:val="zh_TW" w:bidi="zh_TW"/>
+        </w:rPr>
+        <w:t>；</w:t>
+      </w:r>
+      <w:hyperlink r:id="rId55">
+        <w:r>
+          <w:rPr>
+            <w:lang w:val="zh_TW" w:bidi="zh_TW"/>
+          </w:rPr>
+          <w:rPr>
+            <w:color w:val="0000EE"/>
+            <w:u w:val="single"/>
+          </w:rPr>
+          <w:t>結27:24</w:t>
+        </w:r>
+      </w:hyperlink>
+      <w:r>
+        <w:rPr>
+          <w:lang w:val="zh_TW" w:bidi="zh_TW"/>
+        </w:rPr>
+        <w:t>）。泰爾的船使用藍色和紫色作為船篷（</w:t>
+      </w:r>
+      <w:hyperlink r:id="rId78">
+        <w:r>
+          <w:rPr>
+            <w:lang w:val="zh_TW" w:bidi="zh_TW"/>
+          </w:rPr>
+          <w:rPr>
+            <w:color w:val="0000EE"/>
+            <w:u w:val="single"/>
+          </w:rPr>
+          <w:t>結27:7</w:t>
+        </w:r>
+      </w:hyperlink>
+      <w:r>
+        <w:rPr>
+          <w:lang w:val="zh_TW" w:bidi="zh_TW"/>
+        </w:rPr>
+        <w:t>）。藍色被用於會幕的布料（</w:t>
+      </w:r>
+      <w:hyperlink r:id="rId79">
+        <w:r>
+          <w:rPr>
+            <w:lang w:val="zh_TW" w:bidi="zh_TW"/>
+          </w:rPr>
+          <w:rPr>
+            <w:color w:val="0000EE"/>
+            <w:u w:val="single"/>
+          </w:rPr>
+          <w:t>出26:1</w:t>
+        </w:r>
+      </w:hyperlink>
+      <w:r>
+        <w:rPr>
+          <w:lang w:val="zh_TW" w:bidi="zh_TW"/>
+        </w:rPr>
+        <w:t>；</w:t>
+      </w:r>
+      <w:hyperlink r:id="rId80">
+        <w:r>
+          <w:rPr>
+            <w:lang w:val="zh_TW" w:bidi="zh_TW"/>
+          </w:rPr>
+          <w:rPr>
+            <w:color w:val="0000EE"/>
+            <w:u w:val="single"/>
+          </w:rPr>
+          <w:t>民4:6–9</w:t>
+        </w:r>
+      </w:hyperlink>
+      <w:r>
+        <w:rPr>
+          <w:lang w:val="zh_TW" w:bidi="zh_TW"/>
+        </w:rPr>
+        <w:t>）、祭司的衣服（</w:t>
+      </w:r>
+      <w:hyperlink r:id="rId81">
+        <w:r>
+          <w:rPr>
+            <w:lang w:val="zh_TW" w:bidi="zh_TW"/>
+          </w:rPr>
+          <w:rPr>
+            <w:color w:val="0000EE"/>
+            <w:u w:val="single"/>
+          </w:rPr>
+          <w:t>出28:5–6</w:t>
+        </w:r>
+      </w:hyperlink>
+      <w:r>
+        <w:rPr>
+          <w:lang w:val="zh_TW" w:bidi="zh_TW"/>
+        </w:rPr>
+        <w:t>）、所羅門的聖殿（</w:t>
+      </w:r>
+      <w:hyperlink r:id="rId77">
+        <w:r>
+          <w:rPr>
+            <w:lang w:val="zh_TW" w:bidi="zh_TW"/>
+          </w:rPr>
+          <w:rPr>
+            <w:color w:val="0000EE"/>
+            <w:u w:val="single"/>
+          </w:rPr>
+          <w:t>代下2:7、14</w:t>
+        </w:r>
+      </w:hyperlink>
+      <w:r>
+        <w:rPr>
+          <w:lang w:val="zh_TW" w:bidi="zh_TW"/>
+        </w:rPr>
+        <w:t>），以及波斯王宮（</w:t>
+      </w:r>
+      <w:hyperlink r:id="rId29">
+        <w:r>
+          <w:rPr>
+            <w:lang w:val="zh_TW" w:bidi="zh_TW"/>
+          </w:rPr>
+          <w:rPr>
+            <w:color w:val="0000EE"/>
+            <w:u w:val="single"/>
+          </w:rPr>
+          <w:t>斯1:6，</w:t>
+        </w:r>
+      </w:hyperlink>
+      <w:hyperlink r:id="rId82">
+        <w:r>
+          <w:rPr>
+            <w:lang w:val="zh_TW" w:bidi="zh_TW"/>
+          </w:rPr>
+          <w:rPr>
+            <w:color w:val="0000EE"/>
+            <w:u w:val="single"/>
+          </w:rPr>
+          <w:t>8:15</w:t>
+        </w:r>
+      </w:hyperlink>
+      <w:r>
+        <w:rPr>
+          <w:lang w:val="zh_TW" w:bidi="zh_TW"/>
+        </w:rPr>
+        <w:t>）。藍色在新約中沒有被提及。</w:t>
+      </w:r>
+    </w:p>
+    <w:p>
+      <w:pPr/>
+      <w:r>
+        <w:rPr>
+          <w:lang w:val="zh_TW" w:bidi="zh_TW"/>
+        </w:rPr>
+      </w:r>
+      <w:r>
+        <w:rPr>
+          <w:lang w:val="zh_TW" w:bidi="zh_TW"/>
+        </w:rPr>
+        <w:t>「紅色」是三個不同希伯來文的翻譯。這種不同色調的紅色是從某些昆蟲中提取的。這個詞描述了所羅門的聖殿中的某些布料（</w:t>
+      </w:r>
+      <w:hyperlink r:id="rId77">
+        <w:r>
+          <w:rPr>
+            <w:lang w:val="zh_TW" w:bidi="zh_TW"/>
+          </w:rPr>
+          <w:rPr>
+            <w:color w:val="0000EE"/>
+            <w:u w:val="single"/>
+          </w:rPr>
+          <w:t>代下2:7、14，</w:t>
+        </w:r>
+      </w:hyperlink>
+      <w:hyperlink r:id="rId83">
+        <w:r>
+          <w:rPr>
+            <w:lang w:val="zh_TW" w:bidi="zh_TW"/>
+          </w:rPr>
+          <w:rPr>
+            <w:color w:val="0000EE"/>
+            <w:u w:val="single"/>
+          </w:rPr>
+          <w:t>3:14</w:t>
+        </w:r>
+      </w:hyperlink>
+      <w:r>
+        <w:rPr>
+          <w:lang w:val="zh_TW" w:bidi="zh_TW"/>
+        </w:rPr>
+        <w:t>），並被用來比喻罪（</w:t>
+      </w:r>
+      <w:hyperlink r:id="rId84">
+        <w:r>
+          <w:rPr>
+            <w:lang w:val="zh_TW" w:bidi="zh_TW"/>
+          </w:rPr>
+          <w:rPr>
+            <w:color w:val="0000EE"/>
+            <w:u w:val="single"/>
+          </w:rPr>
+          <w:t>賽1:18</w:t>
+        </w:r>
+      </w:hyperlink>
+      <w:r>
+        <w:rPr>
+          <w:lang w:val="zh_TW" w:bidi="zh_TW"/>
+        </w:rPr>
+        <w:t>）。形容波斯拉衣服的「紅」（</w:t>
+      </w:r>
+      <w:hyperlink r:id="rId85">
+        <w:r>
+          <w:rPr>
+            <w:lang w:val="zh_TW" w:bidi="zh_TW"/>
+          </w:rPr>
+          <w:rPr>
+            <w:color w:val="0000EE"/>
+            <w:u w:val="single"/>
+          </w:rPr>
+          <w:t>63:1</w:t>
+        </w:r>
+      </w:hyperlink>
+      <w:r>
+        <w:rPr>
+          <w:lang w:val="zh_TW" w:bidi="zh_TW"/>
+        </w:rPr>
+        <w:t>）可能意味著「鮮豔的顏色」而不是特定的色調。</w:t>
+      </w:r>
+    </w:p>
+    <w:p>
+      <w:pPr/>
+      <w:r>
+        <w:rPr>
+          <w:lang w:val="zh_TW" w:bidi="zh_TW"/>
+        </w:rPr>
+      </w:r>
+      <w:r>
+        <w:rPr>
+          <w:lang w:val="zh_TW" w:bidi="zh_TW"/>
+        </w:rPr>
+        <w:t>「灰色」這個顏色僅在舊約中出現，專門用來形容老年，如灰白的頭髮或白髮（</w:t>
+      </w:r>
+      <w:hyperlink r:id="rId86">
+        <w:r>
+          <w:rPr>
+            <w:lang w:val="zh_TW" w:bidi="zh_TW"/>
+          </w:rPr>
+          <w:rPr>
+            <w:color w:val="0000EE"/>
+            <w:u w:val="single"/>
+          </w:rPr>
+          <w:t>創42:38</w:t>
+        </w:r>
+      </w:hyperlink>
+      <w:r>
+        <w:rPr>
+          <w:lang w:val="zh_TW" w:bidi="zh_TW"/>
+        </w:rPr>
+        <w:t>；</w:t>
+      </w:r>
+      <w:hyperlink r:id="rId87">
+        <w:r>
+          <w:rPr>
+            <w:lang w:val="zh_TW" w:bidi="zh_TW"/>
+          </w:rPr>
+          <w:rPr>
+            <w:color w:val="0000EE"/>
+            <w:u w:val="single"/>
+          </w:rPr>
+          <w:t>44:29–31</w:t>
+        </w:r>
+      </w:hyperlink>
+      <w:r>
+        <w:rPr>
+          <w:lang w:val="zh_TW" w:bidi="zh_TW"/>
+        </w:rPr>
+        <w:t>；</w:t>
+      </w:r>
+      <w:hyperlink r:id="rId88">
+        <w:r>
+          <w:rPr>
+            <w:lang w:val="zh_TW" w:bidi="zh_TW"/>
+          </w:rPr>
+          <w:rPr>
+            <w:color w:val="0000EE"/>
+            <w:u w:val="single"/>
+          </w:rPr>
+          <w:t>申32:25</w:t>
+        </w:r>
+      </w:hyperlink>
+      <w:r>
+        <w:rPr>
+          <w:lang w:val="zh_TW" w:bidi="zh_TW"/>
+        </w:rPr>
+        <w:t>；</w:t>
+      </w:r>
+      <w:hyperlink r:id="rId89">
+        <w:r>
+          <w:rPr>
+            <w:lang w:val="zh_TW" w:bidi="zh_TW"/>
+          </w:rPr>
+          <w:rPr>
+            <w:color w:val="0000EE"/>
+            <w:u w:val="single"/>
+          </w:rPr>
+          <w:t>撒上12:2</w:t>
+        </w:r>
+      </w:hyperlink>
+      <w:r>
+        <w:rPr>
+          <w:lang w:val="zh_TW" w:bidi="zh_TW"/>
+        </w:rPr>
+        <w:t>；</w:t>
+      </w:r>
+      <w:hyperlink r:id="rId90">
+        <w:r>
+          <w:rPr>
+            <w:lang w:val="zh_TW" w:bidi="zh_TW"/>
+          </w:rPr>
+          <w:rPr>
+            <w:color w:val="0000EE"/>
+            <w:u w:val="single"/>
+          </w:rPr>
+          <w:t>王上2:6、9</w:t>
+        </w:r>
+      </w:hyperlink>
+      <w:r>
+        <w:rPr>
+          <w:lang w:val="zh_TW" w:bidi="zh_TW"/>
+        </w:rPr>
+        <w:t>；</w:t>
+      </w:r>
+      <w:hyperlink r:id="rId91">
+        <w:r>
+          <w:rPr>
+            <w:lang w:val="zh_TW" w:bidi="zh_TW"/>
+          </w:rPr>
+          <w:rPr>
+            <w:color w:val="0000EE"/>
+            <w:u w:val="single"/>
+          </w:rPr>
+          <w:t>伯15:10</w:t>
+        </w:r>
+      </w:hyperlink>
+      <w:r>
+        <w:rPr>
+          <w:lang w:val="zh_TW" w:bidi="zh_TW"/>
+        </w:rPr>
+        <w:t>；</w:t>
+      </w:r>
+      <w:hyperlink r:id="rId92">
+        <w:r>
+          <w:rPr>
+            <w:lang w:val="zh_TW" w:bidi="zh_TW"/>
+          </w:rPr>
+          <w:rPr>
+            <w:color w:val="0000EE"/>
+            <w:u w:val="single"/>
+          </w:rPr>
+          <w:t>詩71:18</w:t>
+        </w:r>
+      </w:hyperlink>
+      <w:r>
+        <w:rPr>
+          <w:lang w:val="zh_TW" w:bidi="zh_TW"/>
+        </w:rPr>
+        <w:t>；</w:t>
+      </w:r>
+      <w:hyperlink r:id="rId93">
+        <w:r>
+          <w:rPr>
+            <w:lang w:val="zh_TW" w:bidi="zh_TW"/>
+          </w:rPr>
+          <w:rPr>
+            <w:color w:val="0000EE"/>
+            <w:u w:val="single"/>
+          </w:rPr>
+          <w:t>箴20:29</w:t>
+        </w:r>
+      </w:hyperlink>
+      <w:r>
+        <w:rPr>
+          <w:lang w:val="zh_TW" w:bidi="zh_TW"/>
+        </w:rPr>
+        <w:t>；</w:t>
+      </w:r>
+      <w:hyperlink r:id="rId94">
+        <w:r>
+          <w:rPr>
+            <w:lang w:val="zh_TW" w:bidi="zh_TW"/>
+          </w:rPr>
+          <w:rPr>
+            <w:color w:val="0000EE"/>
+            <w:u w:val="single"/>
+          </w:rPr>
+          <w:t>賽46:4</w:t>
+        </w:r>
+      </w:hyperlink>
+      <w:r>
+        <w:rPr>
+          <w:lang w:val="zh_TW" w:bidi="zh_TW"/>
+        </w:rPr>
+        <w:t>；</w:t>
+      </w:r>
+      <w:hyperlink r:id="rId95">
+        <w:r>
+          <w:rPr>
+            <w:lang w:val="zh_TW" w:bidi="zh_TW"/>
+          </w:rPr>
+          <w:rPr>
+            <w:color w:val="0000EE"/>
+            <w:u w:val="single"/>
+          </w:rPr>
+          <w:t>何7:9</w:t>
+        </w:r>
+      </w:hyperlink>
+      <w:r>
+        <w:rPr>
+          <w:lang w:val="zh_TW" w:bidi="zh_TW"/>
+        </w:rPr>
+        <w:t>）。用來形容雜色灰馬的另一個詞（</w:t>
+      </w:r>
+      <w:hyperlink r:id="rId96">
+        <w:r>
+          <w:rPr>
+            <w:lang w:val="zh_TW" w:bidi="zh_TW"/>
+          </w:rPr>
+          <w:rPr>
+            <w:color w:val="0000EE"/>
+            <w:u w:val="single"/>
+          </w:rPr>
+          <w:t>亞6:3</w:t>
+        </w:r>
+      </w:hyperlink>
+      <w:r>
+        <w:rPr>
+          <w:lang w:val="zh_TW" w:bidi="zh_TW"/>
+        </w:rPr>
+        <w:t>）可能意指「斑點」或「斑駁」。</w:t>
+      </w:r>
+    </w:p>
+    <w:p>
+      <w:pPr/>
+      <w:r>
+        <w:rPr>
+          <w:lang w:val="zh_TW" w:bidi="zh_TW"/>
+        </w:rPr>
+      </w:r>
+      <w:r>
+        <w:rPr>
+          <w:lang w:val="zh_TW" w:bidi="zh_TW"/>
+        </w:rPr>
+        <w:t>「綠色」在舊約中由七個詞表達，在新約中由兩個詞表達。多數詞指植物，描述植物的新鮮或濕潤狀態，而非顏色。被形容為「綠色」的有：植物（</w:t>
+      </w:r>
+      <w:hyperlink r:id="rId97">
+        <w:r>
+          <w:rPr>
+            <w:lang w:val="zh_TW" w:bidi="zh_TW"/>
+          </w:rPr>
+          <w:rPr>
+            <w:color w:val="0000EE"/>
+            <w:u w:val="single"/>
+          </w:rPr>
+          <w:t>創1:30</w:t>
+        </w:r>
+      </w:hyperlink>
+      <w:r>
+        <w:rPr>
+          <w:lang w:val="zh_TW" w:bidi="zh_TW"/>
+        </w:rPr>
+        <w:t>）、樹木（</w:t>
+      </w:r>
+      <w:hyperlink r:id="rId98">
+        <w:r>
+          <w:rPr>
+            <w:lang w:val="zh_TW" w:bidi="zh_TW"/>
+          </w:rPr>
+          <w:rPr>
+            <w:color w:val="0000EE"/>
+            <w:u w:val="single"/>
+          </w:rPr>
+          <w:t>王上14:23</w:t>
+        </w:r>
+      </w:hyperlink>
+      <w:r>
+        <w:rPr>
+          <w:lang w:val="zh_TW" w:bidi="zh_TW"/>
+        </w:rPr>
+        <w:t>）、枝子（</w:t>
+      </w:r>
+      <w:hyperlink r:id="rId99">
+        <w:r>
+          <w:rPr>
+            <w:lang w:val="zh_TW" w:bidi="zh_TW"/>
+          </w:rPr>
+          <w:rPr>
+            <w:color w:val="0000EE"/>
+            <w:u w:val="single"/>
+          </w:rPr>
+          <w:t>伯15:32</w:t>
+        </w:r>
+      </w:hyperlink>
+      <w:r>
+        <w:rPr>
+          <w:lang w:val="zh_TW" w:bidi="zh_TW"/>
+        </w:rPr>
+        <w:t>）、牧場（</w:t>
+      </w:r>
+      <w:hyperlink r:id="rId100">
+        <w:r>
+          <w:rPr>
+            <w:lang w:val="zh_TW" w:bidi="zh_TW"/>
+          </w:rPr>
+          <w:rPr>
+            <w:color w:val="0000EE"/>
+            <w:u w:val="single"/>
+          </w:rPr>
+          <w:t>詩23:2</w:t>
+        </w:r>
+      </w:hyperlink>
+      <w:r>
+        <w:rPr>
+          <w:lang w:val="zh_TW" w:bidi="zh_TW"/>
+        </w:rPr>
+        <w:t>；</w:t>
+      </w:r>
+      <w:hyperlink r:id="rId101">
+        <w:r>
+          <w:rPr>
+            <w:lang w:val="zh_TW" w:bidi="zh_TW"/>
+          </w:rPr>
+          <w:rPr>
+            <w:color w:val="0000EE"/>
+            <w:u w:val="single"/>
+          </w:rPr>
+          <w:t>珥2:22</w:t>
+        </w:r>
+      </w:hyperlink>
+      <w:r>
+        <w:rPr>
+          <w:lang w:val="zh_TW" w:bidi="zh_TW"/>
+        </w:rPr>
+        <w:t>）、草藥（</w:t>
+      </w:r>
+      <w:hyperlink r:id="rId102">
+        <w:r>
+          <w:rPr>
+            <w:lang w:val="zh_TW" w:bidi="zh_TW"/>
+          </w:rPr>
+          <w:rPr>
+            <w:color w:val="0000EE"/>
+            <w:u w:val="single"/>
+          </w:rPr>
+          <w:t>詩37:2</w:t>
+        </w:r>
+      </w:hyperlink>
+      <w:r>
+        <w:rPr>
+          <w:lang w:val="zh_TW" w:bidi="zh_TW"/>
+        </w:rPr>
+        <w:t>）、橄欖樹（</w:t>
+      </w:r>
+      <w:hyperlink r:id="rId103">
+        <w:r>
+          <w:rPr>
+            <w:lang w:val="zh_TW" w:bidi="zh_TW"/>
+          </w:rPr>
+          <w:rPr>
+            <w:color w:val="0000EE"/>
+            <w:u w:val="single"/>
+          </w:rPr>
+          <w:t>詩52:8</w:t>
+        </w:r>
+      </w:hyperlink>
+      <w:r>
+        <w:rPr>
+          <w:lang w:val="zh_TW" w:bidi="zh_TW"/>
+        </w:rPr>
+        <w:t>；</w:t>
+      </w:r>
+      <w:hyperlink r:id="rId104">
+        <w:r>
+          <w:rPr>
+            <w:lang w:val="zh_TW" w:bidi="zh_TW"/>
+          </w:rPr>
+          <w:rPr>
+            <w:color w:val="0000EE"/>
+            <w:u w:val="single"/>
+          </w:rPr>
+          <w:t>耶11:16</w:t>
+        </w:r>
+      </w:hyperlink>
+      <w:r>
+        <w:rPr>
+          <w:lang w:val="zh_TW" w:bidi="zh_TW"/>
+        </w:rPr>
+        <w:t>）、荊棘（</w:t>
+      </w:r>
+      <w:hyperlink r:id="rId105">
+        <w:r>
+          <w:rPr>
+            <w:lang w:val="zh_TW" w:bidi="zh_TW"/>
+          </w:rPr>
+          <w:rPr>
+            <w:color w:val="0000EE"/>
+            <w:u w:val="single"/>
+          </w:rPr>
+          <w:t>詩58:9</w:t>
+        </w:r>
+      </w:hyperlink>
+      <w:r>
+        <w:rPr>
+          <w:lang w:val="zh_TW" w:bidi="zh_TW"/>
+        </w:rPr>
+        <w:t>）、樹葉（</w:t>
+      </w:r>
+      <w:hyperlink r:id="rId106">
+        <w:r>
+          <w:rPr>
+            <w:lang w:val="zh_TW" w:bidi="zh_TW"/>
+          </w:rPr>
+          <w:rPr>
+            <w:color w:val="0000EE"/>
+            <w:u w:val="single"/>
+          </w:rPr>
+          <w:t>耶17:8</w:t>
+        </w:r>
+      </w:hyperlink>
+      <w:r>
+        <w:rPr>
+          <w:lang w:val="zh_TW" w:bidi="zh_TW"/>
+        </w:rPr>
+        <w:t>）、草（</w:t>
+      </w:r>
+      <w:hyperlink r:id="rId107">
+        <w:r>
+          <w:rPr>
+            <w:lang w:val="zh_TW" w:bidi="zh_TW"/>
+          </w:rPr>
+          <w:rPr>
+            <w:color w:val="0000EE"/>
+            <w:u w:val="single"/>
+          </w:rPr>
+          <w:t>可6:39</w:t>
+        </w:r>
+      </w:hyperlink>
+      <w:r>
+        <w:rPr>
+          <w:lang w:val="zh_TW" w:bidi="zh_TW"/>
+        </w:rPr>
+        <w:t>；</w:t>
+      </w:r>
+      <w:hyperlink r:id="rId108">
+        <w:r>
+          <w:rPr>
+            <w:lang w:val="zh_TW" w:bidi="zh_TW"/>
+          </w:rPr>
+          <w:rPr>
+            <w:color w:val="0000EE"/>
+            <w:u w:val="single"/>
+          </w:rPr>
+          <w:t>啟8:7</w:t>
+        </w:r>
+      </w:hyperlink>
+      <w:r>
+        <w:rPr>
+          <w:lang w:val="zh_TW" w:bidi="zh_TW"/>
+        </w:rPr>
+        <w:t>）、木材（</w:t>
+      </w:r>
+      <w:hyperlink r:id="rId109">
+        <w:r>
+          <w:rPr>
+            <w:lang w:val="zh_TW" w:bidi="zh_TW"/>
+          </w:rPr>
+          <w:rPr>
+            <w:color w:val="0000EE"/>
+            <w:u w:val="single"/>
+          </w:rPr>
+          <w:t>路23:31</w:t>
+        </w:r>
+      </w:hyperlink>
+      <w:r>
+        <w:rPr>
+          <w:lang w:val="zh_TW" w:bidi="zh_TW"/>
+        </w:rPr>
+        <w:t>）。除了各種植物之外，鴿子的翅膀（</w:t>
+      </w:r>
+      <w:hyperlink r:id="rId110">
+        <w:r>
+          <w:rPr>
+            <w:lang w:val="zh_TW" w:bidi="zh_TW"/>
+          </w:rPr>
+          <w:rPr>
+            <w:color w:val="0000EE"/>
+            <w:u w:val="single"/>
+          </w:rPr>
+          <w:t>詩68:13</w:t>
+        </w:r>
+      </w:hyperlink>
+      <w:r>
+        <w:rPr>
+          <w:lang w:val="zh_TW" w:bidi="zh_TW"/>
+        </w:rPr>
+        <w:t>）、床榻（</w:t>
+      </w:r>
+      <w:hyperlink r:id="rId111">
+        <w:r>
+          <w:rPr>
+            <w:lang w:val="zh_TW" w:bidi="zh_TW"/>
+          </w:rPr>
+          <w:rPr>
+            <w:color w:val="0000EE"/>
+            <w:u w:val="single"/>
+          </w:rPr>
+          <w:t>歌1:16</w:t>
+        </w:r>
+      </w:hyperlink>
+      <w:r>
+        <w:rPr>
+          <w:lang w:val="zh_TW" w:bidi="zh_TW"/>
+        </w:rPr>
+        <w:t>）和義人（</w:t>
+      </w:r>
+      <w:hyperlink r:id="rId112">
+        <w:r>
+          <w:rPr>
+            <w:lang w:val="zh_TW" w:bidi="zh_TW"/>
+          </w:rPr>
+          <w:rPr>
+            <w:color w:val="0000EE"/>
+            <w:u w:val="single"/>
+          </w:rPr>
+          <w:t>詩92:14</w:t>
+        </w:r>
+      </w:hyperlink>
+      <w:r>
+        <w:rPr>
+          <w:lang w:val="zh_TW" w:bidi="zh_TW"/>
+        </w:rPr>
+        <w:t>）也被描述為「綠色」。偶像崇拜的儀式在「在各青翠樹下」進行（</w:t>
+      </w:r>
+      <w:hyperlink r:id="rId113">
+        <w:r>
+          <w:rPr>
+            <w:lang w:val="zh_TW" w:bidi="zh_TW"/>
+          </w:rPr>
+          <w:rPr>
+            <w:color w:val="0000EE"/>
+            <w:u w:val="single"/>
+          </w:rPr>
+          <w:t>申12:2</w:t>
+        </w:r>
+      </w:hyperlink>
+      <w:r>
+        <w:rPr>
+          <w:lang w:val="zh_TW" w:bidi="zh_TW"/>
+        </w:rPr>
+        <w:t>；</w:t>
+      </w:r>
+      <w:hyperlink r:id="rId114">
+        <w:r>
+          <w:rPr>
+            <w:lang w:val="zh_TW" w:bidi="zh_TW"/>
+          </w:rPr>
+          <w:rPr>
+            <w:color w:val="0000EE"/>
+            <w:u w:val="single"/>
+          </w:rPr>
+          <w:t>王下16:4</w:t>
+        </w:r>
+      </w:hyperlink>
+      <w:r>
+        <w:rPr>
+          <w:lang w:val="zh_TW" w:bidi="zh_TW"/>
+        </w:rPr>
+        <w:t>；</w:t>
+      </w:r>
+      <w:hyperlink r:id="rId115">
+        <w:r>
+          <w:rPr>
+            <w:lang w:val="zh_TW" w:bidi="zh_TW"/>
+          </w:rPr>
+          <w:rPr>
+            <w:color w:val="0000EE"/>
+            <w:u w:val="single"/>
+          </w:rPr>
+          <w:t>賽57:5</w:t>
+        </w:r>
+      </w:hyperlink>
+      <w:r>
+        <w:rPr>
+          <w:lang w:val="zh_TW" w:bidi="zh_TW"/>
+        </w:rPr>
+        <w:t>；</w:t>
+      </w:r>
+      <w:hyperlink r:id="rId116">
+        <w:r>
+          <w:rPr>
+            <w:lang w:val="zh_TW" w:bidi="zh_TW"/>
+          </w:rPr>
+          <w:rPr>
+            <w:color w:val="0000EE"/>
+            <w:u w:val="single"/>
+          </w:rPr>
+          <w:t>耶2:20</w:t>
+        </w:r>
+      </w:hyperlink>
+      <w:r>
+        <w:rPr>
+          <w:lang w:val="zh_TW" w:bidi="zh_TW"/>
+        </w:rPr>
+        <w:t>；</w:t>
+      </w:r>
+      <w:hyperlink r:id="rId117">
+        <w:r>
+          <w:rPr>
+            <w:lang w:val="zh_TW" w:bidi="zh_TW"/>
+          </w:rPr>
+          <w:rPr>
+            <w:color w:val="0000EE"/>
+            <w:u w:val="single"/>
+          </w:rPr>
+          <w:t>結6:13</w:t>
+        </w:r>
+      </w:hyperlink>
+      <w:r>
+        <w:rPr>
+          <w:lang w:val="zh_TW" w:bidi="zh_TW"/>
+        </w:rPr>
+        <w:t>），儘管這個詞實際上描述的是樹葉的茂盛而不是它們的顏色。</w:t>
+      </w:r>
+    </w:p>
+    <w:p>
+      <w:pPr/>
+      <w:r>
+        <w:rPr>
+          <w:lang w:val="zh_TW" w:bidi="zh_TW"/>
+        </w:rPr>
+      </w:r>
+      <w:r>
+        <w:rPr>
+          <w:lang w:val="zh_TW" w:bidi="zh_TW"/>
+        </w:rPr>
+        <w:t>另一個詞「發綠」源自於舊約中一個表示「綠色」的詞，指的是災病（</w:t>
+      </w:r>
+      <w:hyperlink r:id="rId118">
+        <w:r>
+          <w:rPr>
+            <w:lang w:val="zh_TW" w:bidi="zh_TW"/>
+          </w:rPr>
+          <w:rPr>
+            <w:color w:val="0000EE"/>
+            <w:u w:val="single"/>
+          </w:rPr>
+          <w:t>利13:49</w:t>
+        </w:r>
+      </w:hyperlink>
+      <w:r>
+        <w:rPr>
+          <w:lang w:val="zh_TW" w:bidi="zh_TW"/>
+        </w:rPr>
+        <w:t>）和在房屋牆壁上的真菌（</w:t>
+      </w:r>
+      <w:hyperlink r:id="rId119">
+        <w:r>
+          <w:rPr>
+            <w:lang w:val="zh_TW" w:bidi="zh_TW"/>
+          </w:rPr>
+          <w:rPr>
+            <w:color w:val="0000EE"/>
+            <w:u w:val="single"/>
+          </w:rPr>
+          <w:t>14:37</w:t>
+        </w:r>
+      </w:hyperlink>
+      <w:r>
+        <w:rPr>
+          <w:lang w:val="zh_TW" w:bidi="zh_TW"/>
+        </w:rPr>
+        <w:t>）。</w:t>
+      </w:r>
+    </w:p>
+    <w:p>
+      <w:pPr/>
+      <w:r>
+        <w:rPr>
+          <w:lang w:val="zh_TW" w:bidi="zh_TW"/>
+        </w:rPr>
+      </w:r>
+      <w:r>
+        <w:rPr>
+          <w:lang w:val="zh_TW" w:bidi="zh_TW"/>
+        </w:rPr>
+        <w:t>「紫色」在古代世界中是最珍貴的染料，涵蓋了從真正的紫色到紅色的色調，提取自腹足綱的軟體動物。最早使用這種染料的人可能是古代的腓尼基人，他們的名字或許源於一個希臘文詞語，意為「血紅色」。無論如何，腓尼基人多年來壟斷了紫色染料的製造業。一些布料被描述為紫色，例如用於：帳幕的布料（</w:t>
+      </w:r>
+      <w:hyperlink r:id="rId120">
+        <w:r>
+          <w:rPr>
+            <w:lang w:val="zh_TW" w:bidi="zh_TW"/>
+          </w:rPr>
+          <w:rPr>
+            <w:color w:val="0000EE"/>
+            <w:u w:val="single"/>
+          </w:rPr>
+          <w:t>出25:4</w:t>
+        </w:r>
+      </w:hyperlink>
+      <w:r>
+        <w:rPr>
+          <w:lang w:val="zh_TW" w:bidi="zh_TW"/>
+        </w:rPr>
+        <w:t>；</w:t>
+      </w:r>
+      <w:hyperlink r:id="rId79">
+        <w:r>
+          <w:rPr>
+            <w:lang w:val="zh_TW" w:bidi="zh_TW"/>
+          </w:rPr>
+          <w:rPr>
+            <w:color w:val="0000EE"/>
+            <w:u w:val="single"/>
+          </w:rPr>
+          <w:t>26:1</w:t>
+        </w:r>
+      </w:hyperlink>
+      <w:r>
+        <w:rPr>
+          <w:lang w:val="zh_TW" w:bidi="zh_TW"/>
+        </w:rPr>
+        <w:t>），祭司衣服（</w:t>
+      </w:r>
+      <w:hyperlink r:id="rId121">
+        <w:r>
+          <w:rPr>
+            <w:lang w:val="zh_TW" w:bidi="zh_TW"/>
+          </w:rPr>
+          <w:rPr>
+            <w:color w:val="0000EE"/>
+            <w:u w:val="single"/>
+          </w:rPr>
+          <w:t>28:5–8、15、33</w:t>
+        </w:r>
+      </w:hyperlink>
+      <w:r>
+        <w:rPr>
+          <w:lang w:val="zh_TW" w:bidi="zh_TW"/>
+        </w:rPr>
+        <w:t>），所羅門的聖殿（</w:t>
+      </w:r>
+      <w:hyperlink r:id="rId122">
+        <w:r>
+          <w:rPr>
+            <w:lang w:val="zh_TW" w:bidi="zh_TW"/>
+          </w:rPr>
+          <w:rPr>
+            <w:color w:val="0000EE"/>
+            <w:u w:val="single"/>
+          </w:rPr>
+          <w:t>代下2:7</w:t>
+        </w:r>
+      </w:hyperlink>
+      <w:r>
+        <w:rPr>
+          <w:lang w:val="zh_TW" w:bidi="zh_TW"/>
+        </w:rPr>
+        <w:t>），所羅門戰車的內襯（</w:t>
+      </w:r>
+      <w:hyperlink r:id="rId123">
+        <w:r>
+          <w:rPr>
+            <w:lang w:val="zh_TW" w:bidi="zh_TW"/>
+          </w:rPr>
+          <w:rPr>
+            <w:color w:val="0000EE"/>
+            <w:u w:val="single"/>
+          </w:rPr>
+          <w:t>歌3:10</w:t>
+        </w:r>
+      </w:hyperlink>
+      <w:r>
+        <w:rPr>
+          <w:lang w:val="zh_TW" w:bidi="zh_TW"/>
+        </w:rPr>
+        <w:t>），以及波斯王宮裝飾（</w:t>
+      </w:r>
+      <w:hyperlink r:id="rId29">
+        <w:r>
+          <w:rPr>
+            <w:lang w:val="zh_TW" w:bidi="zh_TW"/>
+          </w:rPr>
+          <w:rPr>
+            <w:color w:val="0000EE"/>
+            <w:u w:val="single"/>
+          </w:rPr>
+          <w:t>斯1:6</w:t>
+        </w:r>
+      </w:hyperlink>
+      <w:r>
+        <w:rPr>
+          <w:lang w:val="zh_TW" w:bidi="zh_TW"/>
+        </w:rPr>
+        <w:t>）。紫色通常是富人和皇室穿著的顏色（</w:t>
+      </w:r>
+      <w:hyperlink r:id="rId124">
+        <w:r>
+          <w:rPr>
+            <w:lang w:val="zh_TW" w:bidi="zh_TW"/>
+          </w:rPr>
+          <w:rPr>
+            <w:color w:val="0000EE"/>
+            <w:u w:val="single"/>
+          </w:rPr>
+          <w:t>士8:26</w:t>
+        </w:r>
+      </w:hyperlink>
+      <w:r>
+        <w:rPr>
+          <w:lang w:val="zh_TW" w:bidi="zh_TW"/>
+        </w:rPr>
+        <w:t>；</w:t>
+      </w:r>
+      <w:hyperlink r:id="rId125">
+        <w:r>
+          <w:rPr>
+            <w:lang w:val="zh_TW" w:bidi="zh_TW"/>
+          </w:rPr>
+          <w:rPr>
+            <w:color w:val="0000EE"/>
+            <w:u w:val="single"/>
+          </w:rPr>
+          <w:t>箴31:22</w:t>
+        </w:r>
+      </w:hyperlink>
+      <w:r>
+        <w:rPr>
+          <w:lang w:val="zh_TW" w:bidi="zh_TW"/>
+        </w:rPr>
+        <w:t>；</w:t>
+      </w:r>
+      <w:hyperlink r:id="rId126">
+        <w:r>
+          <w:rPr>
+            <w:lang w:val="zh_TW" w:bidi="zh_TW"/>
+          </w:rPr>
+          <w:rPr>
+            <w:color w:val="0000EE"/>
+            <w:u w:val="single"/>
+          </w:rPr>
+          <w:t>但5:7</w:t>
+        </w:r>
+      </w:hyperlink>
+      <w:r>
+        <w:rPr>
+          <w:lang w:val="zh_TW" w:bidi="zh_TW"/>
+        </w:rPr>
+        <w:t>）。末底改因受賞賜而穿紫袍（</w:t>
+      </w:r>
+      <w:hyperlink r:id="rId82">
+        <w:r>
+          <w:rPr>
+            <w:lang w:val="zh_TW" w:bidi="zh_TW"/>
+          </w:rPr>
+          <w:rPr>
+            <w:color w:val="0000EE"/>
+            <w:u w:val="single"/>
+          </w:rPr>
+          <w:t>斯8:15</w:t>
+        </w:r>
+      </w:hyperlink>
+      <w:r>
+        <w:rPr>
+          <w:lang w:val="zh_TW" w:bidi="zh_TW"/>
+        </w:rPr>
+        <w:t>）。但以理也得到了類似的衣服（</w:t>
+      </w:r>
+      <w:hyperlink r:id="rId127">
+        <w:r>
+          <w:rPr>
+            <w:lang w:val="zh_TW" w:bidi="zh_TW"/>
+          </w:rPr>
+          <w:rPr>
+            <w:color w:val="0000EE"/>
+            <w:u w:val="single"/>
+          </w:rPr>
+          <w:t>但5:29</w:t>
+        </w:r>
+      </w:hyperlink>
+      <w:r>
+        <w:rPr>
+          <w:lang w:val="zh_TW" w:bidi="zh_TW"/>
+        </w:rPr>
+        <w:t>）。亞述士兵也穿著紫色衣服（</w:t>
+      </w:r>
+      <w:hyperlink r:id="rId128">
+        <w:r>
+          <w:rPr>
+            <w:lang w:val="zh_TW" w:bidi="zh_TW"/>
+          </w:rPr>
+          <w:rPr>
+            <w:color w:val="0000EE"/>
+            <w:u w:val="single"/>
+          </w:rPr>
+          <w:t>結23:6</w:t>
+        </w:r>
+      </w:hyperlink>
+      <w:r>
+        <w:rPr>
+          <w:lang w:val="zh_TW" w:bidi="zh_TW"/>
+        </w:rPr>
+        <w:t>）。耶利米書描述偶像穿著藍色和紫色的衣服（</w:t>
+      </w:r>
+      <w:hyperlink r:id="rId129">
+        <w:r>
+          <w:rPr>
+            <w:lang w:val="zh_TW" w:bidi="zh_TW"/>
+          </w:rPr>
+          <w:rPr>
+            <w:color w:val="0000EE"/>
+            <w:u w:val="single"/>
+          </w:rPr>
+          <w:t>耶10:9</w:t>
+        </w:r>
+      </w:hyperlink>
+      <w:r>
+        <w:rPr>
+          <w:lang w:val="zh_TW" w:bidi="zh_TW"/>
+        </w:rPr>
+        <w:t>）。泰爾的船有藍色和紫色的遮篷（</w:t>
+      </w:r>
+      <w:hyperlink r:id="rId78">
+        <w:r>
+          <w:rPr>
+            <w:lang w:val="zh_TW" w:bidi="zh_TW"/>
+          </w:rPr>
+          <w:rPr>
+            <w:color w:val="0000EE"/>
+            <w:u w:val="single"/>
+          </w:rPr>
+          <w:t>結27:7</w:t>
+        </w:r>
+      </w:hyperlink>
+      <w:r>
+        <w:rPr>
+          <w:lang w:val="zh_TW" w:bidi="zh_TW"/>
+        </w:rPr>
+        <w:t>），紫色染料是泰爾與亞蘭人之間的貿易商品（見</w:t>
+      </w:r>
+      <w:hyperlink r:id="rId130">
+        <w:r>
+          <w:rPr>
+            <w:lang w:val="zh_TW" w:bidi="zh_TW"/>
+          </w:rPr>
+          <w:rPr>
+            <w:color w:val="0000EE"/>
+            <w:u w:val="single"/>
+          </w:rPr>
+          <w:t>16節</w:t>
+        </w:r>
+      </w:hyperlink>
+      <w:r>
+        <w:rPr>
+          <w:lang w:val="zh_TW" w:bidi="zh_TW"/>
+        </w:rPr>
+        <w:t>）。「紫色」也用來形容頭髮的顏色（</w:t>
+      </w:r>
+      <w:hyperlink r:id="rId131">
+        <w:r>
+          <w:rPr>
+            <w:lang w:val="zh_TW" w:bidi="zh_TW"/>
+          </w:rPr>
+          <w:rPr>
+            <w:color w:val="0000EE"/>
+            <w:u w:val="single"/>
+          </w:rPr>
+          <w:t>歌7:5</w:t>
+        </w:r>
+      </w:hyperlink>
+      <w:r>
+        <w:rPr>
+          <w:lang w:val="zh_TW" w:bidi="zh_TW"/>
+        </w:rPr>
+        <w:t>）。</w:t>
+      </w:r>
+    </w:p>
+    <w:p>
+      <w:pPr/>
+      <w:r>
+        <w:rPr>
+          <w:lang w:val="zh_TW" w:bidi="zh_TW"/>
+        </w:rPr>
+      </w:r>
+      <w:r>
+        <w:rPr>
+          <w:lang w:val="zh_TW" w:bidi="zh_TW"/>
+        </w:rPr>
+        <w:t>新約中提到紫色的次數少於舊約，但肯定了該染料的經濟重要性。紫色衣服象徵財富（</w:t>
+      </w:r>
+      <w:hyperlink r:id="rId132">
+        <w:r>
+          <w:rPr>
+            <w:lang w:val="zh_TW" w:bidi="zh_TW"/>
+          </w:rPr>
+          <w:rPr>
+            <w:color w:val="0000EE"/>
+            <w:u w:val="single"/>
+          </w:rPr>
+          <w:t>路16:19</w:t>
+        </w:r>
+      </w:hyperlink>
+      <w:r>
+        <w:rPr>
+          <w:lang w:val="zh_TW" w:bidi="zh_TW"/>
+        </w:rPr>
+        <w:t>）。羅馬兵丁為耶穌披上紫袍（</w:t>
+      </w:r>
+      <w:hyperlink r:id="rId133">
+        <w:r>
+          <w:rPr>
+            <w:lang w:val="zh_TW" w:bidi="zh_TW"/>
+          </w:rPr>
+          <w:rPr>
+            <w:color w:val="0000EE"/>
+            <w:u w:val="single"/>
+          </w:rPr>
+          <w:t>可15:17、20</w:t>
+        </w:r>
+      </w:hyperlink>
+      <w:r>
+        <w:rPr>
+          <w:lang w:val="zh_TW" w:bidi="zh_TW"/>
+        </w:rPr>
+        <w:t>；</w:t>
+      </w:r>
+      <w:hyperlink r:id="rId134">
+        <w:r>
+          <w:rPr>
+            <w:lang w:val="zh_TW" w:bidi="zh_TW"/>
+          </w:rPr>
+          <w:rPr>
+            <w:color w:val="0000EE"/>
+            <w:u w:val="single"/>
+          </w:rPr>
+          <w:t>約19:2、5</w:t>
+        </w:r>
+      </w:hyperlink>
+      <w:r>
+        <w:rPr>
+          <w:lang w:val="zh_TW" w:bidi="zh_TW"/>
+        </w:rPr>
+        <w:t>；參</w:t>
+      </w:r>
+      <w:hyperlink r:id="rId135">
+        <w:r>
+          <w:rPr>
+            <w:lang w:val="zh_TW" w:bidi="zh_TW"/>
+          </w:rPr>
+          <w:rPr>
+            <w:color w:val="0000EE"/>
+            <w:u w:val="single"/>
+          </w:rPr>
+          <w:t>太27:28</w:t>
+        </w:r>
+      </w:hyperlink>
+      <w:r>
+        <w:rPr>
+          <w:lang w:val="zh_TW" w:bidi="zh_TW"/>
+        </w:rPr>
+        <w:t>，「朱紅色」）。啟示錄中的大淫婦穿著紫色和朱紅色衣服，象徵王室地位（</w:t>
+      </w:r>
+      <w:hyperlink r:id="rId61">
+        <w:r>
+          <w:rPr>
+            <w:lang w:val="zh_TW" w:bidi="zh_TW"/>
+          </w:rPr>
+          <w:rPr>
+            <w:color w:val="0000EE"/>
+            <w:u w:val="single"/>
+          </w:rPr>
+          <w:t>啟17:4</w:t>
+        </w:r>
+      </w:hyperlink>
+      <w:r>
+        <w:rPr>
+          <w:lang w:val="zh_TW" w:bidi="zh_TW"/>
+        </w:rPr>
+        <w:t>）。推雅推喇的呂底亞是紫色布料的商人（</w:t>
+      </w:r>
+      <w:hyperlink r:id="rId136">
+        <w:r>
+          <w:rPr>
+            <w:lang w:val="zh_TW" w:bidi="zh_TW"/>
+          </w:rPr>
+          <w:rPr>
+            <w:color w:val="0000EE"/>
+            <w:u w:val="single"/>
+          </w:rPr>
+          <w:t>徒16:14</w:t>
+        </w:r>
+      </w:hyperlink>
+      <w:r>
+        <w:rPr>
+          <w:lang w:val="zh_TW" w:bidi="zh_TW"/>
+        </w:rPr>
+        <w:t>）。</w:t>
+      </w:r>
+    </w:p>
+    <w:p>
+      <w:pPr/>
+      <w:r>
+        <w:rPr>
+          <w:lang w:val="zh_TW" w:bidi="zh_TW"/>
+        </w:rPr>
+      </w:r>
+      <w:r>
+        <w:rPr>
+          <w:lang w:val="zh_TW" w:bidi="zh_TW"/>
+        </w:rPr>
+        <w:t>「紅色」經常指聖經中提到的某些物體的自然顏色，例如：皮膚（</w:t>
+      </w:r>
+      <w:hyperlink r:id="rId137">
+        <w:r>
+          <w:rPr>
+            <w:lang w:val="zh_TW" w:bidi="zh_TW"/>
+          </w:rPr>
+          <w:rPr>
+            <w:color w:val="0000EE"/>
+            <w:u w:val="single"/>
+          </w:rPr>
+          <w:t>創25:25</w:t>
+        </w:r>
+      </w:hyperlink>
+      <w:r>
+        <w:rPr>
+          <w:lang w:val="zh_TW" w:bidi="zh_TW"/>
+        </w:rPr>
+        <w:t>）、紅湯（</w:t>
+      </w:r>
+      <w:hyperlink r:id="rId138">
+        <w:r>
+          <w:rPr>
+            <w:lang w:val="zh_TW" w:bidi="zh_TW"/>
+          </w:rPr>
+          <w:rPr>
+            <w:color w:val="0000EE"/>
+            <w:u w:val="single"/>
+          </w:rPr>
+          <w:t>30</w:t>
+        </w:r>
+      </w:hyperlink>
+      <w:r>
+        <w:rPr>
+          <w:lang w:val="zh_TW" w:bidi="zh_TW"/>
+        </w:rPr>
+        <w:t>節）、眼睛（</w:t>
+      </w:r>
+      <w:hyperlink r:id="rId139">
+        <w:r>
+          <w:rPr>
+            <w:lang w:val="zh_TW" w:bidi="zh_TW"/>
+          </w:rPr>
+          <w:rPr>
+            <w:color w:val="0000EE"/>
+            <w:u w:val="single"/>
+          </w:rPr>
+          <w:t>49:12</w:t>
+        </w:r>
+      </w:hyperlink>
+      <w:r>
+        <w:rPr>
+          <w:lang w:val="zh_TW" w:bidi="zh_TW"/>
+        </w:rPr>
+        <w:t>，雖然這裡使用的詞可能意味著「閃亮」或「暗色」）、獻祭的母牛（</w:t>
+      </w:r>
+      <w:hyperlink r:id="rId140">
+        <w:r>
+          <w:rPr>
+            <w:lang w:val="zh_TW" w:bidi="zh_TW"/>
+          </w:rPr>
+          <w:rPr>
+            <w:color w:val="0000EE"/>
+            <w:u w:val="single"/>
+          </w:rPr>
+          <w:t>民19:2</w:t>
+        </w:r>
+      </w:hyperlink>
+      <w:r>
+        <w:rPr>
+          <w:lang w:val="zh_TW" w:bidi="zh_TW"/>
+        </w:rPr>
+        <w:t>）、水（</w:t>
+      </w:r>
+      <w:hyperlink r:id="rId141">
+        <w:r>
+          <w:rPr>
+            <w:lang w:val="zh_TW" w:bidi="zh_TW"/>
+          </w:rPr>
+          <w:rPr>
+            <w:color w:val="0000EE"/>
+            <w:u w:val="single"/>
+          </w:rPr>
+          <w:t>王下3:22</w:t>
+        </w:r>
+      </w:hyperlink>
+      <w:r>
+        <w:rPr>
+          <w:lang w:val="zh_TW" w:bidi="zh_TW"/>
+        </w:rPr>
+        <w:t>）、哭泣者的臉（</w:t>
+      </w:r>
+      <w:hyperlink r:id="rId142">
+        <w:r>
+          <w:rPr>
+            <w:lang w:val="zh_TW" w:bidi="zh_TW"/>
+          </w:rPr>
+          <w:rPr>
+            <w:color w:val="0000EE"/>
+            <w:u w:val="single"/>
+          </w:rPr>
+          <w:t>伯16:16</w:t>
+        </w:r>
+      </w:hyperlink>
+      <w:r>
+        <w:rPr>
+          <w:lang w:val="zh_TW" w:bidi="zh_TW"/>
+        </w:rPr>
+        <w:t>）、酒（</w:t>
+      </w:r>
+      <w:hyperlink r:id="rId46">
+        <w:r>
+          <w:rPr>
+            <w:lang w:val="zh_TW" w:bidi="zh_TW"/>
+          </w:rPr>
+          <w:rPr>
+            <w:color w:val="0000EE"/>
+            <w:u w:val="single"/>
+          </w:rPr>
+          <w:t>箴23:31</w:t>
+        </w:r>
+      </w:hyperlink>
+      <w:r>
+        <w:rPr>
+          <w:lang w:val="zh_TW" w:bidi="zh_TW"/>
+        </w:rPr>
+        <w:t>）、喝酒的人的眼睛（</w:t>
+      </w:r>
+      <w:hyperlink r:id="rId143">
+        <w:r>
+          <w:rPr>
+            <w:lang w:val="zh_TW" w:bidi="zh_TW"/>
+          </w:rPr>
+          <w:rPr>
+            <w:color w:val="0000EE"/>
+            <w:u w:val="single"/>
+          </w:rPr>
+          <w:t>29</w:t>
+        </w:r>
+      </w:hyperlink>
+      <w:r>
+        <w:rPr>
+          <w:lang w:val="zh_TW" w:bidi="zh_TW"/>
+        </w:rPr>
+        <w:t>節）、衣服（</w:t>
+      </w:r>
+      <w:hyperlink r:id="rId144">
+        <w:r>
+          <w:rPr>
+            <w:lang w:val="zh_TW" w:bidi="zh_TW"/>
+          </w:rPr>
+          <w:rPr>
+            <w:color w:val="0000EE"/>
+            <w:u w:val="single"/>
+          </w:rPr>
+          <w:t>賽63:2</w:t>
+        </w:r>
+      </w:hyperlink>
+      <w:r>
+        <w:rPr>
+          <w:lang w:val="zh_TW" w:bidi="zh_TW"/>
+        </w:rPr>
+        <w:t>）、盾牌（</w:t>
+      </w:r>
+      <w:hyperlink r:id="rId145">
+        <w:r>
+          <w:rPr>
+            <w:lang w:val="zh_TW" w:bidi="zh_TW"/>
+          </w:rPr>
+          <w:rPr>
+            <w:color w:val="0000EE"/>
+            <w:u w:val="single"/>
+          </w:rPr>
+          <w:t>鴻2:3</w:t>
+        </w:r>
+      </w:hyperlink>
+      <w:r>
+        <w:rPr>
+          <w:lang w:val="zh_TW" w:bidi="zh_TW"/>
+        </w:rPr>
+        <w:t>）和馬（</w:t>
+      </w:r>
+      <w:hyperlink r:id="rId146">
+        <w:r>
+          <w:rPr>
+            <w:lang w:val="zh_TW" w:bidi="zh_TW"/>
+          </w:rPr>
+          <w:rPr>
+            <w:color w:val="0000EE"/>
+            <w:u w:val="single"/>
+          </w:rPr>
+          <w:t>亞1:8，</w:t>
+        </w:r>
+      </w:hyperlink>
+      <w:hyperlink r:id="rId147">
+        <w:r>
+          <w:rPr>
+            <w:lang w:val="zh_TW" w:bidi="zh_TW"/>
+          </w:rPr>
+          <w:rPr>
+            <w:color w:val="0000EE"/>
+            <w:u w:val="single"/>
+          </w:rPr>
+          <w:t>6:2</w:t>
+        </w:r>
+      </w:hyperlink>
+      <w:r>
+        <w:rPr>
+          <w:lang w:val="zh_TW" w:bidi="zh_TW"/>
+        </w:rPr>
+        <w:t>）。「紅色」也用來比喻罪（</w:t>
+      </w:r>
+      <w:hyperlink r:id="rId84">
+        <w:r>
+          <w:rPr>
+            <w:lang w:val="zh_TW" w:bidi="zh_TW"/>
+          </w:rPr>
+          <w:rPr>
+            <w:color w:val="0000EE"/>
+            <w:u w:val="single"/>
+          </w:rPr>
+          <w:t>賽1:18</w:t>
+        </w:r>
+      </w:hyperlink>
+      <w:r>
+        <w:rPr>
+          <w:lang w:val="zh_TW" w:bidi="zh_TW"/>
+        </w:rPr>
+        <w:t>）。痲瘋病（</w:t>
+      </w:r>
+      <w:hyperlink r:id="rId118">
+        <w:r>
+          <w:rPr>
+            <w:lang w:val="zh_TW" w:bidi="zh_TW"/>
+          </w:rPr>
+          <w:rPr>
+            <w:color w:val="0000EE"/>
+            <w:u w:val="single"/>
+          </w:rPr>
+          <w:t>利13:49</w:t>
+        </w:r>
+      </w:hyperlink>
+      <w:r>
+        <w:rPr>
+          <w:lang w:val="zh_TW" w:bidi="zh_TW"/>
+        </w:rPr>
+        <w:t>）、皮膚上的斑點（</w:t>
+      </w:r>
+      <w:hyperlink r:id="rId148">
+        <w:r>
+          <w:rPr>
+            <w:lang w:val="zh_TW" w:bidi="zh_TW"/>
+          </w:rPr>
+          <w:rPr>
+            <w:color w:val="0000EE"/>
+            <w:u w:val="single"/>
+          </w:rPr>
+          <w:t>19、24、42–43</w:t>
+        </w:r>
+      </w:hyperlink>
+      <w:r>
+        <w:rPr>
+          <w:lang w:val="zh_TW" w:bidi="zh_TW"/>
+        </w:rPr>
+        <w:t>節）、和房屋牆上的真菌（</w:t>
+      </w:r>
+      <w:hyperlink r:id="rId119">
+        <w:r>
+          <w:rPr>
+            <w:lang w:val="zh_TW" w:bidi="zh_TW"/>
+          </w:rPr>
+          <w:rPr>
+            <w:color w:val="0000EE"/>
+            <w:u w:val="single"/>
+          </w:rPr>
+          <w:t>14:37</w:t>
+        </w:r>
+      </w:hyperlink>
+      <w:r>
+        <w:rPr>
+          <w:lang w:val="zh_TW" w:bidi="zh_TW"/>
+        </w:rPr>
+        <w:t>）都被染上了紅色的色調。舊約中經常提到紅海（</w:t>
+      </w:r>
+      <w:hyperlink r:id="rId149">
+        <w:r>
+          <w:rPr>
+            <w:lang w:val="zh_TW" w:bidi="zh_TW"/>
+          </w:rPr>
+          <w:rPr>
+            <w:color w:val="0000EE"/>
+            <w:u w:val="single"/>
+          </w:rPr>
+          <w:t>出10:19，</w:t>
+        </w:r>
+      </w:hyperlink>
+      <w:hyperlink r:id="rId150">
+        <w:r>
+          <w:rPr>
+            <w:lang w:val="zh_TW" w:bidi="zh_TW"/>
+          </w:rPr>
+          <w:rPr>
+            <w:color w:val="0000EE"/>
+            <w:u w:val="single"/>
+          </w:rPr>
+          <w:t>15:4</w:t>
+        </w:r>
+      </w:hyperlink>
+      <w:r>
+        <w:rPr>
+          <w:lang w:val="zh_TW" w:bidi="zh_TW"/>
+        </w:rPr>
+        <w:t>），但希伯來文實際意為「蘆葦海」。然而，新約中的希臘文確實表示「紅色」（</w:t>
+      </w:r>
+      <w:hyperlink r:id="rId151">
+        <w:r>
+          <w:rPr>
+            <w:lang w:val="zh_TW" w:bidi="zh_TW"/>
+          </w:rPr>
+          <w:rPr>
+            <w:color w:val="0000EE"/>
+            <w:u w:val="single"/>
+          </w:rPr>
+          <w:t>徒7:36</w:t>
+        </w:r>
+      </w:hyperlink>
+      <w:r>
+        <w:rPr>
+          <w:lang w:val="zh_TW" w:bidi="zh_TW"/>
+        </w:rPr>
+        <w:t>；</w:t>
+      </w:r>
+      <w:hyperlink r:id="rId152">
+        <w:r>
+          <w:rPr>
+            <w:lang w:val="zh_TW" w:bidi="zh_TW"/>
+          </w:rPr>
+          <w:rPr>
+            <w:color w:val="0000EE"/>
+            <w:u w:val="single"/>
+          </w:rPr>
+          <w:t>來11:29</w:t>
+        </w:r>
+      </w:hyperlink>
+      <w:r>
+        <w:rPr>
+          <w:lang w:val="zh_TW" w:bidi="zh_TW"/>
+        </w:rPr>
+        <w:t>）。在新約中，紅色用來描述天空（</w:t>
+      </w:r>
+      <w:hyperlink r:id="rId153">
+        <w:r>
+          <w:rPr>
+            <w:lang w:val="zh_TW" w:bidi="zh_TW"/>
+          </w:rPr>
+          <w:rPr>
+            <w:color w:val="0000EE"/>
+            <w:u w:val="single"/>
+          </w:rPr>
+          <w:t>太16:2–3</w:t>
+        </w:r>
+      </w:hyperlink>
+      <w:r>
+        <w:rPr>
+          <w:lang w:val="zh_TW" w:bidi="zh_TW"/>
+        </w:rPr>
+        <w:t>）、馬（</w:t>
+      </w:r>
+      <w:hyperlink r:id="rId154">
+        <w:r>
+          <w:rPr>
+            <w:lang w:val="zh_TW" w:bidi="zh_TW"/>
+          </w:rPr>
+          <w:rPr>
+            <w:color w:val="0000EE"/>
+            <w:u w:val="single"/>
+          </w:rPr>
+          <w:t>啟6:4</w:t>
+        </w:r>
+      </w:hyperlink>
+      <w:r>
+        <w:rPr>
+          <w:lang w:val="zh_TW" w:bidi="zh_TW"/>
+        </w:rPr>
+        <w:t>）和龍（</w:t>
+      </w:r>
+      <w:hyperlink r:id="rId155">
+        <w:r>
+          <w:rPr>
+            <w:lang w:val="zh_TW" w:bidi="zh_TW"/>
+          </w:rPr>
+          <w:rPr>
+            <w:color w:val="0000EE"/>
+            <w:u w:val="single"/>
+          </w:rPr>
+          <w:t>12:3</w:t>
+        </w:r>
+      </w:hyperlink>
+      <w:r>
+        <w:rPr>
+          <w:lang w:val="zh_TW" w:bidi="zh_TW"/>
+        </w:rPr>
+        <w:t>）。</w:t>
+      </w:r>
+    </w:p>
+    <w:p>
+      <w:pPr/>
+      <w:r>
+        <w:rPr>
+          <w:lang w:val="zh_TW" w:bidi="zh_TW"/>
+        </w:rPr>
+      </w:r>
+      <w:r>
+        <w:rPr>
+          <w:lang w:val="zh_TW" w:bidi="zh_TW"/>
+        </w:rPr>
+        <w:t>「朱紅色」是一種鮮紅色染料，來源於某些昆蟲，常用於布料和紗線，是古代世界中極為珍貴的顏色（</w:t>
+      </w:r>
+      <w:hyperlink r:id="rId156">
+        <w:r>
+          <w:rPr>
+            <w:lang w:val="zh_TW" w:bidi="zh_TW"/>
+          </w:rPr>
+          <w:rPr>
+            <w:color w:val="0000EE"/>
+            <w:u w:val="single"/>
+          </w:rPr>
+          <w:t>啟18:12</w:t>
+        </w:r>
+      </w:hyperlink>
+      <w:r>
+        <w:rPr>
+          <w:lang w:val="zh_TW" w:bidi="zh_TW"/>
+        </w:rPr>
+        <w:t>）。在聖經中，很難區分「朱紅色」和「深紅色」。在謝拉出生時，一根朱紅線被綁在他的手上（</w:t>
+      </w:r>
+      <w:hyperlink r:id="rId157">
+        <w:r>
+          <w:rPr>
+            <w:lang w:val="zh_TW" w:bidi="zh_TW"/>
+          </w:rPr>
+          <w:rPr>
+            <w:color w:val="0000EE"/>
+            <w:u w:val="single"/>
+          </w:rPr>
+          <w:t>創38:28、30</w:t>
+        </w:r>
+      </w:hyperlink>
+      <w:r>
+        <w:rPr>
+          <w:lang w:val="zh_TW" w:bidi="zh_TW"/>
+        </w:rPr>
+        <w:t>）。這個詞描述了會幕中的某些布料（</w:t>
+      </w:r>
+      <w:hyperlink r:id="rId120">
+        <w:r>
+          <w:rPr>
+            <w:lang w:val="zh_TW" w:bidi="zh_TW"/>
+          </w:rPr>
+          <w:rPr>
+            <w:color w:val="0000EE"/>
+            <w:u w:val="single"/>
+          </w:rPr>
+          <w:t>出25:4</w:t>
+        </w:r>
+      </w:hyperlink>
+      <w:r>
+        <w:rPr>
+          <w:lang w:val="zh_TW" w:bidi="zh_TW"/>
+        </w:rPr>
+        <w:t>；</w:t>
+      </w:r>
+      <w:hyperlink r:id="rId158">
+        <w:r>
+          <w:rPr>
+            <w:lang w:val="zh_TW" w:bidi="zh_TW"/>
+          </w:rPr>
+          <w:rPr>
+            <w:color w:val="0000EE"/>
+            <w:u w:val="single"/>
+          </w:rPr>
+          <w:t>26:1、31、36，</w:t>
+        </w:r>
+      </w:hyperlink>
+      <w:hyperlink r:id="rId159">
+        <w:r>
+          <w:rPr>
+            <w:lang w:val="zh_TW" w:bidi="zh_TW"/>
+          </w:rPr>
+          <w:rPr>
+            <w:color w:val="0000EE"/>
+            <w:u w:val="single"/>
+          </w:rPr>
+          <w:t>27:16</w:t>
+        </w:r>
+      </w:hyperlink>
+      <w:r>
+        <w:rPr>
+          <w:lang w:val="zh_TW" w:bidi="zh_TW"/>
+        </w:rPr>
+        <w:t>）、祭司的衣服（</w:t>
+      </w:r>
+      <w:hyperlink r:id="rId121">
+        <w:r>
+          <w:rPr>
+            <w:lang w:val="zh_TW" w:bidi="zh_TW"/>
+          </w:rPr>
+          <w:rPr>
+            <w:color w:val="0000EE"/>
+            <w:u w:val="single"/>
+          </w:rPr>
+          <w:t>28:5–8、15、33</w:t>
+        </w:r>
+      </w:hyperlink>
+      <w:r>
+        <w:rPr>
+          <w:lang w:val="zh_TW" w:bidi="zh_TW"/>
+        </w:rPr>
+        <w:t>）、繩子（</w:t>
+      </w:r>
+      <w:hyperlink r:id="rId160">
+        <w:r>
+          <w:rPr>
+            <w:lang w:val="zh_TW" w:bidi="zh_TW"/>
+          </w:rPr>
+          <w:rPr>
+            <w:color w:val="0000EE"/>
+            <w:u w:val="single"/>
+          </w:rPr>
+          <w:t>書2:18、21</w:t>
+        </w:r>
+      </w:hyperlink>
+      <w:r>
+        <w:rPr>
+          <w:lang w:val="zh_TW" w:bidi="zh_TW"/>
+        </w:rPr>
+        <w:t>）、衣服（</w:t>
+      </w:r>
+      <w:hyperlink r:id="rId161">
+        <w:r>
+          <w:rPr>
+            <w:lang w:val="zh_TW" w:bidi="zh_TW"/>
+          </w:rPr>
+          <w:rPr>
+            <w:color w:val="0000EE"/>
+            <w:u w:val="single"/>
+          </w:rPr>
+          <w:t>撒下1:24</w:t>
+        </w:r>
+      </w:hyperlink>
+      <w:r>
+        <w:rPr>
+          <w:lang w:val="zh_TW" w:bidi="zh_TW"/>
+        </w:rPr>
+        <w:t>；</w:t>
+      </w:r>
+      <w:hyperlink r:id="rId162">
+        <w:r>
+          <w:rPr>
+            <w:lang w:val="zh_TW" w:bidi="zh_TW"/>
+          </w:rPr>
+          <w:rPr>
+            <w:color w:val="0000EE"/>
+            <w:u w:val="single"/>
+          </w:rPr>
+          <w:t>箴31:21</w:t>
+        </w:r>
+      </w:hyperlink>
+      <w:r>
+        <w:rPr>
+          <w:lang w:val="zh_TW" w:bidi="zh_TW"/>
+        </w:rPr>
+        <w:t>；</w:t>
+      </w:r>
+      <w:hyperlink r:id="rId163">
+        <w:r>
+          <w:rPr>
+            <w:lang w:val="zh_TW" w:bidi="zh_TW"/>
+          </w:rPr>
+          <w:rPr>
+            <w:color w:val="0000EE"/>
+            <w:u w:val="single"/>
+          </w:rPr>
+          <w:t>耶4:30</w:t>
+        </w:r>
+      </w:hyperlink>
+      <w:r>
+        <w:rPr>
+          <w:lang w:val="zh_TW" w:bidi="zh_TW"/>
+        </w:rPr>
+        <w:t>）、嘴唇（</w:t>
+      </w:r>
+      <w:hyperlink r:id="rId164">
+        <w:r>
+          <w:rPr>
+            <w:lang w:val="zh_TW" w:bidi="zh_TW"/>
+          </w:rPr>
+          <w:rPr>
+            <w:color w:val="0000EE"/>
+            <w:u w:val="single"/>
+          </w:rPr>
+          <w:t>歌4:3</w:t>
+        </w:r>
+      </w:hyperlink>
+      <w:r>
+        <w:rPr>
+          <w:lang w:val="zh_TW" w:bidi="zh_TW"/>
+        </w:rPr>
+        <w:t>）和士兵的制服（</w:t>
+      </w:r>
+      <w:hyperlink r:id="rId145">
+        <w:r>
+          <w:rPr>
+            <w:lang w:val="zh_TW" w:bidi="zh_TW"/>
+          </w:rPr>
+          <w:rPr>
+            <w:color w:val="0000EE"/>
+            <w:u w:val="single"/>
+          </w:rPr>
+          <w:t>鴻2:3</w:t>
+        </w:r>
+      </w:hyperlink>
+      <w:r>
+        <w:rPr>
+          <w:lang w:val="zh_TW" w:bidi="zh_TW"/>
+        </w:rPr>
+        <w:t>）。某種朱紅材料用於西奈山立約（</w:t>
+      </w:r>
+      <w:hyperlink r:id="rId165">
+        <w:r>
+          <w:rPr>
+            <w:lang w:val="zh_TW" w:bidi="zh_TW"/>
+          </w:rPr>
+          <w:rPr>
+            <w:color w:val="0000EE"/>
+            <w:u w:val="single"/>
+          </w:rPr>
+          <w:t>來9:19</w:t>
+        </w:r>
+      </w:hyperlink>
+      <w:r>
+        <w:rPr>
+          <w:lang w:val="zh_TW" w:bidi="zh_TW"/>
+        </w:rPr>
+        <w:t>）、潔淨痲瘋病人（</w:t>
+      </w:r>
+      <w:hyperlink r:id="rId166">
+        <w:r>
+          <w:rPr>
+            <w:lang w:val="zh_TW" w:bidi="zh_TW"/>
+          </w:rPr>
+          <w:rPr>
+            <w:color w:val="0000EE"/>
+            <w:u w:val="single"/>
+          </w:rPr>
+          <w:t>利14:4–6</w:t>
+        </w:r>
+      </w:hyperlink>
+      <w:r>
+        <w:rPr>
+          <w:lang w:val="zh_TW" w:bidi="zh_TW"/>
+        </w:rPr>
+        <w:t>）和房屋（</w:t>
+      </w:r>
+      <w:hyperlink r:id="rId167">
+        <w:r>
+          <w:rPr>
+            <w:lang w:val="zh_TW" w:bidi="zh_TW"/>
+          </w:rPr>
+          <w:rPr>
+            <w:color w:val="0000EE"/>
+            <w:u w:val="single"/>
+          </w:rPr>
+          <w:t>49–52節</w:t>
+        </w:r>
+      </w:hyperlink>
+      <w:r>
+        <w:rPr>
+          <w:lang w:val="zh_TW" w:bidi="zh_TW"/>
+        </w:rPr>
+        <w:t>）、遮蓋陳設餅桌子的器物（</w:t>
+      </w:r>
+      <w:hyperlink r:id="rId168">
+        <w:r>
+          <w:rPr>
+            <w:lang w:val="zh_TW" w:bidi="zh_TW"/>
+          </w:rPr>
+          <w:rPr>
+            <w:color w:val="0000EE"/>
+            <w:u w:val="single"/>
+          </w:rPr>
+          <w:t>民4:8</w:t>
+        </w:r>
+      </w:hyperlink>
+      <w:r>
+        <w:rPr>
+          <w:lang w:val="zh_TW" w:bidi="zh_TW"/>
+        </w:rPr>
+        <w:t>），以及潔淨母牛的儀式（</w:t>
+      </w:r>
+      <w:hyperlink r:id="rId169">
+        <w:r>
+          <w:rPr>
+            <w:lang w:val="zh_TW" w:bidi="zh_TW"/>
+          </w:rPr>
+          <w:rPr>
+            <w:color w:val="0000EE"/>
+            <w:u w:val="single"/>
+          </w:rPr>
+          <w:t>19:6</w:t>
+        </w:r>
+      </w:hyperlink>
+      <w:r>
+        <w:rPr>
+          <w:lang w:val="zh_TW" w:bidi="zh_TW"/>
+        </w:rPr>
+        <w:t>）。馬太福音描述耶穌在受審時的袍子為朱紅色（</w:t>
+      </w:r>
+      <w:hyperlink r:id="rId135">
+        <w:r>
+          <w:rPr>
+            <w:lang w:val="zh_TW" w:bidi="zh_TW"/>
+          </w:rPr>
+          <w:rPr>
+            <w:color w:val="0000EE"/>
+            <w:u w:val="single"/>
+          </w:rPr>
+          <w:t>太27:28</w:t>
+        </w:r>
+      </w:hyperlink>
+      <w:r>
+        <w:rPr>
+          <w:lang w:val="zh_TW" w:bidi="zh_TW"/>
+        </w:rPr>
+        <w:t>）。啟示錄中，大淫婦穿著紫色和朱紅色，坐在朱紅色的獸上（</w:t>
+      </w:r>
+      <w:hyperlink r:id="rId170">
+        <w:r>
+          <w:rPr>
+            <w:lang w:val="zh_TW" w:bidi="zh_TW"/>
+          </w:rPr>
+          <w:rPr>
+            <w:color w:val="0000EE"/>
+            <w:u w:val="single"/>
+          </w:rPr>
+          <w:t>啟17:3–4</w:t>
+        </w:r>
+      </w:hyperlink>
+      <w:r>
+        <w:rPr>
+          <w:lang w:val="zh_TW" w:bidi="zh_TW"/>
+        </w:rPr>
+        <w:t>）。羅馬的奢華也透過紫色和朱紅色的衣物表現出來（</w:t>
+      </w:r>
+      <w:hyperlink r:id="rId171">
+        <w:r>
+          <w:rPr>
+            <w:lang w:val="zh_TW" w:bidi="zh_TW"/>
+          </w:rPr>
+          <w:rPr>
+            <w:color w:val="0000EE"/>
+            <w:u w:val="single"/>
+          </w:rPr>
+          <w:t>啟18:16</w:t>
+        </w:r>
+      </w:hyperlink>
+      <w:r>
+        <w:rPr>
+          <w:lang w:val="zh_TW" w:bidi="zh_TW"/>
+        </w:rPr>
+        <w:t>）。像紅色和深紅色一樣，朱紅色也比喻罪（</w:t>
+      </w:r>
+      <w:hyperlink r:id="rId84">
+        <w:r>
+          <w:rPr>
+            <w:lang w:val="zh_TW" w:bidi="zh_TW"/>
+          </w:rPr>
+          <w:rPr>
+            <w:color w:val="0000EE"/>
+            <w:u w:val="single"/>
+          </w:rPr>
+          <w:t>賽1:18</w:t>
+        </w:r>
+      </w:hyperlink>
+      <w:r>
+        <w:rPr>
+          <w:lang w:val="zh_TW" w:bidi="zh_TW"/>
+        </w:rPr>
+        <w:t>）。</w:t>
+      </w:r>
+    </w:p>
+    <w:p>
+      <w:pPr/>
+      <w:r>
+        <w:rPr>
+          <w:lang w:val="zh_TW" w:bidi="zh_TW"/>
+        </w:rPr>
+      </w:r>
+      <w:r>
+        <w:rPr>
+          <w:lang w:val="zh_TW" w:bidi="zh_TW"/>
+        </w:rPr>
+        <w:t>「白色」翻譯了聖經中的多個詞語。通常用於描述自然物體的顏色，例如：山羊（</w:t>
+      </w:r>
+      <w:hyperlink r:id="rId172">
+        <w:r>
+          <w:rPr>
+            <w:lang w:val="zh_TW" w:bidi="zh_TW"/>
+          </w:rPr>
+          <w:rPr>
+            <w:color w:val="0000EE"/>
+            <w:u w:val="single"/>
+          </w:rPr>
+          <w:t>創30:35</w:t>
+        </w:r>
+      </w:hyperlink>
+      <w:r>
+        <w:rPr>
+          <w:lang w:val="zh_TW" w:bidi="zh_TW"/>
+        </w:rPr>
+        <w:t>）、頭髮（</w:t>
+      </w:r>
+      <w:hyperlink r:id="rId173">
+        <w:r>
+          <w:rPr>
+            <w:lang w:val="zh_TW" w:bidi="zh_TW"/>
+          </w:rPr>
+          <w:rPr>
+            <w:color w:val="0000EE"/>
+            <w:u w:val="single"/>
+          </w:rPr>
+          <w:t>利13:10</w:t>
+        </w:r>
+      </w:hyperlink>
+      <w:r>
+        <w:rPr>
+          <w:lang w:val="zh_TW" w:bidi="zh_TW"/>
+        </w:rPr>
+        <w:t>；</w:t>
+      </w:r>
+      <w:hyperlink r:id="rId65">
+        <w:r>
+          <w:rPr>
+            <w:lang w:val="zh_TW" w:bidi="zh_TW"/>
+          </w:rPr>
+          <w:rPr>
+            <w:color w:val="0000EE"/>
+            <w:u w:val="single"/>
+          </w:rPr>
+          <w:t>太5:36</w:t>
+        </w:r>
+      </w:hyperlink>
+      <w:r>
+        <w:rPr>
+          <w:lang w:val="zh_TW" w:bidi="zh_TW"/>
+        </w:rPr>
+        <w:t>；</w:t>
+      </w:r>
+      <w:hyperlink r:id="rId174">
+        <w:r>
+          <w:rPr>
+            <w:lang w:val="zh_TW" w:bidi="zh_TW"/>
+          </w:rPr>
+          <w:rPr>
+            <w:color w:val="0000EE"/>
+            <w:u w:val="single"/>
+          </w:rPr>
+          <w:t>啟1:14</w:t>
+        </w:r>
+      </w:hyperlink>
+      <w:r>
+        <w:rPr>
+          <w:lang w:val="zh_TW" w:bidi="zh_TW"/>
+        </w:rPr>
+        <w:t>）、患病的皮膚（</w:t>
+      </w:r>
+      <w:hyperlink r:id="rId175">
+        <w:r>
+          <w:rPr>
+            <w:lang w:val="zh_TW" w:bidi="zh_TW"/>
+          </w:rPr>
+          <w:rPr>
+            <w:color w:val="0000EE"/>
+            <w:u w:val="single"/>
+          </w:rPr>
+          <w:t>出4:6</w:t>
+        </w:r>
+      </w:hyperlink>
+      <w:r>
+        <w:rPr>
+          <w:lang w:val="zh_TW" w:bidi="zh_TW"/>
+        </w:rPr>
+        <w:t>；</w:t>
+      </w:r>
+      <w:hyperlink r:id="rId176">
+        <w:r>
+          <w:rPr>
+            <w:lang w:val="zh_TW" w:bidi="zh_TW"/>
+          </w:rPr>
+          <w:rPr>
+            <w:color w:val="0000EE"/>
+            <w:u w:val="single"/>
+          </w:rPr>
+          <w:t>利13:4、17</w:t>
+        </w:r>
+      </w:hyperlink>
+      <w:r>
+        <w:rPr>
+          <w:lang w:val="zh_TW" w:bidi="zh_TW"/>
+        </w:rPr>
+        <w:t>）、嗎哪（</w:t>
+      </w:r>
+      <w:hyperlink r:id="rId177">
+        <w:r>
+          <w:rPr>
+            <w:lang w:val="zh_TW" w:bidi="zh_TW"/>
+          </w:rPr>
+          <w:rPr>
+            <w:color w:val="0000EE"/>
+            <w:u w:val="single"/>
+          </w:rPr>
+          <w:t>出16:31</w:t>
+        </w:r>
+      </w:hyperlink>
+      <w:r>
+        <w:rPr>
+          <w:lang w:val="zh_TW" w:bidi="zh_TW"/>
+        </w:rPr>
+        <w:t>）、雪（</w:t>
+      </w:r>
+      <w:hyperlink r:id="rId178">
+        <w:r>
+          <w:rPr>
+            <w:lang w:val="zh_TW" w:bidi="zh_TW"/>
+          </w:rPr>
+          <w:rPr>
+            <w:color w:val="0000EE"/>
+            <w:u w:val="single"/>
+          </w:rPr>
+          <w:t>王下5:27</w:t>
+        </w:r>
+      </w:hyperlink>
+      <w:r>
+        <w:rPr>
+          <w:lang w:val="zh_TW" w:bidi="zh_TW"/>
+        </w:rPr>
+        <w:t>）、牛奶和牙齒（</w:t>
+      </w:r>
+      <w:hyperlink r:id="rId139">
+        <w:r>
+          <w:rPr>
+            <w:lang w:val="zh_TW" w:bidi="zh_TW"/>
+          </w:rPr>
+          <w:rPr>
+            <w:color w:val="0000EE"/>
+            <w:u w:val="single"/>
+          </w:rPr>
+          <w:t>創49:12</w:t>
+        </w:r>
+      </w:hyperlink>
+      <w:r>
+        <w:rPr>
+          <w:lang w:val="zh_TW" w:bidi="zh_TW"/>
+        </w:rPr>
+        <w:t>）、馬（</w:t>
+      </w:r>
+      <w:hyperlink r:id="rId146">
+        <w:r>
+          <w:rPr>
+            <w:lang w:val="zh_TW" w:bidi="zh_TW"/>
+          </w:rPr>
+          <w:rPr>
+            <w:color w:val="0000EE"/>
+            <w:u w:val="single"/>
+          </w:rPr>
+          <w:t>亞1:8，</w:t>
+        </w:r>
+      </w:hyperlink>
+      <w:hyperlink r:id="rId96">
+        <w:r>
+          <w:rPr>
+            <w:lang w:val="zh_TW" w:bidi="zh_TW"/>
+          </w:rPr>
+          <w:rPr>
+            <w:color w:val="0000EE"/>
+            <w:u w:val="single"/>
+          </w:rPr>
+          <w:t>6:3</w:t>
+        </w:r>
+      </w:hyperlink>
+      <w:r>
+        <w:rPr>
+          <w:lang w:val="zh_TW" w:bidi="zh_TW"/>
+        </w:rPr>
+        <w:t>；</w:t>
+      </w:r>
+      <w:hyperlink r:id="rId179">
+        <w:r>
+          <w:rPr>
+            <w:lang w:val="zh_TW" w:bidi="zh_TW"/>
+          </w:rPr>
+          <w:rPr>
+            <w:color w:val="0000EE"/>
+            <w:u w:val="single"/>
+          </w:rPr>
+          <w:t>啟6:2，</w:t>
+        </w:r>
+      </w:hyperlink>
+      <w:hyperlink r:id="rId180">
+        <w:r>
+          <w:rPr>
+            <w:lang w:val="zh_TW" w:bidi="zh_TW"/>
+          </w:rPr>
+          <w:rPr>
+            <w:color w:val="0000EE"/>
+            <w:u w:val="single"/>
+          </w:rPr>
+          <w:t>19:11</w:t>
+        </w:r>
+      </w:hyperlink>
+      <w:r>
+        <w:rPr>
+          <w:lang w:val="zh_TW" w:bidi="zh_TW"/>
+        </w:rPr>
+        <w:t>）、驢（</w:t>
+      </w:r>
+      <w:hyperlink r:id="rId181">
+        <w:r>
+          <w:rPr>
+            <w:lang w:val="zh_TW" w:bidi="zh_TW"/>
+          </w:rPr>
+          <w:rPr>
+            <w:color w:val="0000EE"/>
+            <w:u w:val="single"/>
+          </w:rPr>
+          <w:t>士5:10</w:t>
+        </w:r>
+      </w:hyperlink>
+      <w:r>
+        <w:rPr>
+          <w:lang w:val="zh_TW" w:bidi="zh_TW"/>
+        </w:rPr>
+        <w:t>，有英文譯本譯為「茶褐色（tawny）」）、羊毛（</w:t>
+      </w:r>
+      <w:hyperlink r:id="rId182">
+        <w:r>
+          <w:rPr>
+            <w:lang w:val="zh_TW" w:bidi="zh_TW"/>
+          </w:rPr>
+          <w:rPr>
+            <w:color w:val="0000EE"/>
+            <w:u w:val="single"/>
+          </w:rPr>
+          <w:t>結27:18</w:t>
+        </w:r>
+      </w:hyperlink>
+      <w:r>
+        <w:rPr>
+          <w:lang w:val="zh_TW" w:bidi="zh_TW"/>
+        </w:rPr>
+        <w:t>）、特殊的石頭（</w:t>
+      </w:r>
+      <w:hyperlink r:id="rId183">
+        <w:r>
+          <w:rPr>
+            <w:lang w:val="zh_TW" w:bidi="zh_TW"/>
+          </w:rPr>
+          <w:rPr>
+            <w:color w:val="0000EE"/>
+            <w:u w:val="single"/>
+          </w:rPr>
+          <w:t>啟2:17</w:t>
+        </w:r>
+      </w:hyperlink>
+      <w:r>
+        <w:rPr>
+          <w:lang w:val="zh_TW" w:bidi="zh_TW"/>
+        </w:rPr>
+        <w:t>）、光（</w:t>
+      </w:r>
+      <w:hyperlink r:id="rId184">
+        <w:r>
+          <w:rPr>
+            <w:lang w:val="zh_TW" w:bidi="zh_TW"/>
+          </w:rPr>
+          <w:rPr>
+            <w:color w:val="0000EE"/>
+            <w:u w:val="single"/>
+          </w:rPr>
+          <w:t>太17:2</w:t>
+        </w:r>
+      </w:hyperlink>
+      <w:r>
+        <w:rPr>
+          <w:lang w:val="zh_TW" w:bidi="zh_TW"/>
+        </w:rPr>
+        <w:t>）、雲（</w:t>
+      </w:r>
+      <w:hyperlink r:id="rId185">
+        <w:r>
+          <w:rPr>
+            <w:lang w:val="zh_TW" w:bidi="zh_TW"/>
+          </w:rPr>
+          <w:rPr>
+            <w:color w:val="0000EE"/>
+            <w:u w:val="single"/>
+          </w:rPr>
+          <w:t>啟14:14</w:t>
+        </w:r>
+      </w:hyperlink>
+      <w:r>
+        <w:rPr>
+          <w:lang w:val="zh_TW" w:bidi="zh_TW"/>
+        </w:rPr>
+        <w:t>），以及已熟的莊稼（</w:t>
+      </w:r>
+      <w:hyperlink r:id="rId186">
+        <w:r>
+          <w:rPr>
+            <w:lang w:val="zh_TW" w:bidi="zh_TW"/>
+          </w:rPr>
+          <w:rPr>
+            <w:color w:val="0000EE"/>
+            <w:u w:val="single"/>
+          </w:rPr>
+          <w:t>約4:35</w:t>
+        </w:r>
+      </w:hyperlink>
+      <w:r>
+        <w:rPr>
+          <w:lang w:val="zh_TW" w:bidi="zh_TW"/>
+        </w:rPr>
+        <w:t>）。「白色」也用來形容簾子（</w:t>
+      </w:r>
+      <w:hyperlink r:id="rId29">
+        <w:r>
+          <w:rPr>
+            <w:lang w:val="zh_TW" w:bidi="zh_TW"/>
+          </w:rPr>
+          <w:rPr>
+            <w:color w:val="0000EE"/>
+            <w:u w:val="single"/>
+          </w:rPr>
+          <w:t>斯1:6</w:t>
+        </w:r>
+      </w:hyperlink>
+      <w:r>
+        <w:rPr>
+          <w:lang w:val="zh_TW" w:bidi="zh_TW"/>
+        </w:rPr>
+        <w:t>）、衣服（</w:t>
+      </w:r>
+      <w:hyperlink r:id="rId82">
+        <w:r>
+          <w:rPr>
+            <w:lang w:val="zh_TW" w:bidi="zh_TW"/>
+          </w:rPr>
+          <w:rPr>
+            <w:color w:val="0000EE"/>
+            <w:u w:val="single"/>
+          </w:rPr>
+          <w:t>斯8:15</w:t>
+        </w:r>
+      </w:hyperlink>
+      <w:r>
+        <w:rPr>
+          <w:lang w:val="zh_TW" w:bidi="zh_TW"/>
+        </w:rPr>
+        <w:t>；</w:t>
+      </w:r>
+      <w:hyperlink r:id="rId187">
+        <w:r>
+          <w:rPr>
+            <w:lang w:val="zh_TW" w:bidi="zh_TW"/>
+          </w:rPr>
+          <w:rPr>
+            <w:color w:val="0000EE"/>
+            <w:u w:val="single"/>
+          </w:rPr>
+          <w:t>傳9:8</w:t>
+        </w:r>
+      </w:hyperlink>
+      <w:r>
+        <w:rPr>
+          <w:lang w:val="zh_TW" w:bidi="zh_TW"/>
+        </w:rPr>
+        <w:t>；</w:t>
+      </w:r>
+      <w:hyperlink r:id="rId188">
+        <w:r>
+          <w:rPr>
+            <w:lang w:val="zh_TW" w:bidi="zh_TW"/>
+          </w:rPr>
+          <w:rPr>
+            <w:color w:val="0000EE"/>
+            <w:u w:val="single"/>
+          </w:rPr>
+          <w:t>但7:9</w:t>
+        </w:r>
+      </w:hyperlink>
+      <w:r>
+        <w:rPr>
+          <w:lang w:val="zh_TW" w:bidi="zh_TW"/>
+        </w:rPr>
+        <w:t>；</w:t>
+      </w:r>
+      <w:hyperlink r:id="rId189">
+        <w:r>
+          <w:rPr>
+            <w:lang w:val="zh_TW" w:bidi="zh_TW"/>
+          </w:rPr>
+          <w:rPr>
+            <w:color w:val="0000EE"/>
+            <w:u w:val="single"/>
+          </w:rPr>
+          <w:t>可16:5</w:t>
+        </w:r>
+      </w:hyperlink>
+      <w:r>
+        <w:rPr>
+          <w:lang w:val="zh_TW" w:bidi="zh_TW"/>
+        </w:rPr>
+        <w:t>；</w:t>
+      </w:r>
+      <w:hyperlink r:id="rId190">
+        <w:r>
+          <w:rPr>
+            <w:lang w:val="zh_TW" w:bidi="zh_TW"/>
+          </w:rPr>
+          <w:rPr>
+            <w:color w:val="0000EE"/>
+            <w:u w:val="single"/>
+          </w:rPr>
+          <w:t>啟3:5、18，</w:t>
+        </w:r>
+      </w:hyperlink>
+      <w:hyperlink r:id="rId191">
+        <w:r>
+          <w:rPr>
+            <w:lang w:val="zh_TW" w:bidi="zh_TW"/>
+          </w:rPr>
+          <w:rPr>
+            <w:color w:val="0000EE"/>
+            <w:u w:val="single"/>
+          </w:rPr>
+          <w:t>4:4</w:t>
+        </w:r>
+      </w:hyperlink>
+      <w:r>
+        <w:rPr>
+          <w:lang w:val="zh_TW" w:bidi="zh_TW"/>
+        </w:rPr>
+        <w:t>）、天使的衣服（</w:t>
+      </w:r>
+      <w:hyperlink r:id="rId192">
+        <w:r>
+          <w:rPr>
+            <w:lang w:val="zh_TW" w:bidi="zh_TW"/>
+          </w:rPr>
+          <w:rPr>
+            <w:color w:val="0000EE"/>
+            <w:u w:val="single"/>
+          </w:rPr>
+          <w:t>約20:12</w:t>
+        </w:r>
+      </w:hyperlink>
+      <w:r>
+        <w:rPr>
+          <w:lang w:val="zh_TW" w:bidi="zh_TW"/>
+        </w:rPr>
+        <w:t>；</w:t>
+      </w:r>
+      <w:hyperlink r:id="rId193">
+        <w:r>
+          <w:rPr>
+            <w:lang w:val="zh_TW" w:bidi="zh_TW"/>
+          </w:rPr>
+          <w:rPr>
+            <w:color w:val="0000EE"/>
+            <w:u w:val="single"/>
+          </w:rPr>
+          <w:t>徒1:10</w:t>
+        </w:r>
+      </w:hyperlink>
+      <w:r>
+        <w:rPr>
+          <w:lang w:val="zh_TW" w:bidi="zh_TW"/>
+        </w:rPr>
+        <w:t>），以及寶座（</w:t>
+      </w:r>
+      <w:hyperlink r:id="rId194">
+        <w:r>
+          <w:rPr>
+            <w:lang w:val="zh_TW" w:bidi="zh_TW"/>
+          </w:rPr>
+          <w:rPr>
+            <w:color w:val="0000EE"/>
+            <w:u w:val="single"/>
+          </w:rPr>
+          <w:t>啟20:11</w:t>
+        </w:r>
+      </w:hyperlink>
+      <w:r>
+        <w:rPr>
+          <w:lang w:val="zh_TW" w:bidi="zh_TW"/>
+        </w:rPr>
+        <w:t>）。此外，「白色」還象徵從罪中的潔淨（</w:t>
+      </w:r>
+      <w:hyperlink r:id="rId195">
+        <w:r>
+          <w:rPr>
+            <w:lang w:val="zh_TW" w:bidi="zh_TW"/>
+          </w:rPr>
+          <w:rPr>
+            <w:color w:val="0000EE"/>
+            <w:u w:val="single"/>
+          </w:rPr>
+          <w:t>詩51:7</w:t>
+        </w:r>
+      </w:hyperlink>
+      <w:r>
+        <w:rPr>
+          <w:lang w:val="zh_TW" w:bidi="zh_TW"/>
+        </w:rPr>
+        <w:t>；</w:t>
+      </w:r>
+      <w:hyperlink r:id="rId84">
+        <w:r>
+          <w:rPr>
+            <w:lang w:val="zh_TW" w:bidi="zh_TW"/>
+          </w:rPr>
+          <w:rPr>
+            <w:color w:val="0000EE"/>
+            <w:u w:val="single"/>
+          </w:rPr>
+          <w:t>賽1:18</w:t>
+        </w:r>
+      </w:hyperlink>
+      <w:r>
+        <w:rPr>
+          <w:lang w:val="zh_TW" w:bidi="zh_TW"/>
+        </w:rPr>
+        <w:t>；</w:t>
+      </w:r>
+      <w:hyperlink r:id="rId196">
+        <w:r>
+          <w:rPr>
+            <w:lang w:val="zh_TW" w:bidi="zh_TW"/>
+          </w:rPr>
+          <w:rPr>
+            <w:color w:val="0000EE"/>
+            <w:u w:val="single"/>
+          </w:rPr>
+          <w:t>但12:10</w:t>
+        </w:r>
+      </w:hyperlink>
+      <w:r>
+        <w:rPr>
+          <w:lang w:val="zh_TW" w:bidi="zh_TW"/>
+        </w:rPr>
+        <w:t>）和王子的外貌（</w:t>
+      </w:r>
+      <w:hyperlink r:id="rId197">
+        <w:r>
+          <w:rPr>
+            <w:lang w:val="zh_TW" w:bidi="zh_TW"/>
+          </w:rPr>
+          <w:rPr>
+            <w:color w:val="0000EE"/>
+            <w:u w:val="single"/>
+          </w:rPr>
+          <w:t>哀4:7</w:t>
+        </w:r>
+      </w:hyperlink>
+      <w:r>
+        <w:rPr>
+          <w:lang w:val="zh_TW" w:bidi="zh_TW"/>
+        </w:rPr>
+        <w:t>）。</w:t>
+      </w:r>
+    </w:p>
+    <w:p>
+      <w:pPr/>
+      <w:r>
+        <w:rPr>
+          <w:lang w:val="zh_TW" w:bidi="zh_TW"/>
+        </w:rPr>
+      </w:r>
+      <w:r>
+        <w:rPr>
           <w:i/>
           <w:lang w:val="zh_TW" w:bidi="zh_TW"/>
         </w:rPr>
@@ -1953,7 +4702,13 @@
         <w:rPr>
           <w:lang w:val="zh_TW" w:bidi="zh_TW"/>
         </w:rPr>
-        <w:t>盟約</w:t>
+        <w:t xml:space="preserve"> </w:t>
+      </w:r>
+      <w:r>
+        <w:rPr>
+          <w:lang w:val="zh_TW" w:bidi="zh_TW"/>
+        </w:rPr>
+        <w:t>布料和布料製造</w:t>
       </w:r>
       <w:r>
         <w:rPr>
@@ -1965,43 +4720,7 @@
         <w:rPr>
           <w:lang w:val="zh_TW" w:bidi="zh_TW"/>
         </w:rPr>
-        <w:t>神的存在與屬性</w:t>
-      </w:r>
-      <w:r>
-        <w:rPr>
-          <w:lang w:val="zh_TW" w:bidi="zh_TW"/>
-        </w:rPr>
-        <w:t>；</w:t>
-      </w:r>
-      <w:r>
-        <w:rPr>
-          <w:lang w:val="zh_TW" w:bidi="zh_TW"/>
-        </w:rPr>
-        <w:t>盼望</w:t>
-      </w:r>
-      <w:r>
-        <w:rPr>
-          <w:lang w:val="zh_TW" w:bidi="zh_TW"/>
-        </w:rPr>
-        <w:t>；</w:t>
-      </w:r>
-      <w:r>
-        <w:rPr>
-          <w:lang w:val="zh_TW" w:bidi="zh_TW"/>
-        </w:rPr>
-        <w:t>預言</w:t>
-      </w:r>
-      <w:r>
-        <w:rPr>
-          <w:lang w:val="zh_TW" w:bidi="zh_TW"/>
-        </w:rPr>
-        <w:t>；</w:t>
-      </w:r>
-      <w:r>
-        <w:rPr>
-          <w:lang w:val="zh_TW" w:bidi="zh_TW"/>
-        </w:rPr>
-        <w:t>先知，女先知</w:t>
+        <w:t>染料，染色，染匠</w:t>
       </w:r>
       <w:r>
         <w:rPr>

--- a/zht/docx/170.content.docx
+++ b/zht/docx/170.content.docx
@@ -149,7 +149,7 @@
         <w:rPr>
           <w:lang w:val="zh_TW" w:bidi="zh_TW"/>
         </w:rPr>
-        <w:t>wu</w:t>
+        <w:t>tuan</w:t>
       </w:r>
       <w:r>
         <w:rPr>
@@ -212,35 +212,12 @@
         <w:rPr>
           <w:lang w:val="zh_TW" w:bidi="zh_TW"/>
         </w:rPr>
-        <w:t>烏薩（人物）</w:t>
-      </w:r>
-      <w:r>
-        <w:rPr>
-          <w:lang w:val="zh_TW" w:bidi="zh_TW"/>
-        </w:rPr>
-      </w:r>
-    </w:p>
-    <w:p>
-      <w:pPr>
-        <w:pStyle w:val="Heading2"/>
-      </w:pPr>
-      <w:r>
-        <w:rPr>
-          <w:lang w:val="zh_TW" w:bidi="zh_TW"/>
-        </w:rPr>
-        <w:t>烏</w:t>
-      </w:r>
-      <w:r>
-        <w:rPr>
-          <w:lang w:val="zh_TW" w:bidi="zh_TW"/>
-        </w:rPr>
-        <w:t>薩</w:t>
-      </w:r>
-      <w:r>
-        <w:rPr>
-          <w:lang w:val="zh_TW" w:bidi="zh_TW"/>
-        </w:rPr>
-        <w:t>（人物）</w:t>
+        <w:t>團契</w:t>
+      </w:r>
+      <w:r>
+        <w:rPr>
+          <w:lang w:val="zh_TW" w:bidi="zh_TW"/>
+        </w:rPr>
       </w:r>
     </w:p>
     <w:p>
@@ -254,53 +231,18 @@
         <w:rPr>
           <w:lang w:val="zh_TW" w:bidi="zh_TW"/>
         </w:rPr>
-        <w:t>約坍的兒子，屬於閃族支系中希伯的後裔（</w:t>
-      </w:r>
-      <w:hyperlink r:id="rId13">
-        <w:r>
-          <w:rPr>
-            <w:lang w:val="zh_TW" w:bidi="zh_TW"/>
-          </w:rPr>
-          <w:rPr>
-            <w:color w:val="0000EE"/>
-            <w:u w:val="single"/>
-          </w:rPr>
-          <w:t>創10:27</w:t>
-        </w:r>
-      </w:hyperlink>
-      <w:r>
-        <w:rPr>
-          <w:lang w:val="zh_TW" w:bidi="zh_TW"/>
-        </w:rPr>
-        <w:t>；</w:t>
-      </w:r>
-      <w:hyperlink r:id="rId14">
-        <w:r>
-          <w:rPr>
-            <w:lang w:val="zh_TW" w:bidi="zh_TW"/>
-          </w:rPr>
-          <w:rPr>
-            <w:color w:val="0000EE"/>
-            <w:u w:val="single"/>
-          </w:rPr>
-          <w:t>代上1:21</w:t>
-        </w:r>
-      </w:hyperlink>
-      <w:r>
-        <w:rPr>
-          <w:lang w:val="zh_TW" w:bidi="zh_TW"/>
-        </w:rPr>
-        <w:t>）。</w:t>
-      </w:r>
-      <w:r>
-        <w:rPr>
-          <w:lang w:val="zh_TW" w:bidi="zh_TW"/>
-        </w:rPr>
-      </w:r>
-      <w:r>
-        <w:rPr>
-          <w:lang w:val="zh_TW" w:bidi="zh_TW"/>
-        </w:rPr>
+        <w:t>團契指與神保持親密關係，並把這種關係與其他信徒一同分享。</w:t>
+      </w:r>
+    </w:p>
+    <w:p>
+      <w:pPr>
+        <w:pStyle w:val="Heading3"/>
+      </w:pPr>
+      <w:r>
+        <w:rPr>
+          <w:lang w:val="zh_TW" w:bidi="zh_TW"/>
+        </w:rPr>
+        <w:t>舊約聖經中的團契</w:t>
       </w:r>
     </w:p>
     <w:p>
@@ -310,21 +252,47 @@
           <w:lang w:val="zh_TW" w:bidi="zh_TW"/>
         </w:rPr>
       </w:r>
-    </w:p>
-    <w:p>
-      <w:pPr>
-        <w:pStyle w:val="Heading2"/>
-      </w:pPr>
-      <w:r>
-        <w:rPr>
-          <w:lang w:val="zh_TW" w:bidi="zh_TW"/>
-        </w:rPr>
-        <w:t>烏斯（地點）</w:t>
-      </w:r>
-      <w:r>
-        <w:rPr>
-          <w:lang w:val="zh_TW" w:bidi="zh_TW"/>
-        </w:rPr>
+      <w:r>
+        <w:rPr>
+          <w:lang w:val="zh_TW" w:bidi="zh_TW"/>
+        </w:rPr>
+        <w:t>起初，神把亞當安置在園中，讓他享受與神的友誼。當亞當和夏娃選擇獨立，不願活在神慈愛的看顧之下，他們與神的關係就破裂了。結果，亞當和夏娃躲避神（</w:t>
+      </w:r>
+      <w:hyperlink r:id="rId13">
+        <w:r>
+          <w:rPr>
+            <w:lang w:val="zh_TW" w:bidi="zh_TW"/>
+          </w:rPr>
+          <w:rPr>
+            <w:color w:val="0000EE"/>
+            <w:u w:val="single"/>
+          </w:rPr>
+          <w:t>創3:8</w:t>
+        </w:r>
+      </w:hyperlink>
+      <w:r>
+        <w:rPr>
+          <w:lang w:val="zh_TW" w:bidi="zh_TW"/>
+        </w:rPr>
+        <w:t>）。但神立刻尋找他們，並向他們宣告祂要透過救主的工作來拯救罪人的計劃（</w:t>
+      </w:r>
+      <w:hyperlink r:id="rId14">
+        <w:r>
+          <w:rPr>
+            <w:lang w:val="zh_TW" w:bidi="zh_TW"/>
+          </w:rPr>
+          <w:rPr>
+            <w:color w:val="0000EE"/>
+            <w:u w:val="single"/>
+          </w:rPr>
+          <w:t>3:15</w:t>
+        </w:r>
+      </w:hyperlink>
+      <w:r>
+        <w:rPr>
+          <w:lang w:val="zh_TW" w:bidi="zh_TW"/>
+        </w:rPr>
+        <w:t>）。</w:t>
       </w:r>
     </w:p>
     <w:p>
@@ -338,7 +306,7 @@
         <w:rPr>
           <w:lang w:val="zh_TW" w:bidi="zh_TW"/>
         </w:rPr>
-        <w:t>烏斯是約伯的故鄉（</w:t>
+        <w:t>舊約聖經記載，神如何開始讓特別的人與祂建立關係。經文把以諾描寫為與神同行的人（</w:t>
       </w:r>
       <w:hyperlink r:id="rId15">
         <w:r>
@@ -349,14 +317,14 @@
             <w:color w:val="0000EE"/>
             <w:u w:val="single"/>
           </w:rPr>
-          <w:t>伯1:1</w:t>
+          <w:t>創5:22、24</w:t>
         </w:r>
       </w:hyperlink>
       <w:r>
         <w:rPr>
           <w:lang w:val="zh_TW" w:bidi="zh_TW"/>
         </w:rPr>
-        <w:t>）。這個地名與以東並列出現，並與西珥的何利人族譜中的烏斯有關（</w:t>
+        <w:t>），挪亞也與神同行（</w:t>
       </w:r>
       <w:hyperlink r:id="rId16">
         <w:r>
@@ -367,14 +335,14 @@
             <w:color w:val="0000EE"/>
             <w:u w:val="single"/>
           </w:rPr>
-          <w:t>哀4:21</w:t>
+          <w:t>6:9</w:t>
         </w:r>
       </w:hyperlink>
       <w:r>
         <w:rPr>
           <w:lang w:val="zh_TW" w:bidi="zh_TW"/>
         </w:rPr>
-        <w:t>）。然而約伯記中並未明確地標示出烏斯地的具體位置，但書中提到「東方人」（Kedem）居住在那裡（</w:t>
+        <w:t>），而經文稱以色列的先祖亞伯拉罕為「神的朋友」（</w:t>
       </w:r>
       <w:hyperlink r:id="rId17">
         <w:r>
@@ -385,14 +353,14 @@
             <w:color w:val="0000EE"/>
             <w:u w:val="single"/>
           </w:rPr>
-          <w:t>伯1:3</w:t>
+          <w:t>雅2:23</w:t>
         </w:r>
       </w:hyperlink>
       <w:r>
         <w:rPr>
           <w:lang w:val="zh_TW" w:bidi="zh_TW"/>
         </w:rPr>
-        <w:t>）。經文還提到烏斯靠近曠野（</w:t>
+        <w:t>）。在舊約聖經中，沒有人像摩西那樣，與神有如此親密的關係，他在西奈山上與神相會四十天（</w:t>
       </w:r>
       <w:hyperlink r:id="rId18">
         <w:r>
@@ -403,14 +371,14 @@
             <w:color w:val="0000EE"/>
             <w:u w:val="single"/>
           </w:rPr>
-          <w:t>15</w:t>
+          <w:t>出24章</w:t>
         </w:r>
       </w:hyperlink>
       <w:r>
         <w:rPr>
           <w:lang w:val="zh_TW" w:bidi="zh_TW"/>
         </w:rPr>
-        <w:t>節），而且鄰近迦勒底人（</w:t>
+        <w:t>）。後來，大衛寫下許多詩篇，展現出與神深深連結的心（</w:t>
       </w:r>
       <w:hyperlink r:id="rId19">
         <w:r>
@@ -421,14 +389,61 @@
             <w:color w:val="0000EE"/>
             <w:u w:val="single"/>
           </w:rPr>
-          <w:t>17</w:t>
+          <w:t>詩16、</w:t>
         </w:r>
       </w:hyperlink>
-      <w:r>
-        <w:rPr>
-          <w:lang w:val="zh_TW" w:bidi="zh_TW"/>
-        </w:rPr>
-        <w:t>節）。這顯示出其位於以色列地的東邊。</w:t>
+      <w:hyperlink r:id="rId20">
+        <w:r>
+          <w:rPr>
+            <w:lang w:val="zh_TW" w:bidi="zh_TW"/>
+          </w:rPr>
+          <w:rPr>
+            <w:color w:val="0000EE"/>
+            <w:u w:val="single"/>
+          </w:rPr>
+          <w:t>34、</w:t>
+        </w:r>
+      </w:hyperlink>
+      <w:hyperlink r:id="rId21">
+        <w:r>
+          <w:rPr>
+            <w:lang w:val="zh_TW" w:bidi="zh_TW"/>
+          </w:rPr>
+          <w:rPr>
+            <w:color w:val="0000EE"/>
+            <w:u w:val="single"/>
+          </w:rPr>
+          <w:t>40、</w:t>
+        </w:r>
+      </w:hyperlink>
+      <w:hyperlink r:id="rId22">
+        <w:r>
+          <w:rPr>
+            <w:lang w:val="zh_TW" w:bidi="zh_TW"/>
+          </w:rPr>
+          <w:rPr>
+            <w:color w:val="0000EE"/>
+            <w:u w:val="single"/>
+          </w:rPr>
+          <w:t>63篇</w:t>
+        </w:r>
+      </w:hyperlink>
+      <w:r>
+        <w:rPr>
+          <w:lang w:val="zh_TW" w:bidi="zh_TW"/>
+        </w:rPr>
+        <w:t>）。</w:t>
+      </w:r>
+    </w:p>
+    <w:p>
+      <w:pPr>
+        <w:pStyle w:val="Heading3"/>
+      </w:pPr>
+      <w:r>
+        <w:rPr>
+          <w:lang w:val="zh_TW" w:bidi="zh_TW"/>
+        </w:rPr>
+        <w:t>新約聖經中的團契</w:t>
       </w:r>
     </w:p>
     <w:p>
@@ -442,9 +457,9 @@
         <w:rPr>
           <w:lang w:val="zh_TW" w:bidi="zh_TW"/>
         </w:rPr>
-        <w:t>由於烏斯與以東有著上述聯繫，這有力地暗示了烏斯地是由何利人西珥的後裔所居住。在約伯記希臘文譯本末尾的一段經文進一步支持了這個觀點：「因為他住在以東與阿拉伯交界處的烏斯地。」除此之外，某些古代傳統認為約伯的故鄉位在巴珊。約瑟夫（Josephus）亦參照亞蘭族譜中的烏斯（</w:t>
-      </w:r>
-      <w:hyperlink r:id="rId20">
+        <w:t>因為耶穌在十架上所成就的工作，神如今住在每一位信徒心裡 （</w:t>
+      </w:r>
+      <w:hyperlink r:id="rId23">
         <w:r>
           <w:rPr>
             <w:lang w:val="zh_TW" w:bidi="zh_TW"/>
@@ -453,58 +468,86 @@
             <w:color w:val="0000EE"/>
             <w:u w:val="single"/>
           </w:rPr>
-          <w:t>創10:23</w:t>
+          <w:t>約14:23</w:t>
         </w:r>
       </w:hyperlink>
       <w:r>
         <w:rPr>
           <w:lang w:val="zh_TW" w:bidi="zh_TW"/>
         </w:rPr>
-        <w:t>），指出約伯曾居住在特拉可尼和大馬士革（</w:t>
-      </w:r>
-      <w:r>
-        <w:rPr>
-          <w:i/>
-          <w:lang w:val="zh_TW" w:bidi="zh_TW"/>
-        </w:rPr>
-        <w:t>猶太古史記</w:t>
-      </w:r>
-      <w:r>
-        <w:rPr>
-          <w:i/>
-          <w:lang w:val="zh_TW" w:bidi="zh_TW"/>
-        </w:rPr>
-        <w:t>〔</w:t>
-      </w:r>
-      <w:r>
-        <w:rPr>
-          <w:i/>
-          <w:lang w:val="zh_TW" w:bidi="zh_TW"/>
-        </w:rPr>
-        <w:t>Antiquities</w:t>
-      </w:r>
-      <w:r>
-        <w:rPr>
-          <w:i/>
-          <w:lang w:val="zh_TW" w:bidi="zh_TW"/>
-        </w:rPr>
-        <w:t>〕</w:t>
-      </w:r>
-      <w:r>
-        <w:rPr>
-          <w:lang w:val="zh_TW" w:bidi="zh_TW"/>
-        </w:rPr>
-        <w:t>1.6.4）。</w:t>
-      </w:r>
-      <w:r>
-        <w:rPr>
-          <w:lang w:val="zh_TW" w:bidi="zh_TW"/>
-        </w:rPr>
-      </w:r>
-      <w:r>
-        <w:rPr>
-          <w:lang w:val="zh_TW" w:bidi="zh_TW"/>
-        </w:rPr>
+        <w:t>）。因此在新約之下，我們所擁有的關係，是信徒與耶穌之間那重要且屬靈的連結（</w:t>
+      </w:r>
+      <w:hyperlink r:id="rId24">
+        <w:r>
+          <w:rPr>
+            <w:lang w:val="zh_TW" w:bidi="zh_TW"/>
+          </w:rPr>
+          <w:rPr>
+            <w:color w:val="0000EE"/>
+            <w:u w:val="single"/>
+          </w:rPr>
+          <w:t>14:20–21</w:t>
+        </w:r>
+      </w:hyperlink>
+      <w:r>
+        <w:rPr>
+          <w:lang w:val="zh_TW" w:bidi="zh_TW"/>
+        </w:rPr>
+        <w:t>）。與神建立關係是基督徒生命的目標（</w:t>
+      </w:r>
+      <w:hyperlink r:id="rId25">
+        <w:r>
+          <w:rPr>
+            <w:lang w:val="zh_TW" w:bidi="zh_TW"/>
+          </w:rPr>
+          <w:rPr>
+            <w:color w:val="0000EE"/>
+            <w:u w:val="single"/>
+          </w:rPr>
+          <w:t>約一1:3</w:t>
+        </w:r>
+      </w:hyperlink>
+      <w:r>
+        <w:rPr>
+          <w:lang w:val="zh_TW" w:bidi="zh_TW"/>
+        </w:rPr>
+        <w:t>），而當我們與救主「面對面」（</w:t>
+      </w:r>
+      <w:hyperlink r:id="rId26">
+        <w:r>
+          <w:rPr>
+            <w:lang w:val="zh_TW" w:bidi="zh_TW"/>
+          </w:rPr>
+          <w:rPr>
+            <w:color w:val="0000EE"/>
+            <w:u w:val="single"/>
+          </w:rPr>
+          <w:t>林前13:12</w:t>
+        </w:r>
+      </w:hyperlink>
+      <w:r>
+        <w:rPr>
+          <w:lang w:val="zh_TW" w:bidi="zh_TW"/>
+        </w:rPr>
+        <w:t>）時，這關係就會變得成全，直到永遠。那時，神要永遠與祂的百姓同住（</w:t>
+      </w:r>
+      <w:hyperlink r:id="rId27">
+        <w:r>
+          <w:rPr>
+            <w:lang w:val="zh_TW" w:bidi="zh_TW"/>
+          </w:rPr>
+          <w:rPr>
+            <w:color w:val="0000EE"/>
+            <w:u w:val="single"/>
+          </w:rPr>
+          <w:t>啟21:3</w:t>
+        </w:r>
+      </w:hyperlink>
+      <w:r>
+        <w:rPr>
+          <w:lang w:val="zh_TW" w:bidi="zh_TW"/>
+        </w:rPr>
+        <w:t>）。</w:t>
       </w:r>
     </w:p>
     <w:p>
@@ -514,21 +557,544 @@
           <w:lang w:val="zh_TW" w:bidi="zh_TW"/>
         </w:rPr>
       </w:r>
+      <w:r>
+        <w:rPr>
+          <w:lang w:val="zh_TW" w:bidi="zh_TW"/>
+        </w:rPr>
+        <w:t>福音的好消息恢復我們與神的關係，也恢復信徒彼此之間的關係。耶穌與門徒共進最後的晚餐，顯出我們與神的關係如何連結我們與其他人的關係（</w:t>
+      </w:r>
+      <w:hyperlink r:id="rId28">
+        <w:r>
+          <w:rPr>
+            <w:lang w:val="zh_TW" w:bidi="zh_TW"/>
+          </w:rPr>
+          <w:rPr>
+            <w:color w:val="0000EE"/>
+            <w:u w:val="single"/>
+          </w:rPr>
+          <w:t>可14:22–25</w:t>
+        </w:r>
+      </w:hyperlink>
+      <w:r>
+        <w:rPr>
+          <w:lang w:val="zh_TW" w:bidi="zh_TW"/>
+        </w:rPr>
+        <w:t>）。耶穌與門徒在樓房分享那特別的筵席；耶穌與跟隨祂的人以深切的愛和委身彼此相連。後來，門徒因共同忠於耶穌，他們的心就更緊密聯合起來。在耶穌釘十字架和聖靈降臨之後，教會就此誕生。教會是新的群體，這群人與神建立關係，也彼此建立關係。</w:t>
+      </w:r>
     </w:p>
     <w:p>
-      <w:pPr>
-        <w:pStyle w:val="Heading2"/>
-      </w:pPr>
-      <w:r>
-        <w:rPr>
-          <w:lang w:val="zh_TW" w:bidi="zh_TW"/>
-        </w:rPr>
-        <w:t>烏斯（人物）</w:t>
-      </w:r>
-      <w:r>
-        <w:rPr>
-          <w:lang w:val="zh_TW" w:bidi="zh_TW"/>
-        </w:rPr>
+      <w:pPr/>
+      <w:r>
+        <w:rPr>
+          <w:lang w:val="zh_TW" w:bidi="zh_TW"/>
+        </w:rPr>
+      </w:r>
+      <w:r>
+        <w:rPr>
+          <w:lang w:val="zh_TW" w:bidi="zh_TW"/>
+        </w:rPr>
+        <w:t>使徒行傳的開首幾章，顯出初代基督徒之間深厚的友誼。信徒在家中聚集，一同領受教導、團契、主的晚餐和禱告（</w:t>
+      </w:r>
+      <w:hyperlink r:id="rId29">
+        <w:r>
+          <w:rPr>
+            <w:lang w:val="zh_TW" w:bidi="zh_TW"/>
+          </w:rPr>
+          <w:rPr>
+            <w:color w:val="0000EE"/>
+            <w:u w:val="single"/>
+          </w:rPr>
+          <w:t>徒2:42、46</w:t>
+        </w:r>
+      </w:hyperlink>
+      <w:r>
+        <w:rPr>
+          <w:lang w:val="zh_TW" w:bidi="zh_TW"/>
+        </w:rPr>
+        <w:t>）。基督徒的合一意識強烈，甚至願意彼此分享所有財物，把這些物品分給有需要的弟兄姊妹（</w:t>
+      </w:r>
+      <w:hyperlink r:id="rId30">
+        <w:r>
+          <w:rPr>
+            <w:lang w:val="zh_TW" w:bidi="zh_TW"/>
+          </w:rPr>
+          <w:rPr>
+            <w:color w:val="0000EE"/>
+            <w:u w:val="single"/>
+          </w:rPr>
+          <w:t>2:44–45，</w:t>
+        </w:r>
+      </w:hyperlink>
+      <w:hyperlink r:id="rId31">
+        <w:r>
+          <w:rPr>
+            <w:lang w:val="zh_TW" w:bidi="zh_TW"/>
+          </w:rPr>
+          <w:rPr>
+            <w:color w:val="0000EE"/>
+            <w:u w:val="single"/>
+          </w:rPr>
+          <w:t>4:32–35</w:t>
+        </w:r>
+      </w:hyperlink>
+      <w:r>
+        <w:rPr>
+          <w:lang w:val="zh_TW" w:bidi="zh_TW"/>
+        </w:rPr>
+        <w:t>）。或許，這個初代基督徒團契的最大特色，就是信徒彼此相愛（</w:t>
+      </w:r>
+      <w:hyperlink r:id="rId32">
+        <w:r>
+          <w:rPr>
+            <w:lang w:val="zh_TW" w:bidi="zh_TW"/>
+          </w:rPr>
+          <w:rPr>
+            <w:color w:val="0000EE"/>
+            <w:u w:val="single"/>
+          </w:rPr>
+          <w:t>帖前4:9</w:t>
+        </w:r>
+      </w:hyperlink>
+      <w:r>
+        <w:rPr>
+          <w:lang w:val="zh_TW" w:bidi="zh_TW"/>
+        </w:rPr>
+        <w:t>；</w:t>
+      </w:r>
+      <w:hyperlink r:id="rId33">
+        <w:r>
+          <w:rPr>
+            <w:lang w:val="zh_TW" w:bidi="zh_TW"/>
+          </w:rPr>
+          <w:rPr>
+            <w:color w:val="0000EE"/>
+            <w:u w:val="single"/>
+          </w:rPr>
+          <w:t>彼前1:22</w:t>
+        </w:r>
+      </w:hyperlink>
+      <w:r>
+        <w:rPr>
+          <w:lang w:val="zh_TW" w:bidi="zh_TW"/>
+        </w:rPr>
+        <w:t>）。</w:t>
+      </w:r>
+    </w:p>
+    <w:p>
+      <w:pPr/>
+      <w:r>
+        <w:rPr>
+          <w:lang w:val="zh_TW" w:bidi="zh_TW"/>
+        </w:rPr>
+      </w:r>
+      <w:r>
+        <w:rPr>
+          <w:lang w:val="zh_TW" w:bidi="zh_TW"/>
+        </w:rPr>
+        <w:t>保羅出於愛心，在外邦各教會推動捐獻，要幫助在耶路撒冷生活困難的信徒。</w:t>
+      </w:r>
+      <w:hyperlink r:id="rId34">
+        <w:r>
+          <w:rPr>
+            <w:lang w:val="zh_TW" w:bidi="zh_TW"/>
+          </w:rPr>
+          <w:rPr>
+            <w:color w:val="0000EE"/>
+            <w:u w:val="single"/>
+          </w:rPr>
+          <w:t>羅馬書十五章26節</w:t>
+        </w:r>
+      </w:hyperlink>
+      <w:r>
+        <w:rPr>
+          <w:lang w:val="zh_TW" w:bidi="zh_TW"/>
+        </w:rPr>
+        <w:t>提到馬其頓和亞該亞的眾教會的捐獻。保羅用希臘文裡通常譯為「團契」的常見詞語，來形容這種「捐項」。同樣，腓立比教會與保羅所分享的團契，也以支持使徒工作的捐獻具體表達出來（</w:t>
+      </w:r>
+      <w:hyperlink r:id="rId35">
+        <w:r>
+          <w:rPr>
+            <w:lang w:val="zh_TW" w:bidi="zh_TW"/>
+          </w:rPr>
+          <w:rPr>
+            <w:color w:val="0000EE"/>
+            <w:u w:val="single"/>
+          </w:rPr>
+          <w:t>腓1:5，</w:t>
+        </w:r>
+      </w:hyperlink>
+      <w:hyperlink r:id="rId36">
+        <w:r>
+          <w:rPr>
+            <w:lang w:val="zh_TW" w:bidi="zh_TW"/>
+          </w:rPr>
+          <w:rPr>
+            <w:color w:val="0000EE"/>
+            <w:u w:val="single"/>
+          </w:rPr>
+          <w:t>4:14–15</w:t>
+        </w:r>
+      </w:hyperlink>
+      <w:r>
+        <w:rPr>
+          <w:lang w:val="zh_TW" w:bidi="zh_TW"/>
+        </w:rPr>
+        <w:t>）。</w:t>
+      </w:r>
+    </w:p>
+    <w:p>
+      <w:pPr/>
+      <w:r>
+        <w:rPr>
+          <w:lang w:val="zh_TW" w:bidi="zh_TW"/>
+        </w:rPr>
+      </w:r>
+      <w:r>
+        <w:rPr>
+          <w:lang w:val="zh_TW" w:bidi="zh_TW"/>
+        </w:rPr>
+        <w:t>聖經用多種意象，描述早期教會彼此相連的生命。首先，經文稱教會為「神的家」（</w:t>
+      </w:r>
+      <w:hyperlink r:id="rId37">
+        <w:r>
+          <w:rPr>
+            <w:lang w:val="zh_TW" w:bidi="zh_TW"/>
+          </w:rPr>
+          <w:rPr>
+            <w:color w:val="0000EE"/>
+            <w:u w:val="single"/>
+          </w:rPr>
+          <w:t>弗2:19</w:t>
+        </w:r>
+      </w:hyperlink>
+      <w:r>
+        <w:rPr>
+          <w:lang w:val="zh_TW" w:bidi="zh_TW"/>
+        </w:rPr>
+        <w:t>；</w:t>
+      </w:r>
+      <w:hyperlink r:id="rId38">
+        <w:r>
+          <w:rPr>
+            <w:lang w:val="zh_TW" w:bidi="zh_TW"/>
+          </w:rPr>
+          <w:rPr>
+            <w:color w:val="0000EE"/>
+            <w:u w:val="single"/>
+          </w:rPr>
+          <w:t>提前3:15</w:t>
+        </w:r>
+      </w:hyperlink>
+      <w:r>
+        <w:rPr>
+          <w:lang w:val="zh_TW" w:bidi="zh_TW"/>
+        </w:rPr>
+        <w:t>），或「信徒一家」（</w:t>
+      </w:r>
+      <w:hyperlink r:id="rId39">
+        <w:r>
+          <w:rPr>
+            <w:lang w:val="zh_TW" w:bidi="zh_TW"/>
+          </w:rPr>
+          <w:rPr>
+            <w:color w:val="0000EE"/>
+            <w:u w:val="single"/>
+          </w:rPr>
+          <w:t>加6:10</w:t>
+        </w:r>
+      </w:hyperlink>
+      <w:r>
+        <w:rPr>
+          <w:lang w:val="zh_TW" w:bidi="zh_TW"/>
+        </w:rPr>
+        <w:t>）。在神的家裡，愛與款待應成為生活常態（</w:t>
+      </w:r>
+      <w:hyperlink r:id="rId40">
+        <w:r>
+          <w:rPr>
+            <w:lang w:val="zh_TW" w:bidi="zh_TW"/>
+          </w:rPr>
+          <w:rPr>
+            <w:color w:val="0000EE"/>
+            <w:u w:val="single"/>
+          </w:rPr>
+          <w:t>來13:1–2</w:t>
+        </w:r>
+      </w:hyperlink>
+      <w:r>
+        <w:rPr>
+          <w:lang w:val="zh_TW" w:bidi="zh_TW"/>
+        </w:rPr>
+        <w:t>）。聖經也把教會描繪為在地上的神家（</w:t>
+      </w:r>
+      <w:hyperlink r:id="rId41">
+        <w:r>
+          <w:rPr>
+            <w:lang w:val="zh_TW" w:bidi="zh_TW"/>
+          </w:rPr>
+          <w:rPr>
+            <w:color w:val="0000EE"/>
+            <w:u w:val="single"/>
+          </w:rPr>
+          <w:t>弗3:15</w:t>
+        </w:r>
+      </w:hyperlink>
+      <w:r>
+        <w:rPr>
+          <w:lang w:val="zh_TW" w:bidi="zh_TW"/>
+        </w:rPr>
+        <w:t>），其中神就是父，信徒就是祂忠心的兒女。神的家應以愛、恩慈、憐憫和謙卑為生活方式（</w:t>
+      </w:r>
+      <w:hyperlink r:id="rId42">
+        <w:r>
+          <w:rPr>
+            <w:lang w:val="zh_TW" w:bidi="zh_TW"/>
+          </w:rPr>
+          <w:rPr>
+            <w:color w:val="0000EE"/>
+            <w:u w:val="single"/>
+          </w:rPr>
+          <w:t>腓2:1–4</w:t>
+        </w:r>
+      </w:hyperlink>
+      <w:r>
+        <w:rPr>
+          <w:lang w:val="zh_TW" w:bidi="zh_TW"/>
+        </w:rPr>
+        <w:t>）。最後，經文形容基督徒的團契為「一個新人」或「一體」（</w:t>
+      </w:r>
+      <w:hyperlink r:id="rId43">
+        <w:r>
+          <w:rPr>
+            <w:lang w:val="zh_TW" w:bidi="zh_TW"/>
+          </w:rPr>
+          <w:rPr>
+            <w:color w:val="0000EE"/>
+            <w:u w:val="single"/>
+          </w:rPr>
+          <w:t>弗2:15–16</w:t>
+        </w:r>
+      </w:hyperlink>
+      <w:r>
+        <w:rPr>
+          <w:lang w:val="zh_TW" w:bidi="zh_TW"/>
+        </w:rPr>
+        <w:t>）。雖然這身體內有許多天然的差異，但聖靈把信徒聯合，使他們成為一個生命體（</w:t>
+      </w:r>
+      <w:hyperlink r:id="rId44">
+        <w:r>
+          <w:rPr>
+            <w:lang w:val="zh_TW" w:bidi="zh_TW"/>
+          </w:rPr>
+          <w:rPr>
+            <w:color w:val="0000EE"/>
+            <w:u w:val="single"/>
+          </w:rPr>
+          <w:t>4:4–6</w:t>
+        </w:r>
+      </w:hyperlink>
+      <w:r>
+        <w:rPr>
+          <w:lang w:val="zh_TW" w:bidi="zh_TW"/>
+        </w:rPr>
+        <w:t>）。在這個以愛相連的團契中，每個信徒都不可或缺，神把各樣恩賜賜給每個成員，使整個身體得以靈命成長。</w:t>
+      </w:r>
+    </w:p>
+    <w:p>
+      <w:pPr>
+        <w:pStyle w:val="Heading3"/>
+      </w:pPr>
+      <w:r>
+        <w:rPr>
+          <w:lang w:val="zh_TW" w:bidi="zh_TW"/>
+        </w:rPr>
+        <w:t>基督徒團契指南</w:t>
+      </w:r>
+    </w:p>
+    <w:p>
+      <w:pPr/>
+      <w:r>
+        <w:rPr>
+          <w:lang w:val="zh_TW" w:bidi="zh_TW"/>
+        </w:rPr>
+      </w:r>
+      <w:r>
+        <w:rPr>
+          <w:lang w:val="zh_TW" w:bidi="zh_TW"/>
+        </w:rPr>
+        <w:t>聖經在</w:t>
+      </w:r>
+      <w:hyperlink r:id="rId45">
+        <w:r>
+          <w:rPr>
+            <w:lang w:val="zh_TW" w:bidi="zh_TW"/>
+          </w:rPr>
+          <w:rPr>
+            <w:color w:val="0000EE"/>
+            <w:u w:val="single"/>
+          </w:rPr>
+          <w:t>約翰一書一章7節</w:t>
+        </w:r>
+      </w:hyperlink>
+      <w:r>
+        <w:rPr>
+          <w:lang w:val="zh_TW" w:bidi="zh_TW"/>
+        </w:rPr>
+        <w:t>說明真實的團契是如何產生的：「我們若在光明中行，如同神在光明中，就彼此相交。」這句話表示，神本身就是真理，當我們按照神的真理而活，就能與其他信徒建立真實的屬靈相交（即藉著神的靈建立的特別關係）。耶穌基督使團契成為可能；唯有當我們先與耶穌保持親密關係，我們才能與其他信徒建立真正的團契。</w:t>
+      </w:r>
+    </w:p>
+    <w:p>
+      <w:pPr/>
+      <w:r>
+        <w:rPr>
+          <w:lang w:val="zh_TW" w:bidi="zh_TW"/>
+        </w:rPr>
+      </w:r>
+      <w:r>
+        <w:rPr>
+          <w:lang w:val="zh_TW" w:bidi="zh_TW"/>
+        </w:rPr>
+        <w:t>正如光明與黑暗無法共存，信徒也不能與不相信耶穌的人建立真實的團契。聖經也指出，基督徒不應與那些自稱信徒、卻有以下行為的人建立親密的團契：</w:t>
+      </w:r>
+    </w:p>
+    <w:p>
+      <w:pPr>
+        <w:pStyle w:val="ListBullet"/>
+        <w:spacing w:line="240" w:lineRule="auto"/>
+        <w:ind w:left="720"/>
+      </w:pPr>
+      <w:r>
+        <w:rPr>
+          <w:lang w:val="zh_TW" w:bidi="zh_TW"/>
+        </w:rPr>
+      </w:r>
+      <w:r>
+        <w:rPr>
+          <w:lang w:val="zh_TW" w:bidi="zh_TW"/>
+        </w:rPr>
+        <w:t>拒絕耶穌的教導（</w:t>
+      </w:r>
+      <w:hyperlink r:id="rId46">
+        <w:r>
+          <w:rPr>
+            <w:lang w:val="zh_TW" w:bidi="zh_TW"/>
+          </w:rPr>
+          <w:rPr>
+            <w:color w:val="0000EE"/>
+            <w:u w:val="single"/>
+          </w:rPr>
+          <w:t>約二1:9–11</w:t>
+        </w:r>
+      </w:hyperlink>
+      <w:r>
+        <w:rPr>
+          <w:lang w:val="zh_TW" w:bidi="zh_TW"/>
+        </w:rPr>
+        <w:t>）</w:t>
+      </w:r>
+    </w:p>
+    <w:p>
+      <w:pPr>
+        <w:pStyle w:val="ListBullet"/>
+        <w:spacing w:line="240" w:lineRule="auto"/>
+        <w:ind w:left="720"/>
+      </w:pPr>
+      <w:r>
+        <w:rPr>
+          <w:lang w:val="zh_TW" w:bidi="zh_TW"/>
+        </w:rPr>
+      </w:r>
+      <w:r>
+        <w:rPr>
+          <w:lang w:val="zh_TW" w:bidi="zh_TW"/>
+        </w:rPr>
+        <w:t>行惡</w:t>
+      </w:r>
+    </w:p>
+    <w:p>
+      <w:pPr>
+        <w:pStyle w:val="ListBullet"/>
+        <w:spacing w:line="240" w:lineRule="auto"/>
+        <w:ind w:left="720"/>
+      </w:pPr>
+      <w:r>
+        <w:rPr>
+          <w:lang w:val="zh_TW" w:bidi="zh_TW"/>
+        </w:rPr>
+      </w:r>
+      <w:r>
+        <w:rPr>
+          <w:lang w:val="zh_TW" w:bidi="zh_TW"/>
+        </w:rPr>
+        <w:t>敬拜假神</w:t>
+      </w:r>
+    </w:p>
+    <w:p>
+      <w:pPr>
+        <w:pStyle w:val="ListBullet"/>
+        <w:spacing w:line="240" w:lineRule="auto"/>
+        <w:ind w:left="720"/>
+      </w:pPr>
+      <w:r>
+        <w:rPr>
+          <w:lang w:val="zh_TW" w:bidi="zh_TW"/>
+        </w:rPr>
+      </w:r>
+      <w:r>
+        <w:rPr>
+          <w:lang w:val="zh_TW" w:bidi="zh_TW"/>
+        </w:rPr>
+        <w:t>經常醉酒</w:t>
+      </w:r>
+    </w:p>
+    <w:p>
+      <w:pPr>
+        <w:pStyle w:val="ListBullet"/>
+        <w:spacing w:line="240" w:lineRule="auto"/>
+        <w:ind w:left="720"/>
+      </w:pPr>
+      <w:r>
+        <w:rPr>
+          <w:lang w:val="zh_TW" w:bidi="zh_TW"/>
+        </w:rPr>
+      </w:r>
+      <w:r>
+        <w:rPr>
+          <w:lang w:val="zh_TW" w:bidi="zh_TW"/>
+        </w:rPr>
+        <w:t>偷竊他人財物（</w:t>
+      </w:r>
+      <w:hyperlink r:id="rId47">
+        <w:r>
+          <w:rPr>
+            <w:lang w:val="zh_TW" w:bidi="zh_TW"/>
+          </w:rPr>
+          <w:rPr>
+            <w:color w:val="0000EE"/>
+            <w:u w:val="single"/>
+          </w:rPr>
+          <w:t>林前5:11</w:t>
+        </w:r>
+      </w:hyperlink>
+      <w:r>
+        <w:rPr>
+          <w:lang w:val="zh_TW" w:bidi="zh_TW"/>
+        </w:rPr>
+        <w:t>）。</w:t>
+      </w:r>
+    </w:p>
+    <w:p>
+      <w:pPr/>
+      <w:r>
+        <w:rPr>
+          <w:lang w:val="zh_TW" w:bidi="zh_TW"/>
+        </w:rPr>
+      </w:r>
+      <w:r>
+        <w:rPr>
+          <w:lang w:val="zh_TW" w:bidi="zh_TW"/>
+        </w:rPr>
+        <w:t>聖經提供多項指引，幫助信徒在基督的身體裡增進相交：</w:t>
       </w:r>
     </w:p>
     <w:p>
@@ -550,9 +1116,9 @@
         <w:rPr>
           <w:lang w:val="zh_TW" w:bidi="zh_TW"/>
         </w:rPr>
-        <w:t>亞蘭的長子，也是閃的後代（</w:t>
-      </w:r>
-      <w:hyperlink r:id="rId20">
+        <w:t>以耶穌對門徒那樣的憐憫彼此相愛（</w:t>
+      </w:r>
+      <w:hyperlink r:id="rId48">
         <w:r>
           <w:rPr>
             <w:lang w:val="zh_TW" w:bidi="zh_TW"/>
@@ -561,16 +1127,10 @@
             <w:color w:val="0000EE"/>
             <w:u w:val="single"/>
           </w:rPr>
-          <w:t>創10:23</w:t>
+          <w:t>約13:34–35，</w:t>
         </w:r>
       </w:hyperlink>
-      <w:r>
-        <w:rPr>
-          <w:lang w:val="zh_TW" w:bidi="zh_TW"/>
-        </w:rPr>
-        <w:t>）。在</w:t>
-      </w:r>
-      <w:hyperlink r:id="rId21">
+      <w:hyperlink r:id="rId49">
         <w:r>
           <w:rPr>
             <w:lang w:val="zh_TW" w:bidi="zh_TW"/>
@@ -579,26 +1139,32 @@
             <w:color w:val="0000EE"/>
             <w:u w:val="single"/>
           </w:rPr>
-          <w:t>歷代志上一章17節</w:t>
+          <w:t>15:12</w:t>
         </w:r>
       </w:hyperlink>
       <w:r>
         <w:rPr>
           <w:lang w:val="zh_TW" w:bidi="zh_TW"/>
         </w:rPr>
-        <w:t>的平行經文中，</w:t>
-      </w:r>
-      <w:r>
-        <w:rPr>
-          <w:lang w:val="zh_TW" w:bidi="zh_TW"/>
-        </w:rPr>
-        <w:t>烏斯直接列為閃的後裔，而未提及亞蘭</w:t>
-      </w:r>
-      <w:r>
-        <w:rPr>
-          <w:lang w:val="zh_TW" w:bidi="zh_TW"/>
-        </w:rPr>
-        <w:t>。他或許是居住在敘利亞沙漠地區之亞蘭民族的祖先。</w:t>
+        <w:t>）。團契的原則應以愛為準則（</w:t>
+      </w:r>
+      <w:hyperlink r:id="rId50">
+        <w:r>
+          <w:rPr>
+            <w:lang w:val="zh_TW" w:bidi="zh_TW"/>
+          </w:rPr>
+          <w:rPr>
+            <w:color w:val="0000EE"/>
+            <w:u w:val="single"/>
+          </w:rPr>
+          <w:t>來13:1</w:t>
+        </w:r>
+      </w:hyperlink>
+      <w:r>
+        <w:rPr>
+          <w:lang w:val="zh_TW" w:bidi="zh_TW"/>
+        </w:rPr>
+        <w:t>）。</w:t>
       </w:r>
     </w:p>
     <w:p>
@@ -616,9 +1182,9 @@
         <w:rPr>
           <w:lang w:val="zh_TW" w:bidi="zh_TW"/>
         </w:rPr>
-        <w:t>亞伯拉罕的兄弟拿鶴與其妾密迦所生的長子（</w:t>
-      </w:r>
-      <w:hyperlink r:id="rId22">
+        <w:t>培養謙卑的心志，尊重他人（</w:t>
+      </w:r>
+      <w:hyperlink r:id="rId51">
         <w:r>
           <w:rPr>
             <w:lang w:val="zh_TW" w:bidi="zh_TW"/>
@@ -627,7 +1193,7 @@
             <w:color w:val="0000EE"/>
             <w:u w:val="single"/>
           </w:rPr>
-          <w:t>創22:21</w:t>
+          <w:t>腓2:3–5</w:t>
         </w:r>
       </w:hyperlink>
       <w:r>
@@ -652,9 +1218,9 @@
         <w:rPr>
           <w:lang w:val="zh_TW" w:bidi="zh_TW"/>
         </w:rPr>
-        <w:t>底珊的兒子，何利人西珥的子孫（</w:t>
-      </w:r>
-      <w:hyperlink r:id="rId23">
+        <w:t>與信徒分擔重擔（</w:t>
+      </w:r>
+      <w:hyperlink r:id="rId52">
         <w:r>
           <w:rPr>
             <w:lang w:val="zh_TW" w:bidi="zh_TW"/>
@@ -663,16 +1229,34 @@
             <w:color w:val="0000EE"/>
             <w:u w:val="single"/>
           </w:rPr>
-          <w:t>創36:28</w:t>
+          <w:t>加6:2</w:t>
         </w:r>
       </w:hyperlink>
       <w:r>
         <w:rPr>
           <w:lang w:val="zh_TW" w:bidi="zh_TW"/>
         </w:rPr>
-        <w:t>；</w:t>
-      </w:r>
-      <w:hyperlink r:id="rId24">
+        <w:t>）。</w:t>
+      </w:r>
+    </w:p>
+    <w:p>
+      <w:pPr>
+        <w:pStyle w:val="ListNumber"/>
+        <w:spacing w:line="240" w:lineRule="auto"/>
+        <w:ind w:left="720"/>
+      </w:pPr>
+      <w:r>
+        <w:rPr>
+          <w:lang w:val="zh_TW" w:bidi="zh_TW"/>
+        </w:rPr>
+      </w:r>
+      <w:r>
+        <w:rPr>
+          <w:lang w:val="zh_TW" w:bidi="zh_TW"/>
+        </w:rPr>
+        <w:t>與有需要的弟兄姊妹分享金錢、食物等實際的祝福（</w:t>
+      </w:r>
+      <w:hyperlink r:id="rId53">
         <w:r>
           <w:rPr>
             <w:lang w:val="zh_TW" w:bidi="zh_TW"/>
@@ -681,7 +1265,7 @@
             <w:color w:val="0000EE"/>
             <w:u w:val="single"/>
           </w:rPr>
-          <w:t>代上1:42</w:t>
+          <w:t>林後9:13</w:t>
         </w:r>
       </w:hyperlink>
       <w:r>
@@ -690,15 +1274,113 @@
         </w:rPr>
         <w:t>）。</w:t>
       </w:r>
-      <w:r>
-        <w:rPr>
-          <w:lang w:val="zh_TW" w:bidi="zh_TW"/>
-        </w:rPr>
-      </w:r>
-      <w:r>
-        <w:rPr>
-          <w:lang w:val="zh_TW" w:bidi="zh_TW"/>
-        </w:rPr>
+    </w:p>
+    <w:p>
+      <w:pPr>
+        <w:pStyle w:val="ListNumber"/>
+        <w:spacing w:line="240" w:lineRule="auto"/>
+        <w:ind w:left="720"/>
+      </w:pPr>
+      <w:r>
+        <w:rPr>
+          <w:lang w:val="zh_TW" w:bidi="zh_TW"/>
+        </w:rPr>
+      </w:r>
+      <w:r>
+        <w:rPr>
+          <w:lang w:val="zh_TW" w:bidi="zh_TW"/>
+        </w:rPr>
+        <w:t>溫和糾正犯罪的人，協助他找到問題的出路（</w:t>
+      </w:r>
+      <w:hyperlink r:id="rId54">
+        <w:r>
+          <w:rPr>
+            <w:lang w:val="zh_TW" w:bidi="zh_TW"/>
+          </w:rPr>
+          <w:rPr>
+            <w:color w:val="0000EE"/>
+            <w:u w:val="single"/>
+          </w:rPr>
+          <w:t>加6:1</w:t>
+        </w:r>
+      </w:hyperlink>
+      <w:r>
+        <w:rPr>
+          <w:lang w:val="zh_TW" w:bidi="zh_TW"/>
+        </w:rPr>
+        <w:t>）。</w:t>
+      </w:r>
+    </w:p>
+    <w:p>
+      <w:pPr>
+        <w:pStyle w:val="ListNumber"/>
+        <w:spacing w:line="240" w:lineRule="auto"/>
+        <w:ind w:left="720"/>
+      </w:pPr>
+      <w:r>
+        <w:rPr>
+          <w:lang w:val="zh_TW" w:bidi="zh_TW"/>
+        </w:rPr>
+      </w:r>
+      <w:r>
+        <w:rPr>
+          <w:lang w:val="zh_TW" w:bidi="zh_TW"/>
+        </w:rPr>
+        <w:t>在信徒受苦時伸出援手（</w:t>
+      </w:r>
+      <w:hyperlink r:id="rId55">
+        <w:r>
+          <w:rPr>
+            <w:lang w:val="zh_TW" w:bidi="zh_TW"/>
+          </w:rPr>
+          <w:rPr>
+            <w:color w:val="0000EE"/>
+            <w:u w:val="single"/>
+          </w:rPr>
+          <w:t>林前12:26</w:t>
+        </w:r>
+      </w:hyperlink>
+      <w:r>
+        <w:rPr>
+          <w:lang w:val="zh_TW" w:bidi="zh_TW"/>
+        </w:rPr>
+        <w:t>）。</w:t>
+      </w:r>
+    </w:p>
+    <w:p>
+      <w:pPr>
+        <w:pStyle w:val="ListNumber"/>
+        <w:spacing w:line="240" w:lineRule="auto"/>
+        <w:ind w:left="720"/>
+      </w:pPr>
+      <w:r>
+        <w:rPr>
+          <w:lang w:val="zh_TW" w:bidi="zh_TW"/>
+        </w:rPr>
+      </w:r>
+      <w:r>
+        <w:rPr>
+          <w:lang w:val="zh_TW" w:bidi="zh_TW"/>
+        </w:rPr>
+        <w:t>在聖靈裡不住彼此禱告（</w:t>
+      </w:r>
+      <w:hyperlink r:id="rId56">
+        <w:r>
+          <w:rPr>
+            <w:lang w:val="zh_TW" w:bidi="zh_TW"/>
+          </w:rPr>
+          <w:rPr>
+            <w:color w:val="0000EE"/>
+            <w:u w:val="single"/>
+          </w:rPr>
+          <w:t>弗6:18</w:t>
+        </w:r>
+      </w:hyperlink>
+      <w:r>
+        <w:rPr>
+          <w:lang w:val="zh_TW" w:bidi="zh_TW"/>
+        </w:rPr>
+        <w:t>）。</w:t>
       </w:r>
     </w:p>
     <w:p>
@@ -708,266 +1390,11 @@
           <w:lang w:val="zh_TW" w:bidi="zh_TW"/>
         </w:rPr>
       </w:r>
-    </w:p>
-    <w:p>
-      <w:pPr>
-        <w:pStyle w:val="Heading2"/>
-      </w:pPr>
-      <w:r>
-        <w:rPr>
-          <w:lang w:val="zh_TW" w:bidi="zh_TW"/>
-        </w:rPr>
-        <w:t>烏斯（Huz）</w:t>
-      </w:r>
-      <w:r>
-        <w:rPr>
-          <w:lang w:val="zh_TW" w:bidi="zh_TW"/>
-        </w:rPr>
-      </w:r>
-    </w:p>
-    <w:p>
-      <w:pPr/>
-      <w:r>
-        <w:rPr>
-          <w:lang w:val="zh_TW" w:bidi="zh_TW"/>
-        </w:rPr>
-      </w:r>
-      <w:r>
-        <w:rPr>
-          <w:lang w:val="zh_TW" w:bidi="zh_TW"/>
-        </w:rPr>
-        <w:t>在</w:t>
-      </w:r>
-      <w:hyperlink r:id="rId22">
-        <w:r>
-          <w:rPr>
-            <w:lang w:val="zh_TW" w:bidi="zh_TW"/>
-          </w:rPr>
-          <w:rPr>
-            <w:color w:val="0000EE"/>
-            <w:u w:val="single"/>
-          </w:rPr>
-          <w:t>創世記二十二章21節</w:t>
-        </w:r>
-      </w:hyperlink>
-      <w:r>
-        <w:rPr>
-          <w:lang w:val="zh_TW" w:bidi="zh_TW"/>
-        </w:rPr>
-        <w:t>中，有些英文譯本將「烏斯（Uz）」譯為「烏斯（Huz）」，指的是拿鶴的兒子烏斯。</w:t>
-      </w:r>
-    </w:p>
-    <w:p>
-      <w:pPr/>
-      <w:r>
-        <w:rPr>
-          <w:lang w:val="zh_TW" w:bidi="zh_TW"/>
-        </w:rPr>
-      </w:r>
-      <w:r>
-        <w:rPr>
-          <w:i/>
-          <w:lang w:val="zh_TW" w:bidi="zh_TW"/>
-        </w:rPr>
-        <w:t xml:space="preserve">見 </w:t>
-      </w:r>
-      <w:r>
-        <w:rPr>
-          <w:lang w:val="zh_TW" w:bidi="zh_TW"/>
-        </w:rPr>
-        <w:t>烏斯（人物）#2</w:t>
-      </w:r>
-      <w:r>
-        <w:rPr>
-          <w:lang w:val="zh_TW" w:bidi="zh_TW"/>
-        </w:rPr>
-        <w:t>。</w:t>
-      </w:r>
-      <w:r>
-        <w:rPr>
-          <w:lang w:val="zh_TW" w:bidi="zh_TW"/>
-        </w:rPr>
-      </w:r>
-      <w:r>
-        <w:rPr>
-          <w:lang w:val="zh_TW" w:bidi="zh_TW"/>
-        </w:rPr>
-      </w:r>
-    </w:p>
-    <w:p>
-      <w:pPr/>
-      <w:r>
-        <w:rPr>
-          <w:lang w:val="zh_TW" w:bidi="zh_TW"/>
-        </w:rPr>
-      </w:r>
-    </w:p>
-    <w:p>
-      <w:pPr>
-        <w:pStyle w:val="Heading2"/>
-      </w:pPr>
-      <w:r>
-        <w:rPr>
-          <w:lang w:val="zh_TW" w:bidi="zh_TW"/>
-        </w:rPr>
-        <w:t>吾珥 (地方)</w:t>
-      </w:r>
-      <w:r>
-        <w:rPr>
-          <w:lang w:val="zh_TW" w:bidi="zh_TW"/>
-        </w:rPr>
-      </w:r>
-    </w:p>
-    <w:p>
-      <w:pPr/>
-      <w:r>
-        <w:rPr>
-          <w:lang w:val="zh_TW" w:bidi="zh_TW"/>
-        </w:rPr>
-      </w:r>
-      <w:r>
-        <w:rPr>
-          <w:lang w:val="zh_TW" w:bidi="zh_TW"/>
-        </w:rPr>
-        <w:t>這是他拉（亞伯拉罕之父）的故鄉，也是亞伯拉罕與撒拉的出生地。聖經中僅提及其名四次（</w:t>
-      </w:r>
-      <w:hyperlink r:id="rId25">
-        <w:r>
-          <w:rPr>
-            <w:lang w:val="zh_TW" w:bidi="zh_TW"/>
-          </w:rPr>
-          <w:rPr>
-            <w:color w:val="0000EE"/>
-            <w:u w:val="single"/>
-          </w:rPr>
-          <w:t>創11:28</w:t>
-        </w:r>
-      </w:hyperlink>
-      <w:r>
-        <w:rPr>
-          <w:lang w:val="zh_TW" w:bidi="zh_TW"/>
-        </w:rPr>
-        <w:t>、</w:t>
-      </w:r>
-      <w:hyperlink r:id="rId25">
-        <w:r>
-          <w:rPr>
-            <w:lang w:val="zh_TW" w:bidi="zh_TW"/>
-          </w:rPr>
-          <w:rPr>
-            <w:color w:val="0000EE"/>
-            <w:u w:val="single"/>
-          </w:rPr>
-          <w:t>31</w:t>
-        </w:r>
-      </w:hyperlink>
-      <w:r>
-        <w:rPr>
-          <w:lang w:val="zh_TW" w:bidi="zh_TW"/>
-        </w:rPr>
-        <w:t>，</w:t>
-      </w:r>
-      <w:hyperlink r:id="rId26">
-        <w:r>
-          <w:rPr>
-            <w:lang w:val="zh_TW" w:bidi="zh_TW"/>
-          </w:rPr>
-          <w:rPr>
-            <w:color w:val="0000EE"/>
-            <w:u w:val="single"/>
-          </w:rPr>
-          <w:t>15:7</w:t>
-        </w:r>
-      </w:hyperlink>
-      <w:r>
-        <w:rPr>
-          <w:lang w:val="zh_TW" w:bidi="zh_TW"/>
-        </w:rPr>
-        <w:t>，</w:t>
-      </w:r>
-      <w:hyperlink r:id="rId27">
-        <w:r>
-          <w:rPr>
-            <w:lang w:val="zh_TW" w:bidi="zh_TW"/>
-          </w:rPr>
-          <w:rPr>
-            <w:color w:val="0000EE"/>
-            <w:u w:val="single"/>
-          </w:rPr>
-          <w:t>尼9:7</w:t>
-        </w:r>
-      </w:hyperlink>
-      <w:r>
-        <w:rPr>
-          <w:lang w:val="zh_TW" w:bidi="zh_TW"/>
-        </w:rPr>
-        <w:t>），且始終以全稱「迦勒底的吾珥」出現。</w:t>
-      </w:r>
-    </w:p>
-    <w:p>
-      <w:pPr/>
-      <w:r>
-        <w:rPr>
-          <w:lang w:val="zh_TW" w:bidi="zh_TW"/>
-        </w:rPr>
-      </w:r>
-      <w:r>
-        <w:rPr>
-          <w:lang w:val="zh_TW" w:bidi="zh_TW"/>
-        </w:rPr>
-        <w:t>現代遺址被稱為穆卡亞廢丘（Tell el Muqayyar），意思為「石漆之丘」。考古調查結果證明，亞伯拉罕出身於一座文化深厚、高尚且強大的大城市。這城的景觀由金字塔型廟宇（ziggurat）或聖殿塔所主導，而城市的生活則由一個多神信仰的宗教所控制。主神是南納（Nannar）或稱辛（Sin）——即月亮神——其在哈蘭同樣受到膜拜。在此神的金字塔型廟宇附近有一座神廟，供奉其配偶——月亮女神寧伽爾（Ningal）。</w:t>
-      </w:r>
-    </w:p>
-    <w:p>
-      <w:pPr/>
-      <w:r>
-        <w:rPr>
-          <w:lang w:val="zh_TW" w:bidi="zh_TW"/>
-        </w:rPr>
-      </w:r>
-      <w:r>
-        <w:rPr>
-          <w:lang w:val="zh_TW" w:bidi="zh_TW"/>
-        </w:rPr>
-        <w:t>吾珥出土的大量泥版記載了這座城市的商業生活，其運作主要是圍繞著神廟及其收入展開的。這裡設有工廠，例如製造毛織品的織造場。有些泥板內容涉及宗教、歷史、法律和教育。學生接受楔形文字（cuneiform）的讀寫訓練，學習乘法和除法，有些人甚至能計算平方根和立方根。</w:t>
-      </w:r>
-    </w:p>
-    <w:p>
-      <w:pPr/>
-      <w:r>
-        <w:rPr>
-          <w:lang w:val="zh_TW" w:bidi="zh_TW"/>
-        </w:rPr>
-      </w:r>
-      <w:r>
-        <w:rPr>
-          <w:lang w:val="zh_TW" w:bidi="zh_TW"/>
-        </w:rPr>
-        <w:t>民宅建築高度發展，房屋多為兩層樓，包含許多房間（10到20間），有時還設有私人小禮拜堂。考古學家發現了小型黏土宗教雕像（</w:t>
-      </w:r>
-      <w:r>
-        <w:rPr>
-          <w:lang w:val="zh_TW" w:bidi="zh_TW"/>
-        </w:rPr>
-        <w:t>家中的神像〔</w:t>
-      </w:r>
-      <w:r>
-        <w:rPr>
-          <w:lang w:val="zh_TW" w:bidi="zh_TW"/>
-        </w:rPr>
-        <w:t>teraphim</w:t>
-      </w:r>
-      <w:r>
-        <w:rPr>
-          <w:lang w:val="zh_TW" w:bidi="zh_TW"/>
-        </w:rPr>
-        <w:t>〕</w:t>
-      </w:r>
-      <w:r>
-        <w:rPr>
-          <w:lang w:val="zh_TW" w:bidi="zh_TW"/>
-        </w:rPr>
-        <w:t>或家中的偶像）。許多由貴金屬和其它昂貴材料製成的藝術品已被挖掘出來，特別是在王室墓穴中。這些墓穴中還發現了陪葬者的遺骸，他們想必是在皇室成員下葬時被處死，以便在來世陪伴主人。</w:t>
+      <w:r>
+        <w:rPr>
+          <w:lang w:val="zh_TW" w:bidi="zh_TW"/>
+        </w:rPr>
+        <w:t>基督徒應認真思想一位無名聖徒的話：「當你遠離弟兄時，你就不能親近神。」</w:t>
       </w:r>
       <w:r>
         <w:rPr>

--- a/zht/docx/170.content.docx
+++ b/zht/docx/170.content.docx
@@ -149,7 +149,7 @@
         <w:rPr>
           <w:lang w:val="zh_TW" w:bidi="zh_TW"/>
         </w:rPr>
-        <w:t>tuan</w:t>
+        <w:t>ting</w:t>
       </w:r>
       <w:r>
         <w:rPr>
@@ -212,7 +212,7 @@
         <w:rPr>
           <w:lang w:val="zh_TW" w:bidi="zh_TW"/>
         </w:rPr>
-        <w:t>團契</w:t>
+        <w:t>亭哈巴</w:t>
       </w:r>
       <w:r>
         <w:rPr>
@@ -231,32 +231,7 @@
         <w:rPr>
           <w:lang w:val="zh_TW" w:bidi="zh_TW"/>
         </w:rPr>
-        <w:t>團契指與神保持親密關係，並把這種關係與其他信徒一同分享。</w:t>
-      </w:r>
-    </w:p>
-    <w:p>
-      <w:pPr>
-        <w:pStyle w:val="Heading3"/>
-      </w:pPr>
-      <w:r>
-        <w:rPr>
-          <w:lang w:val="zh_TW" w:bidi="zh_TW"/>
-        </w:rPr>
-        <w:t>舊約聖經中的團契</w:t>
-      </w:r>
-    </w:p>
-    <w:p>
-      <w:pPr/>
-      <w:r>
-        <w:rPr>
-          <w:lang w:val="zh_TW" w:bidi="zh_TW"/>
-        </w:rPr>
-      </w:r>
-      <w:r>
-        <w:rPr>
-          <w:lang w:val="zh_TW" w:bidi="zh_TW"/>
-        </w:rPr>
-        <w:t>起初，神把亞當安置在園中，讓他享受與神的友誼。當亞當和夏娃選擇獨立，不願活在神慈愛的看顧之下，他們與神的關係就破裂了。結果，亞當和夏娃躲避神（</w:t>
+        <w:t>在尚未進入以色列君王統治的時代的以東早期的京城。聖經提到，以東王比拉曾在這城作王（</w:t>
       </w:r>
       <w:hyperlink r:id="rId13">
         <w:r>
@@ -267,14 +242,14 @@
             <w:color w:val="0000EE"/>
             <w:u w:val="single"/>
           </w:rPr>
-          <w:t>創3:8</w:t>
+          <w:t>創36:32</w:t>
         </w:r>
       </w:hyperlink>
       <w:r>
         <w:rPr>
           <w:lang w:val="zh_TW" w:bidi="zh_TW"/>
         </w:rPr>
-        <w:t>）。但神立刻尋找他們，並向他們宣告祂要透過救主的工作來拯救罪人的計劃（</w:t>
+        <w:t>；</w:t>
       </w:r>
       <w:hyperlink r:id="rId14">
         <w:r>
@@ -285,14 +260,24 @@
             <w:color w:val="0000EE"/>
             <w:u w:val="single"/>
           </w:rPr>
-          <w:t>3:15</w:t>
+          <w:t>代上1:43</w:t>
         </w:r>
       </w:hyperlink>
       <w:r>
         <w:rPr>
           <w:lang w:val="zh_TW" w:bidi="zh_TW"/>
         </w:rPr>
-        <w:t>）。</w:t>
+        <w:t>）。這座城的確切位置至今仍不清楚。</w:t>
+      </w:r>
+      <w:r>
+        <w:rPr>
+          <w:lang w:val="zh_TW" w:bidi="zh_TW"/>
+        </w:rPr>
+      </w:r>
+      <w:r>
+        <w:rPr>
+          <w:lang w:val="zh_TW" w:bidi="zh_TW"/>
+        </w:rPr>
       </w:r>
     </w:p>
     <w:p>
@@ -302,11 +287,43 @@
           <w:lang w:val="zh_TW" w:bidi="zh_TW"/>
         </w:rPr>
       </w:r>
-      <w:r>
-        <w:rPr>
-          <w:lang w:val="zh_TW" w:bidi="zh_TW"/>
-        </w:rPr>
-        <w:t>舊約聖經記載，神如何開始讓特別的人與祂建立關係。經文把以諾描寫為與神同行的人（</w:t>
+    </w:p>
+    <w:p>
+      <w:pPr>
+        <w:pStyle w:val="Heading2"/>
+      </w:pPr>
+      <w:r>
+        <w:rPr>
+          <w:lang w:val="zh_TW" w:bidi="zh_TW"/>
+        </w:rPr>
+        <w:t>亭拿（Timnah；地點）</w:t>
+      </w:r>
+      <w:r>
+        <w:rPr>
+          <w:lang w:val="zh_TW" w:bidi="zh_TW"/>
+        </w:rPr>
+      </w:r>
+    </w:p>
+    <w:p>
+      <w:pPr>
+        <w:pStyle w:val="ListNumber"/>
+        <w:numPr>
+          <w:ilvl w:val="0"/>
+          <w:numId w:val="14"/>
+        </w:numPr>
+        <w:spacing w:line="240" w:lineRule="auto"/>
+        <w:ind w:left="720"/>
+      </w:pPr>
+      <w:r>
+        <w:rPr>
+          <w:lang w:val="zh_TW" w:bidi="zh_TW"/>
+        </w:rPr>
+      </w:r>
+      <w:r>
+        <w:rPr>
+          <w:lang w:val="zh_TW" w:bidi="zh_TW"/>
+        </w:rPr>
+        <w:t>猶大所得產業北界上的一座城，位於伯·示麥和以革倫之間（</w:t>
       </w:r>
       <w:hyperlink r:id="rId15">
         <w:r>
@@ -317,14 +334,14 @@
             <w:color w:val="0000EE"/>
             <w:u w:val="single"/>
           </w:rPr>
-          <w:t>創5:22、24</w:t>
+          <w:t>書15:10</w:t>
         </w:r>
       </w:hyperlink>
       <w:r>
         <w:rPr>
           <w:lang w:val="zh_TW" w:bidi="zh_TW"/>
         </w:rPr>
-        <w:t>），挪亞也與神同行（</w:t>
+        <w:t>；譯註：和合本譯為：亭納）。這很可能就是猶大與她瑪相遇，並生下法勒斯和謝拉的地方（</w:t>
       </w:r>
       <w:hyperlink r:id="rId16">
         <w:r>
@@ -335,14 +352,14 @@
             <w:color w:val="0000EE"/>
             <w:u w:val="single"/>
           </w:rPr>
-          <w:t>6:9</w:t>
+          <w:t>創38:12–14</w:t>
         </w:r>
       </w:hyperlink>
       <w:r>
         <w:rPr>
           <w:lang w:val="zh_TW" w:bidi="zh_TW"/>
         </w:rPr>
-        <w:t>），而經文稱以色列的先祖亞伯拉罕為「神的朋友」（</w:t>
+        <w:t>）。亭拿位於猶大與非利士交界地帶，也是參孫與一名非利士女子發生婚姻糾紛的地方（</w:t>
       </w:r>
       <w:hyperlink r:id="rId17">
         <w:r>
@@ -353,14 +370,14 @@
             <w:color w:val="0000EE"/>
             <w:u w:val="single"/>
           </w:rPr>
-          <w:t>雅2:23</w:t>
+          <w:t>士14:1–5</w:t>
         </w:r>
       </w:hyperlink>
       <w:r>
         <w:rPr>
           <w:lang w:val="zh_TW" w:bidi="zh_TW"/>
         </w:rPr>
-        <w:t>）。在舊約聖經中，沒有人像摩西那樣，與神有如此親密的關係，他在西奈山上與神相會四十天（</w:t>
+        <w:t>，</w:t>
       </w:r>
       <w:hyperlink r:id="rId18">
         <w:r>
@@ -371,14 +388,14 @@
             <w:color w:val="0000EE"/>
             <w:u w:val="single"/>
           </w:rPr>
-          <w:t>出24章</w:t>
+          <w:t>15:6</w:t>
         </w:r>
       </w:hyperlink>
       <w:r>
         <w:rPr>
           <w:lang w:val="zh_TW" w:bidi="zh_TW"/>
         </w:rPr>
-        <w:t>）。後來，大衛寫下許多詩篇，展現出與神深深連結的心（</w:t>
+        <w:t>）。這座城顯然經常在以色列人和非利士人之間易手。以色列人在征服迦南時似乎曾控制亭拿（參</w:t>
       </w:r>
       <w:hyperlink r:id="rId19">
         <w:r>
@@ -389,9 +406,15 @@
             <w:color w:val="0000EE"/>
             <w:u w:val="single"/>
           </w:rPr>
-          <w:t>詩16、</w:t>
+          <w:t>書19:43</w:t>
         </w:r>
       </w:hyperlink>
+      <w:r>
+        <w:rPr>
+          <w:lang w:val="zh_TW" w:bidi="zh_TW"/>
+        </w:rPr>
+        <w:t>；譯註：和合本譯為：亭拿他），但到了參孫的時代，這城已落在非利士人手中（</w:t>
+      </w:r>
       <w:hyperlink r:id="rId20">
         <w:r>
           <w:rPr>
@@ -401,9 +424,15 @@
             <w:color w:val="0000EE"/>
             <w:u w:val="single"/>
           </w:rPr>
-          <w:t>34、</w:t>
+          <w:t>士14:1</w:t>
         </w:r>
       </w:hyperlink>
+      <w:r>
+        <w:rPr>
+          <w:lang w:val="zh_TW" w:bidi="zh_TW"/>
+        </w:rPr>
+        <w:t>）。亞哈斯約於公元前730年從非利士人手中奪回亭拿（</w:t>
+      </w:r>
       <w:hyperlink r:id="rId21">
         <w:r>
           <w:rPr>
@@ -413,9 +442,33 @@
             <w:color w:val="0000EE"/>
             <w:u w:val="single"/>
           </w:rPr>
-          <w:t>40、</w:t>
+          <w:t>代下28:18</w:t>
         </w:r>
       </w:hyperlink>
+      <w:r>
+        <w:rPr>
+          <w:lang w:val="zh_TW" w:bidi="zh_TW"/>
+        </w:rPr>
+        <w:t>；譯註：和合本譯為：亭納）。</w:t>
+      </w:r>
+    </w:p>
+    <w:p>
+      <w:pPr>
+        <w:pStyle w:val="ListNumber"/>
+        <w:spacing w:line="240" w:lineRule="auto"/>
+        <w:ind w:left="720"/>
+      </w:pPr>
+      <w:r>
+        <w:rPr>
+          <w:lang w:val="zh_TW" w:bidi="zh_TW"/>
+        </w:rPr>
+      </w:r>
+      <w:r>
+        <w:rPr>
+          <w:lang w:val="zh_TW" w:bidi="zh_TW"/>
+        </w:rPr>
+        <w:t>猶大所得產業中南部山區的一座城 （</w:t>
+      </w:r>
       <w:hyperlink r:id="rId22">
         <w:r>
           <w:rPr>
@@ -425,25 +478,42 @@
             <w:color w:val="0000EE"/>
             <w:u w:val="single"/>
           </w:rPr>
-          <w:t>63篇</w:t>
+          <w:t>書15:57</w:t>
         </w:r>
       </w:hyperlink>
       <w:r>
         <w:rPr>
           <w:lang w:val="zh_TW" w:bidi="zh_TW"/>
         </w:rPr>
-        <w:t>）。</w:t>
-      </w:r>
-    </w:p>
-    <w:p>
-      <w:pPr>
-        <w:pStyle w:val="Heading3"/>
-      </w:pPr>
-      <w:r>
-        <w:rPr>
-          <w:lang w:val="zh_TW" w:bidi="zh_TW"/>
-        </w:rPr>
-        <w:t>新約聖經中的團契</w:t>
+        <w:t>；譯註：和合本譯為：亭納）。這座城也有可能是猶大與她瑪相遇的地方 （</w:t>
+      </w:r>
+      <w:hyperlink r:id="rId16">
+        <w:r>
+          <w:rPr>
+            <w:lang w:val="zh_TW" w:bidi="zh_TW"/>
+          </w:rPr>
+          <w:rPr>
+            <w:color w:val="0000EE"/>
+            <w:u w:val="single"/>
+          </w:rPr>
+          <w:t>創38:12–14</w:t>
+        </w:r>
+      </w:hyperlink>
+      <w:r>
+        <w:rPr>
+          <w:lang w:val="zh_TW" w:bidi="zh_TW"/>
+        </w:rPr>
+        <w:t>；並且可能與上述第一項的亭拿是同一地點）。</w:t>
+      </w:r>
+      <w:r>
+        <w:rPr>
+          <w:lang w:val="zh_TW" w:bidi="zh_TW"/>
+        </w:rPr>
+      </w:r>
+      <w:r>
+        <w:rPr>
+          <w:lang w:val="zh_TW" w:bidi="zh_TW"/>
+        </w:rPr>
       </w:r>
     </w:p>
     <w:p>
@@ -453,11 +523,146 @@
           <w:lang w:val="zh_TW" w:bidi="zh_TW"/>
         </w:rPr>
       </w:r>
-      <w:r>
-        <w:rPr>
-          <w:lang w:val="zh_TW" w:bidi="zh_TW"/>
-        </w:rPr>
-        <w:t>因為耶穌在十架上所成就的工作，神如今住在每一位信徒心裡 （</w:t>
+    </w:p>
+    <w:p>
+      <w:pPr>
+        <w:pStyle w:val="Heading2"/>
+      </w:pPr>
+      <w:r>
+        <w:rPr>
+          <w:lang w:val="zh_TW" w:bidi="zh_TW"/>
+        </w:rPr>
+        <w:t>亭拿（Timnath）</w:t>
+      </w:r>
+      <w:r>
+        <w:rPr>
+          <w:lang w:val="zh_TW" w:bidi="zh_TW"/>
+        </w:rPr>
+      </w:r>
+    </w:p>
+    <w:p>
+      <w:pPr/>
+      <w:r>
+        <w:rPr>
+          <w:lang w:val="zh_TW" w:bidi="zh_TW"/>
+        </w:rPr>
+      </w:r>
+      <w:r>
+        <w:rPr>
+          <w:lang w:val="zh_TW" w:bidi="zh_TW"/>
+        </w:rPr>
+        <w:t>有英文譯本在</w:t>
+      </w:r>
+      <w:hyperlink r:id="rId16">
+        <w:r>
+          <w:rPr>
+            <w:lang w:val="zh_TW" w:bidi="zh_TW"/>
+          </w:rPr>
+          <w:rPr>
+            <w:color w:val="0000EE"/>
+            <w:u w:val="single"/>
+          </w:rPr>
+          <w:t>創世記三十八章12至14節</w:t>
+        </w:r>
+      </w:hyperlink>
+      <w:r>
+        <w:rPr>
+          <w:lang w:val="zh_TW" w:bidi="zh_TW"/>
+        </w:rPr>
+        <w:t>和</w:t>
+      </w:r>
+      <w:hyperlink r:id="rId17">
+        <w:r>
+          <w:rPr>
+            <w:lang w:val="zh_TW" w:bidi="zh_TW"/>
+          </w:rPr>
+          <w:rPr>
+            <w:color w:val="0000EE"/>
+            <w:u w:val="single"/>
+          </w:rPr>
+          <w:t>士師記十四章1至5節</w:t>
+        </w:r>
+      </w:hyperlink>
+      <w:r>
+        <w:rPr>
+          <w:lang w:val="zh_TW" w:bidi="zh_TW"/>
+        </w:rPr>
+        <w:t>將猶大北部的城亭拿（Timnah）拼寫為Timnath。</w:t>
+      </w:r>
+      <w:r>
+        <w:rPr>
+          <w:i/>
+          <w:lang w:val="zh_TW" w:bidi="zh_TW"/>
+        </w:rPr>
+        <w:t xml:space="preserve">見 </w:t>
+      </w:r>
+      <w:r>
+        <w:rPr>
+          <w:lang w:val="zh_TW" w:bidi="zh_TW"/>
+        </w:rPr>
+        <w:t>亭拿（Timnah；地點） #1</w:t>
+      </w:r>
+      <w:r>
+        <w:rPr>
+          <w:lang w:val="zh_TW" w:bidi="zh_TW"/>
+        </w:rPr>
+        <w:t>。</w:t>
+      </w:r>
+      <w:r>
+        <w:rPr>
+          <w:lang w:val="zh_TW" w:bidi="zh_TW"/>
+        </w:rPr>
+      </w:r>
+      <w:r>
+        <w:rPr>
+          <w:lang w:val="zh_TW" w:bidi="zh_TW"/>
+        </w:rPr>
+      </w:r>
+    </w:p>
+    <w:p>
+      <w:pPr/>
+      <w:r>
+        <w:rPr>
+          <w:lang w:val="zh_TW" w:bidi="zh_TW"/>
+        </w:rPr>
+      </w:r>
+    </w:p>
+    <w:p>
+      <w:pPr>
+        <w:pStyle w:val="Heading2"/>
+      </w:pPr>
+      <w:r>
+        <w:rPr>
+          <w:lang w:val="zh_TW" w:bidi="zh_TW"/>
+        </w:rPr>
+        <w:t>亭納（人物）</w:t>
+      </w:r>
+      <w:r>
+        <w:rPr>
+          <w:lang w:val="zh_TW" w:bidi="zh_TW"/>
+        </w:rPr>
+      </w:r>
+    </w:p>
+    <w:p>
+      <w:pPr>
+        <w:pStyle w:val="ListNumber"/>
+        <w:numPr>
+          <w:ilvl w:val="0"/>
+          <w:numId w:val="15"/>
+        </w:numPr>
+        <w:spacing w:line="240" w:lineRule="auto"/>
+        <w:ind w:left="720"/>
+      </w:pPr>
+      <w:r>
+        <w:rPr>
+          <w:lang w:val="zh_TW" w:bidi="zh_TW"/>
+        </w:rPr>
+      </w:r>
+      <w:r>
+        <w:rPr>
+          <w:lang w:val="zh_TW" w:bidi="zh_TW"/>
+        </w:rPr>
+        <w:t>西珥的女兒、羅坍的妹妹，是住在以東地的何利人（</w:t>
       </w:r>
       <w:hyperlink r:id="rId23">
         <w:r>
@@ -468,14 +673,14 @@
             <w:color w:val="0000EE"/>
             <w:u w:val="single"/>
           </w:rPr>
-          <w:t>約14:23</w:t>
+          <w:t>創36:22</w:t>
         </w:r>
       </w:hyperlink>
       <w:r>
         <w:rPr>
           <w:lang w:val="zh_TW" w:bidi="zh_TW"/>
         </w:rPr>
-        <w:t>）。因此在新約之下，我們所擁有的關係，是信徒與耶穌之間那重要且屬靈的連結（</w:t>
+        <w:t>；</w:t>
       </w:r>
       <w:hyperlink r:id="rId24">
         <w:r>
@@ -486,14 +691,14 @@
             <w:color w:val="0000EE"/>
             <w:u w:val="single"/>
           </w:rPr>
-          <w:t>14:20–21</w:t>
+          <w:t>代上1:39</w:t>
         </w:r>
       </w:hyperlink>
       <w:r>
         <w:rPr>
           <w:lang w:val="zh_TW" w:bidi="zh_TW"/>
         </w:rPr>
-        <w:t>）。與神建立關係是基督徒生命的目標（</w:t>
+        <w:t>）。她作了以掃之子以利法的妾，生了亞瑪力（</w:t>
       </w:r>
       <w:hyperlink r:id="rId25">
         <w:r>
@@ -504,14 +709,32 @@
             <w:color w:val="0000EE"/>
             <w:u w:val="single"/>
           </w:rPr>
-          <w:t>約一1:3</w:t>
+          <w:t>創36:12</w:t>
         </w:r>
       </w:hyperlink>
       <w:r>
         <w:rPr>
           <w:lang w:val="zh_TW" w:bidi="zh_TW"/>
         </w:rPr>
-        <w:t>），而當我們與救主「面對面」（</w:t>
+        <w:t>）。</w:t>
+      </w:r>
+    </w:p>
+    <w:p>
+      <w:pPr>
+        <w:pStyle w:val="ListNumber"/>
+        <w:spacing w:line="240" w:lineRule="auto"/>
+        <w:ind w:left="720"/>
+      </w:pPr>
+      <w:r>
+        <w:rPr>
+          <w:lang w:val="zh_TW" w:bidi="zh_TW"/>
+        </w:rPr>
+      </w:r>
+      <w:r>
+        <w:rPr>
+          <w:lang w:val="zh_TW" w:bidi="zh_TW"/>
+        </w:rPr>
+        <w:t>以東人的族長（</w:t>
       </w:r>
       <w:hyperlink r:id="rId26">
         <w:r>
@@ -522,14 +745,14 @@
             <w:color w:val="0000EE"/>
             <w:u w:val="single"/>
           </w:rPr>
-          <w:t>林前13:12</w:t>
+          <w:t>創36:40</w:t>
         </w:r>
       </w:hyperlink>
       <w:r>
         <w:rPr>
           <w:lang w:val="zh_TW" w:bidi="zh_TW"/>
         </w:rPr>
-        <w:t>）時，這關係就會變得成全，直到永遠。那時，神要永遠與祂的百姓同住（</w:t>
+        <w:t>；</w:t>
       </w:r>
       <w:hyperlink r:id="rId27">
         <w:r>
@@ -540,30 +763,16 @@
             <w:color w:val="0000EE"/>
             <w:u w:val="single"/>
           </w:rPr>
-          <w:t>啟21:3</w:t>
+          <w:t>代上1:36</w:t>
         </w:r>
       </w:hyperlink>
       <w:r>
         <w:rPr>
           <w:lang w:val="zh_TW" w:bidi="zh_TW"/>
         </w:rPr>
-        <w:t>）。</w:t>
-      </w:r>
-    </w:p>
-    <w:p>
-      <w:pPr/>
-      <w:r>
-        <w:rPr>
-          <w:lang w:val="zh_TW" w:bidi="zh_TW"/>
-        </w:rPr>
-      </w:r>
-      <w:r>
-        <w:rPr>
-          <w:lang w:val="zh_TW" w:bidi="zh_TW"/>
-        </w:rPr>
-        <w:t>福音的好消息恢復我們與神的關係，也恢復信徒彼此之間的關係。耶穌與門徒共進最後的晚餐，顯出我們與神的關係如何連結我們與其他人的關係（</w:t>
-      </w:r>
-      <w:hyperlink r:id="rId28">
+        <w:t>、</w:t>
+      </w:r>
+      <w:hyperlink r:id="rId27">
         <w:r>
           <w:rPr>
             <w:lang w:val="zh_TW" w:bidi="zh_TW"/>
@@ -572,829 +781,14 @@
             <w:color w:val="0000EE"/>
             <w:u w:val="single"/>
           </w:rPr>
-          <w:t>可14:22–25</w:t>
+          <w:t>51</w:t>
         </w:r>
       </w:hyperlink>
       <w:r>
         <w:rPr>
           <w:lang w:val="zh_TW" w:bidi="zh_TW"/>
         </w:rPr>
-        <w:t>）。耶穌與門徒在樓房分享那特別的筵席；耶穌與跟隨祂的人以深切的愛和委身彼此相連。後來，門徒因共同忠於耶穌，他們的心就更緊密聯合起來。在耶穌釘十字架和聖靈降臨之後，教會就此誕生。教會是新的群體，這群人與神建立關係，也彼此建立關係。</w:t>
-      </w:r>
-    </w:p>
-    <w:p>
-      <w:pPr/>
-      <w:r>
-        <w:rPr>
-          <w:lang w:val="zh_TW" w:bidi="zh_TW"/>
-        </w:rPr>
-      </w:r>
-      <w:r>
-        <w:rPr>
-          <w:lang w:val="zh_TW" w:bidi="zh_TW"/>
-        </w:rPr>
-        <w:t>使徒行傳的開首幾章，顯出初代基督徒之間深厚的友誼。信徒在家中聚集，一同領受教導、團契、主的晚餐和禱告（</w:t>
-      </w:r>
-      <w:hyperlink r:id="rId29">
-        <w:r>
-          <w:rPr>
-            <w:lang w:val="zh_TW" w:bidi="zh_TW"/>
-          </w:rPr>
-          <w:rPr>
-            <w:color w:val="0000EE"/>
-            <w:u w:val="single"/>
-          </w:rPr>
-          <w:t>徒2:42、46</w:t>
-        </w:r>
-      </w:hyperlink>
-      <w:r>
-        <w:rPr>
-          <w:lang w:val="zh_TW" w:bidi="zh_TW"/>
-        </w:rPr>
-        <w:t>）。基督徒的合一意識強烈，甚至願意彼此分享所有財物，把這些物品分給有需要的弟兄姊妹（</w:t>
-      </w:r>
-      <w:hyperlink r:id="rId30">
-        <w:r>
-          <w:rPr>
-            <w:lang w:val="zh_TW" w:bidi="zh_TW"/>
-          </w:rPr>
-          <w:rPr>
-            <w:color w:val="0000EE"/>
-            <w:u w:val="single"/>
-          </w:rPr>
-          <w:t>2:44–45，</w:t>
-        </w:r>
-      </w:hyperlink>
-      <w:hyperlink r:id="rId31">
-        <w:r>
-          <w:rPr>
-            <w:lang w:val="zh_TW" w:bidi="zh_TW"/>
-          </w:rPr>
-          <w:rPr>
-            <w:color w:val="0000EE"/>
-            <w:u w:val="single"/>
-          </w:rPr>
-          <w:t>4:32–35</w:t>
-        </w:r>
-      </w:hyperlink>
-      <w:r>
-        <w:rPr>
-          <w:lang w:val="zh_TW" w:bidi="zh_TW"/>
-        </w:rPr>
-        <w:t>）。或許，這個初代基督徒團契的最大特色，就是信徒彼此相愛（</w:t>
-      </w:r>
-      <w:hyperlink r:id="rId32">
-        <w:r>
-          <w:rPr>
-            <w:lang w:val="zh_TW" w:bidi="zh_TW"/>
-          </w:rPr>
-          <w:rPr>
-            <w:color w:val="0000EE"/>
-            <w:u w:val="single"/>
-          </w:rPr>
-          <w:t>帖前4:9</w:t>
-        </w:r>
-      </w:hyperlink>
-      <w:r>
-        <w:rPr>
-          <w:lang w:val="zh_TW" w:bidi="zh_TW"/>
-        </w:rPr>
-        <w:t>；</w:t>
-      </w:r>
-      <w:hyperlink r:id="rId33">
-        <w:r>
-          <w:rPr>
-            <w:lang w:val="zh_TW" w:bidi="zh_TW"/>
-          </w:rPr>
-          <w:rPr>
-            <w:color w:val="0000EE"/>
-            <w:u w:val="single"/>
-          </w:rPr>
-          <w:t>彼前1:22</w:t>
-        </w:r>
-      </w:hyperlink>
-      <w:r>
-        <w:rPr>
-          <w:lang w:val="zh_TW" w:bidi="zh_TW"/>
-        </w:rPr>
-        <w:t>）。</w:t>
-      </w:r>
-    </w:p>
-    <w:p>
-      <w:pPr/>
-      <w:r>
-        <w:rPr>
-          <w:lang w:val="zh_TW" w:bidi="zh_TW"/>
-        </w:rPr>
-      </w:r>
-      <w:r>
-        <w:rPr>
-          <w:lang w:val="zh_TW" w:bidi="zh_TW"/>
-        </w:rPr>
-        <w:t>保羅出於愛心，在外邦各教會推動捐獻，要幫助在耶路撒冷生活困難的信徒。</w:t>
-      </w:r>
-      <w:hyperlink r:id="rId34">
-        <w:r>
-          <w:rPr>
-            <w:lang w:val="zh_TW" w:bidi="zh_TW"/>
-          </w:rPr>
-          <w:rPr>
-            <w:color w:val="0000EE"/>
-            <w:u w:val="single"/>
-          </w:rPr>
-          <w:t>羅馬書十五章26節</w:t>
-        </w:r>
-      </w:hyperlink>
-      <w:r>
-        <w:rPr>
-          <w:lang w:val="zh_TW" w:bidi="zh_TW"/>
-        </w:rPr>
-        <w:t>提到馬其頓和亞該亞的眾教會的捐獻。保羅用希臘文裡通常譯為「團契」的常見詞語，來形容這種「捐項」。同樣，腓立比教會與保羅所分享的團契，也以支持使徒工作的捐獻具體表達出來（</w:t>
-      </w:r>
-      <w:hyperlink r:id="rId35">
-        <w:r>
-          <w:rPr>
-            <w:lang w:val="zh_TW" w:bidi="zh_TW"/>
-          </w:rPr>
-          <w:rPr>
-            <w:color w:val="0000EE"/>
-            <w:u w:val="single"/>
-          </w:rPr>
-          <w:t>腓1:5，</w:t>
-        </w:r>
-      </w:hyperlink>
-      <w:hyperlink r:id="rId36">
-        <w:r>
-          <w:rPr>
-            <w:lang w:val="zh_TW" w:bidi="zh_TW"/>
-          </w:rPr>
-          <w:rPr>
-            <w:color w:val="0000EE"/>
-            <w:u w:val="single"/>
-          </w:rPr>
-          <w:t>4:14–15</w:t>
-        </w:r>
-      </w:hyperlink>
-      <w:r>
-        <w:rPr>
-          <w:lang w:val="zh_TW" w:bidi="zh_TW"/>
-        </w:rPr>
-        <w:t>）。</w:t>
-      </w:r>
-    </w:p>
-    <w:p>
-      <w:pPr/>
-      <w:r>
-        <w:rPr>
-          <w:lang w:val="zh_TW" w:bidi="zh_TW"/>
-        </w:rPr>
-      </w:r>
-      <w:r>
-        <w:rPr>
-          <w:lang w:val="zh_TW" w:bidi="zh_TW"/>
-        </w:rPr>
-        <w:t>聖經用多種意象，描述早期教會彼此相連的生命。首先，經文稱教會為「神的家」（</w:t>
-      </w:r>
-      <w:hyperlink r:id="rId37">
-        <w:r>
-          <w:rPr>
-            <w:lang w:val="zh_TW" w:bidi="zh_TW"/>
-          </w:rPr>
-          <w:rPr>
-            <w:color w:val="0000EE"/>
-            <w:u w:val="single"/>
-          </w:rPr>
-          <w:t>弗2:19</w:t>
-        </w:r>
-      </w:hyperlink>
-      <w:r>
-        <w:rPr>
-          <w:lang w:val="zh_TW" w:bidi="zh_TW"/>
-        </w:rPr>
-        <w:t>；</w:t>
-      </w:r>
-      <w:hyperlink r:id="rId38">
-        <w:r>
-          <w:rPr>
-            <w:lang w:val="zh_TW" w:bidi="zh_TW"/>
-          </w:rPr>
-          <w:rPr>
-            <w:color w:val="0000EE"/>
-            <w:u w:val="single"/>
-          </w:rPr>
-          <w:t>提前3:15</w:t>
-        </w:r>
-      </w:hyperlink>
-      <w:r>
-        <w:rPr>
-          <w:lang w:val="zh_TW" w:bidi="zh_TW"/>
-        </w:rPr>
-        <w:t>），或「信徒一家」（</w:t>
-      </w:r>
-      <w:hyperlink r:id="rId39">
-        <w:r>
-          <w:rPr>
-            <w:lang w:val="zh_TW" w:bidi="zh_TW"/>
-          </w:rPr>
-          <w:rPr>
-            <w:color w:val="0000EE"/>
-            <w:u w:val="single"/>
-          </w:rPr>
-          <w:t>加6:10</w:t>
-        </w:r>
-      </w:hyperlink>
-      <w:r>
-        <w:rPr>
-          <w:lang w:val="zh_TW" w:bidi="zh_TW"/>
-        </w:rPr>
-        <w:t>）。在神的家裡，愛與款待應成為生活常態（</w:t>
-      </w:r>
-      <w:hyperlink r:id="rId40">
-        <w:r>
-          <w:rPr>
-            <w:lang w:val="zh_TW" w:bidi="zh_TW"/>
-          </w:rPr>
-          <w:rPr>
-            <w:color w:val="0000EE"/>
-            <w:u w:val="single"/>
-          </w:rPr>
-          <w:t>來13:1–2</w:t>
-        </w:r>
-      </w:hyperlink>
-      <w:r>
-        <w:rPr>
-          <w:lang w:val="zh_TW" w:bidi="zh_TW"/>
-        </w:rPr>
-        <w:t>）。聖經也把教會描繪為在地上的神家（</w:t>
-      </w:r>
-      <w:hyperlink r:id="rId41">
-        <w:r>
-          <w:rPr>
-            <w:lang w:val="zh_TW" w:bidi="zh_TW"/>
-          </w:rPr>
-          <w:rPr>
-            <w:color w:val="0000EE"/>
-            <w:u w:val="single"/>
-          </w:rPr>
-          <w:t>弗3:15</w:t>
-        </w:r>
-      </w:hyperlink>
-      <w:r>
-        <w:rPr>
-          <w:lang w:val="zh_TW" w:bidi="zh_TW"/>
-        </w:rPr>
-        <w:t>），其中神就是父，信徒就是祂忠心的兒女。神的家應以愛、恩慈、憐憫和謙卑為生活方式（</w:t>
-      </w:r>
-      <w:hyperlink r:id="rId42">
-        <w:r>
-          <w:rPr>
-            <w:lang w:val="zh_TW" w:bidi="zh_TW"/>
-          </w:rPr>
-          <w:rPr>
-            <w:color w:val="0000EE"/>
-            <w:u w:val="single"/>
-          </w:rPr>
-          <w:t>腓2:1–4</w:t>
-        </w:r>
-      </w:hyperlink>
-      <w:r>
-        <w:rPr>
-          <w:lang w:val="zh_TW" w:bidi="zh_TW"/>
-        </w:rPr>
-        <w:t>）。最後，經文形容基督徒的團契為「一個新人」或「一體」（</w:t>
-      </w:r>
-      <w:hyperlink r:id="rId43">
-        <w:r>
-          <w:rPr>
-            <w:lang w:val="zh_TW" w:bidi="zh_TW"/>
-          </w:rPr>
-          <w:rPr>
-            <w:color w:val="0000EE"/>
-            <w:u w:val="single"/>
-          </w:rPr>
-          <w:t>弗2:15–16</w:t>
-        </w:r>
-      </w:hyperlink>
-      <w:r>
-        <w:rPr>
-          <w:lang w:val="zh_TW" w:bidi="zh_TW"/>
-        </w:rPr>
-        <w:t>）。雖然這身體內有許多天然的差異，但聖靈把信徒聯合，使他們成為一個生命體（</w:t>
-      </w:r>
-      <w:hyperlink r:id="rId44">
-        <w:r>
-          <w:rPr>
-            <w:lang w:val="zh_TW" w:bidi="zh_TW"/>
-          </w:rPr>
-          <w:rPr>
-            <w:color w:val="0000EE"/>
-            <w:u w:val="single"/>
-          </w:rPr>
-          <w:t>4:4–6</w:t>
-        </w:r>
-      </w:hyperlink>
-      <w:r>
-        <w:rPr>
-          <w:lang w:val="zh_TW" w:bidi="zh_TW"/>
-        </w:rPr>
-        <w:t>）。在這個以愛相連的團契中，每個信徒都不可或缺，神把各樣恩賜賜給每個成員，使整個身體得以靈命成長。</w:t>
-      </w:r>
-    </w:p>
-    <w:p>
-      <w:pPr>
-        <w:pStyle w:val="Heading3"/>
-      </w:pPr>
-      <w:r>
-        <w:rPr>
-          <w:lang w:val="zh_TW" w:bidi="zh_TW"/>
-        </w:rPr>
-        <w:t>基督徒團契指南</w:t>
-      </w:r>
-    </w:p>
-    <w:p>
-      <w:pPr/>
-      <w:r>
-        <w:rPr>
-          <w:lang w:val="zh_TW" w:bidi="zh_TW"/>
-        </w:rPr>
-      </w:r>
-      <w:r>
-        <w:rPr>
-          <w:lang w:val="zh_TW" w:bidi="zh_TW"/>
-        </w:rPr>
-        <w:t>聖經在</w:t>
-      </w:r>
-      <w:hyperlink r:id="rId45">
-        <w:r>
-          <w:rPr>
-            <w:lang w:val="zh_TW" w:bidi="zh_TW"/>
-          </w:rPr>
-          <w:rPr>
-            <w:color w:val="0000EE"/>
-            <w:u w:val="single"/>
-          </w:rPr>
-          <w:t>約翰一書一章7節</w:t>
-        </w:r>
-      </w:hyperlink>
-      <w:r>
-        <w:rPr>
-          <w:lang w:val="zh_TW" w:bidi="zh_TW"/>
-        </w:rPr>
-        <w:t>說明真實的團契是如何產生的：「我們若在光明中行，如同神在光明中，就彼此相交。」這句話表示，神本身就是真理，當我們按照神的真理而活，就能與其他信徒建立真實的屬靈相交（即藉著神的靈建立的特別關係）。耶穌基督使團契成為可能；唯有當我們先與耶穌保持親密關係，我們才能與其他信徒建立真正的團契。</w:t>
-      </w:r>
-    </w:p>
-    <w:p>
-      <w:pPr/>
-      <w:r>
-        <w:rPr>
-          <w:lang w:val="zh_TW" w:bidi="zh_TW"/>
-        </w:rPr>
-      </w:r>
-      <w:r>
-        <w:rPr>
-          <w:lang w:val="zh_TW" w:bidi="zh_TW"/>
-        </w:rPr>
-        <w:t>正如光明與黑暗無法共存，信徒也不能與不相信耶穌的人建立真實的團契。聖經也指出，基督徒不應與那些自稱信徒、卻有以下行為的人建立親密的團契：</w:t>
-      </w:r>
-    </w:p>
-    <w:p>
-      <w:pPr>
-        <w:pStyle w:val="ListBullet"/>
-        <w:spacing w:line="240" w:lineRule="auto"/>
-        <w:ind w:left="720"/>
-      </w:pPr>
-      <w:r>
-        <w:rPr>
-          <w:lang w:val="zh_TW" w:bidi="zh_TW"/>
-        </w:rPr>
-      </w:r>
-      <w:r>
-        <w:rPr>
-          <w:lang w:val="zh_TW" w:bidi="zh_TW"/>
-        </w:rPr>
-        <w:t>拒絕耶穌的教導（</w:t>
-      </w:r>
-      <w:hyperlink r:id="rId46">
-        <w:r>
-          <w:rPr>
-            <w:lang w:val="zh_TW" w:bidi="zh_TW"/>
-          </w:rPr>
-          <w:rPr>
-            <w:color w:val="0000EE"/>
-            <w:u w:val="single"/>
-          </w:rPr>
-          <w:t>約二1:9–11</w:t>
-        </w:r>
-      </w:hyperlink>
-      <w:r>
-        <w:rPr>
-          <w:lang w:val="zh_TW" w:bidi="zh_TW"/>
-        </w:rPr>
-        <w:t>）</w:t>
-      </w:r>
-    </w:p>
-    <w:p>
-      <w:pPr>
-        <w:pStyle w:val="ListBullet"/>
-        <w:spacing w:line="240" w:lineRule="auto"/>
-        <w:ind w:left="720"/>
-      </w:pPr>
-      <w:r>
-        <w:rPr>
-          <w:lang w:val="zh_TW" w:bidi="zh_TW"/>
-        </w:rPr>
-      </w:r>
-      <w:r>
-        <w:rPr>
-          <w:lang w:val="zh_TW" w:bidi="zh_TW"/>
-        </w:rPr>
-        <w:t>行惡</w:t>
-      </w:r>
-    </w:p>
-    <w:p>
-      <w:pPr>
-        <w:pStyle w:val="ListBullet"/>
-        <w:spacing w:line="240" w:lineRule="auto"/>
-        <w:ind w:left="720"/>
-      </w:pPr>
-      <w:r>
-        <w:rPr>
-          <w:lang w:val="zh_TW" w:bidi="zh_TW"/>
-        </w:rPr>
-      </w:r>
-      <w:r>
-        <w:rPr>
-          <w:lang w:val="zh_TW" w:bidi="zh_TW"/>
-        </w:rPr>
-        <w:t>敬拜假神</w:t>
-      </w:r>
-    </w:p>
-    <w:p>
-      <w:pPr>
-        <w:pStyle w:val="ListBullet"/>
-        <w:spacing w:line="240" w:lineRule="auto"/>
-        <w:ind w:left="720"/>
-      </w:pPr>
-      <w:r>
-        <w:rPr>
-          <w:lang w:val="zh_TW" w:bidi="zh_TW"/>
-        </w:rPr>
-      </w:r>
-      <w:r>
-        <w:rPr>
-          <w:lang w:val="zh_TW" w:bidi="zh_TW"/>
-        </w:rPr>
-        <w:t>經常醉酒</w:t>
-      </w:r>
-    </w:p>
-    <w:p>
-      <w:pPr>
-        <w:pStyle w:val="ListBullet"/>
-        <w:spacing w:line="240" w:lineRule="auto"/>
-        <w:ind w:left="720"/>
-      </w:pPr>
-      <w:r>
-        <w:rPr>
-          <w:lang w:val="zh_TW" w:bidi="zh_TW"/>
-        </w:rPr>
-      </w:r>
-      <w:r>
-        <w:rPr>
-          <w:lang w:val="zh_TW" w:bidi="zh_TW"/>
-        </w:rPr>
-        <w:t>偷竊他人財物（</w:t>
-      </w:r>
-      <w:hyperlink r:id="rId47">
-        <w:r>
-          <w:rPr>
-            <w:lang w:val="zh_TW" w:bidi="zh_TW"/>
-          </w:rPr>
-          <w:rPr>
-            <w:color w:val="0000EE"/>
-            <w:u w:val="single"/>
-          </w:rPr>
-          <w:t>林前5:11</w:t>
-        </w:r>
-      </w:hyperlink>
-      <w:r>
-        <w:rPr>
-          <w:lang w:val="zh_TW" w:bidi="zh_TW"/>
-        </w:rPr>
-        <w:t>）。</w:t>
-      </w:r>
-    </w:p>
-    <w:p>
-      <w:pPr/>
-      <w:r>
-        <w:rPr>
-          <w:lang w:val="zh_TW" w:bidi="zh_TW"/>
-        </w:rPr>
-      </w:r>
-      <w:r>
-        <w:rPr>
-          <w:lang w:val="zh_TW" w:bidi="zh_TW"/>
-        </w:rPr>
-        <w:t>聖經提供多項指引，幫助信徒在基督的身體裡增進相交：</w:t>
-      </w:r>
-    </w:p>
-    <w:p>
-      <w:pPr>
-        <w:pStyle w:val="ListNumber"/>
-        <w:numPr>
-          <w:ilvl w:val="0"/>
-          <w:numId w:val="14"/>
-        </w:numPr>
-        <w:spacing w:line="240" w:lineRule="auto"/>
-        <w:ind w:left="720"/>
-      </w:pPr>
-      <w:r>
-        <w:rPr>
-          <w:lang w:val="zh_TW" w:bidi="zh_TW"/>
-        </w:rPr>
-      </w:r>
-      <w:r>
-        <w:rPr>
-          <w:lang w:val="zh_TW" w:bidi="zh_TW"/>
-        </w:rPr>
-        <w:t>以耶穌對門徒那樣的憐憫彼此相愛（</w:t>
-      </w:r>
-      <w:hyperlink r:id="rId48">
-        <w:r>
-          <w:rPr>
-            <w:lang w:val="zh_TW" w:bidi="zh_TW"/>
-          </w:rPr>
-          <w:rPr>
-            <w:color w:val="0000EE"/>
-            <w:u w:val="single"/>
-          </w:rPr>
-          <w:t>約13:34–35，</w:t>
-        </w:r>
-      </w:hyperlink>
-      <w:hyperlink r:id="rId49">
-        <w:r>
-          <w:rPr>
-            <w:lang w:val="zh_TW" w:bidi="zh_TW"/>
-          </w:rPr>
-          <w:rPr>
-            <w:color w:val="0000EE"/>
-            <w:u w:val="single"/>
-          </w:rPr>
-          <w:t>15:12</w:t>
-        </w:r>
-      </w:hyperlink>
-      <w:r>
-        <w:rPr>
-          <w:lang w:val="zh_TW" w:bidi="zh_TW"/>
-        </w:rPr>
-        <w:t>）。團契的原則應以愛為準則（</w:t>
-      </w:r>
-      <w:hyperlink r:id="rId50">
-        <w:r>
-          <w:rPr>
-            <w:lang w:val="zh_TW" w:bidi="zh_TW"/>
-          </w:rPr>
-          <w:rPr>
-            <w:color w:val="0000EE"/>
-            <w:u w:val="single"/>
-          </w:rPr>
-          <w:t>來13:1</w:t>
-        </w:r>
-      </w:hyperlink>
-      <w:r>
-        <w:rPr>
-          <w:lang w:val="zh_TW" w:bidi="zh_TW"/>
-        </w:rPr>
-        <w:t>）。</w:t>
-      </w:r>
-    </w:p>
-    <w:p>
-      <w:pPr>
-        <w:pStyle w:val="ListNumber"/>
-        <w:spacing w:line="240" w:lineRule="auto"/>
-        <w:ind w:left="720"/>
-      </w:pPr>
-      <w:r>
-        <w:rPr>
-          <w:lang w:val="zh_TW" w:bidi="zh_TW"/>
-        </w:rPr>
-      </w:r>
-      <w:r>
-        <w:rPr>
-          <w:lang w:val="zh_TW" w:bidi="zh_TW"/>
-        </w:rPr>
-        <w:t>培養謙卑的心志，尊重他人（</w:t>
-      </w:r>
-      <w:hyperlink r:id="rId51">
-        <w:r>
-          <w:rPr>
-            <w:lang w:val="zh_TW" w:bidi="zh_TW"/>
-          </w:rPr>
-          <w:rPr>
-            <w:color w:val="0000EE"/>
-            <w:u w:val="single"/>
-          </w:rPr>
-          <w:t>腓2:3–5</w:t>
-        </w:r>
-      </w:hyperlink>
-      <w:r>
-        <w:rPr>
-          <w:lang w:val="zh_TW" w:bidi="zh_TW"/>
-        </w:rPr>
-        <w:t>）。</w:t>
-      </w:r>
-    </w:p>
-    <w:p>
-      <w:pPr>
-        <w:pStyle w:val="ListNumber"/>
-        <w:spacing w:line="240" w:lineRule="auto"/>
-        <w:ind w:left="720"/>
-      </w:pPr>
-      <w:r>
-        <w:rPr>
-          <w:lang w:val="zh_TW" w:bidi="zh_TW"/>
-        </w:rPr>
-      </w:r>
-      <w:r>
-        <w:rPr>
-          <w:lang w:val="zh_TW" w:bidi="zh_TW"/>
-        </w:rPr>
-        <w:t>與信徒分擔重擔（</w:t>
-      </w:r>
-      <w:hyperlink r:id="rId52">
-        <w:r>
-          <w:rPr>
-            <w:lang w:val="zh_TW" w:bidi="zh_TW"/>
-          </w:rPr>
-          <w:rPr>
-            <w:color w:val="0000EE"/>
-            <w:u w:val="single"/>
-          </w:rPr>
-          <w:t>加6:2</w:t>
-        </w:r>
-      </w:hyperlink>
-      <w:r>
-        <w:rPr>
-          <w:lang w:val="zh_TW" w:bidi="zh_TW"/>
-        </w:rPr>
-        <w:t>）。</w:t>
-      </w:r>
-    </w:p>
-    <w:p>
-      <w:pPr>
-        <w:pStyle w:val="ListNumber"/>
-        <w:spacing w:line="240" w:lineRule="auto"/>
-        <w:ind w:left="720"/>
-      </w:pPr>
-      <w:r>
-        <w:rPr>
-          <w:lang w:val="zh_TW" w:bidi="zh_TW"/>
-        </w:rPr>
-      </w:r>
-      <w:r>
-        <w:rPr>
-          <w:lang w:val="zh_TW" w:bidi="zh_TW"/>
-        </w:rPr>
-        <w:t>與有需要的弟兄姊妹分享金錢、食物等實際的祝福（</w:t>
-      </w:r>
-      <w:hyperlink r:id="rId53">
-        <w:r>
-          <w:rPr>
-            <w:lang w:val="zh_TW" w:bidi="zh_TW"/>
-          </w:rPr>
-          <w:rPr>
-            <w:color w:val="0000EE"/>
-            <w:u w:val="single"/>
-          </w:rPr>
-          <w:t>林後9:13</w:t>
-        </w:r>
-      </w:hyperlink>
-      <w:r>
-        <w:rPr>
-          <w:lang w:val="zh_TW" w:bidi="zh_TW"/>
-        </w:rPr>
-        <w:t>）。</w:t>
-      </w:r>
-    </w:p>
-    <w:p>
-      <w:pPr>
-        <w:pStyle w:val="ListNumber"/>
-        <w:spacing w:line="240" w:lineRule="auto"/>
-        <w:ind w:left="720"/>
-      </w:pPr>
-      <w:r>
-        <w:rPr>
-          <w:lang w:val="zh_TW" w:bidi="zh_TW"/>
-        </w:rPr>
-      </w:r>
-      <w:r>
-        <w:rPr>
-          <w:lang w:val="zh_TW" w:bidi="zh_TW"/>
-        </w:rPr>
-        <w:t>溫和糾正犯罪的人，協助他找到問題的出路（</w:t>
-      </w:r>
-      <w:hyperlink r:id="rId54">
-        <w:r>
-          <w:rPr>
-            <w:lang w:val="zh_TW" w:bidi="zh_TW"/>
-          </w:rPr>
-          <w:rPr>
-            <w:color w:val="0000EE"/>
-            <w:u w:val="single"/>
-          </w:rPr>
-          <w:t>加6:1</w:t>
-        </w:r>
-      </w:hyperlink>
-      <w:r>
-        <w:rPr>
-          <w:lang w:val="zh_TW" w:bidi="zh_TW"/>
-        </w:rPr>
-        <w:t>）。</w:t>
-      </w:r>
-    </w:p>
-    <w:p>
-      <w:pPr>
-        <w:pStyle w:val="ListNumber"/>
-        <w:spacing w:line="240" w:lineRule="auto"/>
-        <w:ind w:left="720"/>
-      </w:pPr>
-      <w:r>
-        <w:rPr>
-          <w:lang w:val="zh_TW" w:bidi="zh_TW"/>
-        </w:rPr>
-      </w:r>
-      <w:r>
-        <w:rPr>
-          <w:lang w:val="zh_TW" w:bidi="zh_TW"/>
-        </w:rPr>
-        <w:t>在信徒受苦時伸出援手（</w:t>
-      </w:r>
-      <w:hyperlink r:id="rId55">
-        <w:r>
-          <w:rPr>
-            <w:lang w:val="zh_TW" w:bidi="zh_TW"/>
-          </w:rPr>
-          <w:rPr>
-            <w:color w:val="0000EE"/>
-            <w:u w:val="single"/>
-          </w:rPr>
-          <w:t>林前12:26</w:t>
-        </w:r>
-      </w:hyperlink>
-      <w:r>
-        <w:rPr>
-          <w:lang w:val="zh_TW" w:bidi="zh_TW"/>
-        </w:rPr>
-        <w:t>）。</w:t>
-      </w:r>
-    </w:p>
-    <w:p>
-      <w:pPr>
-        <w:pStyle w:val="ListNumber"/>
-        <w:spacing w:line="240" w:lineRule="auto"/>
-        <w:ind w:left="720"/>
-      </w:pPr>
-      <w:r>
-        <w:rPr>
-          <w:lang w:val="zh_TW" w:bidi="zh_TW"/>
-        </w:rPr>
-      </w:r>
-      <w:r>
-        <w:rPr>
-          <w:lang w:val="zh_TW" w:bidi="zh_TW"/>
-        </w:rPr>
-        <w:t>在聖靈裡不住彼此禱告（</w:t>
-      </w:r>
-      <w:hyperlink r:id="rId56">
-        <w:r>
-          <w:rPr>
-            <w:lang w:val="zh_TW" w:bidi="zh_TW"/>
-          </w:rPr>
-          <w:rPr>
-            <w:color w:val="0000EE"/>
-            <w:u w:val="single"/>
-          </w:rPr>
-          <w:t>弗6:18</w:t>
-        </w:r>
-      </w:hyperlink>
-      <w:r>
-        <w:rPr>
-          <w:lang w:val="zh_TW" w:bidi="zh_TW"/>
-        </w:rPr>
-        <w:t>）。</w:t>
-      </w:r>
-    </w:p>
-    <w:p>
-      <w:pPr/>
-      <w:r>
-        <w:rPr>
-          <w:lang w:val="zh_TW" w:bidi="zh_TW"/>
-        </w:rPr>
-      </w:r>
-      <w:r>
-        <w:rPr>
-          <w:lang w:val="zh_TW" w:bidi="zh_TW"/>
-        </w:rPr>
-        <w:t>基督徒應認真思想一位無名聖徒的話：「當你遠離弟兄時，你就不能親近神。」</w:t>
+        <w:t>）。這個名稱可能是指以東一個宗族的祖先，也可能是指該宗族所居住的地區。</w:t>
       </w:r>
       <w:r>
         <w:rPr>
@@ -3298,6 +2692,12 @@
     <w:abstractNumId w:val="11"/>
   </w:num>
   <w:num w:numId="14">
+    <w:abstractNumId w:val="3"/>
+    <w:lvlOverride w:ilvl="0">
+      <w:startOverride w:val="1"/>
+    </w:lvlOverride>
+  </w:num>
+  <w:num w:numId="15">
     <w:abstractNumId w:val="3"/>
     <w:lvlOverride w:ilvl="0">
       <w:startOverride w:val="1"/>

--- a/zht/docx/170.content.docx
+++ b/zht/docx/170.content.docx
@@ -149,7 +149,7 @@
         <w:rPr>
           <w:lang w:val="zh_TW" w:bidi="zh_TW"/>
         </w:rPr>
-        <w:t>ting</w:t>
+        <w:t>ti</w:t>
       </w:r>
       <w:r>
         <w:rPr>
@@ -212,26 +212,26 @@
         <w:rPr>
           <w:lang w:val="zh_TW" w:bidi="zh_TW"/>
         </w:rPr>
-        <w:t>亭哈巴</w:t>
-      </w:r>
-      <w:r>
-        <w:rPr>
-          <w:lang w:val="zh_TW" w:bidi="zh_TW"/>
-        </w:rPr>
-      </w:r>
-    </w:p>
-    <w:p>
-      <w:pPr/>
-      <w:r>
-        <w:rPr>
-          <w:lang w:val="zh_TW" w:bidi="zh_TW"/>
-        </w:rPr>
-      </w:r>
-      <w:r>
-        <w:rPr>
-          <w:lang w:val="zh_TW" w:bidi="zh_TW"/>
-        </w:rPr>
-        <w:t>在尚未進入以色列君王統治的時代的以東早期的京城。聖經提到，以東王比拉曾在這城作王（</w:t>
+        <w:t>提八（人物）</w:t>
+      </w:r>
+      <w:r>
+        <w:rPr>
+          <w:lang w:val="zh_TW" w:bidi="zh_TW"/>
+        </w:rPr>
+      </w:r>
+    </w:p>
+    <w:p>
+      <w:pPr/>
+      <w:r>
+        <w:rPr>
+          <w:lang w:val="zh_TW" w:bidi="zh_TW"/>
+        </w:rPr>
+      </w:r>
+      <w:r>
+        <w:rPr>
+          <w:lang w:val="zh_TW" w:bidi="zh_TW"/>
+        </w:rPr>
+        <w:t>亞伯拉罕的兄弟拿鶴的兒子（</w:t>
       </w:r>
       <w:hyperlink r:id="rId13">
         <w:r>
@@ -242,14 +242,74 @@
             <w:color w:val="0000EE"/>
             <w:u w:val="single"/>
           </w:rPr>
-          <w:t>創36:32</w:t>
-        </w:r>
-      </w:hyperlink>
-      <w:r>
-        <w:rPr>
-          <w:lang w:val="zh_TW" w:bidi="zh_TW"/>
-        </w:rPr>
-        <w:t>；</w:t>
+          <w:t>創22:24</w:t>
+        </w:r>
+      </w:hyperlink>
+      <w:r>
+        <w:rPr>
+          <w:lang w:val="zh_TW" w:bidi="zh_TW"/>
+        </w:rPr>
+        <w:t>）。他的母親是拿鶴的妾流瑪。</w:t>
+      </w:r>
+      <w:r>
+        <w:rPr>
+          <w:lang w:val="zh_TW" w:bidi="zh_TW"/>
+        </w:rPr>
+      </w:r>
+      <w:r>
+        <w:rPr>
+          <w:lang w:val="zh_TW" w:bidi="zh_TW"/>
+        </w:rPr>
+      </w:r>
+    </w:p>
+    <w:p>
+      <w:pPr/>
+      <w:r>
+        <w:rPr>
+          <w:lang w:val="zh_TW" w:bidi="zh_TW"/>
+        </w:rPr>
+      </w:r>
+    </w:p>
+    <w:p>
+      <w:pPr>
+        <w:pStyle w:val="Heading2"/>
+      </w:pPr>
+      <w:r>
+        <w:rPr>
+          <w:lang w:val="zh_TW" w:bidi="zh_TW"/>
+        </w:rPr>
+        <w:t>提達</w:t>
+      </w:r>
+      <w:r>
+        <w:rPr>
+          <w:lang w:val="zh_TW" w:bidi="zh_TW"/>
+        </w:rPr>
+      </w:r>
+    </w:p>
+    <w:p>
+      <w:pPr/>
+      <w:r>
+        <w:rPr>
+          <w:lang w:val="zh_TW" w:bidi="zh_TW"/>
+        </w:rPr>
+      </w:r>
+      <w:r>
+        <w:rPr>
+          <w:lang w:val="zh_TW" w:bidi="zh_TW"/>
+        </w:rPr>
+        <w:t>這是戈印王，他曾加入</w:t>
+      </w:r>
+      <w:r>
+        <w:rPr>
+          <w:lang w:val="zh_TW" w:bidi="zh_TW"/>
+        </w:rPr>
+        <w:t>基大老瑪</w:t>
+      </w:r>
+      <w:r>
+        <w:rPr>
+          <w:lang w:val="zh_TW" w:bidi="zh_TW"/>
+        </w:rPr>
+        <w:t>的聯軍，參與對抗所多瑪及其盟友的戰役（</w:t>
       </w:r>
       <w:hyperlink r:id="rId14">
         <w:r>
@@ -260,14 +320,14 @@
             <w:color w:val="0000EE"/>
             <w:u w:val="single"/>
           </w:rPr>
-          <w:t>代上1:43</w:t>
-        </w:r>
-      </w:hyperlink>
-      <w:r>
-        <w:rPr>
-          <w:lang w:val="zh_TW" w:bidi="zh_TW"/>
-        </w:rPr>
-        <w:t>）。這座城的確切位置至今仍不清楚。</w:t>
+          <w:t>創14:1–9</w:t>
+        </w:r>
+      </w:hyperlink>
+      <w:r>
+        <w:rPr>
+          <w:lang w:val="zh_TW" w:bidi="zh_TW"/>
+        </w:rPr>
+        <w:t>）。</w:t>
       </w:r>
       <w:r>
         <w:rPr>
@@ -296,7 +356,7 @@
         <w:rPr>
           <w:lang w:val="zh_TW" w:bidi="zh_TW"/>
         </w:rPr>
-        <w:t>亭拿（Timnah；地點）</w:t>
+        <w:t>提多（人物）</w:t>
       </w:r>
       <w:r>
         <w:rPr>
@@ -323,7 +383,7 @@
         <w:rPr>
           <w:lang w:val="zh_TW" w:bidi="zh_TW"/>
         </w:rPr>
-        <w:t>猶大所得產業北界上的一座城，位於伯·示麥和以革倫之間（</w:t>
+        <w:t>保羅的門徒之一——「照著我們共信之道作我真兒子的」（</w:t>
       </w:r>
       <w:hyperlink r:id="rId15">
         <w:r>
@@ -334,14 +394,14 @@
             <w:color w:val="0000EE"/>
             <w:u w:val="single"/>
           </w:rPr>
-          <w:t>書15:10</w:t>
-        </w:r>
-      </w:hyperlink>
-      <w:r>
-        <w:rPr>
-          <w:lang w:val="zh_TW" w:bidi="zh_TW"/>
-        </w:rPr>
-        <w:t>；譯註：和合本譯為：亭納）。這很可能就是猶大與她瑪相遇，並生下法勒斯和謝拉的地方（</w:t>
+          <w:t>提後1:4</w:t>
+        </w:r>
+      </w:hyperlink>
+      <w:r>
+        <w:rPr>
+          <w:lang w:val="zh_TW" w:bidi="zh_TW"/>
+        </w:rPr>
+        <w:t>）。提多是保羅的門徒和親密朋友，幫助保羅將基督教傳遍地中海世界（</w:t>
       </w:r>
       <w:hyperlink r:id="rId16">
         <w:r>
@@ -352,14 +412,14 @@
             <w:color w:val="0000EE"/>
             <w:u w:val="single"/>
           </w:rPr>
-          <w:t>創38:12–14</w:t>
-        </w:r>
-      </w:hyperlink>
-      <w:r>
-        <w:rPr>
-          <w:lang w:val="zh_TW" w:bidi="zh_TW"/>
-        </w:rPr>
-        <w:t>）。亭拿位於猶大與非利士交界地帶，也是參孫與一名非利士女子發生婚姻糾紛的地方（</w:t>
+          <w:t>林後8:23</w:t>
+        </w:r>
+      </w:hyperlink>
+      <w:r>
+        <w:rPr>
+          <w:lang w:val="zh_TW" w:bidi="zh_TW"/>
+        </w:rPr>
+        <w:t>；</w:t>
       </w:r>
       <w:hyperlink r:id="rId17">
         <w:r>
@@ -370,14 +430,14 @@
             <w:color w:val="0000EE"/>
             <w:u w:val="single"/>
           </w:rPr>
-          <w:t>士14:1–5</w:t>
-        </w:r>
-      </w:hyperlink>
-      <w:r>
-        <w:rPr>
-          <w:lang w:val="zh_TW" w:bidi="zh_TW"/>
-        </w:rPr>
-        <w:t>，</w:t>
+          <w:t>提後4:10</w:t>
+        </w:r>
+      </w:hyperlink>
+      <w:r>
+        <w:rPr>
+          <w:lang w:val="zh_TW" w:bidi="zh_TW"/>
+        </w:rPr>
+        <w:t>；</w:t>
       </w:r>
       <w:hyperlink r:id="rId18">
         <w:r>
@@ -388,14 +448,21 @@
             <w:color w:val="0000EE"/>
             <w:u w:val="single"/>
           </w:rPr>
-          <w:t>15:6</w:t>
-        </w:r>
-      </w:hyperlink>
-      <w:r>
-        <w:rPr>
-          <w:lang w:val="zh_TW" w:bidi="zh_TW"/>
-        </w:rPr>
-        <w:t>）。這座城顯然經常在以色列人和非利士人之間易手。以色列人在征服迦南時似乎曾控制亭拿（參</w:t>
+          <w:t>多1:4–5</w:t>
+        </w:r>
+      </w:hyperlink>
+      <w:r>
+        <w:rPr>
+          <w:lang w:val="zh_TW" w:bidi="zh_TW"/>
+        </w:rPr>
+        <w:t>）。保羅在他的信中多次提到提多（在哥林多後書提到八次，在加拉太書提到兩次，在提摩太後書和提多書各提到一次）。使徒行傳沒有提及提多，學者對此原因不詳。有些人推測他是使徒行傳的作者路加的兄弟。</w:t>
+        <w:br/>
+      </w:r>
+      <w:r>
+        <w:rPr>
+          <w:lang w:val="zh_TW" w:bidi="zh_TW"/>
+        </w:rPr>
+        <w:t>提多與提摩太不同，提摩太有一位猶太母親，而提多由非猶太父母所生。我們不知道提多如何成為基督徒或如何遇見保羅。第一次提到提多，是在他與保羅和巴拿巴一起前往耶路撒冷的時候（</w:t>
       </w:r>
       <w:hyperlink r:id="rId19">
         <w:r>
@@ -406,14 +473,14 @@
             <w:color w:val="0000EE"/>
             <w:u w:val="single"/>
           </w:rPr>
-          <w:t>書19:43</w:t>
-        </w:r>
-      </w:hyperlink>
-      <w:r>
-        <w:rPr>
-          <w:lang w:val="zh_TW" w:bidi="zh_TW"/>
-        </w:rPr>
-        <w:t>；譯註：和合本譯為：亭拿他），但到了參孫的時代，這城已落在非利士人手中（</w:t>
+          <w:t>加2:3</w:t>
+        </w:r>
+      </w:hyperlink>
+      <w:r>
+        <w:rPr>
+          <w:lang w:val="zh_TW" w:bidi="zh_TW"/>
+        </w:rPr>
+        <w:t>）。這大概是在公元50年左右，當時教會領袖在耶路撒冷會議上討論重要問題（</w:t>
       </w:r>
       <w:hyperlink r:id="rId20">
         <w:r>
@@ -424,14 +491,36 @@
             <w:color w:val="0000EE"/>
             <w:u w:val="single"/>
           </w:rPr>
-          <w:t>士14:1</w:t>
-        </w:r>
-      </w:hyperlink>
-      <w:r>
-        <w:rPr>
-          <w:lang w:val="zh_TW" w:bidi="zh_TW"/>
-        </w:rPr>
-        <w:t>）。亞哈斯約於公元前730年從非利士人手中奪回亭拿（</w:t>
+          <w:t>徒15章</w:t>
+        </w:r>
+      </w:hyperlink>
+      <w:r>
+        <w:rPr>
+          <w:lang w:val="zh_TW" w:bidi="zh_TW"/>
+        </w:rPr>
+        <w:t>）。在保羅第一次宣教旅行之後不久，安提阿教會就差遣保羅和巴拿巴參加這次會議。</w:t>
+        <w:br/>
+      </w:r>
+      <w:r>
+        <w:rPr>
+          <w:lang w:val="zh_TW" w:bidi="zh_TW"/>
+        </w:rPr>
+        <w:t>當時，一些基督徒認為新的信徒如果不是猶太人（即不是出生於猶太信仰之家），就應該遵循猶太習俗。保羅不同意這個觀點，他帶來了不是猶太人的提多，以證明成為基督徒不需要遵循猶太習俗。教會領袖同意保羅的觀點。他們接受提多為基督徒，而不要求他遵循猶太習俗。這一決定幫助早期教會歡迎更多非猶太人。</w:t>
+        <w:br/>
+      </w:r>
+      <w:r>
+        <w:rPr>
+          <w:lang w:val="zh_TW" w:bidi="zh_TW"/>
+        </w:rPr>
+        <w:t>提多可能在此之後與保羅一起旅行，但直到保羅與哥林多教會發生問題時，我們才再次聽到提多的名字，這發生在保羅第三次宣教旅程中分享耶穌的信息時。</w:t>
+        <w:br/>
+        <w:br/>
+      </w:r>
+      <w:r>
+        <w:rPr>
+          <w:lang w:val="zh_TW" w:bidi="zh_TW"/>
+        </w:rPr>
+        <w:t>根據哥林多後書，保羅在以弗所教導了很長一段時間。在此期間，他聽說哥林多的基督徒對他感到不滿。他們不再接受保羅作為神所揀選的領袖（使徒）。保羅試圖與他們和好，但並未成功。所以保羅派提多去哥林多幫助修復關係。後來，提多在馬其頓（希臘的一個地區）見到保羅，並帶來了好消息。他說哥林多的基督徒已經改變心意，他們現在重新愛戴和尊重保羅（</w:t>
       </w:r>
       <w:hyperlink r:id="rId21">
         <w:r>
@@ -442,14 +531,162 @@
             <w:color w:val="0000EE"/>
             <w:u w:val="single"/>
           </w:rPr>
-          <w:t>代下28:18</w:t>
-        </w:r>
-      </w:hyperlink>
-      <w:r>
-        <w:rPr>
-          <w:lang w:val="zh_TW" w:bidi="zh_TW"/>
-        </w:rPr>
-        <w:t>；譯註：和合本譯為：亭納）。</w:t>
+          <w:t>林後7:6–7</w:t>
+        </w:r>
+      </w:hyperlink>
+      <w:r>
+        <w:rPr>
+          <w:lang w:val="zh_TW" w:bidi="zh_TW"/>
+        </w:rPr>
+        <w:t>）。因此，保羅讓提多帶著哥林多後書返回哥林多。這封信包括為猶太地區貧困的基督徒籌集資金的指示（</w:t>
+      </w:r>
+      <w:hyperlink r:id="rId22">
+        <w:r>
+          <w:rPr>
+            <w:lang w:val="zh_TW" w:bidi="zh_TW"/>
+          </w:rPr>
+          <w:rPr>
+            <w:color w:val="0000EE"/>
+            <w:u w:val="single"/>
+          </w:rPr>
+          <w:t>8:6、16</w:t>
+        </w:r>
+      </w:hyperlink>
+      <w:r>
+        <w:rPr>
+          <w:lang w:val="zh_TW" w:bidi="zh_TW"/>
+        </w:rPr>
+        <w:t>）。提多也成功完成了這項任務（</w:t>
+      </w:r>
+      <w:hyperlink r:id="rId23">
+        <w:r>
+          <w:rPr>
+            <w:lang w:val="zh_TW" w:bidi="zh_TW"/>
+          </w:rPr>
+          <w:rPr>
+            <w:color w:val="0000EE"/>
+            <w:u w:val="single"/>
+          </w:rPr>
+          <w:t>羅15:25–6</w:t>
+        </w:r>
+      </w:hyperlink>
+      <w:r>
+        <w:rPr>
+          <w:lang w:val="zh_TW" w:bidi="zh_TW"/>
+        </w:rPr>
+        <w:t>）。</w:t>
+        <w:br/>
+      </w:r>
+      <w:r>
+        <w:rPr>
+          <w:lang w:val="zh_TW" w:bidi="zh_TW"/>
+        </w:rPr>
+        <w:t>有些人認為保羅在羅馬監禁後被釋放。如果這是真的，提多可能與保羅一起前往克里特島。當保羅離開克里特時，他要求提多留下來幫助那裡的新基督徒群體變得更堅固（</w:t>
+      </w:r>
+      <w:hyperlink r:id="rId24">
+        <w:r>
+          <w:rPr>
+            <w:lang w:val="zh_TW" w:bidi="zh_TW"/>
+          </w:rPr>
+          <w:rPr>
+            <w:color w:val="0000EE"/>
+            <w:u w:val="single"/>
+          </w:rPr>
+          <w:t>多1:5</w:t>
+        </w:r>
+      </w:hyperlink>
+      <w:r>
+        <w:rPr>
+          <w:lang w:val="zh_TW" w:bidi="zh_TW"/>
+        </w:rPr>
+        <w:t>）。這項工作並不容易，因為克里特人難以管理，並且有假教師在給新基督徒製造麻煩（</w:t>
+      </w:r>
+      <w:hyperlink r:id="rId25">
+        <w:r>
+          <w:rPr>
+            <w:lang w:val="zh_TW" w:bidi="zh_TW"/>
+          </w:rPr>
+          <w:rPr>
+            <w:color w:val="0000EE"/>
+            <w:u w:val="single"/>
+          </w:rPr>
+          <w:t>10–16節</w:t>
+        </w:r>
+      </w:hyperlink>
+      <w:r>
+        <w:rPr>
+          <w:lang w:val="zh_TW" w:bidi="zh_TW"/>
+        </w:rPr>
+        <w:t>）。但保羅知道提多能夠應付這個困難的任務。</w:t>
+        <w:br/>
+      </w:r>
+      <w:r>
+        <w:rPr>
+          <w:lang w:val="zh_TW" w:bidi="zh_TW"/>
+        </w:rPr>
+        <w:t>後來，保羅寫了一封信給提多。這封信是保羅的三封教牧書信之一（寫給教會領袖的信）。保羅寫這封信是為了鼓勵提多在克里特與基督徒的工作。保羅在信的結尾吩咐提多在尼哥坡里與他會合，這是一個位於希臘西海岸的城，保羅計劃在那裡過冬（</w:t>
+      </w:r>
+      <w:hyperlink r:id="rId26">
+        <w:r>
+          <w:rPr>
+            <w:lang w:val="zh_TW" w:bidi="zh_TW"/>
+          </w:rPr>
+          <w:rPr>
+            <w:color w:val="0000EE"/>
+            <w:u w:val="single"/>
+          </w:rPr>
+          <w:t>多3:12</w:t>
+        </w:r>
+      </w:hyperlink>
+      <w:r>
+        <w:rPr>
+          <w:lang w:val="zh_TW" w:bidi="zh_TW"/>
+        </w:rPr>
+        <w:t>）。保羅可能從尼哥坡里派提多去撻馬太執行任務，或者保羅稍後在羅馬再次被監禁時差遣提多（見</w:t>
+      </w:r>
+      <w:hyperlink r:id="rId17">
+        <w:r>
+          <w:rPr>
+            <w:lang w:val="zh_TW" w:bidi="zh_TW"/>
+          </w:rPr>
+          <w:rPr>
+            <w:color w:val="0000EE"/>
+            <w:u w:val="single"/>
+          </w:rPr>
+          <w:t>提後4:10</w:t>
+        </w:r>
+      </w:hyperlink>
+      <w:r>
+        <w:rPr>
+          <w:lang w:val="zh_TW" w:bidi="zh_TW"/>
+        </w:rPr>
+        <w:t>）。撻馬太是現在克羅地亞的一個地區。如果後來的傳統資料是正確的話，提多後來回到克里特，並在那裡擔任監督（教會領袖）直到老年。</w:t>
+        <w:br/>
+      </w:r>
+      <w:r>
+        <w:rPr>
+          <w:i/>
+          <w:lang w:val="zh_TW" w:bidi="zh_TW"/>
+        </w:rPr>
+        <w:t>另見</w:t>
+      </w:r>
+      <w:r>
+        <w:rPr>
+          <w:lang w:val="zh_TW" w:bidi="zh_TW"/>
+        </w:rPr>
+        <w:t xml:space="preserve"> </w:t>
+      </w:r>
+      <w:r>
+        <w:rPr>
+          <w:lang w:val="zh_TW" w:bidi="zh_TW"/>
+        </w:rPr>
+        <w:t>提多書</w:t>
+      </w:r>
+      <w:r>
+        <w:rPr>
+          <w:lang w:val="zh_TW" w:bidi="zh_TW"/>
+        </w:rPr>
+        <w:t>。</w:t>
       </w:r>
     </w:p>
     <w:p>
@@ -467,25 +704,313 @@
         <w:rPr>
           <w:lang w:val="zh_TW" w:bidi="zh_TW"/>
         </w:rPr>
-        <w:t>猶大所得產業中南部山區的一座城 （</w:t>
-      </w:r>
-      <w:hyperlink r:id="rId22">
-        <w:r>
-          <w:rPr>
-            <w:lang w:val="zh_TW" w:bidi="zh_TW"/>
-          </w:rPr>
-          <w:rPr>
-            <w:color w:val="0000EE"/>
-            <w:u w:val="single"/>
-          </w:rPr>
-          <w:t>書15:57</w:t>
-        </w:r>
-      </w:hyperlink>
-      <w:r>
-        <w:rPr>
-          <w:lang w:val="zh_TW" w:bidi="zh_TW"/>
-        </w:rPr>
-        <w:t>；譯註：和合本譯為：亭納）。這座城也有可能是猶大與她瑪相遇的地方 （</w:t>
+        <w:t>哥林多一位外邦歸信者的名字的另一種拼寫。當猶太群體拒絕保羅的信息時，保羅前往這個人的家（</w:t>
+      </w:r>
+      <w:hyperlink r:id="rId27">
+        <w:r>
+          <w:rPr>
+            <w:lang w:val="zh_TW" w:bidi="zh_TW"/>
+          </w:rPr>
+          <w:rPr>
+            <w:color w:val="0000EE"/>
+            <w:u w:val="single"/>
+          </w:rPr>
+          <w:t>徒18:7</w:t>
+        </w:r>
+      </w:hyperlink>
+      <w:r>
+        <w:rPr>
+          <w:lang w:val="zh_TW" w:bidi="zh_TW"/>
+        </w:rPr>
+        <w:t>）。更好的抄本證據稱他為提多‧猶士都。</w:t>
+      </w:r>
+      <w:r>
+        <w:rPr>
+          <w:i/>
+          <w:lang w:val="zh_TW" w:bidi="zh_TW"/>
+        </w:rPr>
+        <w:t>另見</w:t>
+      </w:r>
+      <w:r>
+        <w:rPr>
+          <w:lang w:val="zh_TW" w:bidi="zh_TW"/>
+        </w:rPr>
+        <w:t xml:space="preserve"> </w:t>
+      </w:r>
+      <w:r>
+        <w:rPr>
+          <w:lang w:val="zh_TW" w:bidi="zh_TW"/>
+        </w:rPr>
+        <w:t>猶士都#2</w:t>
+      </w:r>
+      <w:r>
+        <w:rPr>
+          <w:lang w:val="zh_TW" w:bidi="zh_TW"/>
+        </w:rPr>
+        <w:t>。</w:t>
+      </w:r>
+    </w:p>
+    <w:p>
+      <w:pPr>
+        <w:pStyle w:val="ListNumber"/>
+        <w:spacing w:line="240" w:lineRule="auto"/>
+        <w:ind w:left="720"/>
+      </w:pPr>
+      <w:r>
+        <w:rPr>
+          <w:lang w:val="zh_TW" w:bidi="zh_TW"/>
+        </w:rPr>
+      </w:r>
+      <w:r>
+        <w:rPr>
+          <w:lang w:val="zh_TW" w:bidi="zh_TW"/>
+        </w:rPr>
+        <w:t>維斯帕先（Vespasian）的兒子。他是公元79年至81年的羅馬皇帝。</w:t>
+      </w:r>
+      <w:r>
+        <w:rPr>
+          <w:i/>
+          <w:lang w:val="zh_TW" w:bidi="zh_TW"/>
+        </w:rPr>
+        <w:t>另見</w:t>
+      </w:r>
+      <w:r>
+        <w:rPr>
+          <w:lang w:val="zh_TW" w:bidi="zh_TW"/>
+        </w:rPr>
+        <w:t xml:space="preserve"> </w:t>
+      </w:r>
+      <w:r>
+        <w:rPr>
+          <w:lang w:val="zh_TW" w:bidi="zh_TW"/>
+        </w:rPr>
+        <w:t>凱撒</w:t>
+      </w:r>
+      <w:r>
+        <w:rPr>
+          <w:lang w:val="zh_TW" w:bidi="zh_TW"/>
+        </w:rPr>
+        <w:t>。</w:t>
+      </w:r>
+      <w:r>
+        <w:rPr>
+          <w:lang w:val="zh_TW" w:bidi="zh_TW"/>
+        </w:rPr>
+      </w:r>
+      <w:r>
+        <w:rPr>
+          <w:lang w:val="zh_TW" w:bidi="zh_TW"/>
+        </w:rPr>
+      </w:r>
+    </w:p>
+    <w:p>
+      <w:pPr/>
+      <w:r>
+        <w:rPr>
+          <w:lang w:val="zh_TW" w:bidi="zh_TW"/>
+        </w:rPr>
+      </w:r>
+    </w:p>
+    <w:p>
+      <w:pPr>
+        <w:pStyle w:val="Heading2"/>
+      </w:pPr>
+      <w:r>
+        <w:rPr>
+          <w:lang w:val="zh_TW" w:bidi="zh_TW"/>
+        </w:rPr>
+        <w:t>提多書，信件至</w:t>
+      </w:r>
+      <w:r>
+        <w:rPr>
+          <w:lang w:val="zh_TW" w:bidi="zh_TW"/>
+        </w:rPr>
+      </w:r>
+    </w:p>
+    <w:p>
+      <w:pPr/>
+      <w:r>
+        <w:rPr>
+          <w:lang w:val="zh_TW" w:bidi="zh_TW"/>
+        </w:rPr>
+      </w:r>
+      <w:r>
+        <w:rPr>
+          <w:lang w:val="zh_TW" w:bidi="zh_TW"/>
+        </w:rPr>
+        <w:t>保羅寫給他同工提多的書信。</w:t>
+      </w:r>
+    </w:p>
+    <w:p>
+      <w:pPr/>
+      <w:r>
+        <w:rPr>
+          <w:lang w:val="zh_TW" w:bidi="zh_TW"/>
+        </w:rPr>
+      </w:r>
+      <w:r>
+        <w:rPr>
+          <w:lang w:val="zh_TW" w:bidi="zh_TW"/>
+        </w:rPr>
+        <w:t>概述</w:t>
+      </w:r>
+    </w:p>
+    <w:p>
+      <w:pPr>
+        <w:pStyle w:val="ListBullet"/>
+        <w:spacing w:line="240" w:lineRule="auto"/>
+        <w:ind w:left="720"/>
+      </w:pPr>
+      <w:r>
+        <w:rPr>
+          <w:lang w:val="zh_TW" w:bidi="zh_TW"/>
+        </w:rPr>
+      </w:r>
+      <w:r>
+        <w:rPr>
+          <w:lang w:val="zh_TW" w:bidi="zh_TW"/>
+        </w:rPr>
+        <w:t>作者</w:t>
+      </w:r>
+    </w:p>
+    <w:p>
+      <w:pPr>
+        <w:pStyle w:val="ListBullet"/>
+        <w:spacing w:line="240" w:lineRule="auto"/>
+        <w:ind w:left="720"/>
+      </w:pPr>
+      <w:r>
+        <w:rPr>
+          <w:lang w:val="zh_TW" w:bidi="zh_TW"/>
+        </w:rPr>
+      </w:r>
+      <w:r>
+        <w:rPr>
+          <w:lang w:val="zh_TW" w:bidi="zh_TW"/>
+        </w:rPr>
+        <w:t>收信人</w:t>
+      </w:r>
+    </w:p>
+    <w:p>
+      <w:pPr>
+        <w:pStyle w:val="ListBullet"/>
+        <w:spacing w:line="240" w:lineRule="auto"/>
+        <w:ind w:left="720"/>
+      </w:pPr>
+      <w:r>
+        <w:rPr>
+          <w:lang w:val="zh_TW" w:bidi="zh_TW"/>
+        </w:rPr>
+      </w:r>
+      <w:r>
+        <w:rPr>
+          <w:lang w:val="zh_TW" w:bidi="zh_TW"/>
+        </w:rPr>
+        <w:t>日期</w:t>
+      </w:r>
+    </w:p>
+    <w:p>
+      <w:pPr>
+        <w:pStyle w:val="ListBullet"/>
+        <w:spacing w:line="240" w:lineRule="auto"/>
+        <w:ind w:left="720"/>
+      </w:pPr>
+      <w:r>
+        <w:rPr>
+          <w:lang w:val="zh_TW" w:bidi="zh_TW"/>
+        </w:rPr>
+      </w:r>
+      <w:r>
+        <w:rPr>
+          <w:lang w:val="zh_TW" w:bidi="zh_TW"/>
+        </w:rPr>
+        <w:t>目的和教導</w:t>
+      </w:r>
+    </w:p>
+    <w:p>
+      <w:pPr>
+        <w:pStyle w:val="ListBullet"/>
+        <w:spacing w:line="240" w:lineRule="auto"/>
+        <w:ind w:left="720"/>
+      </w:pPr>
+      <w:r>
+        <w:rPr>
+          <w:lang w:val="zh_TW" w:bidi="zh_TW"/>
+        </w:rPr>
+      </w:r>
+      <w:r>
+        <w:rPr>
+          <w:lang w:val="zh_TW" w:bidi="zh_TW"/>
+        </w:rPr>
+        <w:t>內容</w:t>
+      </w:r>
+    </w:p>
+    <w:p>
+      <w:pPr>
+        <w:pStyle w:val="Heading3"/>
+      </w:pPr>
+      <w:r>
+        <w:rPr>
+          <w:lang w:val="zh_TW" w:bidi="zh_TW"/>
+        </w:rPr>
+        <w:t>作者</w:t>
+      </w:r>
+    </w:p>
+    <w:p>
+      <w:pPr/>
+      <w:r>
+        <w:rPr>
+          <w:lang w:val="zh_TW" w:bidi="zh_TW"/>
+        </w:rPr>
+      </w:r>
+      <w:r>
+        <w:rPr>
+          <w:lang w:val="zh_TW" w:bidi="zh_TW"/>
+        </w:rPr>
+        <w:t>雖然這封信以保羅的名字和問候開始（</w:t>
+      </w:r>
+      <w:hyperlink r:id="rId28">
+        <w:r>
+          <w:rPr>
+            <w:lang w:val="zh_TW" w:bidi="zh_TW"/>
+          </w:rPr>
+          <w:rPr>
+            <w:color w:val="0000EE"/>
+            <w:u w:val="single"/>
+          </w:rPr>
+          <w:t>多1:1–3</w:t>
+        </w:r>
+      </w:hyperlink>
+      <w:r>
+        <w:rPr>
+          <w:lang w:val="zh_TW" w:bidi="zh_TW"/>
+        </w:rPr>
+        <w:t>），但現代學者基於其措辭和風格、所呈現的教會情況以及其闡述基督教教義的方式，對保羅的作者身份提出質疑。但是，著名學者和細心的研究者堅決捍衛保羅的作者身份，他們認為沒有理由假設這封書信是由其他人在保羅去世後使用保羅的名義寫的。這封書信與保羅其它書信的差異已在先前「提摩太前書」的「作者」部分中做了解釋。</w:t>
+      </w:r>
+    </w:p>
+    <w:p>
+      <w:pPr>
+        <w:pStyle w:val="Heading3"/>
+      </w:pPr>
+      <w:r>
+        <w:rPr>
+          <w:lang w:val="zh_TW" w:bidi="zh_TW"/>
+        </w:rPr>
+        <w:t>收信人</w:t>
+      </w:r>
+    </w:p>
+    <w:p>
+      <w:pPr/>
+      <w:r>
+        <w:rPr>
+          <w:lang w:val="zh_TW" w:bidi="zh_TW"/>
+        </w:rPr>
+      </w:r>
+      <w:r>
+        <w:rPr>
+          <w:lang w:val="zh_TW" w:bidi="zh_TW"/>
+        </w:rPr>
+        <w:t>提多似乎是保羅最信任和最寶貴的同工之一。保羅提到他（</w:t>
       </w:r>
       <w:hyperlink r:id="rId16">
         <w:r>
@@ -496,14 +1021,935 @@
             <w:color w:val="0000EE"/>
             <w:u w:val="single"/>
           </w:rPr>
-          <w:t>創38:12–14</w:t>
-        </w:r>
-      </w:hyperlink>
-      <w:r>
-        <w:rPr>
-          <w:lang w:val="zh_TW" w:bidi="zh_TW"/>
-        </w:rPr>
-        <w:t>；並且可能與上述第一項的亭拿是同一地點）。</w:t>
+          <w:t>林後8:23</w:t>
+        </w:r>
+      </w:hyperlink>
+      <w:r>
+        <w:rPr>
+          <w:lang w:val="zh_TW" w:bidi="zh_TW"/>
+        </w:rPr>
+        <w:t>）是「我的同伴，一同為你們勞碌的」。根據</w:t>
+      </w:r>
+      <w:hyperlink r:id="rId15">
+        <w:r>
+          <w:rPr>
+            <w:lang w:val="zh_TW" w:bidi="zh_TW"/>
+          </w:rPr>
+          <w:rPr>
+            <w:color w:val="0000EE"/>
+            <w:u w:val="single"/>
+          </w:rPr>
+          <w:t>提多書一章4節，</w:t>
+        </w:r>
+      </w:hyperlink>
+      <w:r>
+        <w:rPr>
+          <w:lang w:val="zh_TW" w:bidi="zh_TW"/>
+        </w:rPr>
+        <w:t>提多因保羅的工作而信主。很明顯從</w:t>
+      </w:r>
+      <w:hyperlink r:id="rId29">
+        <w:r>
+          <w:rPr>
+            <w:lang w:val="zh_TW" w:bidi="zh_TW"/>
+          </w:rPr>
+          <w:rPr>
+            <w:color w:val="0000EE"/>
+            <w:u w:val="single"/>
+          </w:rPr>
+          <w:t>加拉太書二章1至4節</w:t>
+        </w:r>
+      </w:hyperlink>
+      <w:r>
+        <w:rPr>
+          <w:lang w:val="zh_TW" w:bidi="zh_TW"/>
+        </w:rPr>
+        <w:t>可以看出提多是外邦人，他成為外邦基督徒是否應受割禮的試金石。那時提多與保羅和巴拿巴在耶路撒冷。後來，在保羅第三次宣教旅程中，提多為保羅在哥林多執行了兩項艱鉅的任務：第一項任務涉及保羅與哥林多教會之間的緊張關係；第二項任務與為耶路撒冷教會收集外邦人的奉獻有關（</w:t>
+      </w:r>
+      <w:hyperlink r:id="rId30">
+        <w:r>
+          <w:rPr>
+            <w:lang w:val="zh_TW" w:bidi="zh_TW"/>
+          </w:rPr>
+          <w:rPr>
+            <w:color w:val="0000EE"/>
+            <w:u w:val="single"/>
+          </w:rPr>
+          <w:t>林後2:12–13，</w:t>
+        </w:r>
+      </w:hyperlink>
+      <w:hyperlink r:id="rId31">
+        <w:r>
+          <w:rPr>
+            <w:lang w:val="zh_TW" w:bidi="zh_TW"/>
+          </w:rPr>
+          <w:rPr>
+            <w:color w:val="0000EE"/>
+            <w:u w:val="single"/>
+          </w:rPr>
+          <w:t>7:5–16，</w:t>
+        </w:r>
+      </w:hyperlink>
+      <w:hyperlink r:id="rId32">
+        <w:r>
+          <w:rPr>
+            <w:lang w:val="zh_TW" w:bidi="zh_TW"/>
+          </w:rPr>
+          <w:rPr>
+            <w:color w:val="0000EE"/>
+            <w:u w:val="single"/>
+          </w:rPr>
+          <w:t>8:1–24</w:t>
+        </w:r>
+      </w:hyperlink>
+      <w:r>
+        <w:rPr>
+          <w:lang w:val="zh_TW" w:bidi="zh_TW"/>
+        </w:rPr>
+        <w:t>）。如果</w:t>
+      </w:r>
+      <w:hyperlink r:id="rId33">
+        <w:r>
+          <w:rPr>
+            <w:lang w:val="zh_TW" w:bidi="zh_TW"/>
+          </w:rPr>
+          <w:rPr>
+            <w:color w:val="0000EE"/>
+            <w:u w:val="single"/>
+          </w:rPr>
+          <w:t>提摩太後書四章9至18節</w:t>
+        </w:r>
+      </w:hyperlink>
+      <w:r>
+        <w:rPr>
+          <w:lang w:val="zh_TW" w:bidi="zh_TW"/>
+        </w:rPr>
+        <w:t>保羅在晚年所寫，那麼提多在此信寫成後前往撻馬太。</w:t>
+      </w:r>
+    </w:p>
+    <w:p>
+      <w:pPr>
+        <w:pStyle w:val="Heading3"/>
+      </w:pPr>
+      <w:r>
+        <w:rPr>
+          <w:lang w:val="zh_TW" w:bidi="zh_TW"/>
+        </w:rPr>
+        <w:t>日期</w:t>
+      </w:r>
+    </w:p>
+    <w:p>
+      <w:pPr/>
+      <w:r>
+        <w:rPr>
+          <w:lang w:val="zh_TW" w:bidi="zh_TW"/>
+        </w:rPr>
+      </w:r>
+      <w:r>
+        <w:rPr>
+          <w:lang w:val="zh_TW" w:bidi="zh_TW"/>
+        </w:rPr>
+        <w:t>要準確地確定這封信的日期並不容易。保羅吩咐提多留在克里特繼續他的工作（</w:t>
+      </w:r>
+      <w:hyperlink r:id="rId24">
+        <w:r>
+          <w:rPr>
+            <w:lang w:val="zh_TW" w:bidi="zh_TW"/>
+          </w:rPr>
+          <w:rPr>
+            <w:color w:val="0000EE"/>
+            <w:u w:val="single"/>
+          </w:rPr>
+          <w:t>多1:5</w:t>
+        </w:r>
+      </w:hyperlink>
+      <w:r>
+        <w:rPr>
+          <w:lang w:val="zh_TW" w:bidi="zh_TW"/>
+        </w:rPr>
+        <w:t>）。保羅曾在前往羅馬的途中短暫停留在克里特（</w:t>
+      </w:r>
+      <w:hyperlink r:id="rId34">
+        <w:r>
+          <w:rPr>
+            <w:lang w:val="zh_TW" w:bidi="zh_TW"/>
+          </w:rPr>
+          <w:rPr>
+            <w:color w:val="0000EE"/>
+            <w:u w:val="single"/>
+          </w:rPr>
+          <w:t>徒27:7–13</w:t>
+        </w:r>
+      </w:hyperlink>
+      <w:r>
+        <w:rPr>
+          <w:lang w:val="zh_TW" w:bidi="zh_TW"/>
+        </w:rPr>
+        <w:t>），但這並不是信中提到的事件。在</w:t>
+      </w:r>
+      <w:hyperlink r:id="rId26">
+        <w:r>
+          <w:rPr>
+            <w:lang w:val="zh_TW" w:bidi="zh_TW"/>
+          </w:rPr>
+          <w:rPr>
+            <w:color w:val="0000EE"/>
+            <w:u w:val="single"/>
+          </w:rPr>
+          <w:t>提多書三章12節</w:t>
+        </w:r>
+      </w:hyperlink>
+      <w:r>
+        <w:rPr>
+          <w:lang w:val="zh_TW" w:bidi="zh_TW"/>
+        </w:rPr>
+        <w:t>，提多被召來到尼哥坡里（可能是希臘伊庇魯斯〔Epirus〕的尼哥坡里），因為保羅決定在那裡過冬。許多學者認為，保羅在羅馬的第一次監禁結束後（</w:t>
+      </w:r>
+      <w:hyperlink r:id="rId35">
+        <w:r>
+          <w:rPr>
+            <w:lang w:val="zh_TW" w:bidi="zh_TW"/>
+          </w:rPr>
+          <w:rPr>
+            <w:color w:val="0000EE"/>
+            <w:u w:val="single"/>
+          </w:rPr>
+          <w:t>徒28:16–31</w:t>
+        </w:r>
+      </w:hyperlink>
+      <w:r>
+        <w:rPr>
+          <w:lang w:val="zh_TW" w:bidi="zh_TW"/>
+        </w:rPr>
+        <w:t>），他被釋放並繼續在各地（包括西班牙、克里特和希臘）進行事工，然後被逮捕，第二次被監禁，最後被處死。那些不接受保羅為提多書作者的人，則認為這封信與提摩太前書及提摩太後書一樣，都是保羅死後的那一代所寫的。</w:t>
+      </w:r>
+    </w:p>
+    <w:p>
+      <w:pPr>
+        <w:pStyle w:val="Heading3"/>
+      </w:pPr>
+      <w:r>
+        <w:rPr>
+          <w:lang w:val="zh_TW" w:bidi="zh_TW"/>
+        </w:rPr>
+        <w:t>目的和教導</w:t>
+      </w:r>
+    </w:p>
+    <w:p>
+      <w:pPr/>
+      <w:r>
+        <w:rPr>
+          <w:lang w:val="zh_TW" w:bidi="zh_TW"/>
+        </w:rPr>
+      </w:r>
+      <w:r>
+        <w:rPr>
+          <w:lang w:val="zh_TW" w:bidi="zh_TW"/>
+        </w:rPr>
+        <w:t>雖然這封信是寫給保羅的一位同工，但其中個人的提及和勸勉極少。保羅的主要關注點是克里特教會的成長和發展，這些教會當時遭受一些虛假教導的困擾，這些教導似乎帶有猶太元素、禁欲主義傾向，以及大量的推測性討論（</w:t>
+      </w:r>
+      <w:hyperlink r:id="rId36">
+        <w:r>
+          <w:rPr>
+            <w:lang w:val="zh_TW" w:bidi="zh_TW"/>
+          </w:rPr>
+          <w:rPr>
+            <w:color w:val="0000EE"/>
+            <w:u w:val="single"/>
+          </w:rPr>
+          <w:t>多1:10、14–15，</w:t>
+        </w:r>
+      </w:hyperlink>
+      <w:hyperlink r:id="rId37">
+        <w:r>
+          <w:rPr>
+            <w:lang w:val="zh_TW" w:bidi="zh_TW"/>
+          </w:rPr>
+          <w:rPr>
+            <w:color w:val="0000EE"/>
+            <w:u w:val="single"/>
+          </w:rPr>
+          <w:t>3:9</w:t>
+        </w:r>
+      </w:hyperlink>
+      <w:r>
+        <w:rPr>
+          <w:lang w:val="zh_TW" w:bidi="zh_TW"/>
+        </w:rPr>
+        <w:t>）。總的來說，這些教會似乎面臨著一種早期猶太形式的諾斯底主義的感脅。這些教導的提倡者是為了「貪不義之財」（</w:t>
+      </w:r>
+      <w:hyperlink r:id="rId38">
+        <w:r>
+          <w:rPr>
+            <w:lang w:val="zh_TW" w:bidi="zh_TW"/>
+          </w:rPr>
+          <w:rPr>
+            <w:color w:val="0000EE"/>
+            <w:u w:val="single"/>
+          </w:rPr>
+          <w:t>1:11</w:t>
+        </w:r>
+      </w:hyperlink>
+      <w:r>
+        <w:rPr>
+          <w:lang w:val="zh_TW" w:bidi="zh_TW"/>
+        </w:rPr>
+        <w:t>）。保羅吩咐提多和他要任命的長老們駁斥錯誤教導，並為信徒提供正確的教義（</w:t>
+      </w:r>
+      <w:hyperlink r:id="rId39">
+        <w:r>
+          <w:rPr>
+            <w:lang w:val="zh_TW" w:bidi="zh_TW"/>
+          </w:rPr>
+          <w:rPr>
+            <w:color w:val="0000EE"/>
+            <w:u w:val="single"/>
+          </w:rPr>
+          <w:t>9</w:t>
+        </w:r>
+      </w:hyperlink>
+      <w:r>
+        <w:rPr>
+          <w:lang w:val="zh_TW" w:bidi="zh_TW"/>
+        </w:rPr>
+        <w:t>節）。雖然這些正確的教義並未明確說明，但它必定涉及神在基督裡的救恩、聖靈更新的工作，以及主耶穌的再來（</w:t>
+      </w:r>
+      <w:hyperlink r:id="rId40">
+        <w:r>
+          <w:rPr>
+            <w:lang w:val="zh_TW" w:bidi="zh_TW"/>
+          </w:rPr>
+          <w:rPr>
+            <w:color w:val="0000EE"/>
+            <w:u w:val="single"/>
+          </w:rPr>
+          <w:t>2:11–13，</w:t>
+        </w:r>
+      </w:hyperlink>
+      <w:hyperlink r:id="rId41">
+        <w:r>
+          <w:rPr>
+            <w:lang w:val="zh_TW" w:bidi="zh_TW"/>
+          </w:rPr>
+          <w:rPr>
+            <w:color w:val="0000EE"/>
+            <w:u w:val="single"/>
+          </w:rPr>
+          <w:t>3:4–7</w:t>
+        </w:r>
+      </w:hyperlink>
+      <w:r>
+        <w:rPr>
+          <w:lang w:val="zh_TW" w:bidi="zh_TW"/>
+        </w:rPr>
+        <w:t>）。 在這封信中，不斷強調一種與福音相稱的生活方式——應用於基督教社區中的不同群體：年長的男女、年輕的男女和奴隸。</w:t>
+      </w:r>
+    </w:p>
+    <w:p>
+      <w:pPr>
+        <w:pStyle w:val="Heading3"/>
+      </w:pPr>
+      <w:r>
+        <w:rPr>
+          <w:lang w:val="zh_TW" w:bidi="zh_TW"/>
+        </w:rPr>
+        <w:t>內容</w:t>
+      </w:r>
+    </w:p>
+    <w:p>
+      <w:pPr>
+        <w:pStyle w:val="Heading4"/>
+      </w:pPr>
+      <w:r>
+        <w:rPr>
+          <w:lang w:val="zh_TW" w:bidi="zh_TW"/>
+        </w:rPr>
+        <w:t>問安（</w:t>
+      </w:r>
+      <w:hyperlink r:id="rId42">
+        <w:r>
+          <w:rPr>
+            <w:lang w:val="zh_TW" w:bidi="zh_TW"/>
+          </w:rPr>
+          <w:rPr>
+            <w:color w:val="0000EE"/>
+            <w:u w:val="single"/>
+          </w:rPr>
+          <w:t>1:1–4</w:t>
+        </w:r>
+      </w:hyperlink>
+      <w:r>
+        <w:rPr>
+          <w:lang w:val="zh_TW" w:bidi="zh_TW"/>
+        </w:rPr>
+        <w:t>）</w:t>
+      </w:r>
+    </w:p>
+    <w:p>
+      <w:pPr/>
+      <w:r>
+        <w:rPr>
+          <w:lang w:val="zh_TW" w:bidi="zh_TW"/>
+        </w:rPr>
+      </w:r>
+      <w:r>
+        <w:rPr>
+          <w:lang w:val="zh_TW" w:bidi="zh_TW"/>
+        </w:rPr>
+        <w:t>問安來自保羅——他的使徒職分被描述為作為福音的管家，這促進了信仰並加強了對真理的認識、永生的盼望和敬虔的生活——給提多，他被稱為「共信之道作我真兒子的」。</w:t>
+      </w:r>
+    </w:p>
+    <w:p>
+      <w:pPr>
+        <w:pStyle w:val="Heading4"/>
+      </w:pPr>
+      <w:r>
+        <w:rPr>
+          <w:lang w:val="zh_TW" w:bidi="zh_TW"/>
+        </w:rPr>
+        <w:t>提多在克里特的工作（</w:t>
+      </w:r>
+      <w:hyperlink r:id="rId43">
+        <w:r>
+          <w:rPr>
+            <w:lang w:val="zh_TW" w:bidi="zh_TW"/>
+          </w:rPr>
+          <w:rPr>
+            <w:color w:val="0000EE"/>
+            <w:u w:val="single"/>
+          </w:rPr>
+          <w:t>1:5–9</w:t>
+        </w:r>
+      </w:hyperlink>
+      <w:r>
+        <w:rPr>
+          <w:lang w:val="zh_TW" w:bidi="zh_TW"/>
+        </w:rPr>
+        <w:t>）</w:t>
+      </w:r>
+    </w:p>
+    <w:p>
+      <w:pPr/>
+      <w:r>
+        <w:rPr>
+          <w:lang w:val="zh_TW" w:bidi="zh_TW"/>
+        </w:rPr>
+      </w:r>
+      <w:r>
+        <w:rPr>
+          <w:lang w:val="zh_TW" w:bidi="zh_TW"/>
+        </w:rPr>
+        <w:t>提多留在克里特以繼續保羅的工作，並在各教會中選立長老（參</w:t>
+      </w:r>
+      <w:hyperlink r:id="rId44">
+        <w:r>
+          <w:rPr>
+            <w:lang w:val="zh_TW" w:bidi="zh_TW"/>
+          </w:rPr>
+          <w:rPr>
+            <w:color w:val="0000EE"/>
+            <w:u w:val="single"/>
+          </w:rPr>
+          <w:t>徒14:23</w:t>
+        </w:r>
+      </w:hyperlink>
+      <w:r>
+        <w:rPr>
+          <w:lang w:val="zh_TW" w:bidi="zh_TW"/>
+        </w:rPr>
+        <w:t>）。這些長老也被稱為監督（參</w:t>
+      </w:r>
+      <w:hyperlink r:id="rId45">
+        <w:r>
+          <w:rPr>
+            <w:lang w:val="zh_TW" w:bidi="zh_TW"/>
+          </w:rPr>
+          <w:rPr>
+            <w:color w:val="0000EE"/>
+            <w:u w:val="single"/>
+          </w:rPr>
+          <w:t>20:17、28</w:t>
+        </w:r>
+      </w:hyperlink>
+      <w:r>
+        <w:rPr>
+          <w:lang w:val="zh_TW" w:bidi="zh_TW"/>
+        </w:rPr>
+        <w:t>）——也就是那些負責照管教會的人。保羅在這裡描述了這些領袖應具備的生活品質（參照</w:t>
+      </w:r>
+      <w:hyperlink r:id="rId46">
+        <w:r>
+          <w:rPr>
+            <w:lang w:val="zh_TW" w:bidi="zh_TW"/>
+          </w:rPr>
+          <w:rPr>
+            <w:color w:val="0000EE"/>
+            <w:u w:val="single"/>
+          </w:rPr>
+          <w:t>提前3:2–7</w:t>
+        </w:r>
+      </w:hyperlink>
+      <w:r>
+        <w:rPr>
+          <w:lang w:val="zh_TW" w:bidi="zh_TW"/>
+        </w:rPr>
+        <w:t>）。</w:t>
+      </w:r>
+    </w:p>
+    <w:p>
+      <w:pPr>
+        <w:pStyle w:val="Heading4"/>
+      </w:pPr>
+      <w:r>
+        <w:rPr>
+          <w:lang w:val="zh_TW" w:bidi="zh_TW"/>
+        </w:rPr>
+        <w:t>處理錯誤教導（</w:t>
+      </w:r>
+      <w:hyperlink r:id="rId25">
+        <w:r>
+          <w:rPr>
+            <w:lang w:val="zh_TW" w:bidi="zh_TW"/>
+          </w:rPr>
+          <w:rPr>
+            <w:color w:val="0000EE"/>
+            <w:u w:val="single"/>
+          </w:rPr>
+          <w:t>1:10–16</w:t>
+        </w:r>
+      </w:hyperlink>
+      <w:r>
+        <w:rPr>
+          <w:lang w:val="zh_TW" w:bidi="zh_TW"/>
+        </w:rPr>
+        <w:t>）</w:t>
+      </w:r>
+    </w:p>
+    <w:p>
+      <w:pPr/>
+      <w:r>
+        <w:rPr>
+          <w:lang w:val="zh_TW" w:bidi="zh_TW"/>
+        </w:rPr>
+      </w:r>
+      <w:r>
+        <w:rPr>
+          <w:lang w:val="zh_TW" w:bidi="zh_TW"/>
+        </w:rPr>
+        <w:t>上一部分結束時提到長老們的責任：「將純正的教訓勸化人，又能把爭辯的人駁倒」。反對者透過錯誤的教導擾亂了「全家人」，保羅以貶損的語氣形容這些假教師，指出他們的生活與他們所宣稱認識的神並不相符。</w:t>
+      </w:r>
+    </w:p>
+    <w:p>
+      <w:pPr>
+        <w:pStyle w:val="Heading4"/>
+      </w:pPr>
+      <w:r>
+        <w:rPr>
+          <w:lang w:val="zh_TW" w:bidi="zh_TW"/>
+        </w:rPr>
+        <w:t>推廣正確的教導（</w:t>
+      </w:r>
+      <w:hyperlink r:id="rId47">
+        <w:r>
+          <w:rPr>
+            <w:lang w:val="zh_TW" w:bidi="zh_TW"/>
+          </w:rPr>
+          <w:rPr>
+            <w:color w:val="0000EE"/>
+            <w:u w:val="single"/>
+          </w:rPr>
+          <w:t>2:1–10</w:t>
+        </w:r>
+      </w:hyperlink>
+      <w:r>
+        <w:rPr>
+          <w:lang w:val="zh_TW" w:bidi="zh_TW"/>
+        </w:rPr>
+        <w:t>）</w:t>
+      </w:r>
+    </w:p>
+    <w:p>
+      <w:pPr/>
+      <w:r>
+        <w:rPr>
+          <w:lang w:val="zh_TW" w:bidi="zh_TW"/>
+        </w:rPr>
+      </w:r>
+      <w:r>
+        <w:rPr>
+          <w:lang w:val="zh_TW" w:bidi="zh_TW"/>
+        </w:rPr>
+        <w:t>提多有責任「講的總要合乎那純正的道理」。保羅託付他要勸誡年長的男人保持節制（</w:t>
+      </w:r>
+      <w:hyperlink r:id="rId48">
+        <w:r>
+          <w:rPr>
+            <w:lang w:val="zh_TW" w:bidi="zh_TW"/>
+          </w:rPr>
+          <w:rPr>
+            <w:color w:val="0000EE"/>
+            <w:u w:val="single"/>
+          </w:rPr>
+          <w:t>2:2</w:t>
+        </w:r>
+      </w:hyperlink>
+      <w:r>
+        <w:rPr>
+          <w:lang w:val="zh_TW" w:bidi="zh_TW"/>
+        </w:rPr>
+        <w:t>），並教導年長的婦女過敬虔的生活（</w:t>
+      </w:r>
+      <w:hyperlink r:id="rId49">
+        <w:r>
+          <w:rPr>
+            <w:lang w:val="zh_TW" w:bidi="zh_TW"/>
+          </w:rPr>
+          <w:rPr>
+            <w:color w:val="0000EE"/>
+            <w:u w:val="single"/>
+          </w:rPr>
+          <w:t>3節</w:t>
+        </w:r>
+      </w:hyperlink>
+      <w:r>
+        <w:rPr>
+          <w:lang w:val="zh_TW" w:bidi="zh_TW"/>
+        </w:rPr>
+        <w:t>）。這些年長的婦女則應教導年輕的婦女在家庭中過純潔且充滿愛的生活，這樣才能避免神的道被毀謗（</w:t>
+      </w:r>
+      <w:hyperlink r:id="rId50">
+        <w:r>
+          <w:rPr>
+            <w:lang w:val="zh_TW" w:bidi="zh_TW"/>
+          </w:rPr>
+          <w:rPr>
+            <w:color w:val="0000EE"/>
+            <w:u w:val="single"/>
+          </w:rPr>
+          <w:t>4–5節</w:t>
+        </w:r>
+      </w:hyperlink>
+      <w:r>
+        <w:rPr>
+          <w:lang w:val="zh_TW" w:bidi="zh_TW"/>
+        </w:rPr>
+        <w:t>）。年輕人則要保持節制（</w:t>
+      </w:r>
+      <w:hyperlink r:id="rId51">
+        <w:r>
+          <w:rPr>
+            <w:lang w:val="zh_TW" w:bidi="zh_TW"/>
+          </w:rPr>
+          <w:rPr>
+            <w:color w:val="0000EE"/>
+            <w:u w:val="single"/>
+          </w:rPr>
+          <w:t>6</w:t>
+        </w:r>
+      </w:hyperlink>
+      <w:r>
+        <w:rPr>
+          <w:lang w:val="zh_TW" w:bidi="zh_TW"/>
+        </w:rPr>
+        <w:t>節），而提多本身也應在言語和行為上做榜樣，以使反對者無可指責（</w:t>
+      </w:r>
+      <w:hyperlink r:id="rId52">
+        <w:r>
+          <w:rPr>
+            <w:lang w:val="zh_TW" w:bidi="zh_TW"/>
+          </w:rPr>
+          <w:rPr>
+            <w:color w:val="0000EE"/>
+            <w:u w:val="single"/>
+          </w:rPr>
+          <w:t>7–8</w:t>
+        </w:r>
+      </w:hyperlink>
+      <w:r>
+        <w:rPr>
+          <w:lang w:val="zh_TW" w:bidi="zh_TW"/>
+        </w:rPr>
+        <w:t>節）。最後，奴僕們應順服主人，誠實工作，目的是「以致凡事尊榮我們救主—神的道」（</w:t>
+      </w:r>
+      <w:hyperlink r:id="rId53">
+        <w:r>
+          <w:rPr>
+            <w:lang w:val="zh_TW" w:bidi="zh_TW"/>
+          </w:rPr>
+          <w:rPr>
+            <w:color w:val="0000EE"/>
+            <w:u w:val="single"/>
+          </w:rPr>
+          <w:t>10</w:t>
+        </w:r>
+      </w:hyperlink>
+      <w:r>
+        <w:rPr>
+          <w:lang w:val="zh_TW" w:bidi="zh_TW"/>
+        </w:rPr>
+        <w:t>節）。</w:t>
+      </w:r>
+    </w:p>
+    <w:p>
+      <w:pPr>
+        <w:pStyle w:val="Heading4"/>
+      </w:pPr>
+      <w:r>
+        <w:rPr>
+          <w:lang w:val="zh_TW" w:bidi="zh_TW"/>
+        </w:rPr>
+        <w:t>神的恩典（</w:t>
+      </w:r>
+      <w:hyperlink r:id="rId54">
+        <w:r>
+          <w:rPr>
+            <w:lang w:val="zh_TW" w:bidi="zh_TW"/>
+          </w:rPr>
+          <w:rPr>
+            <w:color w:val="0000EE"/>
+            <w:u w:val="single"/>
+          </w:rPr>
+          <w:t>2:11–15</w:t>
+        </w:r>
+      </w:hyperlink>
+      <w:r>
+        <w:rPr>
+          <w:lang w:val="zh_TW" w:bidi="zh_TW"/>
+        </w:rPr>
+        <w:t>）</w:t>
+      </w:r>
+    </w:p>
+    <w:p>
+      <w:pPr/>
+      <w:r>
+        <w:rPr>
+          <w:lang w:val="zh_TW" w:bidi="zh_TW"/>
+        </w:rPr>
+      </w:r>
+      <w:r>
+        <w:rPr>
+          <w:lang w:val="zh_TW" w:bidi="zh_TW"/>
+        </w:rPr>
+        <w:t>保羅接著闡述了神在耶穌基督裡恩典的啟示：目的是將救恩帶給所有人，使他們與不敬虔和世俗的情慾徹底決裂，並過正直的生活，同時常常期待「至大的神和我們救主耶穌基督」的再來。他們的生活將表明他們是屬於神的子民，總是渴望熱心行善。</w:t>
+      </w:r>
+    </w:p>
+    <w:p>
+      <w:pPr>
+        <w:pStyle w:val="Heading4"/>
+      </w:pPr>
+      <w:r>
+        <w:rPr>
+          <w:lang w:val="zh_TW" w:bidi="zh_TW"/>
+        </w:rPr>
+        <w:t>行善（</w:t>
+      </w:r>
+      <w:hyperlink r:id="rId55">
+        <w:r>
+          <w:rPr>
+            <w:lang w:val="zh_TW" w:bidi="zh_TW"/>
+          </w:rPr>
+          <w:rPr>
+            <w:color w:val="0000EE"/>
+            <w:u w:val="single"/>
+          </w:rPr>
+          <w:t>3:1–8</w:t>
+        </w:r>
+      </w:hyperlink>
+      <w:r>
+        <w:rPr>
+          <w:lang w:val="zh_TW" w:bidi="zh_TW"/>
+        </w:rPr>
+        <w:t>）</w:t>
+      </w:r>
+    </w:p>
+    <w:p>
+      <w:pPr/>
+      <w:r>
+        <w:rPr>
+          <w:lang w:val="zh_TW" w:bidi="zh_TW"/>
+        </w:rPr>
+      </w:r>
+      <w:r>
+        <w:rPr>
+          <w:lang w:val="zh_TW" w:bidi="zh_TW"/>
+        </w:rPr>
+        <w:t>在這部分，保羅勸告提多要提醒克里特的基督徒順服執政掌權者（參</w:t>
+      </w:r>
+      <w:hyperlink r:id="rId56">
+        <w:r>
+          <w:rPr>
+            <w:lang w:val="zh_TW" w:bidi="zh_TW"/>
+          </w:rPr>
+          <w:rPr>
+            <w:color w:val="0000EE"/>
+            <w:u w:val="single"/>
+          </w:rPr>
+          <w:t>羅13:1–7</w:t>
+        </w:r>
+      </w:hyperlink>
+      <w:r>
+        <w:rPr>
+          <w:lang w:val="zh_TW" w:bidi="zh_TW"/>
+        </w:rPr>
+        <w:t>；</w:t>
+      </w:r>
+      <w:hyperlink r:id="rId57">
+        <w:r>
+          <w:rPr>
+            <w:lang w:val="zh_TW" w:bidi="zh_TW"/>
+          </w:rPr>
+          <w:rPr>
+            <w:color w:val="0000EE"/>
+            <w:u w:val="single"/>
+          </w:rPr>
+          <w:t>彼前2:13–17</w:t>
+        </w:r>
+      </w:hyperlink>
+      <w:r>
+        <w:rPr>
+          <w:lang w:val="zh_TW" w:bidi="zh_TW"/>
+        </w:rPr>
+        <w:t>），積極參與社區中的工作並且要誠實地工作。保羅再次強調了生活的品質，尤其是禮貌和渴望與他人和平相處的態度。這種生活方式來自於靈命的更新，而這樣的更新是基於基督的救贖工作，這不是我們配得的，而是完全出於祂的憐憫。祂帶來了罪的潔淨，「藉著聖靈的重生和更新」。</w:t>
+      </w:r>
+    </w:p>
+    <w:p>
+      <w:pPr>
+        <w:pStyle w:val="Heading4"/>
+      </w:pPr>
+      <w:r>
+        <w:rPr>
+          <w:lang w:val="zh_TW" w:bidi="zh_TW"/>
+        </w:rPr>
+        <w:t>保羅的最後勸誡和問安（</w:t>
+      </w:r>
+      <w:hyperlink r:id="rId58">
+        <w:r>
+          <w:rPr>
+            <w:lang w:val="zh_TW" w:bidi="zh_TW"/>
+          </w:rPr>
+          <w:rPr>
+            <w:color w:val="0000EE"/>
+            <w:u w:val="single"/>
+          </w:rPr>
+          <w:t>3:9–15</w:t>
+        </w:r>
+      </w:hyperlink>
+      <w:r>
+        <w:rPr>
+          <w:lang w:val="zh_TW" w:bidi="zh_TW"/>
+        </w:rPr>
+        <w:t>）</w:t>
+      </w:r>
+    </w:p>
+    <w:p>
+      <w:pPr/>
+      <w:r>
+        <w:rPr>
+          <w:lang w:val="zh_TW" w:bidi="zh_TW"/>
+        </w:rPr>
+      </w:r>
+      <w:r>
+        <w:rPr>
+          <w:lang w:val="zh_TW" w:bidi="zh_TW"/>
+        </w:rPr>
+        <w:t>在最後的部分，保羅勸告提多要避開那些喜歡為了辯論而辯論宗教的人，並指導提多如何處理那些製造紛爭的人。</w:t>
+      </w:r>
+    </w:p>
+    <w:p>
+      <w:pPr/>
+      <w:r>
+        <w:rPr>
+          <w:lang w:val="zh_TW" w:bidi="zh_TW"/>
+        </w:rPr>
+      </w:r>
+      <w:r>
+        <w:rPr>
+          <w:lang w:val="zh_TW" w:bidi="zh_TW"/>
+        </w:rPr>
+        <w:t>接著，保羅告訴提多他將派亞提馬（在新約中未曾提及）或推基古來見他，並勸提多，若阿波羅和西納路過克里特，要好好照顧他們。提多自己則應在冬天之前到尼哥坡里見保羅。</w:t>
+      </w:r>
+    </w:p>
+    <w:p>
+      <w:pPr/>
+      <w:r>
+        <w:rPr>
+          <w:lang w:val="zh_TW" w:bidi="zh_TW"/>
+        </w:rPr>
+      </w:r>
+      <w:r>
+        <w:rPr>
+          <w:lang w:val="zh_TW" w:bidi="zh_TW"/>
+        </w:rPr>
+        <w:t>這封書信以對「行善」和屬靈上豐盛的生活的勸誡作結。</w:t>
+      </w:r>
+    </w:p>
+    <w:p>
+      <w:pPr/>
+      <w:r>
+        <w:rPr>
+          <w:lang w:val="zh_TW" w:bidi="zh_TW"/>
+        </w:rPr>
+      </w:r>
+      <w:r>
+        <w:rPr>
+          <w:i/>
+          <w:lang w:val="zh_TW" w:bidi="zh_TW"/>
+        </w:rPr>
+        <w:t>另見</w:t>
+      </w:r>
+      <w:r>
+        <w:rPr>
+          <w:lang w:val="zh_TW" w:bidi="zh_TW"/>
+        </w:rPr>
+        <w:t xml:space="preserve"> </w:t>
+      </w:r>
+      <w:r>
+        <w:rPr>
+          <w:lang w:val="zh_TW" w:bidi="zh_TW"/>
+        </w:rPr>
+        <w:t>使徒保羅</w:t>
+      </w:r>
+      <w:r>
+        <w:rPr>
+          <w:lang w:val="zh_TW" w:bidi="zh_TW"/>
+        </w:rPr>
+        <w:t>；</w:t>
+      </w:r>
+      <w:r>
+        <w:rPr>
+          <w:lang w:val="zh_TW" w:bidi="zh_TW"/>
+        </w:rPr>
+        <w:t>提摩太前書</w:t>
+      </w:r>
+      <w:r>
+        <w:rPr>
+          <w:lang w:val="zh_TW" w:bidi="zh_TW"/>
+        </w:rPr>
+        <w:t>；</w:t>
+      </w:r>
+      <w:r>
+        <w:rPr>
+          <w:lang w:val="zh_TW" w:bidi="zh_TW"/>
+        </w:rPr>
+        <w:t>提摩太後書</w:t>
+      </w:r>
+      <w:r>
+        <w:rPr>
+          <w:lang w:val="zh_TW" w:bidi="zh_TW"/>
+        </w:rPr>
+        <w:t>；</w:t>
+      </w:r>
+      <w:r>
+        <w:rPr>
+          <w:lang w:val="zh_TW" w:bidi="zh_TW"/>
+        </w:rPr>
+        <w:t>提多（人物）#1</w:t>
+      </w:r>
+      <w:r>
+        <w:rPr>
+          <w:lang w:val="zh_TW" w:bidi="zh_TW"/>
+        </w:rPr>
+        <w:t>。</w:t>
       </w:r>
       <w:r>
         <w:rPr>
@@ -532,62 +1978,190 @@
         <w:rPr>
           <w:lang w:val="zh_TW" w:bidi="zh_TW"/>
         </w:rPr>
-        <w:t>亭拿（Timnath）</w:t>
-      </w:r>
-      <w:r>
-        <w:rPr>
-          <w:lang w:val="zh_TW" w:bidi="zh_TW"/>
-        </w:rPr>
-      </w:r>
-    </w:p>
-    <w:p>
-      <w:pPr/>
-      <w:r>
-        <w:rPr>
-          <w:lang w:val="zh_TW" w:bidi="zh_TW"/>
-        </w:rPr>
-      </w:r>
-      <w:r>
-        <w:rPr>
-          <w:lang w:val="zh_TW" w:bidi="zh_TW"/>
-        </w:rPr>
-        <w:t>有英文譯本在</w:t>
-      </w:r>
-      <w:hyperlink r:id="rId16">
-        <w:r>
-          <w:rPr>
-            <w:lang w:val="zh_TW" w:bidi="zh_TW"/>
-          </w:rPr>
-          <w:rPr>
-            <w:color w:val="0000EE"/>
-            <w:u w:val="single"/>
-          </w:rPr>
-          <w:t>創世記三十八章12至14節</w:t>
-        </w:r>
-      </w:hyperlink>
-      <w:r>
-        <w:rPr>
-          <w:lang w:val="zh_TW" w:bidi="zh_TW"/>
-        </w:rPr>
-        <w:t>和</w:t>
-      </w:r>
-      <w:hyperlink r:id="rId17">
-        <w:r>
-          <w:rPr>
-            <w:lang w:val="zh_TW" w:bidi="zh_TW"/>
-          </w:rPr>
-          <w:rPr>
-            <w:color w:val="0000EE"/>
-            <w:u w:val="single"/>
-          </w:rPr>
-          <w:t>士師記十四章1至5節</w:t>
-        </w:r>
-      </w:hyperlink>
-      <w:r>
-        <w:rPr>
-          <w:lang w:val="zh_TW" w:bidi="zh_TW"/>
-        </w:rPr>
-        <w:t>將猶大北部的城亭拿（Timnah）拼寫為Timnath。</w:t>
+        <w:t>提拉</w:t>
+      </w:r>
+      <w:r>
+        <w:rPr>
+          <w:lang w:val="zh_TW" w:bidi="zh_TW"/>
+        </w:rPr>
+      </w:r>
+    </w:p>
+    <w:p>
+      <w:pPr/>
+      <w:r>
+        <w:rPr>
+          <w:lang w:val="zh_TW" w:bidi="zh_TW"/>
+        </w:rPr>
+      </w:r>
+      <w:r>
+        <w:rPr>
+          <w:lang w:val="zh_TW" w:bidi="zh_TW"/>
+        </w:rPr>
+        <w:t>在「列國表（table of nations）」中，提拉被列為雅弗的第七個兒子（</w:t>
+      </w:r>
+      <w:hyperlink r:id="rId59">
+        <w:r>
+          <w:rPr>
+            <w:lang w:val="zh_TW" w:bidi="zh_TW"/>
+          </w:rPr>
+          <w:rPr>
+            <w:color w:val="0000EE"/>
+            <w:u w:val="single"/>
+          </w:rPr>
+          <w:t>創10:2</w:t>
+        </w:r>
+      </w:hyperlink>
+      <w:r>
+        <w:rPr>
+          <w:lang w:val="zh_TW" w:bidi="zh_TW"/>
+        </w:rPr>
+        <w:t>；</w:t>
+      </w:r>
+      <w:hyperlink r:id="rId60">
+        <w:r>
+          <w:rPr>
+            <w:lang w:val="zh_TW" w:bidi="zh_TW"/>
+          </w:rPr>
+          <w:rPr>
+            <w:color w:val="0000EE"/>
+            <w:u w:val="single"/>
+          </w:rPr>
+          <w:t>代上1:5</w:t>
+        </w:r>
+      </w:hyperlink>
+      <w:r>
+        <w:rPr>
+          <w:lang w:val="zh_TW" w:bidi="zh_TW"/>
+        </w:rPr>
+        <w:t>）。他的後裔曾分別與色雷斯人（Thracians）、阿加瑟西人（Agathyrsi）、托魯斯（Taurus）山區的部落，以及海上的第勒尼安人（Tyrrheni）聯繫起來，但所有這些認定都純屬推測。</w:t>
+      </w:r>
+      <w:r>
+        <w:rPr>
+          <w:lang w:val="zh_TW" w:bidi="zh_TW"/>
+        </w:rPr>
+      </w:r>
+      <w:r>
+        <w:rPr>
+          <w:lang w:val="zh_TW" w:bidi="zh_TW"/>
+        </w:rPr>
+      </w:r>
+    </w:p>
+    <w:p>
+      <w:pPr/>
+      <w:r>
+        <w:rPr>
+          <w:lang w:val="zh_TW" w:bidi="zh_TW"/>
+        </w:rPr>
+      </w:r>
+    </w:p>
+    <w:p>
+      <w:pPr>
+        <w:pStyle w:val="Heading2"/>
+      </w:pPr>
+      <w:r>
+        <w:rPr>
+          <w:lang w:val="zh_TW" w:bidi="zh_TW"/>
+        </w:rPr>
+        <w:t>提瑪（人物）</w:t>
+      </w:r>
+      <w:r>
+        <w:rPr>
+          <w:lang w:val="zh_TW" w:bidi="zh_TW"/>
+        </w:rPr>
+      </w:r>
+    </w:p>
+    <w:p>
+      <w:pPr/>
+      <w:r>
+        <w:rPr>
+          <w:lang w:val="zh_TW" w:bidi="zh_TW"/>
+        </w:rPr>
+      </w:r>
+      <w:r>
+        <w:rPr>
+          <w:lang w:val="zh_TW" w:bidi="zh_TW"/>
+        </w:rPr>
+        <w:t>以實瑪利的第九個兒子，後成為北阿拉伯曠野中一個強大游牧部落的首領（</w:t>
+      </w:r>
+      <w:hyperlink r:id="rId61">
+        <w:r>
+          <w:rPr>
+            <w:lang w:val="zh_TW" w:bidi="zh_TW"/>
+          </w:rPr>
+          <w:rPr>
+            <w:color w:val="0000EE"/>
+            <w:u w:val="single"/>
+          </w:rPr>
+          <w:t>創25:15</w:t>
+        </w:r>
+      </w:hyperlink>
+      <w:r>
+        <w:rPr>
+          <w:lang w:val="zh_TW" w:bidi="zh_TW"/>
+        </w:rPr>
+        <w:t>；</w:t>
+      </w:r>
+      <w:hyperlink r:id="rId62">
+        <w:r>
+          <w:rPr>
+            <w:lang w:val="zh_TW" w:bidi="zh_TW"/>
+          </w:rPr>
+          <w:rPr>
+            <w:color w:val="0000EE"/>
+            <w:u w:val="single"/>
+          </w:rPr>
+          <w:t>代上1:30</w:t>
+        </w:r>
+      </w:hyperlink>
+      <w:r>
+        <w:rPr>
+          <w:lang w:val="zh_TW" w:bidi="zh_TW"/>
+        </w:rPr>
+        <w:t>；</w:t>
+      </w:r>
+      <w:hyperlink r:id="rId63">
+        <w:r>
+          <w:rPr>
+            <w:lang w:val="zh_TW" w:bidi="zh_TW"/>
+          </w:rPr>
+          <w:rPr>
+            <w:color w:val="0000EE"/>
+            <w:u w:val="single"/>
+          </w:rPr>
+          <w:t>耶25:23</w:t>
+        </w:r>
+      </w:hyperlink>
+      <w:r>
+        <w:rPr>
+          <w:lang w:val="zh_TW" w:bidi="zh_TW"/>
+        </w:rPr>
+        <w:t>）。提瑪的後裔主要是控制曠野重要路線的商隊貿易者（</w:t>
+      </w:r>
+      <w:hyperlink r:id="rId64">
+        <w:r>
+          <w:rPr>
+            <w:lang w:val="zh_TW" w:bidi="zh_TW"/>
+          </w:rPr>
+          <w:rPr>
+            <w:color w:val="0000EE"/>
+            <w:u w:val="single"/>
+          </w:rPr>
+          <w:t>伯6:19</w:t>
+        </w:r>
+      </w:hyperlink>
+      <w:r>
+        <w:rPr>
+          <w:lang w:val="zh_TW" w:bidi="zh_TW"/>
+        </w:rPr>
+        <w:t>）。提瑪也與一個地區和一個城市有關聯。</w:t>
+      </w:r>
+    </w:p>
+    <w:p>
+      <w:pPr/>
+      <w:r>
+        <w:rPr>
+          <w:lang w:val="zh_TW" w:bidi="zh_TW"/>
+        </w:rPr>
       </w:r>
       <w:r>
         <w:rPr>
@@ -600,7 +2174,7 @@
         <w:rPr>
           <w:lang w:val="zh_TW" w:bidi="zh_TW"/>
         </w:rPr>
-        <w:t>亭拿（Timnah；地點） #1</w:t>
+        <w:t>提瑪（地點）</w:t>
       </w:r>
       <w:r>
         <w:rPr>
@@ -635,12 +2209,380 @@
         <w:rPr>
           <w:lang w:val="zh_TW" w:bidi="zh_TW"/>
         </w:rPr>
-        <w:t>亭納（人物）</w:t>
-      </w:r>
-      <w:r>
-        <w:rPr>
-          <w:lang w:val="zh_TW" w:bidi="zh_TW"/>
-        </w:rPr>
+        <w:t>提幔（人物）</w:t>
+      </w:r>
+      <w:r>
+        <w:rPr>
+          <w:lang w:val="zh_TW" w:bidi="zh_TW"/>
+        </w:rPr>
+      </w:r>
+    </w:p>
+    <w:p>
+      <w:pPr/>
+      <w:r>
+        <w:rPr>
+          <w:lang w:val="zh_TW" w:bidi="zh_TW"/>
+        </w:rPr>
+      </w:r>
+      <w:r>
+        <w:rPr>
+          <w:lang w:val="zh_TW" w:bidi="zh_TW"/>
+        </w:rPr>
+        <w:t>以東人的族長之一，也是以利法的長子（</w:t>
+      </w:r>
+      <w:hyperlink r:id="rId65">
+        <w:r>
+          <w:rPr>
+            <w:lang w:val="zh_TW" w:bidi="zh_TW"/>
+          </w:rPr>
+          <w:rPr>
+            <w:color w:val="0000EE"/>
+            <w:u w:val="single"/>
+          </w:rPr>
+          <w:t>創36:11</w:t>
+        </w:r>
+      </w:hyperlink>
+      <w:r>
+        <w:rPr>
+          <w:lang w:val="zh_TW" w:bidi="zh_TW"/>
+        </w:rPr>
+        <w:t>、</w:t>
+      </w:r>
+      <w:hyperlink r:id="rId65">
+        <w:r>
+          <w:rPr>
+            <w:lang w:val="zh_TW" w:bidi="zh_TW"/>
+          </w:rPr>
+          <w:rPr>
+            <w:color w:val="0000EE"/>
+            <w:u w:val="single"/>
+          </w:rPr>
+          <w:t>15</w:t>
+        </w:r>
+      </w:hyperlink>
+      <w:r>
+        <w:rPr>
+          <w:lang w:val="zh_TW" w:bidi="zh_TW"/>
+        </w:rPr>
+        <w:t>、</w:t>
+      </w:r>
+      <w:hyperlink r:id="rId65">
+        <w:r>
+          <w:rPr>
+            <w:lang w:val="zh_TW" w:bidi="zh_TW"/>
+          </w:rPr>
+          <w:rPr>
+            <w:color w:val="0000EE"/>
+            <w:u w:val="single"/>
+          </w:rPr>
+          <w:t>42</w:t>
+        </w:r>
+      </w:hyperlink>
+      <w:r>
+        <w:rPr>
+          <w:lang w:val="zh_TW" w:bidi="zh_TW"/>
+        </w:rPr>
+        <w:t>；</w:t>
+      </w:r>
+      <w:hyperlink r:id="rId66">
+        <w:r>
+          <w:rPr>
+            <w:lang w:val="zh_TW" w:bidi="zh_TW"/>
+          </w:rPr>
+          <w:rPr>
+            <w:color w:val="0000EE"/>
+            <w:u w:val="single"/>
+          </w:rPr>
+          <w:t>代上1:36</w:t>
+        </w:r>
+      </w:hyperlink>
+      <w:r>
+        <w:rPr>
+          <w:lang w:val="zh_TW" w:bidi="zh_TW"/>
+        </w:rPr>
+        <w:t>、</w:t>
+      </w:r>
+      <w:hyperlink r:id="rId66">
+        <w:r>
+          <w:rPr>
+            <w:lang w:val="zh_TW" w:bidi="zh_TW"/>
+          </w:rPr>
+          <w:rPr>
+            <w:color w:val="0000EE"/>
+            <w:u w:val="single"/>
+          </w:rPr>
+          <w:t>53</w:t>
+        </w:r>
+      </w:hyperlink>
+      <w:r>
+        <w:rPr>
+          <w:lang w:val="zh_TW" w:bidi="zh_TW"/>
+        </w:rPr>
+        <w:t>）。他很可能是建造以東城邑提幔的人，或曾擔任該城的族長。</w:t>
+      </w:r>
+      <w:r>
+        <w:rPr>
+          <w:lang w:val="zh_TW" w:bidi="zh_TW"/>
+        </w:rPr>
+      </w:r>
+      <w:r>
+        <w:rPr>
+          <w:lang w:val="zh_TW" w:bidi="zh_TW"/>
+        </w:rPr>
+      </w:r>
+    </w:p>
+    <w:p>
+      <w:pPr/>
+      <w:r>
+        <w:rPr>
+          <w:lang w:val="zh_TW" w:bidi="zh_TW"/>
+        </w:rPr>
+      </w:r>
+    </w:p>
+    <w:p>
+      <w:pPr>
+        <w:pStyle w:val="Heading2"/>
+      </w:pPr>
+      <w:r>
+        <w:rPr>
+          <w:lang w:val="zh_TW" w:bidi="zh_TW"/>
+        </w:rPr>
+        <w:t>提摩太後書</w:t>
+      </w:r>
+      <w:r>
+        <w:rPr>
+          <w:lang w:val="zh_TW" w:bidi="zh_TW"/>
+        </w:rPr>
+      </w:r>
+    </w:p>
+    <w:p>
+      <w:pPr/>
+      <w:r>
+        <w:rPr>
+          <w:lang w:val="zh_TW" w:bidi="zh_TW"/>
+        </w:rPr>
+      </w:r>
+      <w:r>
+        <w:rPr>
+          <w:lang w:val="zh_TW" w:bidi="zh_TW"/>
+        </w:rPr>
+        <w:t>概述</w:t>
+      </w:r>
+    </w:p>
+    <w:p>
+      <w:pPr>
+        <w:pStyle w:val="ListBullet"/>
+        <w:spacing w:line="240" w:lineRule="auto"/>
+        <w:ind w:left="720"/>
+      </w:pPr>
+      <w:r>
+        <w:rPr>
+          <w:lang w:val="zh_TW" w:bidi="zh_TW"/>
+        </w:rPr>
+      </w:r>
+      <w:r>
+        <w:rPr>
+          <w:lang w:val="zh_TW" w:bidi="zh_TW"/>
+        </w:rPr>
+        <w:t>作者</w:t>
+      </w:r>
+    </w:p>
+    <w:p>
+      <w:pPr>
+        <w:pStyle w:val="ListBullet"/>
+        <w:spacing w:line="240" w:lineRule="auto"/>
+        <w:ind w:left="720"/>
+      </w:pPr>
+      <w:r>
+        <w:rPr>
+          <w:lang w:val="zh_TW" w:bidi="zh_TW"/>
+        </w:rPr>
+      </w:r>
+      <w:r>
+        <w:rPr>
+          <w:lang w:val="zh_TW" w:bidi="zh_TW"/>
+        </w:rPr>
+        <w:t>寫作地點和日期</w:t>
+      </w:r>
+    </w:p>
+    <w:p>
+      <w:pPr>
+        <w:pStyle w:val="ListBullet"/>
+        <w:spacing w:line="240" w:lineRule="auto"/>
+        <w:ind w:left="720"/>
+      </w:pPr>
+      <w:r>
+        <w:rPr>
+          <w:lang w:val="zh_TW" w:bidi="zh_TW"/>
+        </w:rPr>
+      </w:r>
+      <w:r>
+        <w:rPr>
+          <w:lang w:val="zh_TW" w:bidi="zh_TW"/>
+        </w:rPr>
+        <w:t>背景</w:t>
+      </w:r>
+    </w:p>
+    <w:p>
+      <w:pPr>
+        <w:pStyle w:val="ListBullet"/>
+        <w:spacing w:line="240" w:lineRule="auto"/>
+        <w:ind w:left="720"/>
+      </w:pPr>
+      <w:r>
+        <w:rPr>
+          <w:lang w:val="zh_TW" w:bidi="zh_TW"/>
+        </w:rPr>
+      </w:r>
+      <w:r>
+        <w:rPr>
+          <w:lang w:val="zh_TW" w:bidi="zh_TW"/>
+        </w:rPr>
+        <w:t>內容</w:t>
+      </w:r>
+    </w:p>
+    <w:p>
+      <w:pPr>
+        <w:pStyle w:val="Heading3"/>
+      </w:pPr>
+      <w:r>
+        <w:rPr>
+          <w:lang w:val="zh_TW" w:bidi="zh_TW"/>
+        </w:rPr>
+        <w:t>作者</w:t>
+      </w:r>
+    </w:p>
+    <w:p>
+      <w:pPr/>
+      <w:r>
+        <w:rPr>
+          <w:lang w:val="zh_TW" w:bidi="zh_TW"/>
+        </w:rPr>
+      </w:r>
+      <w:r>
+        <w:rPr>
+          <w:lang w:val="zh_TW" w:bidi="zh_TW"/>
+        </w:rPr>
+        <w:t>許多懷疑教牧書信是否由保羅所寫的人，都承認提摩太後書至少有一些部分確實出自保羅，尤其是書信中涉及個人的內容。然而，支持保羅是提摩太後書作者的證據，比反對的證據更有力。（關於教牧書信作者的討論，見「</w:t>
+      </w:r>
+      <w:r>
+        <w:rPr>
+          <w:lang w:val="zh_TW" w:bidi="zh_TW"/>
+        </w:rPr>
+        <w:t>提摩太前書</w:t>
+      </w:r>
+      <w:r>
+        <w:rPr>
+          <w:lang w:val="zh_TW" w:bidi="zh_TW"/>
+        </w:rPr>
+        <w:t>」。）</w:t>
+      </w:r>
+    </w:p>
+    <w:p>
+      <w:pPr>
+        <w:pStyle w:val="Heading3"/>
+      </w:pPr>
+      <w:r>
+        <w:rPr>
+          <w:lang w:val="zh_TW" w:bidi="zh_TW"/>
+        </w:rPr>
+        <w:t>寫作地點和日期</w:t>
+      </w:r>
+    </w:p>
+    <w:p>
+      <w:pPr/>
+      <w:r>
+        <w:rPr>
+          <w:lang w:val="zh_TW" w:bidi="zh_TW"/>
+        </w:rPr>
+      </w:r>
+      <w:r>
+        <w:rPr>
+          <w:lang w:val="zh_TW" w:bidi="zh_TW"/>
+        </w:rPr>
+        <w:t>保羅在監獄裡寫這卷書信給提摩太。</w:t>
+      </w:r>
+      <w:hyperlink r:id="rId67">
+        <w:r>
+          <w:rPr>
+            <w:lang w:val="zh_TW" w:bidi="zh_TW"/>
+          </w:rPr>
+          <w:rPr>
+            <w:color w:val="0000EE"/>
+            <w:u w:val="single"/>
+          </w:rPr>
+          <w:t>提摩太後書一章15至18節</w:t>
+        </w:r>
+      </w:hyperlink>
+      <w:r>
+        <w:rPr>
+          <w:lang w:val="zh_TW" w:bidi="zh_TW"/>
+        </w:rPr>
+        <w:t>特別提到保羅在羅馬的情況，以及當亞細亞來的人都離棄保羅時，阿尼色弗仍然忠於保羅。</w:t>
+      </w:r>
+      <w:hyperlink r:id="rId68">
+        <w:r>
+          <w:rPr>
+            <w:lang w:val="zh_TW" w:bidi="zh_TW"/>
+          </w:rPr>
+          <w:rPr>
+            <w:color w:val="0000EE"/>
+            <w:u w:val="single"/>
+          </w:rPr>
+          <w:t>提摩太後書二章9節</w:t>
+        </w:r>
+      </w:hyperlink>
+      <w:r>
+        <w:rPr>
+          <w:lang w:val="zh_TW" w:bidi="zh_TW"/>
+        </w:rPr>
+        <w:t>也提到保羅因傳福音而被囚。從</w:t>
+      </w:r>
+      <w:hyperlink r:id="rId69">
+        <w:r>
+          <w:rPr>
+            <w:lang w:val="zh_TW" w:bidi="zh_TW"/>
+          </w:rPr>
+          <w:rPr>
+            <w:color w:val="0000EE"/>
+            <w:u w:val="single"/>
+          </w:rPr>
+          <w:t>提摩太後書四章6節</w:t>
+        </w:r>
+      </w:hyperlink>
+      <w:r>
+        <w:rPr>
+          <w:lang w:val="zh_TW" w:bidi="zh_TW"/>
+        </w:rPr>
+        <w:t>開始直到書信結束，保羅分享了自己在獄中的經歷，以及對獲釋已不再抱有盼望。提摩太後書可說是使徒保羅的臨終遺言。早期可靠的傳統記載，保羅在尼祿（Nero）統治時期於羅馬殉道。因此，提摩太後書是在羅馬寫成的。</w:t>
+      </w:r>
+    </w:p>
+    <w:p>
+      <w:pPr/>
+      <w:r>
+        <w:rPr>
+          <w:lang w:val="zh_TW" w:bidi="zh_TW"/>
+        </w:rPr>
+      </w:r>
+      <w:r>
+        <w:rPr>
+          <w:lang w:val="zh_TW" w:bidi="zh_TW"/>
+        </w:rPr>
+        <w:t>這卷書信是寫給當時身在以弗所的提摩太，這一點在書信中多處清楚提到。</w:t>
+      </w:r>
+    </w:p>
+    <w:p>
+      <w:pPr/>
+      <w:r>
+        <w:rPr>
+          <w:lang w:val="zh_TW" w:bidi="zh_TW"/>
+        </w:rPr>
+      </w:r>
+      <w:r>
+        <w:rPr>
+          <w:lang w:val="zh_TW" w:bidi="zh_TW"/>
+        </w:rPr>
+        <w:t>本書的寫作日期有兩種可能：</w:t>
       </w:r>
     </w:p>
     <w:p>
@@ -662,61 +2604,7 @@
         <w:rPr>
           <w:lang w:val="zh_TW" w:bidi="zh_TW"/>
         </w:rPr>
-        <w:t>西珥的女兒、羅坍的妹妹，是住在以東地的何利人（</w:t>
-      </w:r>
-      <w:hyperlink r:id="rId23">
-        <w:r>
-          <w:rPr>
-            <w:lang w:val="zh_TW" w:bidi="zh_TW"/>
-          </w:rPr>
-          <w:rPr>
-            <w:color w:val="0000EE"/>
-            <w:u w:val="single"/>
-          </w:rPr>
-          <w:t>創36:22</w:t>
-        </w:r>
-      </w:hyperlink>
-      <w:r>
-        <w:rPr>
-          <w:lang w:val="zh_TW" w:bidi="zh_TW"/>
-        </w:rPr>
-        <w:t>；</w:t>
-      </w:r>
-      <w:hyperlink r:id="rId24">
-        <w:r>
-          <w:rPr>
-            <w:lang w:val="zh_TW" w:bidi="zh_TW"/>
-          </w:rPr>
-          <w:rPr>
-            <w:color w:val="0000EE"/>
-            <w:u w:val="single"/>
-          </w:rPr>
-          <w:t>代上1:39</w:t>
-        </w:r>
-      </w:hyperlink>
-      <w:r>
-        <w:rPr>
-          <w:lang w:val="zh_TW" w:bidi="zh_TW"/>
-        </w:rPr>
-        <w:t>）。她作了以掃之子以利法的妾，生了亞瑪力（</w:t>
-      </w:r>
-      <w:hyperlink r:id="rId25">
-        <w:r>
-          <w:rPr>
-            <w:lang w:val="zh_TW" w:bidi="zh_TW"/>
-          </w:rPr>
-          <w:rPr>
-            <w:color w:val="0000EE"/>
-            <w:u w:val="single"/>
-          </w:rPr>
-          <w:t>創36:12</w:t>
-        </w:r>
-      </w:hyperlink>
-      <w:r>
-        <w:rPr>
-          <w:lang w:val="zh_TW" w:bidi="zh_TW"/>
-        </w:rPr>
-        <w:t>）。</w:t>
+        <w:t>公元64年，羅馬發生大火。尼祿試圖把縱火的責任歸咎於基督徒，保羅可能就在那時殉道。</w:t>
       </w:r>
     </w:p>
     <w:p>
@@ -734,61 +2622,2204 @@
         <w:rPr>
           <w:lang w:val="zh_TW" w:bidi="zh_TW"/>
         </w:rPr>
-        <w:t>以東人的族長（</w:t>
-      </w:r>
-      <w:hyperlink r:id="rId26">
-        <w:r>
-          <w:rPr>
-            <w:lang w:val="zh_TW" w:bidi="zh_TW"/>
-          </w:rPr>
-          <w:rPr>
-            <w:color w:val="0000EE"/>
-            <w:u w:val="single"/>
-          </w:rPr>
-          <w:t>創36:40</w:t>
-        </w:r>
-      </w:hyperlink>
+        <w:t>尼祿於公元67年去世，因此這是本書最晚可能的寫作日期。</w:t>
+      </w:r>
+    </w:p>
+    <w:p>
+      <w:pPr/>
+      <w:r>
+        <w:rPr>
+          <w:lang w:val="zh_TW" w:bidi="zh_TW"/>
+        </w:rPr>
+      </w:r>
+      <w:r>
+        <w:rPr>
+          <w:lang w:val="zh_TW" w:bidi="zh_TW"/>
+        </w:rPr>
+        <w:t>提摩太後書大約寫作於公元64至67年間，但比較有可能是在較早的時候寫成。</w:t>
+      </w:r>
+    </w:p>
+    <w:p>
+      <w:pPr>
+        <w:pStyle w:val="Heading3"/>
+      </w:pPr>
+      <w:r>
+        <w:rPr>
+          <w:lang w:val="zh_TW" w:bidi="zh_TW"/>
+        </w:rPr>
+        <w:t>背景</w:t>
+      </w:r>
+    </w:p>
+    <w:p>
+      <w:pPr/>
+      <w:r>
+        <w:rPr>
+          <w:lang w:val="zh_TW" w:bidi="zh_TW"/>
+        </w:rPr>
+      </w:r>
+      <w:r>
+        <w:rPr>
+          <w:lang w:val="zh_TW" w:bidi="zh_TW"/>
+        </w:rPr>
+        <w:t>保羅寫完提摩太前書後，又繼續四處旅行，後來抵達羅馬，並第二次被囚。見「</w:t>
+      </w:r>
+      <w:r>
+        <w:rPr>
+          <w:lang w:val="zh_TW" w:bidi="zh_TW"/>
+        </w:rPr>
+        <w:t>提摩太前書</w:t>
+      </w:r>
+      <w:r>
+        <w:rPr>
+          <w:lang w:val="zh_TW" w:bidi="zh_TW"/>
+        </w:rPr>
+        <w:t>」相關部分。</w:t>
+      </w:r>
+    </w:p>
+    <w:p>
+      <w:pPr>
+        <w:pStyle w:val="Heading3"/>
+      </w:pPr>
+      <w:r>
+        <w:rPr>
+          <w:lang w:val="zh_TW" w:bidi="zh_TW"/>
+        </w:rPr>
+        <w:t>內容</w:t>
+      </w:r>
+    </w:p>
+    <w:p>
+      <w:pPr>
+        <w:pStyle w:val="Heading4"/>
+      </w:pPr>
+      <w:r>
+        <w:rPr>
+          <w:lang w:val="zh_TW" w:bidi="zh_TW"/>
+        </w:rPr>
+        <w:t>問安（</w:t>
+      </w:r>
+      <w:hyperlink r:id="rId70">
+        <w:r>
+          <w:rPr>
+            <w:lang w:val="zh_TW" w:bidi="zh_TW"/>
+          </w:rPr>
+          <w:rPr>
+            <w:color w:val="0000EE"/>
+            <w:u w:val="single"/>
+          </w:rPr>
+          <w:t>1:1–2</w:t>
+        </w:r>
+      </w:hyperlink>
+      <w:r>
+        <w:rPr>
+          <w:lang w:val="zh_TW" w:bidi="zh_TW"/>
+        </w:rPr>
+        <w:t>）</w:t>
+      </w:r>
+    </w:p>
+    <w:p>
+      <w:pPr/>
+      <w:r>
+        <w:rPr>
+          <w:lang w:val="zh_TW" w:bidi="zh_TW"/>
+        </w:rPr>
+      </w:r>
+      <w:r>
+        <w:rPr>
+          <w:lang w:val="zh_TW" w:bidi="zh_TW"/>
+        </w:rPr>
+        <w:t>古代書信通常會以寫信人的名字作為開頭。接著，作者表明自己是使徒、耶穌基督的跟隨者，也是奉神差遣去傳揚藉著信耶穌基督得永生的信息的人。保羅藉著這段開場白確立自己的使徒權柄，同時概括真正基督信仰的核心。</w:t>
+      </w:r>
+    </w:p>
+    <w:p>
+      <w:pPr/>
+      <w:r>
+        <w:rPr>
+          <w:lang w:val="zh_TW" w:bidi="zh_TW"/>
+        </w:rPr>
+      </w:r>
+      <w:r>
+        <w:rPr>
+          <w:lang w:val="zh_TW" w:bidi="zh_TW"/>
+        </w:rPr>
+        <w:t>這卷書信寫給「親愛的兒子提摩太」。保羅送上三重祝福：「恩惠、憐憫、平安」，都來自父神和祂的兒子基督耶穌。保羅在這卷書信中，和他其它書信一樣，用具有深刻神學意義的「恩惠」，取代希臘文書信慣用的問候語「問安」；又加上希臘文對希伯來人常用問候語「平安」的翻譯。在這卷書信中，保羅也像在提摩太前書一樣，加上了重要的詞語「憐憫」。</w:t>
+      </w:r>
+    </w:p>
+    <w:p>
+      <w:pPr>
+        <w:pStyle w:val="Heading4"/>
+      </w:pPr>
+      <w:r>
+        <w:rPr>
+          <w:lang w:val="zh_TW" w:bidi="zh_TW"/>
+        </w:rPr>
+        <w:t>勉勵提摩太作忠心的牧者（</w:t>
+      </w:r>
+      <w:hyperlink r:id="rId71">
+        <w:r>
+          <w:rPr>
+            <w:lang w:val="zh_TW" w:bidi="zh_TW"/>
+          </w:rPr>
+          <w:rPr>
+            <w:color w:val="0000EE"/>
+            <w:u w:val="single"/>
+          </w:rPr>
+          <w:t>1:3–2:13</w:t>
+        </w:r>
+      </w:hyperlink>
+      <w:r>
+        <w:rPr>
+          <w:lang w:val="zh_TW" w:bidi="zh_TW"/>
+        </w:rPr>
+        <w:t>）</w:t>
+      </w:r>
+    </w:p>
+    <w:p>
+      <w:pPr/>
+      <w:r>
+        <w:rPr>
+          <w:lang w:val="zh_TW" w:bidi="zh_TW"/>
+        </w:rPr>
+      </w:r>
+      <w:r>
+        <w:rPr>
+          <w:lang w:val="zh_TW" w:bidi="zh_TW"/>
+        </w:rPr>
+        <w:t>保羅在這一部分一開始就告訴提摩太，他常常為提摩太感謝神，並且為他禱告。保羅敬拜他列祖所敬拜的神，也竭力討祂喜悅。保羅非常盼望見到提摩太，尤其想到兩人曾經流淚道別時，更加盼望與他相見。</w:t>
+      </w:r>
+    </w:p>
+    <w:p>
+      <w:pPr/>
+      <w:r>
+        <w:rPr>
+          <w:lang w:val="zh_TW" w:bidi="zh_TW"/>
+        </w:rPr>
+      </w:r>
+      <w:r>
+        <w:rPr>
+          <w:lang w:val="zh_TW" w:bidi="zh_TW"/>
+        </w:rPr>
+        <w:t>保羅提醒提摩太，要記得自己對主堅定的信心。這信心先在提摩太的外祖母羅以和母親友妮基心裡，後來也傳承到提摩太心裡。</w:t>
+      </w:r>
+      <w:hyperlink r:id="rId72">
+        <w:r>
+          <w:rPr>
+            <w:lang w:val="zh_TW" w:bidi="zh_TW"/>
+          </w:rPr>
+          <w:rPr>
+            <w:color w:val="0000EE"/>
+            <w:u w:val="single"/>
+          </w:rPr>
+          <w:t>使徒行傳十六章1至3節</w:t>
+        </w:r>
+      </w:hyperlink>
+      <w:r>
+        <w:rPr>
+          <w:lang w:val="zh_TW" w:bidi="zh_TW"/>
+        </w:rPr>
+        <w:t>提到，提摩太的母親是信主的猶太人，父親卻是希臘人，也就是外邦人，因此沒有在提摩太嬰孩時為他行割禮。然而，提摩太的母親把她對神的信仰傳給他。保羅第二次宣教旅程選擇提摩太與他同行時，為了幫助提摩太更有效地向猶太人傳道，就替他行了割禮。提摩太從羅以、友妮基和保羅承受了豐富的屬靈產業。</w:t>
+      </w:r>
+    </w:p>
+    <w:p>
+      <w:pPr/>
+      <w:r>
+        <w:rPr>
+          <w:lang w:val="zh_TW" w:bidi="zh_TW"/>
+        </w:rPr>
+      </w:r>
+      <w:r>
+        <w:rPr>
+          <w:lang w:val="zh_TW" w:bidi="zh_TW"/>
+        </w:rPr>
+        <w:t>「為此我提醒你，使你將神藉我按手所給你的恩賜再如火挑旺起來」（</w:t>
+      </w:r>
+      <w:hyperlink r:id="rId73">
+        <w:r>
+          <w:rPr>
+            <w:lang w:val="zh_TW" w:bidi="zh_TW"/>
+          </w:rPr>
+          <w:rPr>
+            <w:color w:val="0000EE"/>
+            <w:u w:val="single"/>
+          </w:rPr>
+          <w:t>提後1:6</w:t>
+        </w:r>
+      </w:hyperlink>
+      <w:r>
+        <w:rPr>
+          <w:lang w:val="zh_TW" w:bidi="zh_TW"/>
+        </w:rPr>
+        <w:t>）。</w:t>
+      </w:r>
+      <w:hyperlink r:id="rId74">
+        <w:r>
+          <w:rPr>
+            <w:lang w:val="zh_TW" w:bidi="zh_TW"/>
+          </w:rPr>
+          <w:rPr>
+            <w:color w:val="0000EE"/>
+            <w:u w:val="single"/>
+          </w:rPr>
+          <w:t>提摩太前書四章14節</w:t>
+        </w:r>
+      </w:hyperlink>
+      <w:r>
+        <w:rPr>
+          <w:lang w:val="zh_TW" w:bidi="zh_TW"/>
+        </w:rPr>
+        <w:t>更提到「眾長老按手」。這顯示提摩太曾經接受正式的按立儀式，藉著按手和禱告，被分別出來擔任福音的僕人。提摩太應當常常記得那個莊嚴的時刻，讓這段經歷叫他的生命充滿力量和勇氣。提摩太確實是神所揀選的人，滿有屬靈的能力，且勇敢無懼地完成基督徒的事奉。提摩太或許會因信仰受苦，但他可以從屬靈父親保羅所受的苦難和監禁中得到鼓勵。神必賜給提摩太忍受苦難的力量，就像祂曾賜力量給保羅一樣。</w:t>
+      </w:r>
+    </w:p>
+    <w:p>
+      <w:pPr/>
+      <w:r>
+        <w:rPr>
+          <w:lang w:val="zh_TW" w:bidi="zh_TW"/>
+        </w:rPr>
+      </w:r>
+      <w:r>
+        <w:rPr>
+          <w:lang w:val="zh_TW" w:bidi="zh_TW"/>
+        </w:rPr>
+        <w:t>保羅提醒提摩太，神救了他們兩人，也早在萬古以前就揀選了他們，藉著耶穌基督彰顯神的愛。耶穌來到世上，為要勝過死亡，並把永生的道路顯明出來。保羅知道自己所信的是什麼；更重要的是，他知道自己所信靠的是誰——耶穌基督。雖然前面仍有許多不確定的事，但保羅對基督始終充滿把握。保羅也深信，基督必保守所託付給他的，直到他們再相見的日子。保羅也希望提摩太有同樣的確信。</w:t>
+      </w:r>
+    </w:p>
+    <w:p>
+      <w:pPr/>
+      <w:r>
+        <w:rPr>
+          <w:lang w:val="zh_TW" w:bidi="zh_TW"/>
+        </w:rPr>
+      </w:r>
+      <w:r>
+        <w:rPr>
+          <w:lang w:val="zh_TW" w:bidi="zh_TW"/>
+        </w:rPr>
+        <w:t>保羅勸勉提摩太，要堅守從保羅所領受的教導。這些教導都以耶穌基督，以及在基督裡的信心和愛心為中心。提摩太應當靠著聖靈，謹慎保守這些真理。</w:t>
+      </w:r>
+    </w:p>
+    <w:p>
+      <w:pPr/>
+      <w:r>
+        <w:rPr>
+          <w:lang w:val="zh_TW" w:bidi="zh_TW"/>
+        </w:rPr>
+      </w:r>
+      <w:r>
+        <w:rPr>
+          <w:lang w:val="zh_TW" w:bidi="zh_TW"/>
+        </w:rPr>
+        <w:t>保羅向提摩太傾訴自己的深切憂傷，因為羅馬亞細亞省（以弗所是該省主要的城）的所有基督徒都離棄了保羅。保羅還提到兩位離棄他的人（腓吉路和黑摩其尼），提摩太顯然也認識他們。相反地，保羅稱讚阿尼色弗（</w:t>
+      </w:r>
+      <w:hyperlink r:id="rId75">
+        <w:r>
+          <w:rPr>
+            <w:lang w:val="zh_TW" w:bidi="zh_TW"/>
+          </w:rPr>
+          <w:rPr>
+            <w:color w:val="0000EE"/>
+            <w:u w:val="single"/>
+          </w:rPr>
+          <w:t>提後4:19</w:t>
+        </w:r>
+      </w:hyperlink>
+      <w:r>
+        <w:rPr>
+          <w:lang w:val="zh_TW" w:bidi="zh_TW"/>
+        </w:rPr>
+        <w:t>也提到他），他在以弗所和羅馬都是保羅的出色而忠實的助手。</w:t>
+      </w:r>
+    </w:p>
+    <w:p>
+      <w:pPr/>
+      <w:r>
+        <w:rPr>
+          <w:lang w:val="zh_TW" w:bidi="zh_TW"/>
+        </w:rPr>
+      </w:r>
+      <w:r>
+        <w:rPr>
+          <w:lang w:val="zh_TW" w:bidi="zh_TW"/>
+        </w:rPr>
+        <w:t>保羅勸勉提摩太，要靠著基督所賜的力量剛強起來（</w:t>
+      </w:r>
+      <w:hyperlink r:id="rId76">
+        <w:r>
+          <w:rPr>
+            <w:lang w:val="zh_TW" w:bidi="zh_TW"/>
+          </w:rPr>
+          <w:rPr>
+            <w:color w:val="0000EE"/>
+            <w:u w:val="single"/>
+          </w:rPr>
+          <w:t>提後2:1</w:t>
+        </w:r>
+      </w:hyperlink>
+      <w:r>
+        <w:rPr>
+          <w:lang w:val="zh_TW" w:bidi="zh_TW"/>
+        </w:rPr>
+        <w:t>）。提摩太應當將基督信仰的真理教導給別人，也培養他們去教導更多人。保羅這裡所指的，很可能是眾長老和執事（參提前）。保羅又用三個比喻勉勵提摩太，在基督徒的事奉上竭力追求卓越。提摩太應當：</w:t>
+      </w:r>
+    </w:p>
+    <w:p>
+      <w:pPr>
+        <w:pStyle w:val="ListNumber"/>
+        <w:numPr>
+          <w:ilvl w:val="0"/>
+          <w:numId w:val="16"/>
+        </w:numPr>
+        <w:spacing w:line="240" w:lineRule="auto"/>
+        <w:ind w:left="720"/>
+      </w:pPr>
+      <w:r>
+        <w:rPr>
+          <w:lang w:val="zh_TW" w:bidi="zh_TW"/>
+        </w:rPr>
+      </w:r>
+      <w:r>
+        <w:rPr>
+          <w:lang w:val="zh_TW" w:bidi="zh_TW"/>
+        </w:rPr>
+        <w:t>像精兵一樣爭戰並忍受苦難</w:t>
+      </w:r>
+    </w:p>
+    <w:p>
+      <w:pPr>
+        <w:pStyle w:val="ListNumber"/>
+        <w:spacing w:line="240" w:lineRule="auto"/>
+        <w:ind w:left="720"/>
+      </w:pPr>
+      <w:r>
+        <w:rPr>
+          <w:lang w:val="zh_TW" w:bidi="zh_TW"/>
+        </w:rPr>
+      </w:r>
+      <w:r>
+        <w:rPr>
+          <w:lang w:val="zh_TW" w:bidi="zh_TW"/>
+        </w:rPr>
+        <w:t>像競賽者一樣努力競賽</w:t>
+      </w:r>
+    </w:p>
+    <w:p>
+      <w:pPr>
+        <w:pStyle w:val="ListNumber"/>
+        <w:spacing w:line="240" w:lineRule="auto"/>
+        <w:ind w:left="720"/>
+      </w:pPr>
+      <w:r>
+        <w:rPr>
+          <w:lang w:val="zh_TW" w:bidi="zh_TW"/>
+        </w:rPr>
+      </w:r>
+      <w:r>
+        <w:rPr>
+          <w:lang w:val="zh_TW" w:bidi="zh_TW"/>
+        </w:rPr>
+        <w:t>像勤勞的農夫一樣辛勤工作</w:t>
+      </w:r>
+    </w:p>
+    <w:p>
+      <w:pPr/>
+      <w:r>
+        <w:rPr>
+          <w:lang w:val="zh_TW" w:bidi="zh_TW"/>
+        </w:rPr>
+      </w:r>
+      <w:r>
+        <w:rPr>
+          <w:lang w:val="zh_TW" w:bidi="zh_TW"/>
+        </w:rPr>
+        <w:t>如果三者都忠心完成自己的職責，就必得著賞賜。耶穌和新約聖經其他作者也都曾使用這些比喻。</w:t>
+      </w:r>
+    </w:p>
+    <w:p>
+      <w:pPr/>
+      <w:r>
+        <w:rPr>
+          <w:lang w:val="zh_TW" w:bidi="zh_TW"/>
+        </w:rPr>
+      </w:r>
+      <w:r>
+        <w:rPr>
+          <w:lang w:val="zh_TW" w:bidi="zh_TW"/>
+        </w:rPr>
+        <w:t>保羅在</w:t>
+      </w:r>
+      <w:hyperlink r:id="rId77">
+        <w:r>
+          <w:rPr>
+            <w:lang w:val="zh_TW" w:bidi="zh_TW"/>
+          </w:rPr>
+          <w:rPr>
+            <w:color w:val="0000EE"/>
+            <w:u w:val="single"/>
+          </w:rPr>
+          <w:t>提摩太後書二章8至10節</w:t>
+        </w:r>
+      </w:hyperlink>
+      <w:r>
+        <w:rPr>
+          <w:lang w:val="zh_TW" w:bidi="zh_TW"/>
+        </w:rPr>
+        <w:t>的教導中，清楚概括了正確的基督論：耶穌完全是人，也完全是神。無論是否認基督完全的人性，或是否認祂完全的神性，都是錯誤的，雖然沒有人能完全明白道成肉身的奧祕。這位神人曾經死了，後來又從死裡復活。</w:t>
+      </w:r>
+    </w:p>
+    <w:p>
+      <w:pPr>
+        <w:pStyle w:val="Heading4"/>
+      </w:pPr>
+      <w:r>
+        <w:rPr>
+          <w:lang w:val="zh_TW" w:bidi="zh_TW"/>
+        </w:rPr>
+        <w:t>對異端的警告（</w:t>
+      </w:r>
+      <w:hyperlink r:id="rId78">
+        <w:r>
+          <w:rPr>
+            <w:lang w:val="zh_TW" w:bidi="zh_TW"/>
+          </w:rPr>
+          <w:rPr>
+            <w:color w:val="0000EE"/>
+            <w:u w:val="single"/>
+          </w:rPr>
+          <w:t>2:14–4:5</w:t>
+        </w:r>
+      </w:hyperlink>
+      <w:r>
+        <w:rPr>
+          <w:lang w:val="zh_TW" w:bidi="zh_TW"/>
+        </w:rPr>
+        <w:t>）</w:t>
+      </w:r>
+    </w:p>
+    <w:p>
+      <w:pPr/>
+      <w:r>
+        <w:rPr>
+          <w:lang w:val="zh_TW" w:bidi="zh_TW"/>
+        </w:rPr>
+      </w:r>
+      <w:r>
+        <w:rPr>
+          <w:lang w:val="zh_TW" w:bidi="zh_TW"/>
+        </w:rPr>
+        <w:t>這部分是以這句話開始：「你要使眾人回想這些事，在主面前囑咐他們：不可為言語爭辯；這是沒有益處的，只能敗壞聽見的人。」有些錯誤的教導必須被加以斥責，但聖經也警告基督徒，不要為無關緊要的事爭論。基督徒可能因此彼此動怒，浪費時間彼此爭鬥，而沒有共同抵擋撒但。</w:t>
+      </w:r>
+    </w:p>
+    <w:p>
+      <w:pPr/>
+      <w:r>
+        <w:rPr>
+          <w:lang w:val="zh_TW" w:bidi="zh_TW"/>
+        </w:rPr>
+      </w:r>
+      <w:r>
+        <w:rPr>
+          <w:lang w:val="zh_TW" w:bidi="zh_TW"/>
+        </w:rPr>
+        <w:t>提摩太必須努力作一位忠心的僕人，正確明白神的教導，好得著主人的稱許。這樣，他才能抵擋錯誤的教導。保羅提到兩位異端教師，就是許米乃和腓理徒。腓理徒在新約聖經中只在此處提到過一次。許米乃則曾與另一位異端教師亞歷山大一同出現在</w:t>
+      </w:r>
+      <w:hyperlink r:id="rId79">
+        <w:r>
+          <w:rPr>
+            <w:lang w:val="zh_TW" w:bidi="zh_TW"/>
+          </w:rPr>
+          <w:rPr>
+            <w:color w:val="0000EE"/>
+            <w:u w:val="single"/>
+          </w:rPr>
+          <w:t>提摩太前書一章20節</w:t>
+        </w:r>
+      </w:hyperlink>
+      <w:r>
+        <w:rPr>
+          <w:lang w:val="zh_TW" w:bidi="zh_TW"/>
+        </w:rPr>
+        <w:t>。保羅把他們交給撒但，把他們逐出教會。他們錯誤地教導說信徒的復活已經過去了（</w:t>
+      </w:r>
+      <w:hyperlink r:id="rId80">
+        <w:r>
+          <w:rPr>
+            <w:lang w:val="zh_TW" w:bidi="zh_TW"/>
+          </w:rPr>
+          <w:rPr>
+            <w:color w:val="0000EE"/>
+            <w:u w:val="single"/>
+          </w:rPr>
+          <w:t>提後2:18</w:t>
+        </w:r>
+      </w:hyperlink>
+      <w:r>
+        <w:rPr>
+          <w:lang w:val="zh_TW" w:bidi="zh_TW"/>
+        </w:rPr>
+        <w:t>）。這種錯誤的教導削弱了基督徒對末後復活的盼望，也就是所有信徒都要進入永恆的盼望。這些異端教師否認這個事實，且聲稱這件事已經發生了。</w:t>
+      </w:r>
+    </w:p>
+    <w:p>
+      <w:pPr/>
+      <w:r>
+        <w:rPr>
+          <w:lang w:val="zh_TW" w:bidi="zh_TW"/>
+        </w:rPr>
+      </w:r>
+      <w:r>
+        <w:rPr>
+          <w:lang w:val="zh_TW" w:bidi="zh_TW"/>
+        </w:rPr>
+        <w:t>保羅勸勉提摩太要證明自己是真正神的僕人。他應當蒙神悅納，並且按著神的真理生活。提摩太要避開年輕人常有的有害想法，也要克制與人爭辯的衝動；相反，提摩太應當溫柔、忍耐、謙卑，幫助眾人避開撒但的網羅。</w:t>
+      </w:r>
+    </w:p>
+    <w:p>
+      <w:pPr/>
+      <w:r>
+        <w:rPr>
+          <w:lang w:val="zh_TW" w:bidi="zh_TW"/>
+        </w:rPr>
+      </w:r>
+      <w:hyperlink r:id="rId81">
+        <w:r>
+          <w:rPr>
+            <w:lang w:val="zh_TW" w:bidi="zh_TW"/>
+          </w:rPr>
+          <w:rPr>
+            <w:color w:val="0000EE"/>
+            <w:u w:val="single"/>
+          </w:rPr>
+          <w:t>提摩太後書三章1至9節</w:t>
+        </w:r>
+      </w:hyperlink>
+      <w:r>
+        <w:rPr>
+          <w:lang w:val="zh_TW" w:bidi="zh_TW"/>
+        </w:rPr>
+        <w:t>記載了保羅對教會中假教師最嚴厲的責備。這些假教師雖然參加教會聚會，卻不相信基督信仰的真理；他們沒有活出基督徒應有的生命，還試圖說服別人接受其教導。保羅把這些假教師比喻為</w:t>
+      </w:r>
+      <w:hyperlink r:id="rId82">
+        <w:r>
+          <w:rPr>
+            <w:lang w:val="zh_TW" w:bidi="zh_TW"/>
+          </w:rPr>
+          <w:rPr>
+            <w:color w:val="0000EE"/>
+            <w:u w:val="single"/>
+          </w:rPr>
+          <w:t>出埃及記七章</w:t>
+        </w:r>
+      </w:hyperlink>
+      <w:r>
+        <w:rPr>
+          <w:lang w:val="zh_TW" w:bidi="zh_TW"/>
+        </w:rPr>
+        <w:t>中的埃及術士（猶太傳統稱這些埃及術士為雅尼和佯庇）。提摩太時代的假教師攻擊真理，終必失敗，就像雅尼和佯庇攻擊神和摩西會最終失敗一樣。</w:t>
+      </w:r>
+    </w:p>
+    <w:p>
+      <w:pPr/>
+      <w:r>
+        <w:rPr>
+          <w:lang w:val="zh_TW" w:bidi="zh_TW"/>
+        </w:rPr>
+      </w:r>
+      <w:r>
+        <w:rPr>
+          <w:lang w:val="zh_TW" w:bidi="zh_TW"/>
+        </w:rPr>
+        <w:t>保羅把自己的生活和信仰與那些異端教師作了對比。那些異端教師曾逼迫保羅，甚至在保羅第一次宣教旅程期間也是如此。儘管如此，保羅仍然繼續傳揚真理，並帶領許多人接受基督。提摩太應當效法保羅的榜樣。</w:t>
+      </w:r>
+    </w:p>
+    <w:p>
+      <w:pPr/>
+      <w:r>
+        <w:rPr>
+          <w:lang w:val="zh_TW" w:bidi="zh_TW"/>
+        </w:rPr>
+      </w:r>
+      <w:r>
+        <w:rPr>
+          <w:lang w:val="zh_TW" w:bidi="zh_TW"/>
+        </w:rPr>
+        <w:t>勝過錯誤教導最好的方法，就是仔細研讀神的話語。「聖經都是神所默示的，於教訓、督責、使人歸正、教導人學義都是有益的，叫屬神的人得以完全，預備行各樣的善事」（</w:t>
+      </w:r>
+      <w:hyperlink r:id="rId83">
+        <w:r>
+          <w:rPr>
+            <w:lang w:val="zh_TW" w:bidi="zh_TW"/>
+          </w:rPr>
+          <w:rPr>
+            <w:color w:val="0000EE"/>
+            <w:u w:val="single"/>
+          </w:rPr>
+          <w:t>提後3:16–17</w:t>
+        </w:r>
+      </w:hyperlink>
+      <w:r>
+        <w:rPr>
+          <w:lang w:val="zh_TW" w:bidi="zh_TW"/>
+        </w:rPr>
+        <w:t>）。</w:t>
+      </w:r>
+    </w:p>
+    <w:p>
+      <w:pPr/>
+      <w:r>
+        <w:rPr>
+          <w:lang w:val="zh_TW" w:bidi="zh_TW"/>
+        </w:rPr>
+      </w:r>
+      <w:r>
+        <w:rPr>
+          <w:lang w:val="zh_TW" w:bidi="zh_TW"/>
+        </w:rPr>
+        <w:t>保羅吩咐提摩太，要忠心殷勤地傳講神的道。許多人可能不願意聽聖經的真理，但提摩太仍要盡力糾正他們、責備他們，即使提摩太會因此遭受逼迫。</w:t>
+      </w:r>
+    </w:p>
+    <w:p>
+      <w:pPr>
+        <w:pStyle w:val="Heading4"/>
+      </w:pPr>
+      <w:r>
+        <w:rPr>
+          <w:lang w:val="zh_TW" w:bidi="zh_TW"/>
+        </w:rPr>
+        <w:t>保羅的信心與盼望（</w:t>
+      </w:r>
+      <w:hyperlink r:id="rId84">
+        <w:r>
+          <w:rPr>
+            <w:lang w:val="zh_TW" w:bidi="zh_TW"/>
+          </w:rPr>
+          <w:rPr>
+            <w:color w:val="0000EE"/>
+            <w:u w:val="single"/>
+          </w:rPr>
+          <w:t>4:6–18</w:t>
+        </w:r>
+      </w:hyperlink>
+      <w:r>
+        <w:rPr>
+          <w:lang w:val="zh_TW" w:bidi="zh_TW"/>
+        </w:rPr>
+        <w:t>）</w:t>
+      </w:r>
+    </w:p>
+    <w:p>
+      <w:pPr/>
+      <w:r>
+        <w:rPr>
+          <w:lang w:val="zh_TW" w:bidi="zh_TW"/>
+        </w:rPr>
+      </w:r>
+      <w:r>
+        <w:rPr>
+          <w:lang w:val="zh_TW" w:bidi="zh_TW"/>
+        </w:rPr>
+        <w:t>保羅把這些重要的囑咐寫給提摩太，因為保羅知道自己留在世上的日子不多了：「我現在被澆奠，我離世的時候到了」（</w:t>
+      </w:r>
+      <w:hyperlink r:id="rId69">
+        <w:r>
+          <w:rPr>
+            <w:lang w:val="zh_TW" w:bidi="zh_TW"/>
+          </w:rPr>
+          <w:rPr>
+            <w:color w:val="0000EE"/>
+            <w:u w:val="single"/>
+          </w:rPr>
+          <w:t>提後4:6</w:t>
+        </w:r>
+      </w:hyperlink>
+      <w:r>
+        <w:rPr>
+          <w:lang w:val="zh_TW" w:bidi="zh_TW"/>
+        </w:rPr>
+        <w:t>）。保羅滿足地回顧自己忠心事奉的一生，也滿懷信心地仰望那將在永恆裡得著的榮耀冠冕。這樣的信心使保羅勇敢面對死亡，也必幫助一切把主再來當作有福盼望的基督徒。</w:t>
+      </w:r>
+    </w:p>
+    <w:p>
+      <w:pPr/>
+      <w:r>
+        <w:rPr>
+          <w:lang w:val="zh_TW" w:bidi="zh_TW"/>
+        </w:rPr>
+      </w:r>
+      <w:r>
+        <w:rPr>
+          <w:lang w:val="zh_TW" w:bidi="zh_TW"/>
+        </w:rPr>
+        <w:t>保羅請提摩太到羅馬與他相聚。當時，只有路加仍然陪伴在保羅身邊。保羅也提到其他已經離開的同工。底馬使他失望；革勒士、提多和推基古都已前往其它地方。保羅請提摩太將保羅留在特羅亞、寄放在加布的外衣帶來，也把那些書卷帶來，尤其是那些用羊皮紙寫成的書卷（很可能是聖經抄本）。保羅也提醒提摩太，要提防銅匠亞歷山大這個惡人（見</w:t>
+      </w:r>
+      <w:hyperlink r:id="rId79">
+        <w:r>
+          <w:rPr>
+            <w:lang w:val="zh_TW" w:bidi="zh_TW"/>
+          </w:rPr>
+          <w:rPr>
+            <w:color w:val="0000EE"/>
+            <w:u w:val="single"/>
+          </w:rPr>
+          <w:t>提前1:20</w:t>
+        </w:r>
+      </w:hyperlink>
+      <w:r>
+        <w:rPr>
+          <w:lang w:val="zh_TW" w:bidi="zh_TW"/>
+        </w:rPr>
+        <w:t>）。</w:t>
+      </w:r>
+    </w:p>
+    <w:p>
+      <w:pPr/>
+      <w:r>
+        <w:rPr>
+          <w:lang w:val="zh_TW" w:bidi="zh_TW"/>
+        </w:rPr>
+      </w:r>
+      <w:r>
+        <w:rPr>
+          <w:lang w:val="zh_TW" w:bidi="zh_TW"/>
+        </w:rPr>
+        <w:t>保羅第一次受審時，所有朋友都離棄了他。然而，神始終與保羅同在，並拯救了他。保羅甚至有機會向眾人傳揚福音。</w:t>
+      </w:r>
+    </w:p>
+    <w:p>
+      <w:pPr>
+        <w:pStyle w:val="Heading4"/>
+      </w:pPr>
+      <w:r>
+        <w:rPr>
+          <w:lang w:val="zh_TW" w:bidi="zh_TW"/>
+        </w:rPr>
+        <w:t>最後的問安（</w:t>
+      </w:r>
+      <w:hyperlink r:id="rId85">
+        <w:r>
+          <w:rPr>
+            <w:lang w:val="zh_TW" w:bidi="zh_TW"/>
+          </w:rPr>
+          <w:rPr>
+            <w:color w:val="0000EE"/>
+            <w:u w:val="single"/>
+          </w:rPr>
+          <w:t>4:19–22</w:t>
+        </w:r>
+      </w:hyperlink>
+      <w:r>
+        <w:rPr>
+          <w:lang w:val="zh_TW" w:bidi="zh_TW"/>
+        </w:rPr>
+        <w:t>）</w:t>
+      </w:r>
+    </w:p>
+    <w:p>
+      <w:pPr/>
+      <w:r>
+        <w:rPr>
+          <w:lang w:val="zh_TW" w:bidi="zh_TW"/>
+        </w:rPr>
+      </w:r>
+      <w:r>
+        <w:rPr>
+          <w:lang w:val="zh_TW" w:bidi="zh_TW"/>
+        </w:rPr>
+        <w:t>保羅向許多在以弗所的朋友問安，也代一些他所認識、住在羅馬的基督徒向提摩太問安。保羅催促提摩太在冬天以前去探望他，因為到了冬天，旅行將會十分困難，甚至無法成行。最後，保羅以一句簡短的祝福作結：「願主與你的靈同在！」</w:t>
+      </w:r>
+    </w:p>
+    <w:p>
+      <w:pPr/>
+      <w:r>
+        <w:rPr>
+          <w:lang w:val="zh_TW" w:bidi="zh_TW"/>
+        </w:rPr>
+      </w:r>
+      <w:r>
+        <w:rPr>
+          <w:i/>
+          <w:lang w:val="zh_TW" w:bidi="zh_TW"/>
+        </w:rPr>
+        <w:t>另見</w:t>
+      </w:r>
+      <w:r>
+        <w:rPr>
+          <w:lang w:val="zh_TW" w:bidi="zh_TW"/>
+        </w:rPr>
+        <w:t xml:space="preserve"> </w:t>
+      </w:r>
+      <w:r>
+        <w:rPr>
+          <w:lang w:val="zh_TW" w:bidi="zh_TW"/>
+        </w:rPr>
+        <w:t>使徒保羅</w:t>
+      </w:r>
       <w:r>
         <w:rPr>
           <w:lang w:val="zh_TW" w:bidi="zh_TW"/>
         </w:rPr>
         <w:t>；</w:t>
       </w:r>
-      <w:hyperlink r:id="rId27">
-        <w:r>
-          <w:rPr>
-            <w:lang w:val="zh_TW" w:bidi="zh_TW"/>
-          </w:rPr>
-          <w:rPr>
-            <w:color w:val="0000EE"/>
-            <w:u w:val="single"/>
-          </w:rPr>
-          <w:t>代上1:36</w:t>
-        </w:r>
-      </w:hyperlink>
-      <w:r>
-        <w:rPr>
-          <w:lang w:val="zh_TW" w:bidi="zh_TW"/>
-        </w:rPr>
-        <w:t>、</w:t>
-      </w:r>
-      <w:hyperlink r:id="rId27">
-        <w:r>
-          <w:rPr>
-            <w:lang w:val="zh_TW" w:bidi="zh_TW"/>
-          </w:rPr>
-          <w:rPr>
-            <w:color w:val="0000EE"/>
-            <w:u w:val="single"/>
-          </w:rPr>
-          <w:t>51</w:t>
-        </w:r>
-      </w:hyperlink>
-      <w:r>
-        <w:rPr>
-          <w:lang w:val="zh_TW" w:bidi="zh_TW"/>
-        </w:rPr>
-        <w:t>）。這個名稱可能是指以東一個宗族的祖先，也可能是指該宗族所居住的地區。</w:t>
+      <w:r>
+        <w:rPr>
+          <w:lang w:val="zh_TW" w:bidi="zh_TW"/>
+        </w:rPr>
+        <w:t>提摩太前書</w:t>
+      </w:r>
+      <w:r>
+        <w:rPr>
+          <w:lang w:val="zh_TW" w:bidi="zh_TW"/>
+        </w:rPr>
+        <w:t>；</w:t>
+      </w:r>
+      <w:r>
+        <w:rPr>
+          <w:lang w:val="zh_TW" w:bidi="zh_TW"/>
+        </w:rPr>
+        <w:t>提多書</w:t>
+      </w:r>
+      <w:r>
+        <w:rPr>
+          <w:lang w:val="zh_TW" w:bidi="zh_TW"/>
+        </w:rPr>
+        <w:t>。</w:t>
+      </w:r>
+      <w:r>
+        <w:rPr>
+          <w:lang w:val="zh_TW" w:bidi="zh_TW"/>
+        </w:rPr>
+      </w:r>
+      <w:r>
+        <w:rPr>
+          <w:lang w:val="zh_TW" w:bidi="zh_TW"/>
+        </w:rPr>
+      </w:r>
+    </w:p>
+    <w:p>
+      <w:pPr/>
+      <w:r>
+        <w:rPr>
+          <w:lang w:val="zh_TW" w:bidi="zh_TW"/>
+        </w:rPr>
+      </w:r>
+    </w:p>
+    <w:p>
+      <w:pPr>
+        <w:pStyle w:val="Heading2"/>
+      </w:pPr>
+      <w:r>
+        <w:rPr>
+          <w:lang w:val="zh_TW" w:bidi="zh_TW"/>
+        </w:rPr>
+        <w:t>提摩太前書</w:t>
+      </w:r>
+      <w:r>
+        <w:rPr>
+          <w:lang w:val="zh_TW" w:bidi="zh_TW"/>
+        </w:rPr>
+      </w:r>
+    </w:p>
+    <w:p>
+      <w:pPr/>
+      <w:r>
+        <w:rPr>
+          <w:lang w:val="zh_TW" w:bidi="zh_TW"/>
+        </w:rPr>
+      </w:r>
+      <w:r>
+        <w:rPr>
+          <w:lang w:val="zh_TW" w:bidi="zh_TW"/>
+        </w:rPr>
+        <w:t>保羅寫給他年輕同工提摩太的第一封書信。</w:t>
+      </w:r>
+    </w:p>
+    <w:p>
+      <w:pPr/>
+      <w:r>
+        <w:rPr>
+          <w:lang w:val="zh_TW" w:bidi="zh_TW"/>
+        </w:rPr>
+      </w:r>
+      <w:r>
+        <w:rPr>
+          <w:lang w:val="zh_TW" w:bidi="zh_TW"/>
+        </w:rPr>
+        <w:t>提摩太前書的作者、日期和背景必須與其他兩封教牧書信提摩太後書和提多書一起考慮，這些書信是寫給保羅的兩位年輕同工，幫助他們處理以弗所和克里特教會的牧養問題。</w:t>
+      </w:r>
+    </w:p>
+    <w:p>
+      <w:pPr/>
+      <w:r>
+        <w:rPr>
+          <w:lang w:val="zh_TW" w:bidi="zh_TW"/>
+        </w:rPr>
+      </w:r>
+      <w:r>
+        <w:rPr>
+          <w:lang w:val="zh_TW" w:bidi="zh_TW"/>
+        </w:rPr>
+        <w:t>概述</w:t>
+      </w:r>
+    </w:p>
+    <w:p>
+      <w:pPr>
+        <w:pStyle w:val="ListBullet"/>
+        <w:spacing w:line="240" w:lineRule="auto"/>
+        <w:ind w:left="720"/>
+      </w:pPr>
+      <w:r>
+        <w:rPr>
+          <w:lang w:val="zh_TW" w:bidi="zh_TW"/>
+        </w:rPr>
+      </w:r>
+      <w:r>
+        <w:rPr>
+          <w:lang w:val="zh_TW" w:bidi="zh_TW"/>
+        </w:rPr>
+        <w:t>作者</w:t>
+      </w:r>
+    </w:p>
+    <w:p>
+      <w:pPr>
+        <w:pStyle w:val="ListBullet"/>
+        <w:spacing w:line="240" w:lineRule="auto"/>
+        <w:ind w:left="720"/>
+      </w:pPr>
+      <w:r>
+        <w:rPr>
+          <w:lang w:val="zh_TW" w:bidi="zh_TW"/>
+        </w:rPr>
+      </w:r>
+      <w:r>
+        <w:rPr>
+          <w:lang w:val="zh_TW" w:bidi="zh_TW"/>
+        </w:rPr>
+        <w:t>日期</w:t>
+      </w:r>
+    </w:p>
+    <w:p>
+      <w:pPr>
+        <w:pStyle w:val="ListBullet"/>
+        <w:spacing w:line="240" w:lineRule="auto"/>
+        <w:ind w:left="720"/>
+      </w:pPr>
+      <w:r>
+        <w:rPr>
+          <w:lang w:val="zh_TW" w:bidi="zh_TW"/>
+        </w:rPr>
+      </w:r>
+      <w:r>
+        <w:rPr>
+          <w:lang w:val="zh_TW" w:bidi="zh_TW"/>
+        </w:rPr>
+        <w:t>背景</w:t>
+      </w:r>
+    </w:p>
+    <w:p>
+      <w:pPr>
+        <w:pStyle w:val="ListBullet"/>
+        <w:spacing w:line="240" w:lineRule="auto"/>
+        <w:ind w:left="720"/>
+      </w:pPr>
+      <w:r>
+        <w:rPr>
+          <w:lang w:val="zh_TW" w:bidi="zh_TW"/>
+        </w:rPr>
+      </w:r>
+      <w:r>
+        <w:rPr>
+          <w:lang w:val="zh_TW" w:bidi="zh_TW"/>
+        </w:rPr>
+        <w:t>神學</w:t>
+      </w:r>
+    </w:p>
+    <w:p>
+      <w:pPr>
+        <w:pStyle w:val="ListBullet"/>
+        <w:spacing w:line="240" w:lineRule="auto"/>
+        <w:ind w:left="720"/>
+      </w:pPr>
+      <w:r>
+        <w:rPr>
+          <w:lang w:val="zh_TW" w:bidi="zh_TW"/>
+        </w:rPr>
+      </w:r>
+      <w:r>
+        <w:rPr>
+          <w:lang w:val="zh_TW" w:bidi="zh_TW"/>
+        </w:rPr>
+        <w:t>內容</w:t>
+      </w:r>
+    </w:p>
+    <w:p>
+      <w:pPr>
+        <w:pStyle w:val="Heading3"/>
+      </w:pPr>
+      <w:r>
+        <w:rPr>
+          <w:lang w:val="zh_TW" w:bidi="zh_TW"/>
+        </w:rPr>
+        <w:t>作者</w:t>
+      </w:r>
+    </w:p>
+    <w:p>
+      <w:pPr/>
+      <w:r>
+        <w:rPr>
+          <w:lang w:val="zh_TW" w:bidi="zh_TW"/>
+        </w:rPr>
+      </w:r>
+      <w:r>
+        <w:rPr>
+          <w:lang w:val="zh_TW" w:bidi="zh_TW"/>
+        </w:rPr>
+        <w:t>在提摩太前書中，如同提摩太後書和提多書一樣，保羅在第一節就被指名為作者。自愛任紐（Irenaeus）時期（大約公元185年）以來，在早期教會的傳統中，保羅始終是這三封信唯一被認定為作者的人。這三封信中包含了許多保羅生平的個人細節，這些都強有力地證明了保羅是真正的作者。</w:t>
+      </w:r>
+    </w:p>
+    <w:p>
+      <w:pPr/>
+      <w:r>
+        <w:rPr>
+          <w:lang w:val="zh_TW" w:bidi="zh_TW"/>
+        </w:rPr>
+      </w:r>
+      <w:r>
+        <w:rPr>
+          <w:lang w:val="zh_TW" w:bidi="zh_TW"/>
+        </w:rPr>
+        <w:t>然而，一些學者基於以下理由質疑保羅的作者身份：</w:t>
+      </w:r>
+    </w:p>
+    <w:p>
+      <w:pPr>
+        <w:pStyle w:val="ListNumber"/>
+        <w:numPr>
+          <w:ilvl w:val="0"/>
+          <w:numId w:val="17"/>
+        </w:numPr>
+        <w:spacing w:line="240" w:lineRule="auto"/>
+        <w:ind w:left="720"/>
+      </w:pPr>
+      <w:r>
+        <w:rPr>
+          <w:lang w:val="zh_TW" w:bidi="zh_TW"/>
+        </w:rPr>
+      </w:r>
+      <w:r>
+        <w:rPr>
+          <w:lang w:val="zh_TW" w:bidi="zh_TW"/>
+        </w:rPr>
+        <w:t>希臘文詞彙包含大量在其它保羅書信中未出現的詞彙。</w:t>
+        <w:br/>
+        <w:br/>
+      </w:r>
+      <w:r>
+        <w:rPr>
+          <w:lang w:val="zh_TW" w:bidi="zh_TW"/>
+        </w:rPr>
+        <w:t>但這些書信中的主題並不相同。在教牧書信中，作者所處理的是教會組織和紀律方面較為技術性的問題——是一位教會領袖寫信給其他領袖。保羅是一位受過高等教育的人，詞彙豐富。教牧書信中特有的詞彙並不會超出保羅所能使用的詞彙範圍。如果這些詞彙不是出自保羅本人，也可能來自經常幫助保羅撰寫書信的文士。</w:t>
+      </w:r>
+    </w:p>
+    <w:p>
+      <w:pPr>
+        <w:pStyle w:val="ListNumber"/>
+        <w:spacing w:line="240" w:lineRule="auto"/>
+        <w:ind w:left="720"/>
+      </w:pPr>
+      <w:r>
+        <w:rPr>
+          <w:lang w:val="zh_TW" w:bidi="zh_TW"/>
+        </w:rPr>
+      </w:r>
+      <w:r>
+        <w:rPr>
+          <w:lang w:val="zh_TW" w:bidi="zh_TW"/>
+        </w:rPr>
+        <w:t>有關保羅行程的記載，與使徒行傳中所描述的旅程不符。</w:t>
+        <w:br/>
+        <w:br/>
+      </w:r>
+      <w:r>
+        <w:rPr>
+          <w:lang w:val="zh_TW" w:bidi="zh_TW"/>
+        </w:rPr>
+        <w:t>如果相信保羅寫了教牧書信，並且完成了書信中所描述的事，那麼他必須是在羅馬被監禁後獲釋，並且前往了克里特、以弗所和馬其頓。使徒行傳中的記述以保羅在羅馬被囚禁為結尾，因此這些後來的行程可能沒有被提及。有法律證據表明，如果保羅在兩年內沒有被定罪，他應該會自動獲釋。</w:t>
+      </w:r>
+    </w:p>
+    <w:p>
+      <w:pPr>
+        <w:pStyle w:val="ListNumber"/>
+        <w:spacing w:line="240" w:lineRule="auto"/>
+        <w:ind w:left="720"/>
+      </w:pPr>
+      <w:r>
+        <w:rPr>
+          <w:lang w:val="zh_TW" w:bidi="zh_TW"/>
+        </w:rPr>
+      </w:r>
+      <w:r>
+        <w:rPr>
+          <w:lang w:val="zh_TW" w:bidi="zh_TW"/>
+        </w:rPr>
+        <w:t>教牧書信中提到的教會進步發展（如長老、監督和執事），證明其日期晚於保羅的生平。</w:t>
+        <w:br/>
+        <w:br/>
+      </w:r>
+      <w:r>
+        <w:rPr>
+          <w:lang w:val="zh_TW" w:bidi="zh_TW"/>
+        </w:rPr>
+        <w:t>然而，長老在舊約時代就已存在，而作為地方教會職員的監督，幾乎可以肯定與長老是同一職分。此外，保羅在他的其它書信中也提到執事，例如</w:t>
+      </w:r>
+      <w:hyperlink r:id="rId86">
+        <w:r>
+          <w:rPr>
+            <w:lang w:val="zh_TW" w:bidi="zh_TW"/>
+          </w:rPr>
+          <w:rPr>
+            <w:color w:val="0000EE"/>
+            <w:u w:val="single"/>
+          </w:rPr>
+          <w:t>腓立比書一章1節</w:t>
+        </w:r>
+      </w:hyperlink>
+      <w:r>
+        <w:rPr>
+          <w:lang w:val="zh_TW" w:bidi="zh_TW"/>
+        </w:rPr>
+        <w:t>。</w:t>
+      </w:r>
+    </w:p>
+    <w:p>
+      <w:pPr/>
+      <w:r>
+        <w:rPr>
+          <w:lang w:val="zh_TW" w:bidi="zh_TW"/>
+        </w:rPr>
+      </w:r>
+      <w:r>
+        <w:rPr>
+          <w:lang w:val="zh_TW" w:bidi="zh_TW"/>
+        </w:rPr>
+        <w:t>大多數保守派學者及許多其他學者強烈認為，保羅確實寫了這三封教牧書信。</w:t>
+      </w:r>
+    </w:p>
+    <w:p>
+      <w:pPr>
+        <w:pStyle w:val="Heading3"/>
+      </w:pPr>
+      <w:r>
+        <w:rPr>
+          <w:lang w:val="zh_TW" w:bidi="zh_TW"/>
+        </w:rPr>
+        <w:t>日期</w:t>
+      </w:r>
+    </w:p>
+    <w:p>
+      <w:pPr/>
+      <w:r>
+        <w:rPr>
+          <w:lang w:val="zh_TW" w:bidi="zh_TW"/>
+        </w:rPr>
+      </w:r>
+      <w:r>
+        <w:rPr>
+          <w:lang w:val="zh_TW" w:bidi="zh_TW"/>
+        </w:rPr>
+        <w:t>假設保羅寫了教牧書信，提摩太前書應該寫於他第一次羅馬監禁釋放後，大約公元61或62年，並在他第二次羅馬監禁之前，大約在64至67年間，即尼祿去世的日期。至於地點，保羅將提摩太留在以弗所，然後前往馬其頓（</w:t>
+      </w:r>
+      <w:hyperlink r:id="rId87">
+        <w:r>
+          <w:rPr>
+            <w:lang w:val="zh_TW" w:bidi="zh_TW"/>
+          </w:rPr>
+          <w:rPr>
+            <w:color w:val="0000EE"/>
+            <w:u w:val="single"/>
+          </w:rPr>
+          <w:t>提前1:3</w:t>
+        </w:r>
+      </w:hyperlink>
+      <w:r>
+        <w:rPr>
+          <w:lang w:val="zh_TW" w:bidi="zh_TW"/>
+        </w:rPr>
+        <w:t>），他可能在那裡寫了提摩太前書。這封信當然是寫給在以弗所的提摩太的。</w:t>
+      </w:r>
+    </w:p>
+    <w:p>
+      <w:pPr>
+        <w:pStyle w:val="Heading3"/>
+      </w:pPr>
+      <w:r>
+        <w:rPr>
+          <w:lang w:val="zh_TW" w:bidi="zh_TW"/>
+        </w:rPr>
+        <w:t>背景</w:t>
+      </w:r>
+    </w:p>
+    <w:p>
+      <w:pPr/>
+      <w:r>
+        <w:rPr>
+          <w:lang w:val="zh_TW" w:bidi="zh_TW"/>
+        </w:rPr>
+      </w:r>
+      <w:r>
+        <w:rPr>
+          <w:lang w:val="zh_TW" w:bidi="zh_TW"/>
+        </w:rPr>
+        <w:t>保羅把以弗所的教會交給提摩太管理（</w:t>
+      </w:r>
+      <w:hyperlink r:id="rId88">
+        <w:r>
+          <w:rPr>
+            <w:lang w:val="zh_TW" w:bidi="zh_TW"/>
+          </w:rPr>
+          <w:rPr>
+            <w:color w:val="0000EE"/>
+            <w:u w:val="single"/>
+          </w:rPr>
+          <w:t>1:2–3</w:t>
+        </w:r>
+      </w:hyperlink>
+      <w:r>
+        <w:rPr>
+          <w:lang w:val="zh_TW" w:bidi="zh_TW"/>
+        </w:rPr>
+        <w:t>）。保羅在第二次宣教旅程中想去羅馬的亞細亞省（以弗是其主要的城），但聖靈不允許他這樣做。他繼續前往馬其頓和希臘（</w:t>
+      </w:r>
+      <w:hyperlink r:id="rId89">
+        <w:r>
+          <w:rPr>
+            <w:lang w:val="zh_TW" w:bidi="zh_TW"/>
+          </w:rPr>
+          <w:rPr>
+            <w:color w:val="0000EE"/>
+            <w:u w:val="single"/>
+          </w:rPr>
+          <w:t>徒16:6</w:t>
+        </w:r>
+      </w:hyperlink>
+      <w:r>
+        <w:rPr>
+          <w:lang w:val="zh_TW" w:bidi="zh_TW"/>
+        </w:rPr>
+        <w:t>）。他在完成第二次旅程時短暫到訪以弗所（</w:t>
+      </w:r>
+      <w:hyperlink r:id="rId90">
+        <w:r>
+          <w:rPr>
+            <w:lang w:val="zh_TW" w:bidi="zh_TW"/>
+          </w:rPr>
+          <w:rPr>
+            <w:color w:val="0000EE"/>
+            <w:u w:val="single"/>
+          </w:rPr>
+          <w:t>18:19–20</w:t>
+        </w:r>
+      </w:hyperlink>
+      <w:r>
+        <w:rPr>
+          <w:lang w:val="zh_TW" w:bidi="zh_TW"/>
+        </w:rPr>
+        <w:t>）。然後在他的第三次旅程中，他以以弗所為活動中心，並在那裡度過了三年（</w:t>
+      </w:r>
+      <w:hyperlink r:id="rId91">
+        <w:r>
+          <w:rPr>
+            <w:lang w:val="zh_TW" w:bidi="zh_TW"/>
+          </w:rPr>
+          <w:rPr>
+            <w:color w:val="0000EE"/>
+            <w:u w:val="single"/>
+          </w:rPr>
+          <w:t>19:1–20:1</w:t>
+        </w:r>
+      </w:hyperlink>
+      <w:r>
+        <w:rPr>
+          <w:lang w:val="zh_TW" w:bidi="zh_TW"/>
+        </w:rPr>
+        <w:t>）。在他第一次被囚禁於羅馬期間，他寫了一封通函給以弗所和附近的教會。僅僅幾年後，他在以弗所寫了提摩太前書給提摩太。</w:t>
+      </w:r>
+    </w:p>
+    <w:p>
+      <w:pPr>
+        <w:pStyle w:val="Heading3"/>
+      </w:pPr>
+      <w:r>
+        <w:rPr>
+          <w:lang w:val="zh_TW" w:bidi="zh_TW"/>
+        </w:rPr>
+        <w:t>神學</w:t>
+      </w:r>
+    </w:p>
+    <w:p>
+      <w:pPr/>
+      <w:r>
+        <w:rPr>
+          <w:lang w:val="zh_TW" w:bidi="zh_TW"/>
+        </w:rPr>
+      </w:r>
+      <w:r>
+        <w:rPr>
+          <w:lang w:val="zh_TW" w:bidi="zh_TW"/>
+        </w:rPr>
+        <w:t>總的來說，提摩太前書的神學與其它保羅書信以及整個新約的神學一致。神的主權和愛在這封信中一再被清楚呈現。耶穌總是被描繪為真正的神以及人。救恩是藉著基督對神的信心而得的。律法不能拯救人，因為所有人都違背了律法。然而，律法是好的，是神給得救之人的指引，引導他們過討神喜悅的生活。</w:t>
+      </w:r>
+    </w:p>
+    <w:p>
+      <w:pPr/>
+      <w:r>
+        <w:rPr>
+          <w:lang w:val="zh_TW" w:bidi="zh_TW"/>
+        </w:rPr>
+      </w:r>
+      <w:r>
+        <w:rPr>
+          <w:lang w:val="zh_TW" w:bidi="zh_TW"/>
+        </w:rPr>
+        <w:t>教會在這封信中佔有重要地位。所有基督徒都應該成為教會的一部分。他們從教會中獲得了大量關於培養基督徒品格的資源，並且他們在教會中服事神可以比獨自一人服事神有效得多。教會需要組織才能有效地完成其工作。教會必須時刻努力避免異端，並教導福音的真理。</w:t>
+      </w:r>
+    </w:p>
+    <w:p>
+      <w:pPr>
+        <w:pStyle w:val="Heading3"/>
+      </w:pPr>
+      <w:r>
+        <w:rPr>
+          <w:lang w:val="zh_TW" w:bidi="zh_TW"/>
+        </w:rPr>
+        <w:t>內容</w:t>
+      </w:r>
+    </w:p>
+    <w:p>
+      <w:pPr>
+        <w:pStyle w:val="Heading4"/>
+      </w:pPr>
+      <w:r>
+        <w:rPr>
+          <w:lang w:val="zh_TW" w:bidi="zh_TW"/>
+        </w:rPr>
+        <w:t>問安（</w:t>
+      </w:r>
+      <w:hyperlink r:id="rId92">
+        <w:r>
+          <w:rPr>
+            <w:lang w:val="zh_TW" w:bidi="zh_TW"/>
+          </w:rPr>
+          <w:rPr>
+            <w:color w:val="0000EE"/>
+            <w:u w:val="single"/>
+          </w:rPr>
+          <w:t>1:1–2</w:t>
+        </w:r>
+      </w:hyperlink>
+      <w:r>
+        <w:rPr>
+          <w:lang w:val="zh_TW" w:bidi="zh_TW"/>
+        </w:rPr>
+        <w:t>）</w:t>
+      </w:r>
+    </w:p>
+    <w:p>
+      <w:pPr/>
+      <w:r>
+        <w:rPr>
+          <w:lang w:val="zh_TW" w:bidi="zh_TW"/>
+        </w:rPr>
+      </w:r>
+      <w:r>
+        <w:rPr>
+          <w:lang w:val="zh_TW" w:bidi="zh_TW"/>
+        </w:rPr>
+        <w:t>作者自稱保羅，並描述自己是由神揀選並由父神和祂的兒子基督耶穌授權的使徒。保羅有權對年輕的牧者和教會說權威的話語。</w:t>
+      </w:r>
+    </w:p>
+    <w:p>
+      <w:pPr/>
+      <w:r>
+        <w:rPr>
+          <w:lang w:val="zh_TW" w:bidi="zh_TW"/>
+        </w:rPr>
+      </w:r>
+      <w:r>
+        <w:rPr>
+          <w:lang w:val="zh_TW" w:bidi="zh_TW"/>
+        </w:rPr>
+        <w:t>這封信是寫給提摩太的，保羅所親愛的屬靈孩子，保羅給他三重祝福——從神而來的恩惠、憐憫、平安。</w:t>
+      </w:r>
+    </w:p>
+    <w:p>
+      <w:pPr>
+        <w:pStyle w:val="Heading4"/>
+      </w:pPr>
+      <w:r>
+        <w:rPr>
+          <w:lang w:val="zh_TW" w:bidi="zh_TW"/>
+        </w:rPr>
+        <w:t>處理異端（</w:t>
+      </w:r>
+      <w:hyperlink r:id="rId93">
+        <w:r>
+          <w:rPr>
+            <w:lang w:val="zh_TW" w:bidi="zh_TW"/>
+          </w:rPr>
+          <w:rPr>
+            <w:color w:val="0000EE"/>
+            <w:u w:val="single"/>
+          </w:rPr>
+          <w:t>1:3–20</w:t>
+        </w:r>
+      </w:hyperlink>
+      <w:r>
+        <w:rPr>
+          <w:lang w:val="zh_TW" w:bidi="zh_TW"/>
+        </w:rPr>
+        <w:t>）</w:t>
+      </w:r>
+    </w:p>
+    <w:p>
+      <w:pPr/>
+      <w:r>
+        <w:rPr>
+          <w:lang w:val="zh_TW" w:bidi="zh_TW"/>
+        </w:rPr>
+      </w:r>
+      <w:r>
+        <w:rPr>
+          <w:lang w:val="zh_TW" w:bidi="zh_TW"/>
+        </w:rPr>
+        <w:t>保羅留下提摩太在以弗所的原因之一是希望他「囑咐那幾個人不可傳異教」（</w:t>
+      </w:r>
+      <w:hyperlink r:id="rId87">
+        <w:r>
+          <w:rPr>
+            <w:lang w:val="zh_TW" w:bidi="zh_TW"/>
+          </w:rPr>
+          <w:rPr>
+            <w:color w:val="0000EE"/>
+            <w:u w:val="single"/>
+          </w:rPr>
+          <w:t>1:3</w:t>
+        </w:r>
+      </w:hyperlink>
+      <w:r>
+        <w:rPr>
+          <w:lang w:val="zh_TW" w:bidi="zh_TW"/>
+        </w:rPr>
+        <w:t>）。保羅相信一個人所信的和他所做的一樣重要。這裡的異端被描述為一種早期諾斯底主義異端，這是一種危險的異端，困擾教會已有數個世紀。</w:t>
+      </w:r>
+    </w:p>
+    <w:p>
+      <w:pPr/>
+      <w:r>
+        <w:rPr>
+          <w:lang w:val="zh_TW" w:bidi="zh_TW"/>
+        </w:rPr>
+      </w:r>
+      <w:r>
+        <w:rPr>
+          <w:lang w:val="zh_TW" w:bidi="zh_TW"/>
+        </w:rPr>
+        <w:t>這些早期的諾斯底主義者聲稱比普通基督徒對真理擁有更深的洞見。他們將神視為靈，將人視為物質，並將神和人區分開來。他們認為兩者之間的橋樑不是耶穌基督這位唯一的中保，而是由無數不同等級的天使、化身、伊安（aeons）等等所構成。他們爭論神話和虛構的事，他們尋求救恩的方法是試圖取悅一連串無窮無盡的天使鎖鏈來獲得拯救，而不是藉著信心接受神所賜的救恩。但保羅深知，唯有神的恩典才能拯救罪人。</w:t>
+      </w:r>
+    </w:p>
+    <w:p>
+      <w:pPr>
+        <w:pStyle w:val="Heading4"/>
+      </w:pPr>
+      <w:r>
+        <w:rPr>
+          <w:lang w:val="zh_TW" w:bidi="zh_TW"/>
+        </w:rPr>
+        <w:t>教會中的正確敬拜（</w:t>
+      </w:r>
+      <w:hyperlink r:id="rId94">
+        <w:r>
+          <w:rPr>
+            <w:lang w:val="zh_TW" w:bidi="zh_TW"/>
+          </w:rPr>
+          <w:rPr>
+            <w:color w:val="0000EE"/>
+            <w:u w:val="single"/>
+          </w:rPr>
+          <w:t>2:1–15</w:t>
+        </w:r>
+      </w:hyperlink>
+      <w:r>
+        <w:rPr>
+          <w:lang w:val="zh_TW" w:bidi="zh_TW"/>
+        </w:rPr>
+        <w:t>）</w:t>
+      </w:r>
+    </w:p>
+    <w:p>
+      <w:pPr/>
+      <w:r>
+        <w:rPr>
+          <w:lang w:val="zh_TW" w:bidi="zh_TW"/>
+        </w:rPr>
+      </w:r>
+      <w:r>
+        <w:rPr>
+          <w:lang w:val="zh_TW" w:bidi="zh_TW"/>
+        </w:rPr>
+        <w:t>「我勸你，第一要為萬人懇求、禱告、代求、祝謝」（</w:t>
+      </w:r>
+      <w:hyperlink r:id="rId95">
+        <w:r>
+          <w:rPr>
+            <w:lang w:val="zh_TW" w:bidi="zh_TW"/>
+          </w:rPr>
+          <w:rPr>
+            <w:color w:val="0000EE"/>
+            <w:u w:val="single"/>
+          </w:rPr>
+          <w:t>2:1</w:t>
+        </w:r>
+      </w:hyperlink>
+      <w:r>
+        <w:rPr>
+          <w:lang w:val="zh_TW" w:bidi="zh_TW"/>
+        </w:rPr>
+        <w:t>）。禱告是基督教會敬拜中極其重要的一部分。保羅強調為國家中高位上的人作特別禱告的重要性（即使國是以尼祿為皇帝的羅馬帝國）。保羅在</w:t>
+      </w:r>
+      <w:hyperlink r:id="rId96">
+        <w:r>
+          <w:rPr>
+            <w:lang w:val="zh_TW" w:bidi="zh_TW"/>
+          </w:rPr>
+          <w:rPr>
+            <w:color w:val="0000EE"/>
+            <w:u w:val="single"/>
+          </w:rPr>
+          <w:t>羅馬書第十三章</w:t>
+        </w:r>
+      </w:hyperlink>
+      <w:r>
+        <w:rPr>
+          <w:lang w:val="zh_TW" w:bidi="zh_TW"/>
+        </w:rPr>
+        <w:t>中清楚地教導這一點，而耶穌也告訴祂的門徒要把屬於凱撒的東西交給凱撒（</w:t>
+      </w:r>
+      <w:hyperlink r:id="rId97">
+        <w:r>
+          <w:rPr>
+            <w:lang w:val="zh_TW" w:bidi="zh_TW"/>
+          </w:rPr>
+          <w:rPr>
+            <w:color w:val="0000EE"/>
+            <w:u w:val="single"/>
+          </w:rPr>
+          <w:t>太22:17</w:t>
+        </w:r>
+      </w:hyperlink>
+      <w:r>
+        <w:rPr>
+          <w:lang w:val="zh_TW" w:bidi="zh_TW"/>
+        </w:rPr>
+        <w:t>）。</w:t>
+      </w:r>
+    </w:p>
+    <w:p>
+      <w:pPr/>
+      <w:r>
+        <w:rPr>
+          <w:lang w:val="zh_TW" w:bidi="zh_TW"/>
+        </w:rPr>
+      </w:r>
+      <w:r>
+        <w:rPr>
+          <w:lang w:val="zh_TW" w:bidi="zh_TW"/>
+        </w:rPr>
+        <w:t>基督徒男女應該向神祈禱，舉起聖潔的手，這些手應當遠離罪、怒氣和怨恨。保羅特別勸誡姊妹們：「又願女人廉恥、自守，以正派衣裳為妝飾，不以編髮、黃金、珍珠，和貴價的衣裳為妝飾，只要有善行，這才與自稱是敬神的女人相宜。」（</w:t>
+      </w:r>
+      <w:hyperlink r:id="rId98">
+        <w:r>
+          <w:rPr>
+            <w:lang w:val="zh_TW" w:bidi="zh_TW"/>
+          </w:rPr>
+          <w:rPr>
+            <w:color w:val="0000EE"/>
+            <w:u w:val="single"/>
+          </w:rPr>
+          <w:t>提前2:9–10</w:t>
+        </w:r>
+      </w:hyperlink>
+      <w:r>
+        <w:rPr>
+          <w:lang w:val="zh_TW" w:bidi="zh_TW"/>
+        </w:rPr>
+        <w:t>）。然後保羅說：「不許女人講道，也不許她轄管男人，只要沉靜」（</w:t>
+      </w:r>
+      <w:hyperlink r:id="rId99">
+        <w:r>
+          <w:rPr>
+            <w:lang w:val="zh_TW" w:bidi="zh_TW"/>
+          </w:rPr>
+          <w:rPr>
+            <w:color w:val="0000EE"/>
+            <w:u w:val="single"/>
+          </w:rPr>
+          <w:t>12</w:t>
+        </w:r>
+      </w:hyperlink>
+      <w:r>
+        <w:rPr>
+          <w:lang w:val="zh_TW" w:bidi="zh_TW"/>
+        </w:rPr>
+        <w:t>節）。這並不意味著他們不能在教會聚會中發言。使徒行傳和哥林多前書清楚表明，婦女可以在教會聚會中禱告、說預言和作見證。但教導的職責是由男性擔任，因為作為長老（男性）的職責就是教導。因此，教導和行使權柄是密不可分的。</w:t>
+      </w:r>
+    </w:p>
+    <w:p>
+      <w:pPr>
+        <w:pStyle w:val="Heading4"/>
+      </w:pPr>
+      <w:r>
+        <w:rPr>
+          <w:lang w:val="zh_TW" w:bidi="zh_TW"/>
+        </w:rPr>
+        <w:t>教會中的適當組織（</w:t>
+      </w:r>
+      <w:hyperlink r:id="rId100">
+        <w:r>
+          <w:rPr>
+            <w:lang w:val="zh_TW" w:bidi="zh_TW"/>
+          </w:rPr>
+          <w:rPr>
+            <w:color w:val="0000EE"/>
+            <w:u w:val="single"/>
+          </w:rPr>
+          <w:t>3:1–5:25</w:t>
+        </w:r>
+      </w:hyperlink>
+      <w:r>
+        <w:rPr>
+          <w:lang w:val="zh_TW" w:bidi="zh_TW"/>
+        </w:rPr>
+        <w:t>）</w:t>
+      </w:r>
+    </w:p>
+    <w:p>
+      <w:pPr/>
+      <w:r>
+        <w:rPr>
+          <w:lang w:val="zh_TW" w:bidi="zh_TW"/>
+        </w:rPr>
+      </w:r>
+      <w:r>
+        <w:rPr>
+          <w:lang w:val="zh_TW" w:bidi="zh_TW"/>
+        </w:rPr>
+        <w:t>關於早期教會的組織，首要問題是誰是監督。這處經文的第一節是：「人若想要得監督的職分，就是羨慕善工」（</w:t>
+      </w:r>
+      <w:hyperlink r:id="rId101">
+        <w:r>
+          <w:rPr>
+            <w:lang w:val="zh_TW" w:bidi="zh_TW"/>
+          </w:rPr>
+          <w:rPr>
+            <w:color w:val="0000EE"/>
+            <w:u w:val="single"/>
+          </w:rPr>
+          <w:t>3:1）</w:t>
+        </w:r>
+      </w:hyperlink>
+      <w:r>
+        <w:rPr>
+          <w:lang w:val="zh_TW" w:bidi="zh_TW"/>
+        </w:rPr>
+        <w:t>。在所有教牧書信中，監督顯然是地方教會內的一個職分，而不是一個管理多個教會的職員，例如在公元二世紀初期發展起來的主教職位。而且根據</w:t>
+      </w:r>
+      <w:hyperlink r:id="rId102">
+        <w:r>
+          <w:rPr>
+            <w:lang w:val="zh_TW" w:bidi="zh_TW"/>
+          </w:rPr>
+          <w:rPr>
+            <w:color w:val="0000EE"/>
+            <w:u w:val="single"/>
+          </w:rPr>
+          <w:t>提多書一章4至6節</w:t>
+        </w:r>
+      </w:hyperlink>
+      <w:r>
+        <w:rPr>
+          <w:lang w:val="zh_TW" w:bidi="zh_TW"/>
+        </w:rPr>
+        <w:t>，保羅將長老和監督這兩個詞交替使用，因此大多數學者相信保羅認為這兩者是可以互換的。提摩太自己是教會中類似現代牧師的角色，並且有長老（監督）和執事幫助他管理教會。</w:t>
+      </w:r>
+    </w:p>
+    <w:p>
+      <w:pPr/>
+      <w:r>
+        <w:rPr>
+          <w:lang w:val="zh_TW" w:bidi="zh_TW"/>
+        </w:rPr>
+      </w:r>
+      <w:r>
+        <w:rPr>
+          <w:lang w:val="zh_TW" w:bidi="zh_TW"/>
+        </w:rPr>
+        <w:t>在教會中成為長老是一個值得追求的目標。但是，一個人必須具備高資格才能當選這樣負責任的職位。他應該受到教會其他成員和教會外部人士的尊重。大多數的資格都很清楚，但其中幾個值得特別注意。</w:t>
+      </w:r>
+    </w:p>
+    <w:p>
+      <w:pPr/>
+      <w:r>
+        <w:rPr>
+          <w:lang w:val="zh_TW" w:bidi="zh_TW"/>
+        </w:rPr>
+      </w:r>
+      <w:r>
+        <w:rPr>
+          <w:lang w:val="zh_TW" w:bidi="zh_TW"/>
+        </w:rPr>
+        <w:t>「作監督的，必須無可指責，只作一個婦人的丈夫」（</w:t>
+      </w:r>
+      <w:hyperlink r:id="rId103">
+        <w:r>
+          <w:rPr>
+            <w:lang w:val="zh_TW" w:bidi="zh_TW"/>
+          </w:rPr>
+          <w:rPr>
+            <w:color w:val="0000EE"/>
+            <w:u w:val="single"/>
+          </w:rPr>
+          <w:t>3:2</w:t>
+        </w:r>
+      </w:hyperlink>
+      <w:r>
+        <w:rPr>
+          <w:lang w:val="zh_TW" w:bidi="zh_TW"/>
+        </w:rPr>
+        <w:t>）。希臘文的字面意思是「一個女人的男人」。這顯然禁止一夫多妻制，並排除對妻子不忠的男人。它可能不會排除一個離婚後再婚的男人，也不會排除一個從未有過妻子的單身男子。教會應該堅持其領袖在性道德上有很高的標準。</w:t>
+      </w:r>
+    </w:p>
+    <w:p>
+      <w:pPr/>
+      <w:r>
+        <w:rPr>
+          <w:lang w:val="zh_TW" w:bidi="zh_TW"/>
+        </w:rPr>
+      </w:r>
+      <w:r>
+        <w:rPr>
+          <w:lang w:val="zh_TW" w:bidi="zh_TW"/>
+        </w:rPr>
+        <w:t>如果一個人無法管理好自己的家庭，他也無法在教會中行使紀律。這個人也不應該酗酒。保羅並未要求完全禁酒，但他明確要求長老不可被烈酒支配。而且擔任長老高職的人不應該是新信徒（字面意義為初信者），以免因驕傲而失去做長老的資格。總的來說，只有品格優良的人才能當選為教會的長老或監督。</w:t>
+      </w:r>
+    </w:p>
+    <w:p>
+      <w:pPr/>
+      <w:r>
+        <w:rPr>
+          <w:lang w:val="zh_TW" w:bidi="zh_TW"/>
+        </w:rPr>
+      </w:r>
+      <w:r>
+        <w:rPr>
+          <w:lang w:val="zh_TW" w:bidi="zh_TW"/>
+        </w:rPr>
+        <w:t>接著，保羅繼續談到執事的職分：「作執事的，也是如此：必須端莊，不一口兩舌，不好喝酒，不貪不義之財」（</w:t>
+      </w:r>
+      <w:hyperlink r:id="rId104">
+        <w:r>
+          <w:rPr>
+            <w:lang w:val="zh_TW" w:bidi="zh_TW"/>
+          </w:rPr>
+          <w:rPr>
+            <w:color w:val="0000EE"/>
+            <w:u w:val="single"/>
+          </w:rPr>
+          <w:t>3:8</w:t>
+        </w:r>
+      </w:hyperlink>
+      <w:r>
+        <w:rPr>
+          <w:lang w:val="zh_TW" w:bidi="zh_TW"/>
+        </w:rPr>
+        <w:t>）。執事的資格幾乎與長老的資格相同。在被選為執事之前，他們應該有教會工作的經驗。</w:t>
+      </w:r>
+      <w:hyperlink r:id="rId105">
+        <w:r>
+          <w:rPr>
+            <w:lang w:val="zh_TW" w:bidi="zh_TW"/>
+          </w:rPr>
+          <w:rPr>
+            <w:color w:val="0000EE"/>
+            <w:u w:val="single"/>
+          </w:rPr>
+          <w:t>提摩太前書三章11節</w:t>
+        </w:r>
+      </w:hyperlink>
+      <w:r>
+        <w:rPr>
+          <w:lang w:val="zh_TW" w:bidi="zh_TW"/>
+        </w:rPr>
+        <w:t>將相同的資格應用於有志成為執事的婦女和/或執事的妻子。第</w:t>
+      </w:r>
+      <w:hyperlink r:id="rId106">
+        <w:r>
+          <w:rPr>
+            <w:lang w:val="zh_TW" w:bidi="zh_TW"/>
+          </w:rPr>
+          <w:rPr>
+            <w:color w:val="0000EE"/>
+            <w:u w:val="single"/>
+          </w:rPr>
+          <w:t>12節</w:t>
+        </w:r>
+      </w:hyperlink>
+      <w:r>
+        <w:rPr>
+          <w:lang w:val="zh_TW" w:bidi="zh_TW"/>
+        </w:rPr>
+        <w:t>繼續說明執事的資格。</w:t>
+      </w:r>
+    </w:p>
+    <w:p>
+      <w:pPr/>
+      <w:r>
+        <w:rPr>
+          <w:lang w:val="zh_TW" w:bidi="zh_TW"/>
+        </w:rPr>
+      </w:r>
+      <w:r>
+        <w:rPr>
+          <w:lang w:val="zh_TW" w:bidi="zh_TW"/>
+        </w:rPr>
+        <w:t>在第</w:t>
+      </w:r>
+      <w:hyperlink r:id="rId107">
+        <w:r>
+          <w:rPr>
+            <w:lang w:val="zh_TW" w:bidi="zh_TW"/>
+          </w:rPr>
+          <w:rPr>
+            <w:color w:val="0000EE"/>
+            <w:u w:val="single"/>
+          </w:rPr>
+          <w:t>四</w:t>
+        </w:r>
+      </w:hyperlink>
+      <w:r>
+        <w:rPr>
+          <w:lang w:val="zh_TW" w:bidi="zh_TW"/>
+        </w:rPr>
+        <w:t>章中，保羅敦促提摩太在教會中發揮他的領導作用，特別是在他與異端的關係上。一些諾斯底異端教導一種虛假的禁欲主義，禁止婚姻和某些食物。但神賜給我們這些東西是為了使用和享受，以榮耀神。提摩太的牧職責任是教導人神的真理，不要讓自己捲入異端無神和荒謬傳說的爭論中（</w:t>
+      </w:r>
+      <w:hyperlink r:id="rId108">
+        <w:r>
+          <w:rPr>
+            <w:lang w:val="zh_TW" w:bidi="zh_TW"/>
+          </w:rPr>
+          <w:rPr>
+            <w:color w:val="0000EE"/>
+            <w:u w:val="single"/>
+          </w:rPr>
+          <w:t>4:7</w:t>
+        </w:r>
+      </w:hyperlink>
+      <w:r>
+        <w:rPr>
+          <w:lang w:val="zh_TW" w:bidi="zh_TW"/>
+        </w:rPr>
+        <w:t>）。保羅敦促提摩太通過不斷的靈性操練來保持靈性健壯，這比鍛鍊身體更重要。</w:t>
+      </w:r>
+    </w:p>
+    <w:p>
+      <w:pPr/>
+      <w:r>
+        <w:rPr>
+          <w:lang w:val="zh_TW" w:bidi="zh_TW"/>
+        </w:rPr>
+      </w:r>
+      <w:r>
+        <w:rPr>
+          <w:lang w:val="zh_TW" w:bidi="zh_TW"/>
+        </w:rPr>
+        <w:t>保羅認識到提摩太是一個年輕人，一些年長的基督徒可能會因為他年輕而看輕他。提摩太應該更加努力以贏得他們的尊重——「在言語、行為、愛心、信心、清潔上，都作信徒的榜樣」（</w:t>
+      </w:r>
+      <w:hyperlink r:id="rId109">
+        <w:r>
+          <w:rPr>
+            <w:lang w:val="zh_TW" w:bidi="zh_TW"/>
+          </w:rPr>
+          <w:rPr>
+            <w:color w:val="0000EE"/>
+            <w:u w:val="single"/>
+          </w:rPr>
+          <w:t>4:12</w:t>
+        </w:r>
+      </w:hyperlink>
+      <w:r>
+        <w:rPr>
+          <w:lang w:val="zh_TW" w:bidi="zh_TW"/>
+        </w:rPr>
+        <w:t>）。因為神已經呼召提摩太，並且教會藉按手禮任命了他，提摩太應該努力履行這些崇高的責任。</w:t>
+      </w:r>
+    </w:p>
+    <w:p>
+      <w:pPr/>
+      <w:r>
+        <w:rPr>
+          <w:lang w:val="zh_TW" w:bidi="zh_TW"/>
+        </w:rPr>
+      </w:r>
+      <w:r>
+        <w:rPr>
+          <w:lang w:val="zh_TW" w:bidi="zh_TW"/>
+        </w:rPr>
+        <w:t>保羅給了提摩太一些實際的建議，告訴他一個年輕的傳道人應該如何處理教會中不同年齡和性別的群體。他應該像對待自己的父親一樣對待年長的男人，像對待自己的母親一樣對待年長的女人，像對待自己的兄弟一樣對待年輕的男人，像對待自己的姐妹一樣對待年輕的女人——並特別強調：「總要清清潔潔的」（</w:t>
+      </w:r>
+      <w:hyperlink r:id="rId110">
+        <w:r>
+          <w:rPr>
+            <w:lang w:val="zh_TW" w:bidi="zh_TW"/>
+          </w:rPr>
+          <w:rPr>
+            <w:color w:val="0000EE"/>
+            <w:u w:val="single"/>
+          </w:rPr>
+          <w:t>5:2</w:t>
+        </w:r>
+      </w:hyperlink>
+      <w:r>
+        <w:rPr>
+          <w:lang w:val="zh_TW" w:bidi="zh_TW"/>
+        </w:rPr>
+        <w:t>）。</w:t>
+      </w:r>
+    </w:p>
+    <w:p>
+      <w:pPr/>
+      <w:r>
+        <w:rPr>
+          <w:lang w:val="zh_TW" w:bidi="zh_TW"/>
+        </w:rPr>
+      </w:r>
+      <w:r>
+        <w:rPr>
+          <w:lang w:val="zh_TW" w:bidi="zh_TW"/>
+        </w:rPr>
+        <w:t>保羅還告訴提摩太如何處理寡婦的問題。在那個時候，極少婦女可以工作，且當時還沒有保險和社會保障，失去丈夫的婦女往往陷入絕望的境地。早期教會制定了一個寡婦名冊，以便能夠照顧她們的需要。年輕的寡婦應該被勸勉再婚，讓新的丈夫來支持她們。有能力的家庭應該認識到他們有責任照顧自己有需要的親人。教會因此有責任照顧那些沒有家人照顧的年長寡婦。教會在履行其慈善義務時，必須明智、公平，妥善分配有限的資源，以達到最大的益處。</w:t>
+      </w:r>
+    </w:p>
+    <w:p>
+      <w:pPr/>
+      <w:r>
+        <w:rPr>
+          <w:lang w:val="zh_TW" w:bidi="zh_TW"/>
+        </w:rPr>
+      </w:r>
+      <w:r>
+        <w:rPr>
+          <w:lang w:val="zh_TW" w:bidi="zh_TW"/>
+        </w:rPr>
+        <w:t>即使在早期教會，教會領袖也因其工作而獲得報酬。保羅說他們應該「當以為配受加倍的敬奉」（</w:t>
+      </w:r>
+      <w:hyperlink r:id="rId111">
+        <w:r>
+          <w:rPr>
+            <w:lang w:val="zh_TW" w:bidi="zh_TW"/>
+          </w:rPr>
+          <w:rPr>
+            <w:color w:val="0000EE"/>
+            <w:u w:val="single"/>
+          </w:rPr>
+          <w:t>5:17</w:t>
+        </w:r>
+      </w:hyperlink>
+      <w:r>
+        <w:rPr>
+          <w:lang w:val="zh_TW" w:bidi="zh_TW"/>
+        </w:rPr>
+        <w:t>）。教會的領袖不應該被選立得太快，他們的罪過也不應被忽視。即便是提摩太本人，也被警告要遠離罪惡。這處經文最後再次討論了教會領袖的罪（</w:t>
+      </w:r>
+      <w:hyperlink r:id="rId112">
+        <w:r>
+          <w:rPr>
+            <w:lang w:val="zh_TW" w:bidi="zh_TW"/>
+          </w:rPr>
+          <w:rPr>
+            <w:color w:val="0000EE"/>
+            <w:u w:val="single"/>
+          </w:rPr>
+          <w:t>24–25節</w:t>
+        </w:r>
+      </w:hyperlink>
+      <w:r>
+        <w:rPr>
+          <w:lang w:val="zh_TW" w:bidi="zh_TW"/>
+        </w:rPr>
+        <w:t>）。當一個人的罪行明顯時，罪人必須由教會懲戒。有時候，一個人的罪可能不被其他人發現，但神知道並會處理。相反，領袖們的許多善行也是如此。</w:t>
+      </w:r>
+    </w:p>
+    <w:p>
+      <w:pPr>
+        <w:pStyle w:val="Heading4"/>
+      </w:pPr>
+      <w:r>
+        <w:rPr>
+          <w:lang w:val="zh_TW" w:bidi="zh_TW"/>
+        </w:rPr>
+        <w:t>一些關於基督徒生活的實際教導（</w:t>
+      </w:r>
+      <w:hyperlink r:id="rId113">
+        <w:r>
+          <w:rPr>
+            <w:lang w:val="zh_TW" w:bidi="zh_TW"/>
+          </w:rPr>
+          <w:rPr>
+            <w:color w:val="0000EE"/>
+            <w:u w:val="single"/>
+          </w:rPr>
+          <w:t>6:1–21</w:t>
+        </w:r>
+      </w:hyperlink>
+      <w:r>
+        <w:rPr>
+          <w:lang w:val="zh_TW" w:bidi="zh_TW"/>
+        </w:rPr>
+        <w:t>）</w:t>
+      </w:r>
+    </w:p>
+    <w:p>
+      <w:pPr/>
+      <w:r>
+        <w:rPr>
+          <w:lang w:val="zh_TW" w:bidi="zh_TW"/>
+        </w:rPr>
+      </w:r>
+      <w:r>
+        <w:rPr>
+          <w:lang w:val="zh_TW" w:bidi="zh_TW"/>
+        </w:rPr>
+        <w:t>奴隸制度在當時是被普遍接受的制度。保羅教導基督徒奴隸要做忠實的奴隸，而基督徒主人也應該做良善的主人。在許多世紀後，基督教的原則最終會導致奴隸制度的終結，但在保羅的時代，無論是保羅還是其他人，都不可能發起一場廢除奴隸制的運動。</w:t>
+      </w:r>
+    </w:p>
+    <w:p>
+      <w:pPr/>
+      <w:r>
+        <w:rPr>
+          <w:lang w:val="zh_TW" w:bidi="zh_TW"/>
+        </w:rPr>
+      </w:r>
+      <w:r>
+        <w:rPr>
+          <w:lang w:val="zh_TW" w:bidi="zh_TW"/>
+        </w:rPr>
+        <w:t>保羅敦促提摩太遠離異端的教導，堅守傳揚福音的真理。</w:t>
+      </w:r>
+    </w:p>
+    <w:p>
+      <w:pPr/>
+      <w:r>
+        <w:rPr>
+          <w:lang w:val="zh_TW" w:bidi="zh_TW"/>
+        </w:rPr>
+      </w:r>
+      <w:r>
+        <w:rPr>
+          <w:lang w:val="zh_TW" w:bidi="zh_TW"/>
+        </w:rPr>
+        <w:t>有兩個部分（</w:t>
+      </w:r>
+      <w:hyperlink r:id="rId114">
+        <w:r>
+          <w:rPr>
+            <w:lang w:val="zh_TW" w:bidi="zh_TW"/>
+          </w:rPr>
+          <w:rPr>
+            <w:color w:val="0000EE"/>
+            <w:u w:val="single"/>
+          </w:rPr>
+          <w:t>6:6–10、17–19</w:t>
+        </w:r>
+      </w:hyperlink>
+      <w:r>
+        <w:rPr>
+          <w:lang w:val="zh_TW" w:bidi="zh_TW"/>
+        </w:rPr>
+        <w:t>）討論基督徒對財富的態度。在這裡，保羅緊密遵循耶穌的教導。金錢可能會成為人們心中的偶像，帶來各種罪惡，但它也可以用來事奉神，成為積存在天上的財寶。</w:t>
+      </w:r>
+    </w:p>
+    <w:p>
+      <w:pPr/>
+      <w:r>
+        <w:rPr>
+          <w:lang w:val="zh_TW" w:bidi="zh_TW"/>
+        </w:rPr>
+      </w:r>
+      <w:r>
+        <w:rPr>
+          <w:lang w:val="zh_TW" w:bidi="zh_TW"/>
+        </w:rPr>
+        <w:t>最後，保羅在另外兩個部分（</w:t>
+      </w:r>
+      <w:hyperlink r:id="rId115">
+        <w:r>
+          <w:rPr>
+            <w:lang w:val="zh_TW" w:bidi="zh_TW"/>
+          </w:rPr>
+          <w:rPr>
+            <w:color w:val="0000EE"/>
+            <w:u w:val="single"/>
+          </w:rPr>
+          <w:t>6:11–16，20–21</w:t>
+        </w:r>
+      </w:hyperlink>
+      <w:r>
+        <w:rPr>
+          <w:lang w:val="zh_TW" w:bidi="zh_TW"/>
+        </w:rPr>
+        <w:t>），鼓勵提摩太要竭盡全力，成為真正屬於神的人。他應該像神的士兵一樣打那美好的仗。這一生往往是艱難的，但提摩太應該將他的眼目定睛在榮耀基督的再來上。</w:t>
+      </w:r>
+    </w:p>
+    <w:p>
+      <w:pPr/>
+      <w:r>
+        <w:rPr>
+          <w:lang w:val="zh_TW" w:bidi="zh_TW"/>
+        </w:rPr>
+      </w:r>
+      <w:r>
+        <w:rPr>
+          <w:i/>
+          <w:lang w:val="zh_TW" w:bidi="zh_TW"/>
+        </w:rPr>
+        <w:t>另見</w:t>
+      </w:r>
+      <w:r>
+        <w:rPr>
+          <w:lang w:val="zh_TW" w:bidi="zh_TW"/>
+        </w:rPr>
+        <w:t xml:space="preserve"> </w:t>
+      </w:r>
+      <w:r>
+        <w:rPr>
+          <w:lang w:val="zh_TW" w:bidi="zh_TW"/>
+        </w:rPr>
+        <w:t>提摩太後書</w:t>
+      </w:r>
+      <w:r>
+        <w:rPr>
+          <w:lang w:val="zh_TW" w:bidi="zh_TW"/>
+        </w:rPr>
+        <w:t>；</w:t>
+      </w:r>
+      <w:r>
+        <w:rPr>
+          <w:lang w:val="zh_TW" w:bidi="zh_TW"/>
+        </w:rPr>
+        <w:t>提多書</w:t>
+      </w:r>
+      <w:r>
+        <w:rPr>
+          <w:lang w:val="zh_TW" w:bidi="zh_TW"/>
+        </w:rPr>
+        <w:t>。</w:t>
       </w:r>
       <w:r>
         <w:rPr>
@@ -2703,6 +6734,18 @@
       <w:startOverride w:val="1"/>
     </w:lvlOverride>
   </w:num>
+  <w:num w:numId="16">
+    <w:abstractNumId w:val="3"/>
+    <w:lvlOverride w:ilvl="0">
+      <w:startOverride w:val="1"/>
+    </w:lvlOverride>
+  </w:num>
+  <w:num w:numId="17">
+    <w:abstractNumId w:val="3"/>
+    <w:lvlOverride w:ilvl="0">
+      <w:startOverride w:val="1"/>
+    </w:lvlOverride>
+  </w:num>
   <w:numIdMacAtCleanup w:val="10"/>
 </w:numbering>
 </file>

--- a/zht/docx/170.content.docx
+++ b/zht/docx/170.content.docx
@@ -233,18 +233,12 @@
         </w:rPr>
         <w:t>亞伯拉罕的兄弟拿鶴的兒子（</w:t>
       </w:r>
-      <w:hyperlink r:id="rId13">
-        <w:r>
-          <w:rPr>
-            <w:lang w:val="zh_TW" w:bidi="zh_TW"/>
-          </w:rPr>
-          <w:rPr>
-            <w:color w:val="0000EE"/>
-            <w:u w:val="single"/>
-          </w:rPr>
-          <w:t>創22:24</w:t>
-        </w:r>
-      </w:hyperlink>
+      <w:r>
+        <w:rPr>
+          <w:lang w:val="zh_TW" w:bidi="zh_TW"/>
+        </w:rPr>
+        <w:t>創22:24</w:t>
+      </w:r>
       <w:r>
         <w:rPr>
           <w:lang w:val="zh_TW" w:bidi="zh_TW"/>
@@ -311,18 +305,12 @@
         </w:rPr>
         <w:t>的聯軍，參與對抗所多瑪及其盟友的戰役（</w:t>
       </w:r>
-      <w:hyperlink r:id="rId14">
-        <w:r>
-          <w:rPr>
-            <w:lang w:val="zh_TW" w:bidi="zh_TW"/>
-          </w:rPr>
-          <w:rPr>
-            <w:color w:val="0000EE"/>
-            <w:u w:val="single"/>
-          </w:rPr>
-          <w:t>創14:1–9</w:t>
-        </w:r>
-      </w:hyperlink>
+      <w:r>
+        <w:rPr>
+          <w:lang w:val="zh_TW" w:bidi="zh_TW"/>
+        </w:rPr>
+        <w:t>創14:1–9</w:t>
+      </w:r>
       <w:r>
         <w:rPr>
           <w:lang w:val="zh_TW" w:bidi="zh_TW"/>
@@ -385,72 +373,48 @@
         </w:rPr>
         <w:t>保羅的門徒之一——「照著我們共信之道作我真兒子的」（</w:t>
       </w:r>
-      <w:hyperlink r:id="rId15">
-        <w:r>
-          <w:rPr>
-            <w:lang w:val="zh_TW" w:bidi="zh_TW"/>
-          </w:rPr>
-          <w:rPr>
-            <w:color w:val="0000EE"/>
-            <w:u w:val="single"/>
-          </w:rPr>
-          <w:t>提後1:4</w:t>
-        </w:r>
-      </w:hyperlink>
+      <w:r>
+        <w:rPr>
+          <w:lang w:val="zh_TW" w:bidi="zh_TW"/>
+        </w:rPr>
+        <w:t>提後1:4</w:t>
+      </w:r>
       <w:r>
         <w:rPr>
           <w:lang w:val="zh_TW" w:bidi="zh_TW"/>
         </w:rPr>
         <w:t>）。提多是保羅的門徒和親密朋友，幫助保羅將基督教傳遍地中海世界（</w:t>
       </w:r>
-      <w:hyperlink r:id="rId16">
-        <w:r>
-          <w:rPr>
-            <w:lang w:val="zh_TW" w:bidi="zh_TW"/>
-          </w:rPr>
-          <w:rPr>
-            <w:color w:val="0000EE"/>
-            <w:u w:val="single"/>
-          </w:rPr>
-          <w:t>林後8:23</w:t>
-        </w:r>
-      </w:hyperlink>
+      <w:r>
+        <w:rPr>
+          <w:lang w:val="zh_TW" w:bidi="zh_TW"/>
+        </w:rPr>
+        <w:t>林後8:23</w:t>
+      </w:r>
       <w:r>
         <w:rPr>
           <w:lang w:val="zh_TW" w:bidi="zh_TW"/>
         </w:rPr>
         <w:t>；</w:t>
       </w:r>
-      <w:hyperlink r:id="rId17">
-        <w:r>
-          <w:rPr>
-            <w:lang w:val="zh_TW" w:bidi="zh_TW"/>
-          </w:rPr>
-          <w:rPr>
-            <w:color w:val="0000EE"/>
-            <w:u w:val="single"/>
-          </w:rPr>
-          <w:t>提後4:10</w:t>
-        </w:r>
-      </w:hyperlink>
+      <w:r>
+        <w:rPr>
+          <w:lang w:val="zh_TW" w:bidi="zh_TW"/>
+        </w:rPr>
+        <w:t>提後4:10</w:t>
+      </w:r>
       <w:r>
         <w:rPr>
           <w:lang w:val="zh_TW" w:bidi="zh_TW"/>
         </w:rPr>
         <w:t>；</w:t>
       </w:r>
-      <w:hyperlink r:id="rId18">
-        <w:r>
-          <w:rPr>
-            <w:lang w:val="zh_TW" w:bidi="zh_TW"/>
-          </w:rPr>
-          <w:rPr>
-            <w:color w:val="0000EE"/>
-            <w:u w:val="single"/>
-          </w:rPr>
-          <w:t>多1:4–5</w:t>
-        </w:r>
-      </w:hyperlink>
+      <w:r>
+        <w:rPr>
+          <w:lang w:val="zh_TW" w:bidi="zh_TW"/>
+        </w:rPr>
+        <w:t>多1:4–5</w:t>
+      </w:r>
       <w:r>
         <w:rPr>
           <w:lang w:val="zh_TW" w:bidi="zh_TW"/>
@@ -464,36 +428,24 @@
         </w:rPr>
         <w:t>提多與提摩太不同，提摩太有一位猶太母親，而提多由非猶太父母所生。我們不知道提多如何成為基督徒或如何遇見保羅。第一次提到提多，是在他與保羅和巴拿巴一起前往耶路撒冷的時候（</w:t>
       </w:r>
-      <w:hyperlink r:id="rId19">
-        <w:r>
-          <w:rPr>
-            <w:lang w:val="zh_TW" w:bidi="zh_TW"/>
-          </w:rPr>
-          <w:rPr>
-            <w:color w:val="0000EE"/>
-            <w:u w:val="single"/>
-          </w:rPr>
-          <w:t>加2:3</w:t>
-        </w:r>
-      </w:hyperlink>
+      <w:r>
+        <w:rPr>
+          <w:lang w:val="zh_TW" w:bidi="zh_TW"/>
+        </w:rPr>
+        <w:t>加2:3</w:t>
+      </w:r>
       <w:r>
         <w:rPr>
           <w:lang w:val="zh_TW" w:bidi="zh_TW"/>
         </w:rPr>
         <w:t>）。這大概是在公元50年左右，當時教會領袖在耶路撒冷會議上討論重要問題（</w:t>
       </w:r>
-      <w:hyperlink r:id="rId20">
-        <w:r>
-          <w:rPr>
-            <w:lang w:val="zh_TW" w:bidi="zh_TW"/>
-          </w:rPr>
-          <w:rPr>
-            <w:color w:val="0000EE"/>
-            <w:u w:val="single"/>
-          </w:rPr>
-          <w:t>徒15章</w:t>
-        </w:r>
-      </w:hyperlink>
+      <w:r>
+        <w:rPr>
+          <w:lang w:val="zh_TW" w:bidi="zh_TW"/>
+        </w:rPr>
+        <w:t>徒15章</w:t>
+      </w:r>
       <w:r>
         <w:rPr>
           <w:lang w:val="zh_TW" w:bidi="zh_TW"/>
@@ -522,54 +474,36 @@
         </w:rPr>
         <w:t>根據哥林多後書，保羅在以弗所教導了很長一段時間。在此期間，他聽說哥林多的基督徒對他感到不滿。他們不再接受保羅作為神所揀選的領袖（使徒）。保羅試圖與他們和好，但並未成功。所以保羅派提多去哥林多幫助修復關係。後來，提多在馬其頓（希臘的一個地區）見到保羅，並帶來了好消息。他說哥林多的基督徒已經改變心意，他們現在重新愛戴和尊重保羅（</w:t>
       </w:r>
-      <w:hyperlink r:id="rId21">
-        <w:r>
-          <w:rPr>
-            <w:lang w:val="zh_TW" w:bidi="zh_TW"/>
-          </w:rPr>
-          <w:rPr>
-            <w:color w:val="0000EE"/>
-            <w:u w:val="single"/>
-          </w:rPr>
-          <w:t>林後7:6–7</w:t>
-        </w:r>
-      </w:hyperlink>
+      <w:r>
+        <w:rPr>
+          <w:lang w:val="zh_TW" w:bidi="zh_TW"/>
+        </w:rPr>
+        <w:t>林後7:6–7</w:t>
+      </w:r>
       <w:r>
         <w:rPr>
           <w:lang w:val="zh_TW" w:bidi="zh_TW"/>
         </w:rPr>
         <w:t>）。因此，保羅讓提多帶著哥林多後書返回哥林多。這封信包括為猶太地區貧困的基督徒籌集資金的指示（</w:t>
       </w:r>
-      <w:hyperlink r:id="rId22">
-        <w:r>
-          <w:rPr>
-            <w:lang w:val="zh_TW" w:bidi="zh_TW"/>
-          </w:rPr>
-          <w:rPr>
-            <w:color w:val="0000EE"/>
-            <w:u w:val="single"/>
-          </w:rPr>
-          <w:t>8:6、16</w:t>
-        </w:r>
-      </w:hyperlink>
+      <w:r>
+        <w:rPr>
+          <w:lang w:val="zh_TW" w:bidi="zh_TW"/>
+        </w:rPr>
+        <w:t>8:6、16</w:t>
+      </w:r>
       <w:r>
         <w:rPr>
           <w:lang w:val="zh_TW" w:bidi="zh_TW"/>
         </w:rPr>
         <w:t>）。提多也成功完成了這項任務（</w:t>
       </w:r>
-      <w:hyperlink r:id="rId23">
-        <w:r>
-          <w:rPr>
-            <w:lang w:val="zh_TW" w:bidi="zh_TW"/>
-          </w:rPr>
-          <w:rPr>
-            <w:color w:val="0000EE"/>
-            <w:u w:val="single"/>
-          </w:rPr>
-          <w:t>羅15:25–6</w:t>
-        </w:r>
-      </w:hyperlink>
+      <w:r>
+        <w:rPr>
+          <w:lang w:val="zh_TW" w:bidi="zh_TW"/>
+        </w:rPr>
+        <w:t>羅15:25–6</w:t>
+      </w:r>
       <w:r>
         <w:rPr>
           <w:lang w:val="zh_TW" w:bidi="zh_TW"/>
@@ -583,36 +517,24 @@
         </w:rPr>
         <w:t>有些人認為保羅在羅馬監禁後被釋放。如果這是真的，提多可能與保羅一起前往克里特島。當保羅離開克里特時，他要求提多留下來幫助那裡的新基督徒群體變得更堅固（</w:t>
       </w:r>
-      <w:hyperlink r:id="rId24">
-        <w:r>
-          <w:rPr>
-            <w:lang w:val="zh_TW" w:bidi="zh_TW"/>
-          </w:rPr>
-          <w:rPr>
-            <w:color w:val="0000EE"/>
-            <w:u w:val="single"/>
-          </w:rPr>
-          <w:t>多1:5</w:t>
-        </w:r>
-      </w:hyperlink>
+      <w:r>
+        <w:rPr>
+          <w:lang w:val="zh_TW" w:bidi="zh_TW"/>
+        </w:rPr>
+        <w:t>多1:5</w:t>
+      </w:r>
       <w:r>
         <w:rPr>
           <w:lang w:val="zh_TW" w:bidi="zh_TW"/>
         </w:rPr>
         <w:t>）。這項工作並不容易，因為克里特人難以管理，並且有假教師在給新基督徒製造麻煩（</w:t>
       </w:r>
-      <w:hyperlink r:id="rId25">
-        <w:r>
-          <w:rPr>
-            <w:lang w:val="zh_TW" w:bidi="zh_TW"/>
-          </w:rPr>
-          <w:rPr>
-            <w:color w:val="0000EE"/>
-            <w:u w:val="single"/>
-          </w:rPr>
-          <w:t>10–16節</w:t>
-        </w:r>
-      </w:hyperlink>
+      <w:r>
+        <w:rPr>
+          <w:lang w:val="zh_TW" w:bidi="zh_TW"/>
+        </w:rPr>
+        <w:t>10–16節</w:t>
+      </w:r>
       <w:r>
         <w:rPr>
           <w:lang w:val="zh_TW" w:bidi="zh_TW"/>
@@ -626,36 +548,24 @@
         </w:rPr>
         <w:t>後來，保羅寫了一封信給提多。這封信是保羅的三封教牧書信之一（寫給教會領袖的信）。保羅寫這封信是為了鼓勵提多在克里特與基督徒的工作。保羅在信的結尾吩咐提多在尼哥坡里與他會合，這是一個位於希臘西海岸的城，保羅計劃在那裡過冬（</w:t>
       </w:r>
-      <w:hyperlink r:id="rId26">
-        <w:r>
-          <w:rPr>
-            <w:lang w:val="zh_TW" w:bidi="zh_TW"/>
-          </w:rPr>
-          <w:rPr>
-            <w:color w:val="0000EE"/>
-            <w:u w:val="single"/>
-          </w:rPr>
-          <w:t>多3:12</w:t>
-        </w:r>
-      </w:hyperlink>
+      <w:r>
+        <w:rPr>
+          <w:lang w:val="zh_TW" w:bidi="zh_TW"/>
+        </w:rPr>
+        <w:t>多3:12</w:t>
+      </w:r>
       <w:r>
         <w:rPr>
           <w:lang w:val="zh_TW" w:bidi="zh_TW"/>
         </w:rPr>
         <w:t>）。保羅可能從尼哥坡里派提多去撻馬太執行任務，或者保羅稍後在羅馬再次被監禁時差遣提多（見</w:t>
       </w:r>
-      <w:hyperlink r:id="rId17">
-        <w:r>
-          <w:rPr>
-            <w:lang w:val="zh_TW" w:bidi="zh_TW"/>
-          </w:rPr>
-          <w:rPr>
-            <w:color w:val="0000EE"/>
-            <w:u w:val="single"/>
-          </w:rPr>
-          <w:t>提後4:10</w:t>
-        </w:r>
-      </w:hyperlink>
+      <w:r>
+        <w:rPr>
+          <w:lang w:val="zh_TW" w:bidi="zh_TW"/>
+        </w:rPr>
+        <w:t>提後4:10</w:t>
+      </w:r>
       <w:r>
         <w:rPr>
           <w:lang w:val="zh_TW" w:bidi="zh_TW"/>
@@ -706,18 +616,12 @@
         </w:rPr>
         <w:t>哥林多一位外邦歸信者的名字的另一種拼寫。當猶太群體拒絕保羅的信息時，保羅前往這個人的家（</w:t>
       </w:r>
-      <w:hyperlink r:id="rId27">
-        <w:r>
-          <w:rPr>
-            <w:lang w:val="zh_TW" w:bidi="zh_TW"/>
-          </w:rPr>
-          <w:rPr>
-            <w:color w:val="0000EE"/>
-            <w:u w:val="single"/>
-          </w:rPr>
-          <w:t>徒18:7</w:t>
-        </w:r>
-      </w:hyperlink>
+      <w:r>
+        <w:rPr>
+          <w:lang w:val="zh_TW" w:bidi="zh_TW"/>
+        </w:rPr>
+        <w:t>徒18:7</w:t>
+      </w:r>
       <w:r>
         <w:rPr>
           <w:lang w:val="zh_TW" w:bidi="zh_TW"/>
@@ -969,18 +873,12 @@
         </w:rPr>
         <w:t>雖然這封信以保羅的名字和問候開始（</w:t>
       </w:r>
-      <w:hyperlink r:id="rId28">
-        <w:r>
-          <w:rPr>
-            <w:lang w:val="zh_TW" w:bidi="zh_TW"/>
-          </w:rPr>
-          <w:rPr>
-            <w:color w:val="0000EE"/>
-            <w:u w:val="single"/>
-          </w:rPr>
-          <w:t>多1:1–3</w:t>
-        </w:r>
-      </w:hyperlink>
+      <w:r>
+        <w:rPr>
+          <w:lang w:val="zh_TW" w:bidi="zh_TW"/>
+        </w:rPr>
+        <w:t>多1:1–3</w:t>
+      </w:r>
       <w:r>
         <w:rPr>
           <w:lang w:val="zh_TW" w:bidi="zh_TW"/>
@@ -1012,114 +910,72 @@
         </w:rPr>
         <w:t>提多似乎是保羅最信任和最寶貴的同工之一。保羅提到他（</w:t>
       </w:r>
-      <w:hyperlink r:id="rId16">
-        <w:r>
-          <w:rPr>
-            <w:lang w:val="zh_TW" w:bidi="zh_TW"/>
-          </w:rPr>
-          <w:rPr>
-            <w:color w:val="0000EE"/>
-            <w:u w:val="single"/>
-          </w:rPr>
-          <w:t>林後8:23</w:t>
-        </w:r>
-      </w:hyperlink>
+      <w:r>
+        <w:rPr>
+          <w:lang w:val="zh_TW" w:bidi="zh_TW"/>
+        </w:rPr>
+        <w:t>林後8:23</w:t>
+      </w:r>
       <w:r>
         <w:rPr>
           <w:lang w:val="zh_TW" w:bidi="zh_TW"/>
         </w:rPr>
         <w:t>）是「我的同伴，一同為你們勞碌的」。根據</w:t>
       </w:r>
-      <w:hyperlink r:id="rId15">
-        <w:r>
-          <w:rPr>
-            <w:lang w:val="zh_TW" w:bidi="zh_TW"/>
-          </w:rPr>
-          <w:rPr>
-            <w:color w:val="0000EE"/>
-            <w:u w:val="single"/>
-          </w:rPr>
-          <w:t>提多書一章4節，</w:t>
-        </w:r>
-      </w:hyperlink>
+      <w:r>
+        <w:rPr>
+          <w:lang w:val="zh_TW" w:bidi="zh_TW"/>
+        </w:rPr>
+        <w:t>提多書一章4節，</w:t>
+      </w:r>
       <w:r>
         <w:rPr>
           <w:lang w:val="zh_TW" w:bidi="zh_TW"/>
         </w:rPr>
         <w:t>提多因保羅的工作而信主。很明顯從</w:t>
       </w:r>
-      <w:hyperlink r:id="rId29">
-        <w:r>
-          <w:rPr>
-            <w:lang w:val="zh_TW" w:bidi="zh_TW"/>
-          </w:rPr>
-          <w:rPr>
-            <w:color w:val="0000EE"/>
-            <w:u w:val="single"/>
-          </w:rPr>
-          <w:t>加拉太書二章1至4節</w:t>
-        </w:r>
-      </w:hyperlink>
+      <w:r>
+        <w:rPr>
+          <w:lang w:val="zh_TW" w:bidi="zh_TW"/>
+        </w:rPr>
+        <w:t>加拉太書二章1至4節</w:t>
+      </w:r>
       <w:r>
         <w:rPr>
           <w:lang w:val="zh_TW" w:bidi="zh_TW"/>
         </w:rPr>
         <w:t>可以看出提多是外邦人，他成為外邦基督徒是否應受割禮的試金石。那時提多與保羅和巴拿巴在耶路撒冷。後來，在保羅第三次宣教旅程中，提多為保羅在哥林多執行了兩項艱鉅的任務：第一項任務涉及保羅與哥林多教會之間的緊張關係；第二項任務與為耶路撒冷教會收集外邦人的奉獻有關（</w:t>
       </w:r>
-      <w:hyperlink r:id="rId30">
-        <w:r>
-          <w:rPr>
-            <w:lang w:val="zh_TW" w:bidi="zh_TW"/>
-          </w:rPr>
-          <w:rPr>
-            <w:color w:val="0000EE"/>
-            <w:u w:val="single"/>
-          </w:rPr>
-          <w:t>林後2:12–13，</w:t>
-        </w:r>
-      </w:hyperlink>
-      <w:hyperlink r:id="rId31">
-        <w:r>
-          <w:rPr>
-            <w:lang w:val="zh_TW" w:bidi="zh_TW"/>
-          </w:rPr>
-          <w:rPr>
-            <w:color w:val="0000EE"/>
-            <w:u w:val="single"/>
-          </w:rPr>
-          <w:t>7:5–16，</w:t>
-        </w:r>
-      </w:hyperlink>
-      <w:hyperlink r:id="rId32">
-        <w:r>
-          <w:rPr>
-            <w:lang w:val="zh_TW" w:bidi="zh_TW"/>
-          </w:rPr>
-          <w:rPr>
-            <w:color w:val="0000EE"/>
-            <w:u w:val="single"/>
-          </w:rPr>
-          <w:t>8:1–24</w:t>
-        </w:r>
-      </w:hyperlink>
+      <w:r>
+        <w:rPr>
+          <w:lang w:val="zh_TW" w:bidi="zh_TW"/>
+        </w:rPr>
+        <w:t>林後2:12–13，</w:t>
+      </w:r>
+      <w:r>
+        <w:rPr>
+          <w:lang w:val="zh_TW" w:bidi="zh_TW"/>
+        </w:rPr>
+        <w:t>7:5–16，</w:t>
+      </w:r>
+      <w:r>
+        <w:rPr>
+          <w:lang w:val="zh_TW" w:bidi="zh_TW"/>
+        </w:rPr>
+        <w:t>8:1–24</w:t>
+      </w:r>
       <w:r>
         <w:rPr>
           <w:lang w:val="zh_TW" w:bidi="zh_TW"/>
         </w:rPr>
         <w:t>）。如果</w:t>
       </w:r>
-      <w:hyperlink r:id="rId33">
-        <w:r>
-          <w:rPr>
-            <w:lang w:val="zh_TW" w:bidi="zh_TW"/>
-          </w:rPr>
-          <w:rPr>
-            <w:color w:val="0000EE"/>
-            <w:u w:val="single"/>
-          </w:rPr>
-          <w:t>提摩太後書四章9至18節</w:t>
-        </w:r>
-      </w:hyperlink>
+      <w:r>
+        <w:rPr>
+          <w:lang w:val="zh_TW" w:bidi="zh_TW"/>
+        </w:rPr>
+        <w:t>提摩太後書四章9至18節</w:t>
+      </w:r>
       <w:r>
         <w:rPr>
           <w:lang w:val="zh_TW" w:bidi="zh_TW"/>
@@ -1151,72 +1007,48 @@
         </w:rPr>
         <w:t>要準確地確定這封信的日期並不容易。保羅吩咐提多留在克里特繼續他的工作（</w:t>
       </w:r>
-      <w:hyperlink r:id="rId24">
-        <w:r>
-          <w:rPr>
-            <w:lang w:val="zh_TW" w:bidi="zh_TW"/>
-          </w:rPr>
-          <w:rPr>
-            <w:color w:val="0000EE"/>
-            <w:u w:val="single"/>
-          </w:rPr>
-          <w:t>多1:5</w:t>
-        </w:r>
-      </w:hyperlink>
+      <w:r>
+        <w:rPr>
+          <w:lang w:val="zh_TW" w:bidi="zh_TW"/>
+        </w:rPr>
+        <w:t>多1:5</w:t>
+      </w:r>
       <w:r>
         <w:rPr>
           <w:lang w:val="zh_TW" w:bidi="zh_TW"/>
         </w:rPr>
         <w:t>）。保羅曾在前往羅馬的途中短暫停留在克里特（</w:t>
       </w:r>
-      <w:hyperlink r:id="rId34">
-        <w:r>
-          <w:rPr>
-            <w:lang w:val="zh_TW" w:bidi="zh_TW"/>
-          </w:rPr>
-          <w:rPr>
-            <w:color w:val="0000EE"/>
-            <w:u w:val="single"/>
-          </w:rPr>
-          <w:t>徒27:7–13</w:t>
-        </w:r>
-      </w:hyperlink>
+      <w:r>
+        <w:rPr>
+          <w:lang w:val="zh_TW" w:bidi="zh_TW"/>
+        </w:rPr>
+        <w:t>徒27:7–13</w:t>
+      </w:r>
       <w:r>
         <w:rPr>
           <w:lang w:val="zh_TW" w:bidi="zh_TW"/>
         </w:rPr>
         <w:t>），但這並不是信中提到的事件。在</w:t>
       </w:r>
-      <w:hyperlink r:id="rId26">
-        <w:r>
-          <w:rPr>
-            <w:lang w:val="zh_TW" w:bidi="zh_TW"/>
-          </w:rPr>
-          <w:rPr>
-            <w:color w:val="0000EE"/>
-            <w:u w:val="single"/>
-          </w:rPr>
-          <w:t>提多書三章12節</w:t>
-        </w:r>
-      </w:hyperlink>
+      <w:r>
+        <w:rPr>
+          <w:lang w:val="zh_TW" w:bidi="zh_TW"/>
+        </w:rPr>
+        <w:t>提多書三章12節</w:t>
+      </w:r>
       <w:r>
         <w:rPr>
           <w:lang w:val="zh_TW" w:bidi="zh_TW"/>
         </w:rPr>
         <w:t>，提多被召來到尼哥坡里（可能是希臘伊庇魯斯〔Epirus〕的尼哥坡里），因為保羅決定在那裡過冬。許多學者認為，保羅在羅馬的第一次監禁結束後（</w:t>
       </w:r>
-      <w:hyperlink r:id="rId35">
-        <w:r>
-          <w:rPr>
-            <w:lang w:val="zh_TW" w:bidi="zh_TW"/>
-          </w:rPr>
-          <w:rPr>
-            <w:color w:val="0000EE"/>
-            <w:u w:val="single"/>
-          </w:rPr>
-          <w:t>徒28:16–31</w:t>
-        </w:r>
-      </w:hyperlink>
+      <w:r>
+        <w:rPr>
+          <w:lang w:val="zh_TW" w:bidi="zh_TW"/>
+        </w:rPr>
+        <w:t>徒28:16–31</w:t>
+      </w:r>
       <w:r>
         <w:rPr>
           <w:lang w:val="zh_TW" w:bidi="zh_TW"/>
@@ -1248,96 +1080,60 @@
         </w:rPr>
         <w:t>雖然這封信是寫給保羅的一位同工，但其中個人的提及和勸勉極少。保羅的主要關注點是克里特教會的成長和發展，這些教會當時遭受一些虛假教導的困擾，這些教導似乎帶有猶太元素、禁欲主義傾向，以及大量的推測性討論（</w:t>
       </w:r>
-      <w:hyperlink r:id="rId36">
-        <w:r>
-          <w:rPr>
-            <w:lang w:val="zh_TW" w:bidi="zh_TW"/>
-          </w:rPr>
-          <w:rPr>
-            <w:color w:val="0000EE"/>
-            <w:u w:val="single"/>
-          </w:rPr>
-          <w:t>多1:10、14–15，</w:t>
-        </w:r>
-      </w:hyperlink>
-      <w:hyperlink r:id="rId37">
-        <w:r>
-          <w:rPr>
-            <w:lang w:val="zh_TW" w:bidi="zh_TW"/>
-          </w:rPr>
-          <w:rPr>
-            <w:color w:val="0000EE"/>
-            <w:u w:val="single"/>
-          </w:rPr>
-          <w:t>3:9</w:t>
-        </w:r>
-      </w:hyperlink>
+      <w:r>
+        <w:rPr>
+          <w:lang w:val="zh_TW" w:bidi="zh_TW"/>
+        </w:rPr>
+        <w:t>多1:10、14–15，</w:t>
+      </w:r>
+      <w:r>
+        <w:rPr>
+          <w:lang w:val="zh_TW" w:bidi="zh_TW"/>
+        </w:rPr>
+        <w:t>3:9</w:t>
+      </w:r>
       <w:r>
         <w:rPr>
           <w:lang w:val="zh_TW" w:bidi="zh_TW"/>
         </w:rPr>
         <w:t>）。總的來說，這些教會似乎面臨著一種早期猶太形式的諾斯底主義的感脅。這些教導的提倡者是為了「貪不義之財」（</w:t>
       </w:r>
-      <w:hyperlink r:id="rId38">
-        <w:r>
-          <w:rPr>
-            <w:lang w:val="zh_TW" w:bidi="zh_TW"/>
-          </w:rPr>
-          <w:rPr>
-            <w:color w:val="0000EE"/>
-            <w:u w:val="single"/>
-          </w:rPr>
-          <w:t>1:11</w:t>
-        </w:r>
-      </w:hyperlink>
+      <w:r>
+        <w:rPr>
+          <w:lang w:val="zh_TW" w:bidi="zh_TW"/>
+        </w:rPr>
+        <w:t>1:11</w:t>
+      </w:r>
       <w:r>
         <w:rPr>
           <w:lang w:val="zh_TW" w:bidi="zh_TW"/>
         </w:rPr>
         <w:t>）。保羅吩咐提多和他要任命的長老們駁斥錯誤教導，並為信徒提供正確的教義（</w:t>
       </w:r>
-      <w:hyperlink r:id="rId39">
-        <w:r>
-          <w:rPr>
-            <w:lang w:val="zh_TW" w:bidi="zh_TW"/>
-          </w:rPr>
-          <w:rPr>
-            <w:color w:val="0000EE"/>
-            <w:u w:val="single"/>
-          </w:rPr>
-          <w:t>9</w:t>
-        </w:r>
-      </w:hyperlink>
+      <w:r>
+        <w:rPr>
+          <w:lang w:val="zh_TW" w:bidi="zh_TW"/>
+        </w:rPr>
+        <w:t>9</w:t>
+      </w:r>
       <w:r>
         <w:rPr>
           <w:lang w:val="zh_TW" w:bidi="zh_TW"/>
         </w:rPr>
         <w:t>節）。雖然這些正確的教義並未明確說明，但它必定涉及神在基督裡的救恩、聖靈更新的工作，以及主耶穌的再來（</w:t>
       </w:r>
-      <w:hyperlink r:id="rId40">
-        <w:r>
-          <w:rPr>
-            <w:lang w:val="zh_TW" w:bidi="zh_TW"/>
-          </w:rPr>
-          <w:rPr>
-            <w:color w:val="0000EE"/>
-            <w:u w:val="single"/>
-          </w:rPr>
-          <w:t>2:11–13，</w:t>
-        </w:r>
-      </w:hyperlink>
-      <w:hyperlink r:id="rId41">
-        <w:r>
-          <w:rPr>
-            <w:lang w:val="zh_TW" w:bidi="zh_TW"/>
-          </w:rPr>
-          <w:rPr>
-            <w:color w:val="0000EE"/>
-            <w:u w:val="single"/>
-          </w:rPr>
-          <w:t>3:4–7</w:t>
-        </w:r>
-      </w:hyperlink>
+      <w:r>
+        <w:rPr>
+          <w:lang w:val="zh_TW" w:bidi="zh_TW"/>
+        </w:rPr>
+        <w:t>2:11–13，</w:t>
+      </w:r>
+      <w:r>
+        <w:rPr>
+          <w:lang w:val="zh_TW" w:bidi="zh_TW"/>
+        </w:rPr>
+        <w:t>3:4–7</w:t>
+      </w:r>
       <w:r>
         <w:rPr>
           <w:lang w:val="zh_TW" w:bidi="zh_TW"/>
@@ -1366,18 +1162,12 @@
         </w:rPr>
         <w:t>問安（</w:t>
       </w:r>
-      <w:hyperlink r:id="rId42">
-        <w:r>
-          <w:rPr>
-            <w:lang w:val="zh_TW" w:bidi="zh_TW"/>
-          </w:rPr>
-          <w:rPr>
-            <w:color w:val="0000EE"/>
-            <w:u w:val="single"/>
-          </w:rPr>
-          <w:t>1:1–4</w:t>
-        </w:r>
-      </w:hyperlink>
+      <w:r>
+        <w:rPr>
+          <w:lang w:val="zh_TW" w:bidi="zh_TW"/>
+        </w:rPr>
+        <w:t>1:1–4</w:t>
+      </w:r>
       <w:r>
         <w:rPr>
           <w:lang w:val="zh_TW" w:bidi="zh_TW"/>
@@ -1409,18 +1199,12 @@
         </w:rPr>
         <w:t>提多在克里特的工作（</w:t>
       </w:r>
-      <w:hyperlink r:id="rId43">
-        <w:r>
-          <w:rPr>
-            <w:lang w:val="zh_TW" w:bidi="zh_TW"/>
-          </w:rPr>
-          <w:rPr>
-            <w:color w:val="0000EE"/>
-            <w:u w:val="single"/>
-          </w:rPr>
-          <w:t>1:5–9</w:t>
-        </w:r>
-      </w:hyperlink>
+      <w:r>
+        <w:rPr>
+          <w:lang w:val="zh_TW" w:bidi="zh_TW"/>
+        </w:rPr>
+        <w:t>1:5–9</w:t>
+      </w:r>
       <w:r>
         <w:rPr>
           <w:lang w:val="zh_TW" w:bidi="zh_TW"/>
@@ -1441,54 +1225,36 @@
         </w:rPr>
         <w:t>提多留在克里特以繼續保羅的工作，並在各教會中選立長老（參</w:t>
       </w:r>
-      <w:hyperlink r:id="rId44">
-        <w:r>
-          <w:rPr>
-            <w:lang w:val="zh_TW" w:bidi="zh_TW"/>
-          </w:rPr>
-          <w:rPr>
-            <w:color w:val="0000EE"/>
-            <w:u w:val="single"/>
-          </w:rPr>
-          <w:t>徒14:23</w:t>
-        </w:r>
-      </w:hyperlink>
+      <w:r>
+        <w:rPr>
+          <w:lang w:val="zh_TW" w:bidi="zh_TW"/>
+        </w:rPr>
+        <w:t>徒14:23</w:t>
+      </w:r>
       <w:r>
         <w:rPr>
           <w:lang w:val="zh_TW" w:bidi="zh_TW"/>
         </w:rPr>
         <w:t>）。這些長老也被稱為監督（參</w:t>
       </w:r>
-      <w:hyperlink r:id="rId45">
-        <w:r>
-          <w:rPr>
-            <w:lang w:val="zh_TW" w:bidi="zh_TW"/>
-          </w:rPr>
-          <w:rPr>
-            <w:color w:val="0000EE"/>
-            <w:u w:val="single"/>
-          </w:rPr>
-          <w:t>20:17、28</w:t>
-        </w:r>
-      </w:hyperlink>
+      <w:r>
+        <w:rPr>
+          <w:lang w:val="zh_TW" w:bidi="zh_TW"/>
+        </w:rPr>
+        <w:t>20:17、28</w:t>
+      </w:r>
       <w:r>
         <w:rPr>
           <w:lang w:val="zh_TW" w:bidi="zh_TW"/>
         </w:rPr>
         <w:t>）——也就是那些負責照管教會的人。保羅在這裡描述了這些領袖應具備的生活品質（參照</w:t>
       </w:r>
-      <w:hyperlink r:id="rId46">
-        <w:r>
-          <w:rPr>
-            <w:lang w:val="zh_TW" w:bidi="zh_TW"/>
-          </w:rPr>
-          <w:rPr>
-            <w:color w:val="0000EE"/>
-            <w:u w:val="single"/>
-          </w:rPr>
-          <w:t>提前3:2–7</w:t>
-        </w:r>
-      </w:hyperlink>
+      <w:r>
+        <w:rPr>
+          <w:lang w:val="zh_TW" w:bidi="zh_TW"/>
+        </w:rPr>
+        <w:t>提前3:2–7</w:t>
+      </w:r>
       <w:r>
         <w:rPr>
           <w:lang w:val="zh_TW" w:bidi="zh_TW"/>
@@ -1506,18 +1272,12 @@
         </w:rPr>
         <w:t>處理錯誤教導（</w:t>
       </w:r>
-      <w:hyperlink r:id="rId25">
-        <w:r>
-          <w:rPr>
-            <w:lang w:val="zh_TW" w:bidi="zh_TW"/>
-          </w:rPr>
-          <w:rPr>
-            <w:color w:val="0000EE"/>
-            <w:u w:val="single"/>
-          </w:rPr>
-          <w:t>1:10–16</w:t>
-        </w:r>
-      </w:hyperlink>
+      <w:r>
+        <w:rPr>
+          <w:lang w:val="zh_TW" w:bidi="zh_TW"/>
+        </w:rPr>
+        <w:t>1:10–16</w:t>
+      </w:r>
       <w:r>
         <w:rPr>
           <w:lang w:val="zh_TW" w:bidi="zh_TW"/>
@@ -1549,18 +1309,12 @@
         </w:rPr>
         <w:t>推廣正確的教導（</w:t>
       </w:r>
-      <w:hyperlink r:id="rId47">
-        <w:r>
-          <w:rPr>
-            <w:lang w:val="zh_TW" w:bidi="zh_TW"/>
-          </w:rPr>
-          <w:rPr>
-            <w:color w:val="0000EE"/>
-            <w:u w:val="single"/>
-          </w:rPr>
-          <w:t>2:1–10</w:t>
-        </w:r>
-      </w:hyperlink>
+      <w:r>
+        <w:rPr>
+          <w:lang w:val="zh_TW" w:bidi="zh_TW"/>
+        </w:rPr>
+        <w:t>2:1–10</w:t>
+      </w:r>
       <w:r>
         <w:rPr>
           <w:lang w:val="zh_TW" w:bidi="zh_TW"/>
@@ -1581,108 +1335,72 @@
         </w:rPr>
         <w:t>提多有責任「講的總要合乎那純正的道理」。保羅託付他要勸誡年長的男人保持節制（</w:t>
       </w:r>
-      <w:hyperlink r:id="rId48">
-        <w:r>
-          <w:rPr>
-            <w:lang w:val="zh_TW" w:bidi="zh_TW"/>
-          </w:rPr>
-          <w:rPr>
-            <w:color w:val="0000EE"/>
-            <w:u w:val="single"/>
-          </w:rPr>
-          <w:t>2:2</w:t>
-        </w:r>
-      </w:hyperlink>
+      <w:r>
+        <w:rPr>
+          <w:lang w:val="zh_TW" w:bidi="zh_TW"/>
+        </w:rPr>
+        <w:t>2:2</w:t>
+      </w:r>
       <w:r>
         <w:rPr>
           <w:lang w:val="zh_TW" w:bidi="zh_TW"/>
         </w:rPr>
         <w:t>），並教導年長的婦女過敬虔的生活（</w:t>
       </w:r>
-      <w:hyperlink r:id="rId49">
-        <w:r>
-          <w:rPr>
-            <w:lang w:val="zh_TW" w:bidi="zh_TW"/>
-          </w:rPr>
-          <w:rPr>
-            <w:color w:val="0000EE"/>
-            <w:u w:val="single"/>
-          </w:rPr>
-          <w:t>3節</w:t>
-        </w:r>
-      </w:hyperlink>
+      <w:r>
+        <w:rPr>
+          <w:lang w:val="zh_TW" w:bidi="zh_TW"/>
+        </w:rPr>
+        <w:t>3節</w:t>
+      </w:r>
       <w:r>
         <w:rPr>
           <w:lang w:val="zh_TW" w:bidi="zh_TW"/>
         </w:rPr>
         <w:t>）。這些年長的婦女則應教導年輕的婦女在家庭中過純潔且充滿愛的生活，這樣才能避免神的道被毀謗（</w:t>
       </w:r>
-      <w:hyperlink r:id="rId50">
-        <w:r>
-          <w:rPr>
-            <w:lang w:val="zh_TW" w:bidi="zh_TW"/>
-          </w:rPr>
-          <w:rPr>
-            <w:color w:val="0000EE"/>
-            <w:u w:val="single"/>
-          </w:rPr>
-          <w:t>4–5節</w:t>
-        </w:r>
-      </w:hyperlink>
+      <w:r>
+        <w:rPr>
+          <w:lang w:val="zh_TW" w:bidi="zh_TW"/>
+        </w:rPr>
+        <w:t>4–5節</w:t>
+      </w:r>
       <w:r>
         <w:rPr>
           <w:lang w:val="zh_TW" w:bidi="zh_TW"/>
         </w:rPr>
         <w:t>）。年輕人則要保持節制（</w:t>
       </w:r>
-      <w:hyperlink r:id="rId51">
-        <w:r>
-          <w:rPr>
-            <w:lang w:val="zh_TW" w:bidi="zh_TW"/>
-          </w:rPr>
-          <w:rPr>
-            <w:color w:val="0000EE"/>
-            <w:u w:val="single"/>
-          </w:rPr>
-          <w:t>6</w:t>
-        </w:r>
-      </w:hyperlink>
+      <w:r>
+        <w:rPr>
+          <w:lang w:val="zh_TW" w:bidi="zh_TW"/>
+        </w:rPr>
+        <w:t>6</w:t>
+      </w:r>
       <w:r>
         <w:rPr>
           <w:lang w:val="zh_TW" w:bidi="zh_TW"/>
         </w:rPr>
         <w:t>節），而提多本身也應在言語和行為上做榜樣，以使反對者無可指責（</w:t>
       </w:r>
-      <w:hyperlink r:id="rId52">
-        <w:r>
-          <w:rPr>
-            <w:lang w:val="zh_TW" w:bidi="zh_TW"/>
-          </w:rPr>
-          <w:rPr>
-            <w:color w:val="0000EE"/>
-            <w:u w:val="single"/>
-          </w:rPr>
-          <w:t>7–8</w:t>
-        </w:r>
-      </w:hyperlink>
+      <w:r>
+        <w:rPr>
+          <w:lang w:val="zh_TW" w:bidi="zh_TW"/>
+        </w:rPr>
+        <w:t>7–8</w:t>
+      </w:r>
       <w:r>
         <w:rPr>
           <w:lang w:val="zh_TW" w:bidi="zh_TW"/>
         </w:rPr>
         <w:t>節）。最後，奴僕們應順服主人，誠實工作，目的是「以致凡事尊榮我們救主—神的道」（</w:t>
       </w:r>
-      <w:hyperlink r:id="rId53">
-        <w:r>
-          <w:rPr>
-            <w:lang w:val="zh_TW" w:bidi="zh_TW"/>
-          </w:rPr>
-          <w:rPr>
-            <w:color w:val="0000EE"/>
-            <w:u w:val="single"/>
-          </w:rPr>
-          <w:t>10</w:t>
-        </w:r>
-      </w:hyperlink>
+      <w:r>
+        <w:rPr>
+          <w:lang w:val="zh_TW" w:bidi="zh_TW"/>
+        </w:rPr>
+        <w:t>10</w:t>
+      </w:r>
       <w:r>
         <w:rPr>
           <w:lang w:val="zh_TW" w:bidi="zh_TW"/>
@@ -1700,18 +1418,12 @@
         </w:rPr>
         <w:t>神的恩典（</w:t>
       </w:r>
-      <w:hyperlink r:id="rId54">
-        <w:r>
-          <w:rPr>
-            <w:lang w:val="zh_TW" w:bidi="zh_TW"/>
-          </w:rPr>
-          <w:rPr>
-            <w:color w:val="0000EE"/>
-            <w:u w:val="single"/>
-          </w:rPr>
-          <w:t>2:11–15</w:t>
-        </w:r>
-      </w:hyperlink>
+      <w:r>
+        <w:rPr>
+          <w:lang w:val="zh_TW" w:bidi="zh_TW"/>
+        </w:rPr>
+        <w:t>2:11–15</w:t>
+      </w:r>
       <w:r>
         <w:rPr>
           <w:lang w:val="zh_TW" w:bidi="zh_TW"/>
@@ -1743,18 +1455,12 @@
         </w:rPr>
         <w:t>行善（</w:t>
       </w:r>
-      <w:hyperlink r:id="rId55">
-        <w:r>
-          <w:rPr>
-            <w:lang w:val="zh_TW" w:bidi="zh_TW"/>
-          </w:rPr>
-          <w:rPr>
-            <w:color w:val="0000EE"/>
-            <w:u w:val="single"/>
-          </w:rPr>
-          <w:t>3:1–8</w:t>
-        </w:r>
-      </w:hyperlink>
+      <w:r>
+        <w:rPr>
+          <w:lang w:val="zh_TW" w:bidi="zh_TW"/>
+        </w:rPr>
+        <w:t>3:1–8</w:t>
+      </w:r>
       <w:r>
         <w:rPr>
           <w:lang w:val="zh_TW" w:bidi="zh_TW"/>
@@ -1775,36 +1481,24 @@
         </w:rPr>
         <w:t>在這部分，保羅勸告提多要提醒克里特的基督徒順服執政掌權者（參</w:t>
       </w:r>
-      <w:hyperlink r:id="rId56">
-        <w:r>
-          <w:rPr>
-            <w:lang w:val="zh_TW" w:bidi="zh_TW"/>
-          </w:rPr>
-          <w:rPr>
-            <w:color w:val="0000EE"/>
-            <w:u w:val="single"/>
-          </w:rPr>
-          <w:t>羅13:1–7</w:t>
-        </w:r>
-      </w:hyperlink>
+      <w:r>
+        <w:rPr>
+          <w:lang w:val="zh_TW" w:bidi="zh_TW"/>
+        </w:rPr>
+        <w:t>羅13:1–7</w:t>
+      </w:r>
       <w:r>
         <w:rPr>
           <w:lang w:val="zh_TW" w:bidi="zh_TW"/>
         </w:rPr>
         <w:t>；</w:t>
       </w:r>
-      <w:hyperlink r:id="rId57">
-        <w:r>
-          <w:rPr>
-            <w:lang w:val="zh_TW" w:bidi="zh_TW"/>
-          </w:rPr>
-          <w:rPr>
-            <w:color w:val="0000EE"/>
-            <w:u w:val="single"/>
-          </w:rPr>
-          <w:t>彼前2:13–17</w:t>
-        </w:r>
-      </w:hyperlink>
+      <w:r>
+        <w:rPr>
+          <w:lang w:val="zh_TW" w:bidi="zh_TW"/>
+        </w:rPr>
+        <w:t>彼前2:13–17</w:t>
+      </w:r>
       <w:r>
         <w:rPr>
           <w:lang w:val="zh_TW" w:bidi="zh_TW"/>
@@ -1822,18 +1516,12 @@
         </w:rPr>
         <w:t>保羅的最後勸誡和問安（</w:t>
       </w:r>
-      <w:hyperlink r:id="rId58">
-        <w:r>
-          <w:rPr>
-            <w:lang w:val="zh_TW" w:bidi="zh_TW"/>
-          </w:rPr>
-          <w:rPr>
-            <w:color w:val="0000EE"/>
-            <w:u w:val="single"/>
-          </w:rPr>
-          <w:t>3:9–15</w:t>
-        </w:r>
-      </w:hyperlink>
+      <w:r>
+        <w:rPr>
+          <w:lang w:val="zh_TW" w:bidi="zh_TW"/>
+        </w:rPr>
+        <w:t>3:9–15</w:t>
+      </w:r>
       <w:r>
         <w:rPr>
           <w:lang w:val="zh_TW" w:bidi="zh_TW"/>
@@ -1999,36 +1687,24 @@
         </w:rPr>
         <w:t>在「列國表（table of nations）」中，提拉被列為雅弗的第七個兒子（</w:t>
       </w:r>
-      <w:hyperlink r:id="rId59">
-        <w:r>
-          <w:rPr>
-            <w:lang w:val="zh_TW" w:bidi="zh_TW"/>
-          </w:rPr>
-          <w:rPr>
-            <w:color w:val="0000EE"/>
-            <w:u w:val="single"/>
-          </w:rPr>
-          <w:t>創10:2</w:t>
-        </w:r>
-      </w:hyperlink>
+      <w:r>
+        <w:rPr>
+          <w:lang w:val="zh_TW" w:bidi="zh_TW"/>
+        </w:rPr>
+        <w:t>創10:2</w:t>
+      </w:r>
       <w:r>
         <w:rPr>
           <w:lang w:val="zh_TW" w:bidi="zh_TW"/>
         </w:rPr>
         <w:t>；</w:t>
       </w:r>
-      <w:hyperlink r:id="rId60">
-        <w:r>
-          <w:rPr>
-            <w:lang w:val="zh_TW" w:bidi="zh_TW"/>
-          </w:rPr>
-          <w:rPr>
-            <w:color w:val="0000EE"/>
-            <w:u w:val="single"/>
-          </w:rPr>
-          <w:t>代上1:5</w:t>
-        </w:r>
-      </w:hyperlink>
+      <w:r>
+        <w:rPr>
+          <w:lang w:val="zh_TW" w:bidi="zh_TW"/>
+        </w:rPr>
+        <w:t>代上1:5</w:t>
+      </w:r>
       <w:r>
         <w:rPr>
           <w:lang w:val="zh_TW" w:bidi="zh_TW"/>
@@ -2083,72 +1759,48 @@
         </w:rPr>
         <w:t>以實瑪利的第九個兒子，後成為北阿拉伯曠野中一個強大游牧部落的首領（</w:t>
       </w:r>
-      <w:hyperlink r:id="rId61">
-        <w:r>
-          <w:rPr>
-            <w:lang w:val="zh_TW" w:bidi="zh_TW"/>
-          </w:rPr>
-          <w:rPr>
-            <w:color w:val="0000EE"/>
-            <w:u w:val="single"/>
-          </w:rPr>
-          <w:t>創25:15</w:t>
-        </w:r>
-      </w:hyperlink>
+      <w:r>
+        <w:rPr>
+          <w:lang w:val="zh_TW" w:bidi="zh_TW"/>
+        </w:rPr>
+        <w:t>創25:15</w:t>
+      </w:r>
       <w:r>
         <w:rPr>
           <w:lang w:val="zh_TW" w:bidi="zh_TW"/>
         </w:rPr>
         <w:t>；</w:t>
       </w:r>
-      <w:hyperlink r:id="rId62">
-        <w:r>
-          <w:rPr>
-            <w:lang w:val="zh_TW" w:bidi="zh_TW"/>
-          </w:rPr>
-          <w:rPr>
-            <w:color w:val="0000EE"/>
-            <w:u w:val="single"/>
-          </w:rPr>
-          <w:t>代上1:30</w:t>
-        </w:r>
-      </w:hyperlink>
+      <w:r>
+        <w:rPr>
+          <w:lang w:val="zh_TW" w:bidi="zh_TW"/>
+        </w:rPr>
+        <w:t>代上1:30</w:t>
+      </w:r>
       <w:r>
         <w:rPr>
           <w:lang w:val="zh_TW" w:bidi="zh_TW"/>
         </w:rPr>
         <w:t>；</w:t>
       </w:r>
-      <w:hyperlink r:id="rId63">
-        <w:r>
-          <w:rPr>
-            <w:lang w:val="zh_TW" w:bidi="zh_TW"/>
-          </w:rPr>
-          <w:rPr>
-            <w:color w:val="0000EE"/>
-            <w:u w:val="single"/>
-          </w:rPr>
-          <w:t>耶25:23</w:t>
-        </w:r>
-      </w:hyperlink>
+      <w:r>
+        <w:rPr>
+          <w:lang w:val="zh_TW" w:bidi="zh_TW"/>
+        </w:rPr>
+        <w:t>耶25:23</w:t>
+      </w:r>
       <w:r>
         <w:rPr>
           <w:lang w:val="zh_TW" w:bidi="zh_TW"/>
         </w:rPr>
         <w:t>）。提瑪的後裔主要是控制曠野重要路線的商隊貿易者（</w:t>
       </w:r>
-      <w:hyperlink r:id="rId64">
-        <w:r>
-          <w:rPr>
-            <w:lang w:val="zh_TW" w:bidi="zh_TW"/>
-          </w:rPr>
-          <w:rPr>
-            <w:color w:val="0000EE"/>
-            <w:u w:val="single"/>
-          </w:rPr>
-          <w:t>伯6:19</w:t>
-        </w:r>
-      </w:hyperlink>
+      <w:r>
+        <w:rPr>
+          <w:lang w:val="zh_TW" w:bidi="zh_TW"/>
+        </w:rPr>
+        <w:t>伯6:19</w:t>
+      </w:r>
       <w:r>
         <w:rPr>
           <w:lang w:val="zh_TW" w:bidi="zh_TW"/>
@@ -2230,90 +1882,60 @@
         </w:rPr>
         <w:t>以東人的族長之一，也是以利法的長子（</w:t>
       </w:r>
-      <w:hyperlink r:id="rId65">
-        <w:r>
-          <w:rPr>
-            <w:lang w:val="zh_TW" w:bidi="zh_TW"/>
-          </w:rPr>
-          <w:rPr>
-            <w:color w:val="0000EE"/>
-            <w:u w:val="single"/>
-          </w:rPr>
-          <w:t>創36:11</w:t>
-        </w:r>
-      </w:hyperlink>
+      <w:r>
+        <w:rPr>
+          <w:lang w:val="zh_TW" w:bidi="zh_TW"/>
+        </w:rPr>
+        <w:t>創36:11</w:t>
+      </w:r>
       <w:r>
         <w:rPr>
           <w:lang w:val="zh_TW" w:bidi="zh_TW"/>
         </w:rPr>
         <w:t>、</w:t>
       </w:r>
-      <w:hyperlink r:id="rId65">
-        <w:r>
-          <w:rPr>
-            <w:lang w:val="zh_TW" w:bidi="zh_TW"/>
-          </w:rPr>
-          <w:rPr>
-            <w:color w:val="0000EE"/>
-            <w:u w:val="single"/>
-          </w:rPr>
-          <w:t>15</w:t>
-        </w:r>
-      </w:hyperlink>
+      <w:r>
+        <w:rPr>
+          <w:lang w:val="zh_TW" w:bidi="zh_TW"/>
+        </w:rPr>
+        <w:t>15</w:t>
+      </w:r>
       <w:r>
         <w:rPr>
           <w:lang w:val="zh_TW" w:bidi="zh_TW"/>
         </w:rPr>
         <w:t>、</w:t>
       </w:r>
-      <w:hyperlink r:id="rId65">
-        <w:r>
-          <w:rPr>
-            <w:lang w:val="zh_TW" w:bidi="zh_TW"/>
-          </w:rPr>
-          <w:rPr>
-            <w:color w:val="0000EE"/>
-            <w:u w:val="single"/>
-          </w:rPr>
-          <w:t>42</w:t>
-        </w:r>
-      </w:hyperlink>
+      <w:r>
+        <w:rPr>
+          <w:lang w:val="zh_TW" w:bidi="zh_TW"/>
+        </w:rPr>
+        <w:t>42</w:t>
+      </w:r>
       <w:r>
         <w:rPr>
           <w:lang w:val="zh_TW" w:bidi="zh_TW"/>
         </w:rPr>
         <w:t>；</w:t>
       </w:r>
-      <w:hyperlink r:id="rId66">
-        <w:r>
-          <w:rPr>
-            <w:lang w:val="zh_TW" w:bidi="zh_TW"/>
-          </w:rPr>
-          <w:rPr>
-            <w:color w:val="0000EE"/>
-            <w:u w:val="single"/>
-          </w:rPr>
-          <w:t>代上1:36</w:t>
-        </w:r>
-      </w:hyperlink>
+      <w:r>
+        <w:rPr>
+          <w:lang w:val="zh_TW" w:bidi="zh_TW"/>
+        </w:rPr>
+        <w:t>代上1:36</w:t>
+      </w:r>
       <w:r>
         <w:rPr>
           <w:lang w:val="zh_TW" w:bidi="zh_TW"/>
         </w:rPr>
         <w:t>、</w:t>
       </w:r>
-      <w:hyperlink r:id="rId66">
-        <w:r>
-          <w:rPr>
-            <w:lang w:val="zh_TW" w:bidi="zh_TW"/>
-          </w:rPr>
-          <w:rPr>
-            <w:color w:val="0000EE"/>
-            <w:u w:val="single"/>
-          </w:rPr>
-          <w:t>53</w:t>
-        </w:r>
-      </w:hyperlink>
+      <w:r>
+        <w:rPr>
+          <w:lang w:val="zh_TW" w:bidi="zh_TW"/>
+        </w:rPr>
+        <w:t>53</w:t>
+      </w:r>
       <w:r>
         <w:rPr>
           <w:lang w:val="zh_TW" w:bidi="zh_TW"/>
@@ -2502,54 +2124,36 @@
         </w:rPr>
         <w:t>保羅在監獄裡寫這卷書信給提摩太。</w:t>
       </w:r>
-      <w:hyperlink r:id="rId67">
-        <w:r>
-          <w:rPr>
-            <w:lang w:val="zh_TW" w:bidi="zh_TW"/>
-          </w:rPr>
-          <w:rPr>
-            <w:color w:val="0000EE"/>
-            <w:u w:val="single"/>
-          </w:rPr>
-          <w:t>提摩太後書一章15至18節</w:t>
-        </w:r>
-      </w:hyperlink>
+      <w:r>
+        <w:rPr>
+          <w:lang w:val="zh_TW" w:bidi="zh_TW"/>
+        </w:rPr>
+        <w:t>提摩太後書一章15至18節</w:t>
+      </w:r>
       <w:r>
         <w:rPr>
           <w:lang w:val="zh_TW" w:bidi="zh_TW"/>
         </w:rPr>
         <w:t>特別提到保羅在羅馬的情況，以及當亞細亞來的人都離棄保羅時，阿尼色弗仍然忠於保羅。</w:t>
       </w:r>
-      <w:hyperlink r:id="rId68">
-        <w:r>
-          <w:rPr>
-            <w:lang w:val="zh_TW" w:bidi="zh_TW"/>
-          </w:rPr>
-          <w:rPr>
-            <w:color w:val="0000EE"/>
-            <w:u w:val="single"/>
-          </w:rPr>
-          <w:t>提摩太後書二章9節</w:t>
-        </w:r>
-      </w:hyperlink>
+      <w:r>
+        <w:rPr>
+          <w:lang w:val="zh_TW" w:bidi="zh_TW"/>
+        </w:rPr>
+        <w:t>提摩太後書二章9節</w:t>
+      </w:r>
       <w:r>
         <w:rPr>
           <w:lang w:val="zh_TW" w:bidi="zh_TW"/>
         </w:rPr>
         <w:t>也提到保羅因傳福音而被囚。從</w:t>
       </w:r>
-      <w:hyperlink r:id="rId69">
-        <w:r>
-          <w:rPr>
-            <w:lang w:val="zh_TW" w:bidi="zh_TW"/>
-          </w:rPr>
-          <w:rPr>
-            <w:color w:val="0000EE"/>
-            <w:u w:val="single"/>
-          </w:rPr>
-          <w:t>提摩太後書四章6節</w:t>
-        </w:r>
-      </w:hyperlink>
+      <w:r>
+        <w:rPr>
+          <w:lang w:val="zh_TW" w:bidi="zh_TW"/>
+        </w:rPr>
+        <w:t>提摩太後書四章6節</w:t>
+      </w:r>
       <w:r>
         <w:rPr>
           <w:lang w:val="zh_TW" w:bidi="zh_TW"/>
@@ -2697,18 +2301,12 @@
         </w:rPr>
         <w:t>問安（</w:t>
       </w:r>
-      <w:hyperlink r:id="rId70">
-        <w:r>
-          <w:rPr>
-            <w:lang w:val="zh_TW" w:bidi="zh_TW"/>
-          </w:rPr>
-          <w:rPr>
-            <w:color w:val="0000EE"/>
-            <w:u w:val="single"/>
-          </w:rPr>
-          <w:t>1:1–2</w:t>
-        </w:r>
-      </w:hyperlink>
+      <w:r>
+        <w:rPr>
+          <w:lang w:val="zh_TW" w:bidi="zh_TW"/>
+        </w:rPr>
+        <w:t>1:1–2</w:t>
+      </w:r>
       <w:r>
         <w:rPr>
           <w:lang w:val="zh_TW" w:bidi="zh_TW"/>
@@ -2754,18 +2352,12 @@
         </w:rPr>
         <w:t>勉勵提摩太作忠心的牧者（</w:t>
       </w:r>
-      <w:hyperlink r:id="rId71">
-        <w:r>
-          <w:rPr>
-            <w:lang w:val="zh_TW" w:bidi="zh_TW"/>
-          </w:rPr>
-          <w:rPr>
-            <w:color w:val="0000EE"/>
-            <w:u w:val="single"/>
-          </w:rPr>
-          <w:t>1:3–2:13</w:t>
-        </w:r>
-      </w:hyperlink>
+      <w:r>
+        <w:rPr>
+          <w:lang w:val="zh_TW" w:bidi="zh_TW"/>
+        </w:rPr>
+        <w:t>1:3–2:13</w:t>
+      </w:r>
       <w:r>
         <w:rPr>
           <w:lang w:val="zh_TW" w:bidi="zh_TW"/>
@@ -2800,18 +2392,12 @@
         </w:rPr>
         <w:t>保羅提醒提摩太，要記得自己對主堅定的信心。這信心先在提摩太的外祖母羅以和母親友妮基心裡，後來也傳承到提摩太心裡。</w:t>
       </w:r>
-      <w:hyperlink r:id="rId72">
-        <w:r>
-          <w:rPr>
-            <w:lang w:val="zh_TW" w:bidi="zh_TW"/>
-          </w:rPr>
-          <w:rPr>
-            <w:color w:val="0000EE"/>
-            <w:u w:val="single"/>
-          </w:rPr>
-          <w:t>使徒行傳十六章1至3節</w:t>
-        </w:r>
-      </w:hyperlink>
+      <w:r>
+        <w:rPr>
+          <w:lang w:val="zh_TW" w:bidi="zh_TW"/>
+        </w:rPr>
+        <w:t>使徒行傳十六章1至3節</w:t>
+      </w:r>
       <w:r>
         <w:rPr>
           <w:lang w:val="zh_TW" w:bidi="zh_TW"/>
@@ -2832,36 +2418,24 @@
         </w:rPr>
         <w:t>「為此我提醒你，使你將神藉我按手所給你的恩賜再如火挑旺起來」（</w:t>
       </w:r>
-      <w:hyperlink r:id="rId73">
-        <w:r>
-          <w:rPr>
-            <w:lang w:val="zh_TW" w:bidi="zh_TW"/>
-          </w:rPr>
-          <w:rPr>
-            <w:color w:val="0000EE"/>
-            <w:u w:val="single"/>
-          </w:rPr>
-          <w:t>提後1:6</w:t>
-        </w:r>
-      </w:hyperlink>
+      <w:r>
+        <w:rPr>
+          <w:lang w:val="zh_TW" w:bidi="zh_TW"/>
+        </w:rPr>
+        <w:t>提後1:6</w:t>
+      </w:r>
       <w:r>
         <w:rPr>
           <w:lang w:val="zh_TW" w:bidi="zh_TW"/>
         </w:rPr>
         <w:t>）。</w:t>
       </w:r>
-      <w:hyperlink r:id="rId74">
-        <w:r>
-          <w:rPr>
-            <w:lang w:val="zh_TW" w:bidi="zh_TW"/>
-          </w:rPr>
-          <w:rPr>
-            <w:color w:val="0000EE"/>
-            <w:u w:val="single"/>
-          </w:rPr>
-          <w:t>提摩太前書四章14節</w:t>
-        </w:r>
-      </w:hyperlink>
+      <w:r>
+        <w:rPr>
+          <w:lang w:val="zh_TW" w:bidi="zh_TW"/>
+        </w:rPr>
+        <w:t>提摩太前書四章14節</w:t>
+      </w:r>
       <w:r>
         <w:rPr>
           <w:lang w:val="zh_TW" w:bidi="zh_TW"/>
@@ -2910,18 +2484,12 @@
         </w:rPr>
         <w:t>保羅向提摩太傾訴自己的深切憂傷，因為羅馬亞細亞省（以弗所是該省主要的城）的所有基督徒都離棄了保羅。保羅還提到兩位離棄他的人（腓吉路和黑摩其尼），提摩太顯然也認識他們。相反地，保羅稱讚阿尼色弗（</w:t>
       </w:r>
-      <w:hyperlink r:id="rId75">
-        <w:r>
-          <w:rPr>
-            <w:lang w:val="zh_TW" w:bidi="zh_TW"/>
-          </w:rPr>
-          <w:rPr>
-            <w:color w:val="0000EE"/>
-            <w:u w:val="single"/>
-          </w:rPr>
-          <w:t>提後4:19</w:t>
-        </w:r>
-      </w:hyperlink>
+      <w:r>
+        <w:rPr>
+          <w:lang w:val="zh_TW" w:bidi="zh_TW"/>
+        </w:rPr>
+        <w:t>提後4:19</w:t>
+      </w:r>
       <w:r>
         <w:rPr>
           <w:lang w:val="zh_TW" w:bidi="zh_TW"/>
@@ -2942,18 +2510,12 @@
         </w:rPr>
         <w:t>保羅勸勉提摩太，要靠著基督所賜的力量剛強起來（</w:t>
       </w:r>
-      <w:hyperlink r:id="rId76">
-        <w:r>
-          <w:rPr>
-            <w:lang w:val="zh_TW" w:bidi="zh_TW"/>
-          </w:rPr>
-          <w:rPr>
-            <w:color w:val="0000EE"/>
-            <w:u w:val="single"/>
-          </w:rPr>
-          <w:t>提後2:1</w:t>
-        </w:r>
-      </w:hyperlink>
+      <w:r>
+        <w:rPr>
+          <w:lang w:val="zh_TW" w:bidi="zh_TW"/>
+        </w:rPr>
+        <w:t>提後2:1</w:t>
+      </w:r>
       <w:r>
         <w:rPr>
           <w:lang w:val="zh_TW" w:bidi="zh_TW"/>
@@ -3046,18 +2608,12 @@
         </w:rPr>
         <w:t>保羅在</w:t>
       </w:r>
-      <w:hyperlink r:id="rId77">
-        <w:r>
-          <w:rPr>
-            <w:lang w:val="zh_TW" w:bidi="zh_TW"/>
-          </w:rPr>
-          <w:rPr>
-            <w:color w:val="0000EE"/>
-            <w:u w:val="single"/>
-          </w:rPr>
-          <w:t>提摩太後書二章8至10節</w:t>
-        </w:r>
-      </w:hyperlink>
+      <w:r>
+        <w:rPr>
+          <w:lang w:val="zh_TW" w:bidi="zh_TW"/>
+        </w:rPr>
+        <w:t>提摩太後書二章8至10節</w:t>
+      </w:r>
       <w:r>
         <w:rPr>
           <w:lang w:val="zh_TW" w:bidi="zh_TW"/>
@@ -3075,18 +2631,12 @@
         </w:rPr>
         <w:t>對異端的警告（</w:t>
       </w:r>
-      <w:hyperlink r:id="rId78">
-        <w:r>
-          <w:rPr>
-            <w:lang w:val="zh_TW" w:bidi="zh_TW"/>
-          </w:rPr>
-          <w:rPr>
-            <w:color w:val="0000EE"/>
-            <w:u w:val="single"/>
-          </w:rPr>
-          <w:t>2:14–4:5</w:t>
-        </w:r>
-      </w:hyperlink>
+      <w:r>
+        <w:rPr>
+          <w:lang w:val="zh_TW" w:bidi="zh_TW"/>
+        </w:rPr>
+        <w:t>2:14–4:5</w:t>
+      </w:r>
       <w:r>
         <w:rPr>
           <w:lang w:val="zh_TW" w:bidi="zh_TW"/>
@@ -3121,36 +2671,24 @@
         </w:rPr>
         <w:t>提摩太必須努力作一位忠心的僕人，正確明白神的教導，好得著主人的稱許。這樣，他才能抵擋錯誤的教導。保羅提到兩位異端教師，就是許米乃和腓理徒。腓理徒在新約聖經中只在此處提到過一次。許米乃則曾與另一位異端教師亞歷山大一同出現在</w:t>
       </w:r>
-      <w:hyperlink r:id="rId79">
-        <w:r>
-          <w:rPr>
-            <w:lang w:val="zh_TW" w:bidi="zh_TW"/>
-          </w:rPr>
-          <w:rPr>
-            <w:color w:val="0000EE"/>
-            <w:u w:val="single"/>
-          </w:rPr>
-          <w:t>提摩太前書一章20節</w:t>
-        </w:r>
-      </w:hyperlink>
+      <w:r>
+        <w:rPr>
+          <w:lang w:val="zh_TW" w:bidi="zh_TW"/>
+        </w:rPr>
+        <w:t>提摩太前書一章20節</w:t>
+      </w:r>
       <w:r>
         <w:rPr>
           <w:lang w:val="zh_TW" w:bidi="zh_TW"/>
         </w:rPr>
         <w:t>。保羅把他們交給撒但，把他們逐出教會。他們錯誤地教導說信徒的復活已經過去了（</w:t>
       </w:r>
-      <w:hyperlink r:id="rId80">
-        <w:r>
-          <w:rPr>
-            <w:lang w:val="zh_TW" w:bidi="zh_TW"/>
-          </w:rPr>
-          <w:rPr>
-            <w:color w:val="0000EE"/>
-            <w:u w:val="single"/>
-          </w:rPr>
-          <w:t>提後2:18</w:t>
-        </w:r>
-      </w:hyperlink>
+      <w:r>
+        <w:rPr>
+          <w:lang w:val="zh_TW" w:bidi="zh_TW"/>
+        </w:rPr>
+        <w:t>提後2:18</w:t>
+      </w:r>
       <w:r>
         <w:rPr>
           <w:lang w:val="zh_TW" w:bidi="zh_TW"/>
@@ -3179,36 +2717,24 @@
           <w:lang w:val="zh_TW" w:bidi="zh_TW"/>
         </w:rPr>
       </w:r>
-      <w:hyperlink r:id="rId81">
-        <w:r>
-          <w:rPr>
-            <w:lang w:val="zh_TW" w:bidi="zh_TW"/>
-          </w:rPr>
-          <w:rPr>
-            <w:color w:val="0000EE"/>
-            <w:u w:val="single"/>
-          </w:rPr>
-          <w:t>提摩太後書三章1至9節</w:t>
-        </w:r>
-      </w:hyperlink>
+      <w:r>
+        <w:rPr>
+          <w:lang w:val="zh_TW" w:bidi="zh_TW"/>
+        </w:rPr>
+        <w:t>提摩太後書三章1至9節</w:t>
+      </w:r>
       <w:r>
         <w:rPr>
           <w:lang w:val="zh_TW" w:bidi="zh_TW"/>
         </w:rPr>
         <w:t>記載了保羅對教會中假教師最嚴厲的責備。這些假教師雖然參加教會聚會，卻不相信基督信仰的真理；他們沒有活出基督徒應有的生命，還試圖說服別人接受其教導。保羅把這些假教師比喻為</w:t>
       </w:r>
-      <w:hyperlink r:id="rId82">
-        <w:r>
-          <w:rPr>
-            <w:lang w:val="zh_TW" w:bidi="zh_TW"/>
-          </w:rPr>
-          <w:rPr>
-            <w:color w:val="0000EE"/>
-            <w:u w:val="single"/>
-          </w:rPr>
-          <w:t>出埃及記七章</w:t>
-        </w:r>
-      </w:hyperlink>
+      <w:r>
+        <w:rPr>
+          <w:lang w:val="zh_TW" w:bidi="zh_TW"/>
+        </w:rPr>
+        <w:t>出埃及記七章</w:t>
+      </w:r>
       <w:r>
         <w:rPr>
           <w:lang w:val="zh_TW" w:bidi="zh_TW"/>
@@ -3243,18 +2769,12 @@
         </w:rPr>
         <w:t>勝過錯誤教導最好的方法，就是仔細研讀神的話語。「聖經都是神所默示的，於教訓、督責、使人歸正、教導人學義都是有益的，叫屬神的人得以完全，預備行各樣的善事」（</w:t>
       </w:r>
-      <w:hyperlink r:id="rId83">
-        <w:r>
-          <w:rPr>
-            <w:lang w:val="zh_TW" w:bidi="zh_TW"/>
-          </w:rPr>
-          <w:rPr>
-            <w:color w:val="0000EE"/>
-            <w:u w:val="single"/>
-          </w:rPr>
-          <w:t>提後3:16–17</w:t>
-        </w:r>
-      </w:hyperlink>
+      <w:r>
+        <w:rPr>
+          <w:lang w:val="zh_TW" w:bidi="zh_TW"/>
+        </w:rPr>
+        <w:t>提後3:16–17</w:t>
+      </w:r>
       <w:r>
         <w:rPr>
           <w:lang w:val="zh_TW" w:bidi="zh_TW"/>
@@ -3286,18 +2806,12 @@
         </w:rPr>
         <w:t>保羅的信心與盼望（</w:t>
       </w:r>
-      <w:hyperlink r:id="rId84">
-        <w:r>
-          <w:rPr>
-            <w:lang w:val="zh_TW" w:bidi="zh_TW"/>
-          </w:rPr>
-          <w:rPr>
-            <w:color w:val="0000EE"/>
-            <w:u w:val="single"/>
-          </w:rPr>
-          <w:t>4:6–18</w:t>
-        </w:r>
-      </w:hyperlink>
+      <w:r>
+        <w:rPr>
+          <w:lang w:val="zh_TW" w:bidi="zh_TW"/>
+        </w:rPr>
+        <w:t>4:6–18</w:t>
+      </w:r>
       <w:r>
         <w:rPr>
           <w:lang w:val="zh_TW" w:bidi="zh_TW"/>
@@ -3318,18 +2832,12 @@
         </w:rPr>
         <w:t>保羅把這些重要的囑咐寫給提摩太，因為保羅知道自己留在世上的日子不多了：「我現在被澆奠，我離世的時候到了」（</w:t>
       </w:r>
-      <w:hyperlink r:id="rId69">
-        <w:r>
-          <w:rPr>
-            <w:lang w:val="zh_TW" w:bidi="zh_TW"/>
-          </w:rPr>
-          <w:rPr>
-            <w:color w:val="0000EE"/>
-            <w:u w:val="single"/>
-          </w:rPr>
-          <w:t>提後4:6</w:t>
-        </w:r>
-      </w:hyperlink>
+      <w:r>
+        <w:rPr>
+          <w:lang w:val="zh_TW" w:bidi="zh_TW"/>
+        </w:rPr>
+        <w:t>提後4:6</w:t>
+      </w:r>
       <w:r>
         <w:rPr>
           <w:lang w:val="zh_TW" w:bidi="zh_TW"/>
@@ -3350,18 +2858,12 @@
         </w:rPr>
         <w:t>保羅請提摩太到羅馬與他相聚。當時，只有路加仍然陪伴在保羅身邊。保羅也提到其他已經離開的同工。底馬使他失望；革勒士、提多和推基古都已前往其它地方。保羅請提摩太將保羅留在特羅亞、寄放在加布的外衣帶來，也把那些書卷帶來，尤其是那些用羊皮紙寫成的書卷（很可能是聖經抄本）。保羅也提醒提摩太，要提防銅匠亞歷山大這個惡人（見</w:t>
       </w:r>
-      <w:hyperlink r:id="rId79">
-        <w:r>
-          <w:rPr>
-            <w:lang w:val="zh_TW" w:bidi="zh_TW"/>
-          </w:rPr>
-          <w:rPr>
-            <w:color w:val="0000EE"/>
-            <w:u w:val="single"/>
-          </w:rPr>
-          <w:t>提前1:20</w:t>
-        </w:r>
-      </w:hyperlink>
+      <w:r>
+        <w:rPr>
+          <w:lang w:val="zh_TW" w:bidi="zh_TW"/>
+        </w:rPr>
+        <w:t>提前1:20</w:t>
+      </w:r>
       <w:r>
         <w:rPr>
           <w:lang w:val="zh_TW" w:bidi="zh_TW"/>
@@ -3393,18 +2895,12 @@
         </w:rPr>
         <w:t>最後的問安（</w:t>
       </w:r>
-      <w:hyperlink r:id="rId85">
-        <w:r>
-          <w:rPr>
-            <w:lang w:val="zh_TW" w:bidi="zh_TW"/>
-          </w:rPr>
-          <w:rPr>
-            <w:color w:val="0000EE"/>
-            <w:u w:val="single"/>
-          </w:rPr>
-          <w:t>4:19–22</w:t>
-        </w:r>
-      </w:hyperlink>
+      <w:r>
+        <w:rPr>
+          <w:lang w:val="zh_TW" w:bidi="zh_TW"/>
+        </w:rPr>
+        <w:t>4:19–22</w:t>
+      </w:r>
       <w:r>
         <w:rPr>
           <w:lang w:val="zh_TW" w:bidi="zh_TW"/>
@@ -3769,18 +3265,12 @@
         </w:rPr>
         <w:t>然而，長老在舊約時代就已存在，而作為地方教會職員的監督，幾乎可以肯定與長老是同一職分。此外，保羅在他的其它書信中也提到執事，例如</w:t>
       </w:r>
-      <w:hyperlink r:id="rId86">
-        <w:r>
-          <w:rPr>
-            <w:lang w:val="zh_TW" w:bidi="zh_TW"/>
-          </w:rPr>
-          <w:rPr>
-            <w:color w:val="0000EE"/>
-            <w:u w:val="single"/>
-          </w:rPr>
-          <w:t>腓立比書一章1節</w:t>
-        </w:r>
-      </w:hyperlink>
+      <w:r>
+        <w:rPr>
+          <w:lang w:val="zh_TW" w:bidi="zh_TW"/>
+        </w:rPr>
+        <w:t>腓立比書一章1節</w:t>
+      </w:r>
       <w:r>
         <w:rPr>
           <w:lang w:val="zh_TW" w:bidi="zh_TW"/>
@@ -3826,18 +3316,12 @@
         </w:rPr>
         <w:t>假設保羅寫了教牧書信，提摩太前書應該寫於他第一次羅馬監禁釋放後，大約公元61或62年，並在他第二次羅馬監禁之前，大約在64至67年間，即尼祿去世的日期。至於地點，保羅將提摩太留在以弗所，然後前往馬其頓（</w:t>
       </w:r>
-      <w:hyperlink r:id="rId87">
-        <w:r>
-          <w:rPr>
-            <w:lang w:val="zh_TW" w:bidi="zh_TW"/>
-          </w:rPr>
-          <w:rPr>
-            <w:color w:val="0000EE"/>
-            <w:u w:val="single"/>
-          </w:rPr>
-          <w:t>提前1:3</w:t>
-        </w:r>
-      </w:hyperlink>
+      <w:r>
+        <w:rPr>
+          <w:lang w:val="zh_TW" w:bidi="zh_TW"/>
+        </w:rPr>
+        <w:t>提前1:3</w:t>
+      </w:r>
       <w:r>
         <w:rPr>
           <w:lang w:val="zh_TW" w:bidi="zh_TW"/>
@@ -3869,72 +3353,48 @@
         </w:rPr>
         <w:t>保羅把以弗所的教會交給提摩太管理（</w:t>
       </w:r>
-      <w:hyperlink r:id="rId88">
-        <w:r>
-          <w:rPr>
-            <w:lang w:val="zh_TW" w:bidi="zh_TW"/>
-          </w:rPr>
-          <w:rPr>
-            <w:color w:val="0000EE"/>
-            <w:u w:val="single"/>
-          </w:rPr>
-          <w:t>1:2–3</w:t>
-        </w:r>
-      </w:hyperlink>
+      <w:r>
+        <w:rPr>
+          <w:lang w:val="zh_TW" w:bidi="zh_TW"/>
+        </w:rPr>
+        <w:t>1:2–3</w:t>
+      </w:r>
       <w:r>
         <w:rPr>
           <w:lang w:val="zh_TW" w:bidi="zh_TW"/>
         </w:rPr>
         <w:t>）。保羅在第二次宣教旅程中想去羅馬的亞細亞省（以弗是其主要的城），但聖靈不允許他這樣做。他繼續前往馬其頓和希臘（</w:t>
       </w:r>
-      <w:hyperlink r:id="rId89">
-        <w:r>
-          <w:rPr>
-            <w:lang w:val="zh_TW" w:bidi="zh_TW"/>
-          </w:rPr>
-          <w:rPr>
-            <w:color w:val="0000EE"/>
-            <w:u w:val="single"/>
-          </w:rPr>
-          <w:t>徒16:6</w:t>
-        </w:r>
-      </w:hyperlink>
+      <w:r>
+        <w:rPr>
+          <w:lang w:val="zh_TW" w:bidi="zh_TW"/>
+        </w:rPr>
+        <w:t>徒16:6</w:t>
+      </w:r>
       <w:r>
         <w:rPr>
           <w:lang w:val="zh_TW" w:bidi="zh_TW"/>
         </w:rPr>
         <w:t>）。他在完成第二次旅程時短暫到訪以弗所（</w:t>
       </w:r>
-      <w:hyperlink r:id="rId90">
-        <w:r>
-          <w:rPr>
-            <w:lang w:val="zh_TW" w:bidi="zh_TW"/>
-          </w:rPr>
-          <w:rPr>
-            <w:color w:val="0000EE"/>
-            <w:u w:val="single"/>
-          </w:rPr>
-          <w:t>18:19–20</w:t>
-        </w:r>
-      </w:hyperlink>
+      <w:r>
+        <w:rPr>
+          <w:lang w:val="zh_TW" w:bidi="zh_TW"/>
+        </w:rPr>
+        <w:t>18:19–20</w:t>
+      </w:r>
       <w:r>
         <w:rPr>
           <w:lang w:val="zh_TW" w:bidi="zh_TW"/>
         </w:rPr>
         <w:t>）。然後在他的第三次旅程中，他以以弗所為活動中心，並在那裡度過了三年（</w:t>
       </w:r>
-      <w:hyperlink r:id="rId91">
-        <w:r>
-          <w:rPr>
-            <w:lang w:val="zh_TW" w:bidi="zh_TW"/>
-          </w:rPr>
-          <w:rPr>
-            <w:color w:val="0000EE"/>
-            <w:u w:val="single"/>
-          </w:rPr>
-          <w:t>19:1–20:1</w:t>
-        </w:r>
-      </w:hyperlink>
+      <w:r>
+        <w:rPr>
+          <w:lang w:val="zh_TW" w:bidi="zh_TW"/>
+        </w:rPr>
+        <w:t>19:1–20:1</w:t>
+      </w:r>
       <w:r>
         <w:rPr>
           <w:lang w:val="zh_TW" w:bidi="zh_TW"/>
@@ -4002,18 +3462,12 @@
         </w:rPr>
         <w:t>問安（</w:t>
       </w:r>
-      <w:hyperlink r:id="rId92">
-        <w:r>
-          <w:rPr>
-            <w:lang w:val="zh_TW" w:bidi="zh_TW"/>
-          </w:rPr>
-          <w:rPr>
-            <w:color w:val="0000EE"/>
-            <w:u w:val="single"/>
-          </w:rPr>
-          <w:t>1:1–2</w:t>
-        </w:r>
-      </w:hyperlink>
+      <w:r>
+        <w:rPr>
+          <w:lang w:val="zh_TW" w:bidi="zh_TW"/>
+        </w:rPr>
+        <w:t>1:1–2</w:t>
+      </w:r>
       <w:r>
         <w:rPr>
           <w:lang w:val="zh_TW" w:bidi="zh_TW"/>
@@ -4059,18 +3513,12 @@
         </w:rPr>
         <w:t>處理異端（</w:t>
       </w:r>
-      <w:hyperlink r:id="rId93">
-        <w:r>
-          <w:rPr>
-            <w:lang w:val="zh_TW" w:bidi="zh_TW"/>
-          </w:rPr>
-          <w:rPr>
-            <w:color w:val="0000EE"/>
-            <w:u w:val="single"/>
-          </w:rPr>
-          <w:t>1:3–20</w:t>
-        </w:r>
-      </w:hyperlink>
+      <w:r>
+        <w:rPr>
+          <w:lang w:val="zh_TW" w:bidi="zh_TW"/>
+        </w:rPr>
+        <w:t>1:3–20</w:t>
+      </w:r>
       <w:r>
         <w:rPr>
           <w:lang w:val="zh_TW" w:bidi="zh_TW"/>
@@ -4091,18 +3539,12 @@
         </w:rPr>
         <w:t>保羅留下提摩太在以弗所的原因之一是希望他「囑咐那幾個人不可傳異教」（</w:t>
       </w:r>
-      <w:hyperlink r:id="rId87">
-        <w:r>
-          <w:rPr>
-            <w:lang w:val="zh_TW" w:bidi="zh_TW"/>
-          </w:rPr>
-          <w:rPr>
-            <w:color w:val="0000EE"/>
-            <w:u w:val="single"/>
-          </w:rPr>
-          <w:t>1:3</w:t>
-        </w:r>
-      </w:hyperlink>
+      <w:r>
+        <w:rPr>
+          <w:lang w:val="zh_TW" w:bidi="zh_TW"/>
+        </w:rPr>
+        <w:t>1:3</w:t>
+      </w:r>
       <w:r>
         <w:rPr>
           <w:lang w:val="zh_TW" w:bidi="zh_TW"/>
@@ -4134,18 +3576,12 @@
         </w:rPr>
         <w:t>教會中的正確敬拜（</w:t>
       </w:r>
-      <w:hyperlink r:id="rId94">
-        <w:r>
-          <w:rPr>
-            <w:lang w:val="zh_TW" w:bidi="zh_TW"/>
-          </w:rPr>
-          <w:rPr>
-            <w:color w:val="0000EE"/>
-            <w:u w:val="single"/>
-          </w:rPr>
-          <w:t>2:1–15</w:t>
-        </w:r>
-      </w:hyperlink>
+      <w:r>
+        <w:rPr>
+          <w:lang w:val="zh_TW" w:bidi="zh_TW"/>
+        </w:rPr>
+        <w:t>2:1–15</w:t>
+      </w:r>
       <w:r>
         <w:rPr>
           <w:lang w:val="zh_TW" w:bidi="zh_TW"/>
@@ -4166,54 +3602,36 @@
         </w:rPr>
         <w:t>「我勸你，第一要為萬人懇求、禱告、代求、祝謝」（</w:t>
       </w:r>
-      <w:hyperlink r:id="rId95">
-        <w:r>
-          <w:rPr>
-            <w:lang w:val="zh_TW" w:bidi="zh_TW"/>
-          </w:rPr>
-          <w:rPr>
-            <w:color w:val="0000EE"/>
-            <w:u w:val="single"/>
-          </w:rPr>
-          <w:t>2:1</w:t>
-        </w:r>
-      </w:hyperlink>
+      <w:r>
+        <w:rPr>
+          <w:lang w:val="zh_TW" w:bidi="zh_TW"/>
+        </w:rPr>
+        <w:t>2:1</w:t>
+      </w:r>
       <w:r>
         <w:rPr>
           <w:lang w:val="zh_TW" w:bidi="zh_TW"/>
         </w:rPr>
         <w:t>）。禱告是基督教會敬拜中極其重要的一部分。保羅強調為國家中高位上的人作特別禱告的重要性（即使國是以尼祿為皇帝的羅馬帝國）。保羅在</w:t>
       </w:r>
-      <w:hyperlink r:id="rId96">
-        <w:r>
-          <w:rPr>
-            <w:lang w:val="zh_TW" w:bidi="zh_TW"/>
-          </w:rPr>
-          <w:rPr>
-            <w:color w:val="0000EE"/>
-            <w:u w:val="single"/>
-          </w:rPr>
-          <w:t>羅馬書第十三章</w:t>
-        </w:r>
-      </w:hyperlink>
+      <w:r>
+        <w:rPr>
+          <w:lang w:val="zh_TW" w:bidi="zh_TW"/>
+        </w:rPr>
+        <w:t>羅馬書第十三章</w:t>
+      </w:r>
       <w:r>
         <w:rPr>
           <w:lang w:val="zh_TW" w:bidi="zh_TW"/>
         </w:rPr>
         <w:t>中清楚地教導這一點，而耶穌也告訴祂的門徒要把屬於凱撒的東西交給凱撒（</w:t>
       </w:r>
-      <w:hyperlink r:id="rId97">
-        <w:r>
-          <w:rPr>
-            <w:lang w:val="zh_TW" w:bidi="zh_TW"/>
-          </w:rPr>
-          <w:rPr>
-            <w:color w:val="0000EE"/>
-            <w:u w:val="single"/>
-          </w:rPr>
-          <w:t>太22:17</w:t>
-        </w:r>
-      </w:hyperlink>
+      <w:r>
+        <w:rPr>
+          <w:lang w:val="zh_TW" w:bidi="zh_TW"/>
+        </w:rPr>
+        <w:t>太22:17</w:t>
+      </w:r>
       <w:r>
         <w:rPr>
           <w:lang w:val="zh_TW" w:bidi="zh_TW"/>
@@ -4234,36 +3652,24 @@
         </w:rPr>
         <w:t>基督徒男女應該向神祈禱，舉起聖潔的手，這些手應當遠離罪、怒氣和怨恨。保羅特別勸誡姊妹們：「又願女人廉恥、自守，以正派衣裳為妝飾，不以編髮、黃金、珍珠，和貴價的衣裳為妝飾，只要有善行，這才與自稱是敬神的女人相宜。」（</w:t>
       </w:r>
-      <w:hyperlink r:id="rId98">
-        <w:r>
-          <w:rPr>
-            <w:lang w:val="zh_TW" w:bidi="zh_TW"/>
-          </w:rPr>
-          <w:rPr>
-            <w:color w:val="0000EE"/>
-            <w:u w:val="single"/>
-          </w:rPr>
-          <w:t>提前2:9–10</w:t>
-        </w:r>
-      </w:hyperlink>
+      <w:r>
+        <w:rPr>
+          <w:lang w:val="zh_TW" w:bidi="zh_TW"/>
+        </w:rPr>
+        <w:t>提前2:9–10</w:t>
+      </w:r>
       <w:r>
         <w:rPr>
           <w:lang w:val="zh_TW" w:bidi="zh_TW"/>
         </w:rPr>
         <w:t>）。然後保羅說：「不許女人講道，也不許她轄管男人，只要沉靜」（</w:t>
       </w:r>
-      <w:hyperlink r:id="rId99">
-        <w:r>
-          <w:rPr>
-            <w:lang w:val="zh_TW" w:bidi="zh_TW"/>
-          </w:rPr>
-          <w:rPr>
-            <w:color w:val="0000EE"/>
-            <w:u w:val="single"/>
-          </w:rPr>
-          <w:t>12</w:t>
-        </w:r>
-      </w:hyperlink>
+      <w:r>
+        <w:rPr>
+          <w:lang w:val="zh_TW" w:bidi="zh_TW"/>
+        </w:rPr>
+        <w:t>12</w:t>
+      </w:r>
       <w:r>
         <w:rPr>
           <w:lang w:val="zh_TW" w:bidi="zh_TW"/>
@@ -4281,18 +3687,12 @@
         </w:rPr>
         <w:t>教會中的適當組織（</w:t>
       </w:r>
-      <w:hyperlink r:id="rId100">
-        <w:r>
-          <w:rPr>
-            <w:lang w:val="zh_TW" w:bidi="zh_TW"/>
-          </w:rPr>
-          <w:rPr>
-            <w:color w:val="0000EE"/>
-            <w:u w:val="single"/>
-          </w:rPr>
-          <w:t>3:1–5:25</w:t>
-        </w:r>
-      </w:hyperlink>
+      <w:r>
+        <w:rPr>
+          <w:lang w:val="zh_TW" w:bidi="zh_TW"/>
+        </w:rPr>
+        <w:t>3:1–5:25</w:t>
+      </w:r>
       <w:r>
         <w:rPr>
           <w:lang w:val="zh_TW" w:bidi="zh_TW"/>
@@ -4313,36 +3713,24 @@
         </w:rPr>
         <w:t>關於早期教會的組織，首要問題是誰是監督。這處經文的第一節是：「人若想要得監督的職分，就是羨慕善工」（</w:t>
       </w:r>
-      <w:hyperlink r:id="rId101">
-        <w:r>
-          <w:rPr>
-            <w:lang w:val="zh_TW" w:bidi="zh_TW"/>
-          </w:rPr>
-          <w:rPr>
-            <w:color w:val="0000EE"/>
-            <w:u w:val="single"/>
-          </w:rPr>
-          <w:t>3:1）</w:t>
-        </w:r>
-      </w:hyperlink>
+      <w:r>
+        <w:rPr>
+          <w:lang w:val="zh_TW" w:bidi="zh_TW"/>
+        </w:rPr>
+        <w:t>3:1）</w:t>
+      </w:r>
       <w:r>
         <w:rPr>
           <w:lang w:val="zh_TW" w:bidi="zh_TW"/>
         </w:rPr>
         <w:t>。在所有教牧書信中，監督顯然是地方教會內的一個職分，而不是一個管理多個教會的職員，例如在公元二世紀初期發展起來的主教職位。而且根據</w:t>
       </w:r>
-      <w:hyperlink r:id="rId102">
-        <w:r>
-          <w:rPr>
-            <w:lang w:val="zh_TW" w:bidi="zh_TW"/>
-          </w:rPr>
-          <w:rPr>
-            <w:color w:val="0000EE"/>
-            <w:u w:val="single"/>
-          </w:rPr>
-          <w:t>提多書一章4至6節</w:t>
-        </w:r>
-      </w:hyperlink>
+      <w:r>
+        <w:rPr>
+          <w:lang w:val="zh_TW" w:bidi="zh_TW"/>
+        </w:rPr>
+        <w:t>提多書一章4至6節</w:t>
+      </w:r>
       <w:r>
         <w:rPr>
           <w:lang w:val="zh_TW" w:bidi="zh_TW"/>
@@ -4377,18 +3765,12 @@
         </w:rPr>
         <w:t>「作監督的，必須無可指責，只作一個婦人的丈夫」（</w:t>
       </w:r>
-      <w:hyperlink r:id="rId103">
-        <w:r>
-          <w:rPr>
-            <w:lang w:val="zh_TW" w:bidi="zh_TW"/>
-          </w:rPr>
-          <w:rPr>
-            <w:color w:val="0000EE"/>
-            <w:u w:val="single"/>
-          </w:rPr>
-          <w:t>3:2</w:t>
-        </w:r>
-      </w:hyperlink>
+      <w:r>
+        <w:rPr>
+          <w:lang w:val="zh_TW" w:bidi="zh_TW"/>
+        </w:rPr>
+        <w:t>3:2</w:t>
+      </w:r>
       <w:r>
         <w:rPr>
           <w:lang w:val="zh_TW" w:bidi="zh_TW"/>
@@ -4423,54 +3805,36 @@
         </w:rPr>
         <w:t>接著，保羅繼續談到執事的職分：「作執事的，也是如此：必須端莊，不一口兩舌，不好喝酒，不貪不義之財」（</w:t>
       </w:r>
-      <w:hyperlink r:id="rId104">
-        <w:r>
-          <w:rPr>
-            <w:lang w:val="zh_TW" w:bidi="zh_TW"/>
-          </w:rPr>
-          <w:rPr>
-            <w:color w:val="0000EE"/>
-            <w:u w:val="single"/>
-          </w:rPr>
-          <w:t>3:8</w:t>
-        </w:r>
-      </w:hyperlink>
+      <w:r>
+        <w:rPr>
+          <w:lang w:val="zh_TW" w:bidi="zh_TW"/>
+        </w:rPr>
+        <w:t>3:8</w:t>
+      </w:r>
       <w:r>
         <w:rPr>
           <w:lang w:val="zh_TW" w:bidi="zh_TW"/>
         </w:rPr>
         <w:t>）。執事的資格幾乎與長老的資格相同。在被選為執事之前，他們應該有教會工作的經驗。</w:t>
       </w:r>
-      <w:hyperlink r:id="rId105">
-        <w:r>
-          <w:rPr>
-            <w:lang w:val="zh_TW" w:bidi="zh_TW"/>
-          </w:rPr>
-          <w:rPr>
-            <w:color w:val="0000EE"/>
-            <w:u w:val="single"/>
-          </w:rPr>
-          <w:t>提摩太前書三章11節</w:t>
-        </w:r>
-      </w:hyperlink>
+      <w:r>
+        <w:rPr>
+          <w:lang w:val="zh_TW" w:bidi="zh_TW"/>
+        </w:rPr>
+        <w:t>提摩太前書三章11節</w:t>
+      </w:r>
       <w:r>
         <w:rPr>
           <w:lang w:val="zh_TW" w:bidi="zh_TW"/>
         </w:rPr>
         <w:t>將相同的資格應用於有志成為執事的婦女和/或執事的妻子。第</w:t>
       </w:r>
-      <w:hyperlink r:id="rId106">
-        <w:r>
-          <w:rPr>
-            <w:lang w:val="zh_TW" w:bidi="zh_TW"/>
-          </w:rPr>
-          <w:rPr>
-            <w:color w:val="0000EE"/>
-            <w:u w:val="single"/>
-          </w:rPr>
-          <w:t>12節</w:t>
-        </w:r>
-      </w:hyperlink>
+      <w:r>
+        <w:rPr>
+          <w:lang w:val="zh_TW" w:bidi="zh_TW"/>
+        </w:rPr>
+        <w:t>12節</w:t>
+      </w:r>
       <w:r>
         <w:rPr>
           <w:lang w:val="zh_TW" w:bidi="zh_TW"/>
@@ -4491,36 +3855,24 @@
         </w:rPr>
         <w:t>在第</w:t>
       </w:r>
-      <w:hyperlink r:id="rId107">
-        <w:r>
-          <w:rPr>
-            <w:lang w:val="zh_TW" w:bidi="zh_TW"/>
-          </w:rPr>
-          <w:rPr>
-            <w:color w:val="0000EE"/>
-            <w:u w:val="single"/>
-          </w:rPr>
-          <w:t>四</w:t>
-        </w:r>
-      </w:hyperlink>
+      <w:r>
+        <w:rPr>
+          <w:lang w:val="zh_TW" w:bidi="zh_TW"/>
+        </w:rPr>
+        <w:t>四</w:t>
+      </w:r>
       <w:r>
         <w:rPr>
           <w:lang w:val="zh_TW" w:bidi="zh_TW"/>
         </w:rPr>
         <w:t>章中，保羅敦促提摩太在教會中發揮他的領導作用，特別是在他與異端的關係上。一些諾斯底異端教導一種虛假的禁欲主義，禁止婚姻和某些食物。但神賜給我們這些東西是為了使用和享受，以榮耀神。提摩太的牧職責任是教導人神的真理，不要讓自己捲入異端無神和荒謬傳說的爭論中（</w:t>
       </w:r>
-      <w:hyperlink r:id="rId108">
-        <w:r>
-          <w:rPr>
-            <w:lang w:val="zh_TW" w:bidi="zh_TW"/>
-          </w:rPr>
-          <w:rPr>
-            <w:color w:val="0000EE"/>
-            <w:u w:val="single"/>
-          </w:rPr>
-          <w:t>4:7</w:t>
-        </w:r>
-      </w:hyperlink>
+      <w:r>
+        <w:rPr>
+          <w:lang w:val="zh_TW" w:bidi="zh_TW"/>
+        </w:rPr>
+        <w:t>4:7</w:t>
+      </w:r>
       <w:r>
         <w:rPr>
           <w:lang w:val="zh_TW" w:bidi="zh_TW"/>
@@ -4541,18 +3893,12 @@
         </w:rPr>
         <w:t>保羅認識到提摩太是一個年輕人，一些年長的基督徒可能會因為他年輕而看輕他。提摩太應該更加努力以贏得他們的尊重——「在言語、行為、愛心、信心、清潔上，都作信徒的榜樣」（</w:t>
       </w:r>
-      <w:hyperlink r:id="rId109">
-        <w:r>
-          <w:rPr>
-            <w:lang w:val="zh_TW" w:bidi="zh_TW"/>
-          </w:rPr>
-          <w:rPr>
-            <w:color w:val="0000EE"/>
-            <w:u w:val="single"/>
-          </w:rPr>
-          <w:t>4:12</w:t>
-        </w:r>
-      </w:hyperlink>
+      <w:r>
+        <w:rPr>
+          <w:lang w:val="zh_TW" w:bidi="zh_TW"/>
+        </w:rPr>
+        <w:t>4:12</w:t>
+      </w:r>
       <w:r>
         <w:rPr>
           <w:lang w:val="zh_TW" w:bidi="zh_TW"/>
@@ -4573,18 +3919,12 @@
         </w:rPr>
         <w:t>保羅給了提摩太一些實際的建議，告訴他一個年輕的傳道人應該如何處理教會中不同年齡和性別的群體。他應該像對待自己的父親一樣對待年長的男人，像對待自己的母親一樣對待年長的女人，像對待自己的兄弟一樣對待年輕的男人，像對待自己的姐妹一樣對待年輕的女人——並特別強調：「總要清清潔潔的」（</w:t>
       </w:r>
-      <w:hyperlink r:id="rId110">
-        <w:r>
-          <w:rPr>
-            <w:lang w:val="zh_TW" w:bidi="zh_TW"/>
-          </w:rPr>
-          <w:rPr>
-            <w:color w:val="0000EE"/>
-            <w:u w:val="single"/>
-          </w:rPr>
-          <w:t>5:2</w:t>
-        </w:r>
-      </w:hyperlink>
+      <w:r>
+        <w:rPr>
+          <w:lang w:val="zh_TW" w:bidi="zh_TW"/>
+        </w:rPr>
+        <w:t>5:2</w:t>
+      </w:r>
       <w:r>
         <w:rPr>
           <w:lang w:val="zh_TW" w:bidi="zh_TW"/>
@@ -4619,36 +3959,24 @@
         </w:rPr>
         <w:t>即使在早期教會，教會領袖也因其工作而獲得報酬。保羅說他們應該「當以為配受加倍的敬奉」（</w:t>
       </w:r>
-      <w:hyperlink r:id="rId111">
-        <w:r>
-          <w:rPr>
-            <w:lang w:val="zh_TW" w:bidi="zh_TW"/>
-          </w:rPr>
-          <w:rPr>
-            <w:color w:val="0000EE"/>
-            <w:u w:val="single"/>
-          </w:rPr>
-          <w:t>5:17</w:t>
-        </w:r>
-      </w:hyperlink>
+      <w:r>
+        <w:rPr>
+          <w:lang w:val="zh_TW" w:bidi="zh_TW"/>
+        </w:rPr>
+        <w:t>5:17</w:t>
+      </w:r>
       <w:r>
         <w:rPr>
           <w:lang w:val="zh_TW" w:bidi="zh_TW"/>
         </w:rPr>
         <w:t>）。教會的領袖不應該被選立得太快，他們的罪過也不應被忽視。即便是提摩太本人，也被警告要遠離罪惡。這處經文最後再次討論了教會領袖的罪（</w:t>
       </w:r>
-      <w:hyperlink r:id="rId112">
-        <w:r>
-          <w:rPr>
-            <w:lang w:val="zh_TW" w:bidi="zh_TW"/>
-          </w:rPr>
-          <w:rPr>
-            <w:color w:val="0000EE"/>
-            <w:u w:val="single"/>
-          </w:rPr>
-          <w:t>24–25節</w:t>
-        </w:r>
-      </w:hyperlink>
+      <w:r>
+        <w:rPr>
+          <w:lang w:val="zh_TW" w:bidi="zh_TW"/>
+        </w:rPr>
+        <w:t>24–25節</w:t>
+      </w:r>
       <w:r>
         <w:rPr>
           <w:lang w:val="zh_TW" w:bidi="zh_TW"/>
@@ -4666,18 +3994,12 @@
         </w:rPr>
         <w:t>一些關於基督徒生活的實際教導（</w:t>
       </w:r>
-      <w:hyperlink r:id="rId113">
-        <w:r>
-          <w:rPr>
-            <w:lang w:val="zh_TW" w:bidi="zh_TW"/>
-          </w:rPr>
-          <w:rPr>
-            <w:color w:val="0000EE"/>
-            <w:u w:val="single"/>
-          </w:rPr>
-          <w:t>6:1–21</w:t>
-        </w:r>
-      </w:hyperlink>
+      <w:r>
+        <w:rPr>
+          <w:lang w:val="zh_TW" w:bidi="zh_TW"/>
+        </w:rPr>
+        <w:t>6:1–21</w:t>
+      </w:r>
       <w:r>
         <w:rPr>
           <w:lang w:val="zh_TW" w:bidi="zh_TW"/>
@@ -4726,18 +4048,12 @@
         </w:rPr>
         <w:t>有兩個部分（</w:t>
       </w:r>
-      <w:hyperlink r:id="rId114">
-        <w:r>
-          <w:rPr>
-            <w:lang w:val="zh_TW" w:bidi="zh_TW"/>
-          </w:rPr>
-          <w:rPr>
-            <w:color w:val="0000EE"/>
-            <w:u w:val="single"/>
-          </w:rPr>
-          <w:t>6:6–10、17–19</w:t>
-        </w:r>
-      </w:hyperlink>
+      <w:r>
+        <w:rPr>
+          <w:lang w:val="zh_TW" w:bidi="zh_TW"/>
+        </w:rPr>
+        <w:t>6:6–10、17–19</w:t>
+      </w:r>
       <w:r>
         <w:rPr>
           <w:lang w:val="zh_TW" w:bidi="zh_TW"/>
@@ -4758,18 +4074,12 @@
         </w:rPr>
         <w:t>最後，保羅在另外兩個部分（</w:t>
       </w:r>
-      <w:hyperlink r:id="rId115">
-        <w:r>
-          <w:rPr>
-            <w:lang w:val="zh_TW" w:bidi="zh_TW"/>
-          </w:rPr>
-          <w:rPr>
-            <w:color w:val="0000EE"/>
-            <w:u w:val="single"/>
-          </w:rPr>
-          <w:t>6:11–16，20–21</w:t>
-        </w:r>
-      </w:hyperlink>
+      <w:r>
+        <w:rPr>
+          <w:lang w:val="zh_TW" w:bidi="zh_TW"/>
+        </w:rPr>
+        <w:t>6:11–16，20–21</w:t>
+      </w:r>
       <w:r>
         <w:rPr>
           <w:lang w:val="zh_TW" w:bidi="zh_TW"/>
